--- a/Course_End_Project_Solution_01.docx
+++ b/Course_End_Project_Solution_01.docx
@@ -1,6 +1,6 @@
 
 <file path=word/document.xml><?xml version="1.0" encoding="utf-8"?>
-<w:document xmlns:wpc="http://schemas.microsoft.com/office/word/2010/wordprocessingCanvas" xmlns:cx="http://schemas.microsoft.com/office/drawing/2014/chartex" xmlns:cx1="http://schemas.microsoft.com/office/drawing/2015/9/8/chartex" xmlns:cx2="http://schemas.microsoft.com/office/drawing/2015/10/21/chartex" xmlns:cx3="http://schemas.microsoft.com/office/drawing/2016/5/9/chartex" xmlns:cx4="http://schemas.microsoft.com/office/drawing/2016/5/10/chartex" xmlns:cx5="http://schemas.microsoft.com/office/drawing/2016/5/11/chartex" xmlns:cx6="http://schemas.microsoft.com/office/drawing/2016/5/12/chartex" xmlns:cx7="http://schemas.microsoft.com/office/drawing/2016/5/13/chartex" xmlns:cx8="http://schemas.microsoft.com/office/drawing/2016/5/14/chartex" xmlns:mc="http://schemas.openxmlformats.org/markup-compatibility/2006" xmlns:aink="http://schemas.microsoft.com/office/drawing/2016/ink" xmlns:am3d="http://schemas.microsoft.com/office/drawing/2017/model3d" xmlns:o="urn:schemas-microsoft-com:office:office" xmlns:oel="http://schemas.microsoft.com/office/2019/extlst" xmlns:r="http://schemas.openxmlformats.org/officeDocument/2006/relationships" xmlns:m="http://schemas.openxmlformats.org/officeDocument/2006/math" xmlns:v="urn:schemas-microsoft-com:vml" xmlns:wp14="http://schemas.microsoft.com/office/word/2010/wordprocessingDrawing" xmlns:wp="http://schemas.openxmlformats.org/drawingml/2006/wordprocessingDrawing" xmlns:w10="urn:schemas-microsoft-com:office:word" xmlns:w="http://schemas.openxmlformats.org/wordprocessingml/2006/main" xmlns:w14="http://schemas.microsoft.com/office/word/2010/wordml" xmlns:w15="http://schemas.microsoft.com/office/word/2012/wordml" xmlns:w16cex="http://schemas.microsoft.com/office/word/2018/wordml/cex" xmlns:w16cid="http://schemas.microsoft.com/office/word/2016/wordml/cid" xmlns:w16="http://schemas.microsoft.com/office/word/2018/wordml" xmlns:w16du="http://schemas.microsoft.com/office/word/2023/wordml/word16du" xmlns:w16sdtdh="http://schemas.microsoft.com/office/word/2020/wordml/sdtdatahash" xmlns:w16se="http://schemas.microsoft.com/office/word/2015/wordml/symex" xmlns:wpg="http://schemas.microsoft.com/office/word/2010/wordprocessingGroup" xmlns:wpi="http://schemas.microsoft.com/office/word/2010/wordprocessingInk" xmlns:wne="http://schemas.microsoft.com/office/word/2006/wordml" xmlns:wps="http://schemas.microsoft.com/office/word/2010/wordprocessingShape" xmlns:a="http://schemas.openxmlformats.org/drawingml/2006/main" xmlns:pic="http://schemas.openxmlformats.org/drawingml/2006/picture" xmlns:ask="http://schemas.microsoft.com/office/drawing/2018/sketchyshapes" xmlns:a14="http://schemas.microsoft.com/office/drawing/2010/main" mc:Ignorable="w14 w15 w16se w16cid w16 w16cex w16sdtdh w16du wp14">
+<w:document xmlns:wpc="http://schemas.microsoft.com/office/word/2010/wordprocessingCanvas" xmlns:cx="http://schemas.microsoft.com/office/drawing/2014/chartex" xmlns:cx1="http://schemas.microsoft.com/office/drawing/2015/9/8/chartex" xmlns:cx2="http://schemas.microsoft.com/office/drawing/2015/10/21/chartex" xmlns:cx3="http://schemas.microsoft.com/office/drawing/2016/5/9/chartex" xmlns:cx4="http://schemas.microsoft.com/office/drawing/2016/5/10/chartex" xmlns:cx5="http://schemas.microsoft.com/office/drawing/2016/5/11/chartex" xmlns:cx6="http://schemas.microsoft.com/office/drawing/2016/5/12/chartex" xmlns:cx7="http://schemas.microsoft.com/office/drawing/2016/5/13/chartex" xmlns:cx8="http://schemas.microsoft.com/office/drawing/2016/5/14/chartex" xmlns:mc="http://schemas.openxmlformats.org/markup-compatibility/2006" xmlns:aink="http://schemas.microsoft.com/office/drawing/2016/ink" xmlns:am3d="http://schemas.microsoft.com/office/drawing/2017/model3d" xmlns:o="urn:schemas-microsoft-com:office:office" xmlns:oel="http://schemas.microsoft.com/office/2019/extlst" xmlns:r="http://schemas.openxmlformats.org/officeDocument/2006/relationships" xmlns:m="http://schemas.openxmlformats.org/officeDocument/2006/math" xmlns:v="urn:schemas-microsoft-com:vml" xmlns:wp14="http://schemas.microsoft.com/office/word/2010/wordprocessingDrawing" xmlns:wp="http://schemas.openxmlformats.org/drawingml/2006/wordprocessingDrawing" xmlns:w10="urn:schemas-microsoft-com:office:word" xmlns:w="http://schemas.openxmlformats.org/wordprocessingml/2006/main" xmlns:w14="http://schemas.microsoft.com/office/word/2010/wordml" xmlns:w15="http://schemas.microsoft.com/office/word/2012/wordml" xmlns:w16cex="http://schemas.microsoft.com/office/word/2018/wordml/cex" xmlns:w16cid="http://schemas.microsoft.com/office/word/2016/wordml/cid" xmlns:w16="http://schemas.microsoft.com/office/word/2018/wordml" xmlns:w16du="http://schemas.microsoft.com/office/word/2023/wordml/word16du" xmlns:w16sdtdh="http://schemas.microsoft.com/office/word/2020/wordml/sdtdatahash" xmlns:w16sdtfl="http://schemas.microsoft.com/office/word/2024/wordml/sdtformatlock" xmlns:w16se="http://schemas.microsoft.com/office/word/2015/wordml/symex" xmlns:wpg="http://schemas.microsoft.com/office/word/2010/wordprocessingGroup" xmlns:wpi="http://schemas.microsoft.com/office/word/2010/wordprocessingInk" xmlns:wne="http://schemas.microsoft.com/office/word/2006/wordml" xmlns:wps="http://schemas.microsoft.com/office/word/2010/wordprocessingShape" mc:Ignorable="w14 w15 w16se w16cid w16 w16cex w16sdtdh w16sdtfl w16du wp14">
   <w:body>
     <w:p>
       <w:pPr>
@@ -19,7 +19,7 @@
         <w:ind w:left="-1134"/>
         <w:jc w:val="center"/>
         <w:rPr>
-          <w:rFonts w:ascii="Calibri" w:hAnsi="Calibri" w:eastAsia="Calibri" w:cs="Calibri"/>
+          <w:rFonts w:ascii="Calibri" w:eastAsia="Calibri" w:hAnsi="Calibri" w:cs="Calibri"/>
           <w:b/>
           <w:bCs/>
           <w:color w:val="404040" w:themeColor="text1" w:themeTint="BF"/>
@@ -29,7 +29,7 @@
       </w:pPr>
       <w:r>
         <w:rPr>
-          <w:rFonts w:ascii="Calibri" w:hAnsi="Calibri" w:eastAsia="Calibri" w:cs="Calibri"/>
+          <w:rFonts w:ascii="Calibri" w:eastAsia="Calibri" w:hAnsi="Calibri" w:cs="Calibri"/>
           <w:b/>
           <w:bCs/>
           <w:color w:val="404040" w:themeColor="text1" w:themeTint="BF"/>
@@ -40,7 +40,7 @@
       </w:r>
       <w:r>
         <w:rPr>
-          <w:rFonts w:ascii="Calibri" w:hAnsi="Calibri" w:eastAsia="Calibri" w:cs="Calibri"/>
+          <w:rFonts w:ascii="Calibri" w:eastAsia="Calibri" w:hAnsi="Calibri" w:cs="Calibri"/>
           <w:b/>
           <w:bCs/>
           <w:color w:val="404040" w:themeColor="text1" w:themeTint="BF"/>
@@ -51,7 +51,7 @@
       </w:r>
       <w:r>
         <w:rPr>
-          <w:rFonts w:ascii="Calibri" w:hAnsi="Calibri" w:eastAsia="Calibri" w:cs="Calibri"/>
+          <w:rFonts w:ascii="Calibri" w:eastAsia="Calibri" w:hAnsi="Calibri" w:cs="Calibri"/>
           <w:b/>
           <w:bCs/>
           <w:color w:val="404040" w:themeColor="text1" w:themeTint="BF"/>
@@ -67,7 +67,7 @@
         <w:ind w:left="-1134"/>
         <w:jc w:val="center"/>
         <w:rPr>
-          <w:rFonts w:ascii="Calibri" w:hAnsi="Calibri" w:eastAsia="Calibri" w:cs="Calibri"/>
+          <w:rFonts w:ascii="Calibri" w:eastAsia="Calibri" w:hAnsi="Calibri" w:cs="Calibri"/>
           <w:b/>
           <w:bCs/>
           <w:color w:val="404040" w:themeColor="text1" w:themeTint="BF"/>
@@ -77,7 +77,7 @@
       </w:pPr>
       <w:r>
         <w:rPr>
-          <w:rFonts w:ascii="Calibri" w:hAnsi="Calibri" w:eastAsia="Calibri" w:cs="Calibri"/>
+          <w:rFonts w:ascii="Calibri" w:eastAsia="Calibri" w:hAnsi="Calibri" w:cs="Calibri"/>
           <w:b/>
           <w:bCs/>
           <w:color w:val="404040" w:themeColor="text1" w:themeTint="BF"/>
@@ -93,7 +93,7 @@
         <w:ind w:left="-1134"/>
         <w:jc w:val="center"/>
         <w:rPr>
-          <w:rFonts w:ascii="Calibri" w:hAnsi="Calibri" w:eastAsia="Calibri" w:cs="Calibri"/>
+          <w:rFonts w:ascii="Calibri" w:eastAsia="Calibri" w:hAnsi="Calibri" w:cs="Calibri"/>
           <w:b/>
           <w:bCs/>
           <w:color w:val="404040" w:themeColor="text1" w:themeTint="BF"/>
@@ -106,17 +106,17 @@
       <w:pPr>
         <w:spacing w:line="240" w:lineRule="auto"/>
         <w:rPr>
-          <w:rFonts w:ascii="Calibri" w:hAnsi="Calibri" w:eastAsia="Calibri" w:cs="Calibri"/>
-          <w:b/>
-          <w:bCs/>
-          <w:color w:val="404040" w:themeColor="text1" w:themeTint="BF"/>
-          <w:sz w:val="24"/>
-          <w:szCs w:val="24"/>
-        </w:rPr>
-      </w:pPr>
-      <w:r>
-        <w:rPr>
-          <w:rFonts w:ascii="Calibri" w:hAnsi="Calibri" w:eastAsia="Calibri" w:cs="Calibri"/>
+          <w:rFonts w:ascii="Calibri" w:eastAsia="Calibri" w:hAnsi="Calibri" w:cs="Calibri"/>
+          <w:b/>
+          <w:bCs/>
+          <w:color w:val="404040" w:themeColor="text1" w:themeTint="BF"/>
+          <w:sz w:val="24"/>
+          <w:szCs w:val="24"/>
+        </w:rPr>
+      </w:pPr>
+      <w:r>
+        <w:rPr>
+          <w:rFonts w:ascii="Calibri" w:eastAsia="Calibri" w:hAnsi="Calibri" w:cs="Calibri"/>
           <w:b/>
           <w:bCs/>
           <w:color w:val="404040" w:themeColor="text1" w:themeTint="BF"/>
@@ -141,7 +141,7 @@
           <w:between w:val="nil"/>
         </w:pBdr>
         <w:rPr>
-          <w:rFonts w:ascii="Calibri" w:hAnsi="Calibri" w:eastAsia="Calibri" w:cs="Calibri"/>
+          <w:rFonts w:ascii="Calibri" w:eastAsia="Calibri" w:hAnsi="Calibri" w:cs="Calibri"/>
           <w:color w:val="404040" w:themeColor="text1" w:themeTint="BF"/>
           <w:sz w:val="24"/>
           <w:szCs w:val="24"/>
@@ -150,7 +150,7 @@
       </w:pPr>
       <w:r>
         <w:rPr>
-          <w:rFonts w:ascii="Calibri" w:hAnsi="Calibri" w:eastAsia="Calibri" w:cs="Calibri"/>
+          <w:rFonts w:ascii="Calibri" w:eastAsia="Calibri" w:hAnsi="Calibri" w:cs="Calibri"/>
           <w:color w:val="404040" w:themeColor="text1" w:themeTint="BF"/>
           <w:sz w:val="24"/>
           <w:szCs w:val="24"/>
@@ -174,17 +174,17 @@
           <w:between w:val="nil"/>
         </w:pBdr>
         <w:rPr>
-          <w:rFonts w:ascii="Calibri" w:hAnsi="Calibri" w:eastAsia="Calibri" w:cs="Calibri"/>
+          <w:rFonts w:ascii="Calibri" w:eastAsia="Calibri" w:hAnsi="Calibri" w:cs="Calibri"/>
           <w:color w:val="404040" w:themeColor="text1" w:themeTint="BF"/>
           <w:sz w:val="24"/>
           <w:szCs w:val="24"/>
           <w:lang w:val="en-IN"/>
         </w:rPr>
       </w:pPr>
-      <w:bookmarkStart w:name="_Hlk181802379" w:id="0"/>
-      <w:r>
-        <w:rPr>
-          <w:rFonts w:ascii="Calibri" w:hAnsi="Calibri" w:eastAsia="Calibri" w:cs="Calibri"/>
+      <w:bookmarkStart w:id="0" w:name="_Hlk181802379"/>
+      <w:r>
+        <w:rPr>
+          <w:rFonts w:ascii="Calibri" w:eastAsia="Calibri" w:hAnsi="Calibri" w:cs="Calibri"/>
           <w:color w:val="404040" w:themeColor="text1" w:themeTint="BF"/>
           <w:sz w:val="24"/>
           <w:szCs w:val="24"/>
@@ -209,7 +209,7 @@
           <w:between w:val="nil"/>
         </w:pBdr>
         <w:rPr>
-          <w:rFonts w:ascii="Calibri" w:hAnsi="Calibri" w:eastAsia="Calibri" w:cs="Calibri"/>
+          <w:rFonts w:ascii="Calibri" w:eastAsia="Calibri" w:hAnsi="Calibri" w:cs="Calibri"/>
           <w:color w:val="404040" w:themeColor="text1" w:themeTint="BF"/>
           <w:sz w:val="24"/>
           <w:szCs w:val="24"/>
@@ -218,7 +218,7 @@
       </w:pPr>
       <w:r>
         <w:rPr>
-          <w:rFonts w:ascii="Calibri" w:hAnsi="Calibri" w:eastAsia="Calibri" w:cs="Calibri"/>
+          <w:rFonts w:ascii="Calibri" w:eastAsia="Calibri" w:hAnsi="Calibri" w:cs="Calibri"/>
           <w:color w:val="404040" w:themeColor="text1" w:themeTint="BF"/>
           <w:sz w:val="24"/>
           <w:szCs w:val="24"/>
@@ -242,7 +242,7 @@
           <w:between w:val="nil"/>
         </w:pBdr>
         <w:rPr>
-          <w:rFonts w:ascii="Calibri" w:hAnsi="Calibri" w:eastAsia="Calibri" w:cs="Calibri"/>
+          <w:rFonts w:ascii="Calibri" w:eastAsia="Calibri" w:hAnsi="Calibri" w:cs="Calibri"/>
           <w:color w:val="404040" w:themeColor="text1" w:themeTint="BF"/>
           <w:sz w:val="24"/>
           <w:szCs w:val="24"/>
@@ -251,7 +251,7 @@
       </w:pPr>
       <w:r>
         <w:rPr>
-          <w:rFonts w:ascii="Calibri" w:hAnsi="Calibri" w:eastAsia="Calibri" w:cs="Calibri"/>
+          <w:rFonts w:ascii="Calibri" w:eastAsia="Calibri" w:hAnsi="Calibri" w:cs="Calibri"/>
           <w:color w:val="404040" w:themeColor="text1" w:themeTint="BF"/>
           <w:sz w:val="24"/>
           <w:szCs w:val="24"/>
@@ -261,7 +261,7 @@
       </w:r>
       <w:r>
         <w:rPr>
-          <w:rFonts w:ascii="Calibri" w:hAnsi="Calibri" w:eastAsia="Calibri" w:cs="Calibri"/>
+          <w:rFonts w:ascii="Calibri" w:eastAsia="Calibri" w:hAnsi="Calibri" w:cs="Calibri"/>
           <w:color w:val="404040" w:themeColor="text1" w:themeTint="BF"/>
           <w:sz w:val="24"/>
           <w:szCs w:val="24"/>
@@ -271,7 +271,7 @@
       </w:r>
       <w:r>
         <w:rPr>
-          <w:rFonts w:ascii="Calibri" w:hAnsi="Calibri" w:eastAsia="Calibri" w:cs="Calibri"/>
+          <w:rFonts w:ascii="Calibri" w:eastAsia="Calibri" w:hAnsi="Calibri" w:cs="Calibri"/>
           <w:color w:val="404040" w:themeColor="text1" w:themeTint="BF"/>
           <w:sz w:val="24"/>
           <w:szCs w:val="24"/>
@@ -295,7 +295,7 @@
           <w:between w:val="nil"/>
         </w:pBdr>
         <w:rPr>
-          <w:rFonts w:ascii="Calibri" w:hAnsi="Calibri" w:eastAsia="Calibri" w:cs="Calibri"/>
+          <w:rFonts w:ascii="Calibri" w:eastAsia="Calibri" w:hAnsi="Calibri" w:cs="Calibri"/>
           <w:color w:val="404040" w:themeColor="text1" w:themeTint="BF"/>
           <w:sz w:val="24"/>
           <w:szCs w:val="24"/>
@@ -304,7 +304,7 @@
       </w:pPr>
       <w:r>
         <w:rPr>
-          <w:rFonts w:ascii="Calibri" w:hAnsi="Calibri" w:eastAsia="Calibri" w:cs="Calibri"/>
+          <w:rFonts w:ascii="Calibri" w:eastAsia="Calibri" w:hAnsi="Calibri" w:cs="Calibri"/>
           <w:color w:val="404040" w:themeColor="text1" w:themeTint="BF"/>
           <w:sz w:val="24"/>
           <w:szCs w:val="24"/>
@@ -324,7 +324,7 @@
           <w:between w:val="nil"/>
         </w:pBdr>
         <w:rPr>
-          <w:rFonts w:ascii="Calibri" w:hAnsi="Calibri" w:eastAsia="Calibri" w:cs="Calibri"/>
+          <w:rFonts w:ascii="Calibri" w:eastAsia="Calibri" w:hAnsi="Calibri" w:cs="Calibri"/>
           <w:color w:val="404040" w:themeColor="text1" w:themeTint="BF"/>
           <w:sz w:val="24"/>
           <w:szCs w:val="24"/>
@@ -342,7 +342,7 @@
           <w:between w:val="nil"/>
         </w:pBdr>
         <w:rPr>
-          <w:rFonts w:ascii="Calibri" w:hAnsi="Calibri" w:eastAsia="Calibri" w:cs="Calibri"/>
+          <w:rFonts w:ascii="Calibri" w:eastAsia="Calibri" w:hAnsi="Calibri" w:cs="Calibri"/>
           <w:color w:val="404040" w:themeColor="text1" w:themeTint="BF"/>
           <w:sz w:val="24"/>
           <w:szCs w:val="24"/>
@@ -360,15 +360,15 @@
         </w:pBdr>
         <w:spacing w:after="200"/>
         <w:rPr>
-          <w:rFonts w:ascii="Calibri" w:hAnsi="Calibri" w:eastAsia="Calibri" w:cs="Calibri"/>
-          <w:color w:val="404040" w:themeColor="text1" w:themeTint="BF"/>
-          <w:sz w:val="24"/>
-          <w:szCs w:val="24"/>
-        </w:rPr>
-      </w:pPr>
-      <w:r>
-        <w:rPr>
-          <w:rFonts w:ascii="Calibri" w:hAnsi="Calibri" w:eastAsia="Calibri" w:cs="Calibri"/>
+          <w:rFonts w:ascii="Calibri" w:eastAsia="Calibri" w:hAnsi="Calibri" w:cs="Calibri"/>
+          <w:color w:val="404040" w:themeColor="text1" w:themeTint="BF"/>
+          <w:sz w:val="24"/>
+          <w:szCs w:val="24"/>
+        </w:rPr>
+      </w:pPr>
+      <w:r>
+        <w:rPr>
+          <w:rFonts w:ascii="Calibri" w:eastAsia="Calibri" w:hAnsi="Calibri" w:cs="Calibri"/>
           <w:b/>
           <w:bCs/>
           <w:color w:val="404040" w:themeColor="text1" w:themeTint="BF"/>
@@ -379,7 +379,7 @@
       </w:r>
       <w:r>
         <w:rPr>
-          <w:rFonts w:ascii="Calibri" w:hAnsi="Calibri" w:eastAsia="Calibri" w:cs="Calibri"/>
+          <w:rFonts w:ascii="Calibri" w:eastAsia="Calibri" w:hAnsi="Calibri" w:cs="Calibri"/>
           <w:b/>
           <w:bCs/>
           <w:color w:val="404040" w:themeColor="text1" w:themeTint="BF"/>
@@ -405,15 +405,15 @@
         </w:pBdr>
         <w:ind w:left="709" w:hanging="425"/>
         <w:rPr>
-          <w:rFonts w:ascii="Calibri" w:hAnsi="Calibri" w:eastAsia="Calibri" w:cs="Calibri"/>
-          <w:color w:val="404040" w:themeColor="text1" w:themeTint="BF"/>
-          <w:sz w:val="24"/>
-          <w:szCs w:val="24"/>
-        </w:rPr>
-      </w:pPr>
-      <w:r>
-        <w:rPr>
-          <w:rFonts w:ascii="Calibri" w:hAnsi="Calibri" w:eastAsia="Calibri" w:cs="Calibri"/>
+          <w:rFonts w:ascii="Calibri" w:eastAsia="Calibri" w:hAnsi="Calibri" w:cs="Calibri"/>
+          <w:color w:val="404040" w:themeColor="text1" w:themeTint="BF"/>
+          <w:sz w:val="24"/>
+          <w:szCs w:val="24"/>
+        </w:rPr>
+      </w:pPr>
+      <w:r>
+        <w:rPr>
+          <w:rFonts w:ascii="Calibri" w:eastAsia="Calibri" w:hAnsi="Calibri" w:cs="Calibri"/>
           <w:color w:val="404040" w:themeColor="text1" w:themeTint="BF"/>
           <w:sz w:val="24"/>
           <w:szCs w:val="24"/>
@@ -422,7 +422,7 @@
       </w:r>
       <w:r>
         <w:rPr>
-          <w:rFonts w:ascii="Calibri" w:hAnsi="Calibri" w:eastAsia="Calibri" w:cs="Calibri"/>
+          <w:rFonts w:ascii="Calibri" w:eastAsia="Calibri" w:hAnsi="Calibri" w:cs="Calibri"/>
           <w:color w:val="404040" w:themeColor="text1" w:themeTint="BF"/>
           <w:sz w:val="24"/>
           <w:szCs w:val="24"/>
@@ -431,7 +431,7 @@
       </w:r>
       <w:r>
         <w:rPr>
-          <w:rFonts w:ascii="Calibri" w:hAnsi="Calibri" w:eastAsia="Calibri" w:cs="Calibri"/>
+          <w:rFonts w:ascii="Calibri" w:eastAsia="Calibri" w:hAnsi="Calibri" w:cs="Calibri"/>
           <w:color w:val="404040" w:themeColor="text1" w:themeTint="BF"/>
           <w:sz w:val="24"/>
           <w:szCs w:val="24"/>
@@ -440,7 +440,7 @@
       </w:r>
       <w:r>
         <w:rPr>
-          <w:rFonts w:ascii="Calibri" w:hAnsi="Calibri" w:eastAsia="Calibri" w:cs="Calibri"/>
+          <w:rFonts w:ascii="Calibri" w:eastAsia="Calibri" w:hAnsi="Calibri" w:cs="Calibri"/>
           <w:color w:val="404040" w:themeColor="text1" w:themeTint="BF"/>
           <w:sz w:val="24"/>
           <w:szCs w:val="24"/>
@@ -460,17 +460,17 @@
         </w:pBdr>
         <w:ind w:left="709"/>
         <w:rPr>
-          <w:rFonts w:ascii="Calibri" w:hAnsi="Calibri" w:eastAsia="Calibri" w:cs="Calibri"/>
-          <w:b/>
-          <w:bCs/>
-          <w:color w:val="404040" w:themeColor="text1" w:themeTint="BF"/>
-        </w:rPr>
-      </w:pPr>
-      <w:hyperlink w:history="1" r:id="rId12">
+          <w:rFonts w:ascii="Calibri" w:eastAsia="Calibri" w:hAnsi="Calibri" w:cs="Calibri"/>
+          <w:b/>
+          <w:bCs/>
+          <w:color w:val="404040" w:themeColor="text1" w:themeTint="BF"/>
+        </w:rPr>
+      </w:pPr>
+      <w:hyperlink r:id="rId12" w:history="1">
         <w:r>
           <w:rPr>
             <w:rStyle w:val="Hyperlink"/>
-            <w:rFonts w:ascii="Calibri" w:hAnsi="Calibri" w:eastAsia="Calibri" w:cs="Calibri"/>
+            <w:rFonts w:ascii="Calibri" w:eastAsia="Calibri" w:hAnsi="Calibri" w:cs="Calibri"/>
             <w:b/>
             <w:bCs/>
             <w:color w:val="404040" w:themeColor="text1" w:themeTint="BF"/>
@@ -492,7 +492,7 @@
         </w:pBdr>
         <w:ind w:left="709"/>
         <w:rPr>
-          <w:rFonts w:ascii="Calibri" w:hAnsi="Calibri" w:eastAsia="Calibri" w:cs="Calibri"/>
+          <w:rFonts w:ascii="Calibri" w:eastAsia="Calibri" w:hAnsi="Calibri" w:cs="Calibri"/>
           <w:color w:val="404040" w:themeColor="text1" w:themeTint="BF"/>
         </w:rPr>
       </w:pPr>
@@ -509,7 +509,7 @@
         </w:pBdr>
         <w:ind w:left="709"/>
         <w:rPr>
-          <w:rFonts w:ascii="Calibri" w:hAnsi="Calibri" w:eastAsia="Calibri" w:cs="Calibri"/>
+          <w:rFonts w:ascii="Calibri" w:eastAsia="Calibri" w:hAnsi="Calibri" w:cs="Calibri"/>
           <w:color w:val="404040" w:themeColor="text1" w:themeTint="BF"/>
           <w:lang w:val="en-IN"/>
         </w:rPr>
@@ -596,7 +596,7 @@
           <w:between w:val="nil"/>
         </w:pBdr>
         <w:rPr>
-          <w:rFonts w:ascii="Calibri" w:hAnsi="Calibri" w:eastAsia="Calibri" w:cs="Calibri"/>
+          <w:rFonts w:ascii="Calibri" w:eastAsia="Calibri" w:hAnsi="Calibri" w:cs="Calibri"/>
           <w:color w:val="404040" w:themeColor="text1" w:themeTint="BF"/>
         </w:rPr>
       </w:pPr>
@@ -617,7 +617,7 @@
         </w:pBdr>
         <w:ind w:left="709" w:hanging="425"/>
         <w:rPr>
-          <w:rFonts w:ascii="Calibri" w:hAnsi="Calibri" w:eastAsia="Calibri" w:cs="Calibri"/>
+          <w:rFonts w:ascii="Calibri" w:eastAsia="Calibri" w:hAnsi="Calibri" w:cs="Calibri"/>
           <w:color w:val="404040" w:themeColor="text1" w:themeTint="BF"/>
           <w:sz w:val="24"/>
           <w:szCs w:val="24"/>
@@ -626,7 +626,7 @@
       </w:pPr>
       <w:r>
         <w:rPr>
-          <w:rFonts w:ascii="Calibri" w:hAnsi="Calibri" w:eastAsia="Calibri" w:cs="Calibri"/>
+          <w:rFonts w:ascii="Calibri" w:eastAsia="Calibri" w:hAnsi="Calibri" w:cs="Calibri"/>
           <w:color w:val="404040" w:themeColor="text1" w:themeTint="BF"/>
           <w:sz w:val="24"/>
           <w:szCs w:val="24"/>
@@ -636,7 +636,7 @@
       </w:r>
       <w:r>
         <w:rPr>
-          <w:rFonts w:ascii="Calibri" w:hAnsi="Calibri" w:eastAsia="Calibri" w:cs="Calibri"/>
+          <w:rFonts w:ascii="Calibri" w:eastAsia="Calibri" w:hAnsi="Calibri" w:cs="Calibri"/>
           <w:b/>
           <w:bCs/>
           <w:color w:val="404040" w:themeColor="text1" w:themeTint="BF"/>
@@ -648,7 +648,7 @@
       </w:r>
       <w:r>
         <w:rPr>
-          <w:rFonts w:ascii="Calibri" w:hAnsi="Calibri" w:eastAsia="Calibri" w:cs="Calibri"/>
+          <w:rFonts w:ascii="Calibri" w:eastAsia="Calibri" w:hAnsi="Calibri" w:cs="Calibri"/>
           <w:color w:val="404040" w:themeColor="text1" w:themeTint="BF"/>
           <w:sz w:val="24"/>
           <w:szCs w:val="24"/>
@@ -669,7 +669,7 @@
         </w:pBdr>
         <w:ind w:left="709"/>
         <w:rPr>
-          <w:rFonts w:ascii="Calibri" w:hAnsi="Calibri" w:eastAsia="Calibri" w:cs="Calibri"/>
+          <w:rFonts w:ascii="Calibri" w:eastAsia="Calibri" w:hAnsi="Calibri" w:cs="Calibri"/>
           <w:color w:val="404040" w:themeColor="text1" w:themeTint="BF"/>
         </w:rPr>
       </w:pPr>
@@ -686,7 +686,7 @@
         </w:pBdr>
         <w:ind w:left="709"/>
         <w:rPr>
-          <w:rFonts w:ascii="Calibri" w:hAnsi="Calibri" w:eastAsia="Calibri" w:cs="Calibri"/>
+          <w:rFonts w:ascii="Calibri" w:eastAsia="Calibri" w:hAnsi="Calibri" w:cs="Calibri"/>
           <w:color w:val="404040" w:themeColor="text1" w:themeTint="BF"/>
           <w:lang w:val="en-IN"/>
         </w:rPr>
@@ -756,7 +756,7 @@
               </wp:anchor>
             </w:drawing>
           </mc:Choice>
-          <mc:Fallback>
+          <mc:Fallback xmlns:a14="http://schemas.microsoft.com/office/drawing/2010/main" xmlns:ask="http://schemas.microsoft.com/office/drawing/2018/sketchyshapes" xmlns:pic="http://schemas.openxmlformats.org/drawingml/2006/picture" xmlns:a="http://schemas.openxmlformats.org/drawingml/2006/main">
             <w:pict w14:anchorId="64425806">
               <v:rect id="Rectangle 3" style="position:absolute;margin-left:41.35pt;margin-top:57.5pt;width:52.65pt;height:16.65pt;z-index:251661312;visibility:visible;mso-wrap-style:square;mso-wrap-distance-left:9pt;mso-wrap-distance-top:0;mso-wrap-distance-right:9pt;mso-wrap-distance-bottom:0;mso-position-horizontal:absolute;mso-position-horizontal-relative:text;mso-position-vertical:absolute;mso-position-vertical-relative:text;v-text-anchor:middle" o:spid="_x0000_s1026" filled="f" strokecolor="red" strokeweight="1pt" w14:anchorId="2BCED337" o:gfxdata="UEsDBBQABgAIAAAAIQC2gziS/gAAAOEBAAATAAAAW0NvbnRlbnRfVHlwZXNdLnhtbJSRQU7DMBBF&#10;90jcwfIWJU67QAgl6YK0S0CoHGBkTxKLZGx5TGhvj5O2G0SRWNoz/78nu9wcxkFMGNg6quQqL6RA&#10;0s5Y6ir5vt9lD1JwBDIwOMJKHpHlpr69KfdHjyxSmriSfYz+USnWPY7AufNIadK6MEJMx9ApD/oD&#10;OlTrorhX2lFEilmcO2RdNtjC5xDF9pCuTyYBB5bi6bQ4syoJ3g9WQ0ymaiLzg5KdCXlKLjvcW893&#10;SUOqXwnz5DrgnHtJTxOsQfEKIT7DmDSUCaxw7Rqn8787ZsmRM9e2VmPeBN4uqYvTtW7jvijg9N/y&#10;JsXecLq0q+WD6m8AAAD//wMAUEsDBBQABgAIAAAAIQA4/SH/1gAAAJQBAAALAAAAX3JlbHMvLnJl&#10;bHOkkMFqwzAMhu+DvYPRfXGawxijTi+j0GvpHsDYimMaW0Yy2fr2M4PBMnrbUb/Q94l/f/hMi1qR&#10;JVI2sOt6UJgd+ZiDgffL8ekFlFSbvV0oo4EbChzGx4f9GRdb25HMsYhqlCwG5lrLq9biZkxWOiqY&#10;22YiTra2kYMu1l1tQD30/bPm3wwYN0x18gb45AdQl1tp5j/sFB2T0FQ7R0nTNEV3j6o9feQzro1i&#10;OWA14Fm+Q8a1a8+Bvu/d/dMb2JY5uiPbhG/ktn4cqGU/er3pcvwCAAD//wMAUEsDBBQABgAIAAAA&#10;IQDuvCPDawIAAEUFAAAOAAAAZHJzL2Uyb0RvYy54bWysVNtqGzEQfS/0H4Tem911nUtN1sEkuBRC&#10;EpqUPMtayV7QatSR7LX79R1pLzZpoFDqB3m0c+Z+Rtc3+8awnUJfgy15cZZzpqyEqrbrkv94WX66&#10;4swHYSthwKqSH5TnN/OPH65bN1MT2ICpFDJyYv2sdSXfhOBmWeblRjXCn4FTlpQasBGBrrjOKhQt&#10;eW9MNsnzi6wFrByCVN7T17tOyefJv9ZKhketvQrMlJxyC+nEdK7imc2vxWyNwm1q2ach/iGLRtSW&#10;go6u7kQQbIv1H66aWiJ40OFMQpOB1rVUqQaqpsjfVPO8EU6lWqg53o1t8v/PrXzYPbsnpDa0zs88&#10;ibGKvcYm/lN+bJ+adRibpfaBSfp4cXF1OaWWSlJNiuJ8WsRmZkdjhz58VdCwKJQcaRapRWJ370MH&#10;HSAxloVlbUyah7GsJTJNLvM8WXgwdRW1Eedxvbo1yHaCRrpc5vTrA5/AKA1jKZtjUUkKB6OiD2O/&#10;K83qisoougiRb2p0K6RUNgwFJXQ005TCaPj574Y9PpqqxMXRePJ349EiRQYbRuOmtoDvOTBjyrrD&#10;Dx3o6o4tWEF1eEKG0G2Cd3JZ03juhQ9PAon6NFFa5/BIhzZAY4Be4mwD+Ou97xFPjCQtZy2tUsn9&#10;z61AxZn5ZomrX4ppJEpIl+n55YQueKpZnWrstrkFGm1BD4eTSYz4YAZRIzSvtPWLGJVUwkqKXXIZ&#10;cLjchm7F6d2QarFIMNo3J8K9fXZymHqk38v+VaDrORqI3A8wrJ2YvaFqh43zsLDYBtB14vGxr32/&#10;aVfTJvTvSnwMTu8JdXz95r8BAAD//wMAUEsDBBQABgAIAAAAIQA3Ddhu3wAAAAoBAAAPAAAAZHJz&#10;L2Rvd25yZXYueG1sTI/BTsMwEETvSPyDtUjcqNNSWivEqVARiAuHtkhc3XibpMR2sJ3E/D3bE9xm&#10;d0ezb4pNMh0b0YfWWQnzWQYMbeV0a2sJH4eXOwEsRGW16pxFCT8YYFNeXxUq126yOxz3sWYUYkOu&#10;JDQx9jnnoWrQqDBzPVq6nZw3KtLoa669mijcdHyRZStuVGvpQ6N63DZYfe0HI2HNfaq+X8U2PS+n&#10;bjV+nt+Ht4OUtzfp6RFYxBT/zHDBJ3QoienoBqsD6ySIxZqctJ8/UKeLQQgSRxJLcQ+8LPj/CuUv&#10;AAAA//8DAFBLAQItABQABgAIAAAAIQC2gziS/gAAAOEBAAATAAAAAAAAAAAAAAAAAAAAAABbQ29u&#10;dGVudF9UeXBlc10ueG1sUEsBAi0AFAAGAAgAAAAhADj9If/WAAAAlAEAAAsAAAAAAAAAAAAAAAAA&#10;LwEAAF9yZWxzLy5yZWxzUEsBAi0AFAAGAAgAAAAhAO68I8NrAgAARQUAAA4AAAAAAAAAAAAAAAAA&#10;LgIAAGRycy9lMm9Eb2MueG1sUEsBAi0AFAAGAAgAAAAhADcN2G7fAAAACgEAAA8AAAAAAAAAAAAA&#10;AAAAxQQAAGRycy9kb3ducmV2LnhtbFBLBQYAAAAABAAEAPMAAADRBQAAAAA=&#10;">
                 <v:shadow on="t" color="black" opacity="22937f" offset="0,.63889mm" origin=",.5"/>
@@ -830,84 +830,15 @@
         </w:pBdr>
         <w:ind w:left="709"/>
         <w:rPr>
-          <w:rFonts w:ascii="Calibri" w:hAnsi="Calibri" w:eastAsia="Calibri" w:cs="Calibri"/>
+          <w:rFonts w:ascii="Calibri" w:eastAsia="Calibri" w:hAnsi="Calibri" w:cs="Calibri"/>
           <w:color w:val="404040" w:themeColor="text1" w:themeTint="BF"/>
           <w:lang w:val="en-IN"/>
         </w:rPr>
       </w:pPr>
     </w:p>
-    <w:p w14:noSpellErr="1">
+    <w:p>
       <w:pPr>
         <w:pStyle w:val="ListParagraph"/>
-        <w:pBdr>
-          <w:top w:val="nil" w:color="000000" w:sz="0" w:space="0"/>
-          <w:left w:val="nil" w:color="000000" w:sz="0" w:space="0"/>
-          <w:bottom w:val="nil" w:color="000000" w:sz="0" w:space="0"/>
-          <w:right w:val="nil" w:color="000000" w:sz="0" w:space="0"/>
-          <w:between w:val="nil" w:color="000000" w:sz="0" w:space="0"/>
-        </w:pBdr>
-        <w:ind w:left="709"/>
-        <w:rPr>
-          <w:rFonts w:ascii="Calibri" w:hAnsi="Calibri" w:eastAsia="Calibri" w:cs="Calibri"/>
-          <w:color w:val="404040"/>
-          <w:sz w:val="24"/>
-          <w:szCs w:val="24"/>
-          <w:lang w:val="en-US"/>
-        </w:rPr>
-      </w:pPr>
-      <w:r>
-        <w:rPr>
-          <w:rFonts w:ascii="Calibri" w:hAnsi="Calibri" w:eastAsia="Calibri" w:cs="Calibri"/>
-          <w:color w:val="404040" w:themeColor="text1" w:themeTint="BF" w:themeShade="FF"/>
-          <w:sz w:val="24"/>
-          <w:szCs w:val="24"/>
-          <w:lang w:val="en-US"/>
-        </w:rPr>
-        <w:t xml:space="preserve">Before </w:t>
-      </w:r>
-      <w:r>
-        <w:rPr>
-          <w:rFonts w:ascii="Calibri" w:hAnsi="Calibri" w:eastAsia="Calibri" w:cs="Calibri"/>
-          <w:color w:val="404040" w:themeColor="text1" w:themeTint="BF" w:themeShade="FF"/>
-          <w:sz w:val="24"/>
-          <w:szCs w:val="24"/>
-          <w:lang w:val="en-US"/>
-        </w:rPr>
-        <w:t>proceeding</w:t>
-      </w:r>
-      <w:r>
-        <w:rPr>
-          <w:rFonts w:ascii="Calibri" w:hAnsi="Calibri" w:eastAsia="Calibri" w:cs="Calibri"/>
-          <w:color w:val="404040" w:themeColor="text1" w:themeTint="BF" w:themeShade="FF"/>
-          <w:sz w:val="24"/>
-          <w:szCs w:val="24"/>
-          <w:lang w:val="en-US"/>
-        </w:rPr>
-        <w:t xml:space="preserve"> further open terminal and then </w:t>
-      </w:r>
-      <w:r>
-        <w:rPr>
-          <w:rFonts w:ascii="Calibri" w:hAnsi="Calibri" w:eastAsia="Calibri" w:cs="Calibri"/>
-          <w:color w:val="404040" w:themeColor="text1" w:themeTint="BF" w:themeShade="FF"/>
-          <w:sz w:val="24"/>
-          <w:szCs w:val="24"/>
-          <w:lang w:val="en-US"/>
-        </w:rPr>
-        <w:t>validate</w:t>
-      </w:r>
-      <w:r>
-        <w:rPr>
-          <w:rFonts w:ascii="Calibri" w:hAnsi="Calibri" w:eastAsia="Calibri" w:cs="Calibri"/>
-          <w:color w:val="404040" w:themeColor="text1" w:themeTint="BF" w:themeShade="FF"/>
-          <w:sz w:val="24"/>
-          <w:szCs w:val="24"/>
-          <w:lang w:val="en-US"/>
-        </w:rPr>
-        <w:t xml:space="preserve"> if ansible, docker and maven runtimes are installed on VM</w:t>
-      </w:r>
-    </w:p>
-    <w:p>
-      <w:pPr>
         <w:pBdr>
           <w:top w:val="nil"/>
           <w:left w:val="nil"/>
@@ -915,8 +846,38 @@
           <w:right w:val="nil"/>
           <w:between w:val="nil"/>
         </w:pBdr>
-        <w:rPr>
-          <w:rFonts w:ascii="Calibri" w:hAnsi="Calibri" w:eastAsia="Calibri" w:cs="Calibri"/>
+        <w:ind w:left="709"/>
+        <w:rPr>
+          <w:rFonts w:ascii="Calibri" w:eastAsia="Calibri" w:hAnsi="Calibri" w:cs="Calibri"/>
+          <w:color w:val="404040"/>
+          <w:sz w:val="24"/>
+          <w:szCs w:val="24"/>
+          <w:lang w:val="en-US"/>
+        </w:rPr>
+      </w:pPr>
+      <w:r>
+        <w:rPr>
+          <w:rFonts w:ascii="Calibri" w:eastAsia="Calibri" w:hAnsi="Calibri" w:cs="Calibri"/>
+          <w:color w:val="404040" w:themeColor="text1" w:themeTint="BF"/>
+          <w:sz w:val="24"/>
+          <w:szCs w:val="24"/>
+          <w:lang w:val="en-US"/>
+        </w:rPr>
+        <w:lastRenderedPageBreak/>
+        <w:t>Before proceeding further open terminal and then validate if ansible, docker and maven runtimes are installed on VM</w:t>
+      </w:r>
+    </w:p>
+    <w:p>
+      <w:pPr>
+        <w:pBdr>
+          <w:top w:val="nil"/>
+          <w:left w:val="nil"/>
+          <w:bottom w:val="nil"/>
+          <w:right w:val="nil"/>
+          <w:between w:val="nil"/>
+        </w:pBdr>
+        <w:rPr>
+          <w:rFonts w:ascii="Calibri" w:eastAsia="Calibri" w:hAnsi="Calibri" w:cs="Calibri"/>
           <w:color w:val="404040" w:themeColor="text1" w:themeTint="BF"/>
           <w:sz w:val="24"/>
           <w:szCs w:val="24"/>
@@ -940,13 +901,13 @@
         </w:pBdr>
         <w:ind w:left="709" w:hanging="425"/>
         <w:rPr>
-          <w:rFonts w:ascii="Calibri" w:hAnsi="Calibri" w:eastAsia="Calibri" w:cs="Calibri"/>
-          <w:color w:val="404040" w:themeColor="text1" w:themeTint="BF"/>
-        </w:rPr>
-      </w:pPr>
-      <w:r>
-        <w:rPr>
-          <w:rFonts w:ascii="Calibri" w:hAnsi="Calibri" w:eastAsia="Calibri" w:cs="Calibri"/>
+          <w:rFonts w:ascii="Calibri" w:eastAsia="Calibri" w:hAnsi="Calibri" w:cs="Calibri"/>
+          <w:color w:val="404040" w:themeColor="text1" w:themeTint="BF"/>
+        </w:rPr>
+      </w:pPr>
+      <w:r>
+        <w:rPr>
+          <w:rFonts w:ascii="Calibri" w:eastAsia="Calibri" w:hAnsi="Calibri" w:cs="Calibri"/>
           <w:color w:val="404040" w:themeColor="text1" w:themeTint="BF"/>
         </w:rPr>
         <w:t>Execute the following command to check the Docker version and confirm that Docker is correctly installed on your system</w:t>
@@ -964,15 +925,15 @@
         </w:pBdr>
         <w:ind w:left="709"/>
         <w:rPr>
-          <w:rFonts w:ascii="Calibri" w:hAnsi="Calibri" w:eastAsia="Calibri" w:cs="Calibri"/>
-          <w:b/>
-          <w:bCs/>
-          <w:color w:val="404040" w:themeColor="text1" w:themeTint="BF"/>
-        </w:rPr>
-      </w:pPr>
-      <w:r>
-        <w:rPr>
-          <w:rFonts w:ascii="Calibri" w:hAnsi="Calibri" w:eastAsia="Calibri" w:cs="Calibri"/>
+          <w:rFonts w:ascii="Calibri" w:eastAsia="Calibri" w:hAnsi="Calibri" w:cs="Calibri"/>
+          <w:b/>
+          <w:bCs/>
+          <w:color w:val="404040" w:themeColor="text1" w:themeTint="BF"/>
+        </w:rPr>
+      </w:pPr>
+      <w:r>
+        <w:rPr>
+          <w:rFonts w:ascii="Calibri" w:eastAsia="Calibri" w:hAnsi="Calibri" w:cs="Calibri"/>
           <w:b/>
           <w:bCs/>
           <w:color w:val="404040" w:themeColor="text1" w:themeTint="BF"/>
@@ -992,7 +953,7 @@
         </w:pBdr>
         <w:ind w:left="709"/>
         <w:rPr>
-          <w:rFonts w:ascii="Calibri" w:hAnsi="Calibri" w:eastAsia="Calibri" w:cs="Calibri"/>
+          <w:rFonts w:ascii="Calibri" w:eastAsia="Calibri" w:hAnsi="Calibri" w:cs="Calibri"/>
           <w:b/>
           <w:bCs/>
           <w:color w:val="404040" w:themeColor="text1" w:themeTint="BF"/>
@@ -1011,14 +972,14 @@
         </w:pBdr>
         <w:ind w:left="709"/>
         <w:rPr>
-          <w:rFonts w:ascii="Calibri" w:hAnsi="Calibri" w:eastAsia="Calibri" w:cs="Calibri"/>
+          <w:rFonts w:ascii="Calibri" w:eastAsia="Calibri" w:hAnsi="Calibri" w:cs="Calibri"/>
           <w:color w:val="404040" w:themeColor="text1" w:themeTint="BF"/>
           <w:lang w:val="en-IN"/>
         </w:rPr>
       </w:pPr>
       <w:r>
         <w:rPr>
-          <w:rFonts w:ascii="Calibri" w:hAnsi="Calibri" w:eastAsia="Calibri" w:cs="Calibri"/>
+          <w:rFonts w:ascii="Calibri" w:eastAsia="Calibri" w:hAnsi="Calibri" w:cs="Calibri"/>
           <w:noProof/>
           <w:color w:val="404040"/>
           <w:sz w:val="24"/>
@@ -1079,7 +1040,7 @@
           <w:between w:val="nil"/>
         </w:pBdr>
         <w:rPr>
-          <w:rFonts w:ascii="Calibri" w:hAnsi="Calibri" w:eastAsia="Calibri" w:cs="Calibri"/>
+          <w:rFonts w:ascii="Calibri" w:eastAsia="Calibri" w:hAnsi="Calibri" w:cs="Calibri"/>
           <w:color w:val="404040" w:themeColor="text1" w:themeTint="BF"/>
           <w:sz w:val="24"/>
           <w:szCs w:val="24"/>
@@ -1103,7 +1064,7 @@
         </w:pBdr>
         <w:ind w:left="709" w:hanging="425"/>
         <w:rPr>
-          <w:rFonts w:ascii="Calibri" w:hAnsi="Calibri" w:eastAsia="Calibri" w:cs="Calibri"/>
+          <w:rFonts w:ascii="Calibri" w:eastAsia="Calibri" w:hAnsi="Calibri" w:cs="Calibri"/>
           <w:color w:val="404040" w:themeColor="text1" w:themeTint="BF"/>
           <w:sz w:val="24"/>
           <w:szCs w:val="24"/>
@@ -1112,7 +1073,7 @@
       </w:pPr>
       <w:r>
         <w:rPr>
-          <w:rFonts w:ascii="Calibri" w:hAnsi="Calibri" w:eastAsia="Calibri" w:cs="Calibri"/>
+          <w:rFonts w:ascii="Calibri" w:eastAsia="Calibri" w:hAnsi="Calibri" w:cs="Calibri"/>
           <w:color w:val="404040" w:themeColor="text1" w:themeTint="BF"/>
           <w:sz w:val="24"/>
           <w:szCs w:val="24"/>
@@ -1133,7 +1094,7 @@
         </w:pBdr>
         <w:ind w:left="709"/>
         <w:rPr>
-          <w:rFonts w:ascii="Calibri" w:hAnsi="Calibri" w:eastAsia="Calibri" w:cs="Calibri"/>
+          <w:rFonts w:ascii="Calibri" w:eastAsia="Calibri" w:hAnsi="Calibri" w:cs="Calibri"/>
           <w:b/>
           <w:bCs/>
           <w:color w:val="404040" w:themeColor="text1" w:themeTint="BF"/>
@@ -1144,7 +1105,7 @@
       </w:pPr>
       <w:r>
         <w:rPr>
-          <w:rFonts w:ascii="Calibri" w:hAnsi="Calibri" w:eastAsia="Calibri" w:cs="Calibri"/>
+          <w:rFonts w:ascii="Calibri" w:eastAsia="Calibri" w:hAnsi="Calibri" w:cs="Calibri"/>
           <w:b/>
           <w:bCs/>
           <w:color w:val="404040" w:themeColor="text1" w:themeTint="BF"/>
@@ -1167,7 +1128,7 @@
         </w:pBdr>
         <w:ind w:left="709"/>
         <w:rPr>
-          <w:rFonts w:ascii="Calibri" w:hAnsi="Calibri" w:eastAsia="Calibri" w:cs="Calibri"/>
+          <w:rFonts w:ascii="Calibri" w:eastAsia="Calibri" w:hAnsi="Calibri" w:cs="Calibri"/>
           <w:b/>
           <w:bCs/>
           <w:color w:val="404040" w:themeColor="text1" w:themeTint="BF"/>
@@ -1189,7 +1150,7 @@
         </w:pBdr>
         <w:ind w:left="709"/>
         <w:rPr>
-          <w:rFonts w:ascii="Calibri" w:hAnsi="Calibri" w:eastAsia="Calibri" w:cs="Calibri"/>
+          <w:rFonts w:ascii="Calibri" w:eastAsia="Calibri" w:hAnsi="Calibri" w:cs="Calibri"/>
           <w:color w:val="404040" w:themeColor="text1" w:themeTint="BF"/>
           <w:sz w:val="24"/>
           <w:szCs w:val="24"/>
@@ -1255,7 +1216,7 @@
           <w:between w:val="nil"/>
         </w:pBdr>
         <w:rPr>
-          <w:rFonts w:ascii="Calibri" w:hAnsi="Calibri" w:eastAsia="Calibri" w:cs="Calibri"/>
+          <w:rFonts w:ascii="Calibri" w:eastAsia="Calibri" w:hAnsi="Calibri" w:cs="Calibri"/>
           <w:color w:val="404040" w:themeColor="text1" w:themeTint="BF"/>
           <w:sz w:val="24"/>
           <w:szCs w:val="24"/>
@@ -1273,7 +1234,7 @@
           <w:between w:val="nil"/>
         </w:pBdr>
         <w:rPr>
-          <w:rFonts w:ascii="Calibri" w:hAnsi="Calibri" w:eastAsia="Calibri" w:cs="Calibri"/>
+          <w:rFonts w:ascii="Calibri" w:eastAsia="Calibri" w:hAnsi="Calibri" w:cs="Calibri"/>
           <w:color w:val="404040" w:themeColor="text1" w:themeTint="BF"/>
           <w:sz w:val="24"/>
           <w:szCs w:val="24"/>
@@ -1291,7 +1252,7 @@
           <w:between w:val="nil"/>
         </w:pBdr>
         <w:rPr>
-          <w:rFonts w:ascii="Calibri" w:hAnsi="Calibri" w:eastAsia="Calibri" w:cs="Calibri"/>
+          <w:rFonts w:ascii="Calibri" w:eastAsia="Calibri" w:hAnsi="Calibri" w:cs="Calibri"/>
           <w:color w:val="404040" w:themeColor="text1" w:themeTint="BF"/>
           <w:sz w:val="24"/>
           <w:szCs w:val="24"/>
@@ -1309,7 +1270,7 @@
           <w:between w:val="nil"/>
         </w:pBdr>
         <w:rPr>
-          <w:rFonts w:ascii="Calibri" w:hAnsi="Calibri" w:eastAsia="Calibri" w:cs="Calibri"/>
+          <w:rFonts w:ascii="Calibri" w:eastAsia="Calibri" w:hAnsi="Calibri" w:cs="Calibri"/>
           <w:color w:val="404040" w:themeColor="text1" w:themeTint="BF"/>
           <w:sz w:val="24"/>
           <w:szCs w:val="24"/>
@@ -1327,7 +1288,7 @@
           <w:between w:val="nil"/>
         </w:pBdr>
         <w:rPr>
-          <w:rFonts w:ascii="Calibri" w:hAnsi="Calibri" w:eastAsia="Calibri" w:cs="Calibri"/>
+          <w:rFonts w:ascii="Calibri" w:eastAsia="Calibri" w:hAnsi="Calibri" w:cs="Calibri"/>
           <w:color w:val="404040" w:themeColor="text1" w:themeTint="BF"/>
           <w:sz w:val="24"/>
           <w:szCs w:val="24"/>
@@ -1345,7 +1306,7 @@
           <w:between w:val="nil"/>
         </w:pBdr>
         <w:rPr>
-          <w:rFonts w:ascii="Calibri" w:hAnsi="Calibri" w:eastAsia="Calibri" w:cs="Calibri"/>
+          <w:rFonts w:ascii="Calibri" w:eastAsia="Calibri" w:hAnsi="Calibri" w:cs="Calibri"/>
           <w:color w:val="404040" w:themeColor="text1" w:themeTint="BF"/>
           <w:sz w:val="24"/>
           <w:szCs w:val="24"/>
@@ -1364,7 +1325,7 @@
         </w:pBdr>
         <w:spacing w:after="200"/>
         <w:rPr>
-          <w:rFonts w:ascii="Calibri" w:hAnsi="Calibri" w:eastAsia="Calibri" w:cs="Calibri"/>
+          <w:rFonts w:ascii="Calibri" w:eastAsia="Calibri" w:hAnsi="Calibri" w:cs="Calibri"/>
           <w:b/>
           <w:bCs/>
           <w:color w:val="404040" w:themeColor="text1" w:themeTint="BF"/>
@@ -1374,18 +1335,19 @@
       </w:pPr>
       <w:r>
         <w:rPr>
-          <w:rFonts w:ascii="Calibri" w:hAnsi="Calibri" w:eastAsia="Calibri" w:cs="Calibri"/>
+          <w:rFonts w:ascii="Calibri" w:eastAsia="Calibri" w:hAnsi="Calibri" w:cs="Calibri"/>
           <w:b/>
           <w:bCs/>
           <w:color w:val="404040" w:themeColor="text1" w:themeTint="BF"/>
           <w:sz w:val="28"/>
           <w:szCs w:val="28"/>
         </w:rPr>
+        <w:lastRenderedPageBreak/>
         <w:t xml:space="preserve">Step 2: </w:t>
       </w:r>
       <w:r>
         <w:rPr>
-          <w:rFonts w:ascii="Calibri" w:hAnsi="Calibri" w:eastAsia="Calibri" w:cs="Calibri"/>
+          <w:rFonts w:ascii="Calibri" w:eastAsia="Calibri" w:hAnsi="Calibri" w:cs="Calibri"/>
           <w:b/>
           <w:bCs/>
           <w:color w:val="404040" w:themeColor="text1" w:themeTint="BF"/>
@@ -1411,7 +1373,7 @@
         </w:pBdr>
         <w:ind w:left="851" w:hanging="425"/>
         <w:rPr>
-          <w:rFonts w:eastAsia="Calibri" w:asciiTheme="majorHAnsi" w:hAnsiTheme="majorHAnsi" w:cstheme="majorHAnsi"/>
+          <w:rFonts w:asciiTheme="majorHAnsi" w:eastAsia="Calibri" w:hAnsiTheme="majorHAnsi" w:cstheme="majorHAnsi"/>
           <w:color w:val="404040" w:themeColor="text1" w:themeTint="BF"/>
           <w:sz w:val="24"/>
           <w:szCs w:val="24"/>
@@ -1420,7 +1382,7 @@
       </w:pPr>
       <w:r>
         <w:rPr>
-          <w:rFonts w:ascii="Calibri" w:hAnsi="Calibri" w:eastAsia="Calibri" w:cs="Calibri"/>
+          <w:rFonts w:ascii="Calibri" w:eastAsia="Calibri" w:hAnsi="Calibri" w:cs="Calibri"/>
           <w:color w:val="404040" w:themeColor="text1" w:themeTint="BF"/>
           <w:sz w:val="24"/>
           <w:szCs w:val="24"/>
@@ -1430,7 +1392,7 @@
       </w:r>
       <w:r>
         <w:rPr>
-          <w:rFonts w:ascii="Calibri" w:hAnsi="Calibri" w:eastAsia="Calibri" w:cs="Calibri"/>
+          <w:rFonts w:ascii="Calibri" w:eastAsia="Calibri" w:hAnsi="Calibri" w:cs="Calibri"/>
           <w:color w:val="404040" w:themeColor="text1" w:themeTint="BF"/>
           <w:sz w:val="24"/>
           <w:szCs w:val="24"/>
@@ -1451,7 +1413,7 @@
         </w:pBdr>
         <w:ind w:left="851"/>
         <w:rPr>
-          <w:rFonts w:eastAsia="Calibri" w:asciiTheme="majorHAnsi" w:hAnsiTheme="majorHAnsi" w:cstheme="majorHAnsi"/>
+          <w:rFonts w:asciiTheme="majorHAnsi" w:eastAsia="Calibri" w:hAnsiTheme="majorHAnsi" w:cstheme="majorHAnsi"/>
           <w:b/>
           <w:bCs/>
           <w:color w:val="404040" w:themeColor="text1" w:themeTint="BF"/>
@@ -1462,7 +1424,7 @@
       </w:pPr>
       <w:r>
         <w:rPr>
-          <w:rFonts w:eastAsia="Calibri" w:asciiTheme="majorHAnsi" w:hAnsiTheme="majorHAnsi" w:cstheme="majorHAnsi"/>
+          <w:rFonts w:asciiTheme="majorHAnsi" w:eastAsia="Calibri" w:hAnsiTheme="majorHAnsi" w:cstheme="majorHAnsi"/>
           <w:b/>
           <w:bCs/>
           <w:color w:val="404040" w:themeColor="text1" w:themeTint="BF"/>
@@ -1485,7 +1447,7 @@
         </w:pBdr>
         <w:ind w:left="709"/>
         <w:rPr>
-          <w:rFonts w:ascii="Calibri" w:hAnsi="Calibri" w:eastAsia="Calibri" w:cs="Calibri"/>
+          <w:rFonts w:ascii="Calibri" w:eastAsia="Calibri" w:hAnsi="Calibri" w:cs="Calibri"/>
           <w:color w:val="404040" w:themeColor="text1" w:themeTint="BF"/>
           <w:sz w:val="24"/>
           <w:szCs w:val="24"/>
@@ -1504,17 +1466,17 @@
         </w:pBdr>
         <w:ind w:left="851"/>
         <w:rPr>
-          <w:rFonts w:ascii="Calibri" w:hAnsi="Calibri" w:eastAsia="Calibri" w:cs="Calibri"/>
-          <w:b/>
-          <w:bCs/>
-          <w:color w:val="404040" w:themeColor="text1" w:themeTint="BF"/>
-          <w:sz w:val="24"/>
-          <w:szCs w:val="24"/>
-        </w:rPr>
-      </w:pPr>
-      <w:r>
-        <w:rPr>
-          <w:rFonts w:ascii="Calibri" w:hAnsi="Calibri" w:eastAsia="Calibri" w:cs="Calibri"/>
+          <w:rFonts w:ascii="Calibri" w:eastAsia="Calibri" w:hAnsi="Calibri" w:cs="Calibri"/>
+          <w:b/>
+          <w:bCs/>
+          <w:color w:val="404040" w:themeColor="text1" w:themeTint="BF"/>
+          <w:sz w:val="24"/>
+          <w:szCs w:val="24"/>
+        </w:rPr>
+      </w:pPr>
+      <w:r>
+        <w:rPr>
+          <w:rFonts w:ascii="Calibri" w:eastAsia="Calibri" w:hAnsi="Calibri" w:cs="Calibri"/>
           <w:b/>
           <w:bCs/>
           <w:noProof/>
@@ -1570,7 +1532,7 @@
         </w:pBdr>
         <w:ind w:left="851"/>
         <w:rPr>
-          <w:rFonts w:ascii="Calibri" w:hAnsi="Calibri" w:eastAsia="Calibri" w:cs="Calibri"/>
+          <w:rFonts w:ascii="Calibri" w:eastAsia="Calibri" w:hAnsi="Calibri" w:cs="Calibri"/>
           <w:b/>
           <w:bCs/>
           <w:color w:val="404040" w:themeColor="text1" w:themeTint="BF"/>
@@ -1595,17 +1557,17 @@
         </w:pBdr>
         <w:ind w:left="851" w:hanging="425"/>
         <w:rPr>
-          <w:rFonts w:ascii="Calibri" w:hAnsi="Calibri" w:eastAsia="Calibri" w:cs="Calibri"/>
-          <w:b/>
-          <w:bCs/>
-          <w:color w:val="404040" w:themeColor="text1" w:themeTint="BF"/>
-          <w:sz w:val="24"/>
-          <w:szCs w:val="24"/>
-        </w:rPr>
-      </w:pPr>
-      <w:r>
-        <w:rPr>
-          <w:rFonts w:ascii="Calibri" w:hAnsi="Calibri" w:eastAsia="Calibri" w:cs="Calibri"/>
+          <w:rFonts w:ascii="Calibri" w:eastAsia="Calibri" w:hAnsi="Calibri" w:cs="Calibri"/>
+          <w:b/>
+          <w:bCs/>
+          <w:color w:val="404040" w:themeColor="text1" w:themeTint="BF"/>
+          <w:sz w:val="24"/>
+          <w:szCs w:val="24"/>
+        </w:rPr>
+      </w:pPr>
+      <w:r>
+        <w:rPr>
+          <w:rFonts w:ascii="Calibri" w:eastAsia="Calibri" w:hAnsi="Calibri" w:cs="Calibri"/>
           <w:color w:val="404040" w:themeColor="text1" w:themeTint="BF"/>
           <w:sz w:val="24"/>
           <w:szCs w:val="24"/>
@@ -1614,7 +1576,7 @@
       </w:r>
       <w:r>
         <w:rPr>
-          <w:rFonts w:ascii="Calibri" w:hAnsi="Calibri" w:eastAsia="Calibri" w:cs="Calibri"/>
+          <w:rFonts w:ascii="Calibri" w:eastAsia="Calibri" w:hAnsi="Calibri" w:cs="Calibri"/>
           <w:b/>
           <w:bCs/>
           <w:color w:val="404040" w:themeColor="text1" w:themeTint="BF"/>
@@ -1625,7 +1587,7 @@
       </w:r>
       <w:r>
         <w:rPr>
-          <w:rFonts w:ascii="Calibri" w:hAnsi="Calibri" w:eastAsia="Calibri" w:cs="Calibri"/>
+          <w:rFonts w:ascii="Calibri" w:eastAsia="Calibri" w:hAnsi="Calibri" w:cs="Calibri"/>
           <w:color w:val="404040" w:themeColor="text1" w:themeTint="BF"/>
           <w:sz w:val="24"/>
           <w:szCs w:val="24"/>
@@ -1645,7 +1607,7 @@
         </w:pBdr>
         <w:ind w:left="851"/>
         <w:rPr>
-          <w:rFonts w:ascii="Calibri" w:hAnsi="Calibri" w:eastAsia="Calibri" w:cs="Calibri"/>
+          <w:rFonts w:ascii="Calibri" w:eastAsia="Calibri" w:hAnsi="Calibri" w:cs="Calibri"/>
           <w:b/>
           <w:bCs/>
           <w:color w:val="404040" w:themeColor="text1" w:themeTint="BF"/>
@@ -1665,7 +1627,7 @@
         </w:pBdr>
         <w:ind w:left="851"/>
         <w:rPr>
-          <w:rFonts w:ascii="Calibri" w:hAnsi="Calibri" w:eastAsia="Calibri" w:cs="Calibri"/>
+          <w:rFonts w:ascii="Calibri" w:eastAsia="Calibri" w:hAnsi="Calibri" w:cs="Calibri"/>
           <w:b/>
           <w:bCs/>
           <w:color w:val="404040" w:themeColor="text1" w:themeTint="BF"/>
@@ -1741,7 +1703,7 @@
               </wp:anchor>
             </w:drawing>
           </mc:Choice>
-          <mc:Fallback>
+          <mc:Fallback xmlns:a14="http://schemas.microsoft.com/office/drawing/2010/main" xmlns:ask="http://schemas.microsoft.com/office/drawing/2018/sketchyshapes" xmlns:pic="http://schemas.openxmlformats.org/drawingml/2006/picture" xmlns:a="http://schemas.openxmlformats.org/drawingml/2006/main">
             <w:pict w14:anchorId="169E325B">
               <v:rect id="Rectangle 1" style="position:absolute;margin-left:45.2pt;margin-top:18.3pt;width:45.35pt;height:14.1pt;z-index:251659264;visibility:visible;mso-wrap-style:square;mso-height-percent:0;mso-wrap-distance-left:9pt;mso-wrap-distance-top:0;mso-wrap-distance-right:9pt;mso-wrap-distance-bottom:0;mso-position-horizontal:absolute;mso-position-horizontal-relative:text;mso-position-vertical:absolute;mso-position-vertical-relative:text;mso-height-percent:0;mso-height-relative:margin;v-text-anchor:middle" o:spid="_x0000_s1026" filled="f" strokecolor="red" strokeweight="1pt" w14:anchorId="7F3AB0C8" o:gfxdata="UEsDBBQABgAIAAAAIQC2gziS/gAAAOEBAAATAAAAW0NvbnRlbnRfVHlwZXNdLnhtbJSRQU7DMBBF&#10;90jcwfIWJU67QAgl6YK0S0CoHGBkTxKLZGx5TGhvj5O2G0SRWNoz/78nu9wcxkFMGNg6quQqL6RA&#10;0s5Y6ir5vt9lD1JwBDIwOMJKHpHlpr69KfdHjyxSmriSfYz+USnWPY7AufNIadK6MEJMx9ApD/oD&#10;OlTrorhX2lFEilmcO2RdNtjC5xDF9pCuTyYBB5bi6bQ4syoJ3g9WQ0ymaiLzg5KdCXlKLjvcW893&#10;SUOqXwnz5DrgnHtJTxOsQfEKIT7DmDSUCaxw7Rqn8787ZsmRM9e2VmPeBN4uqYvTtW7jvijg9N/y&#10;JsXecLq0q+WD6m8AAAD//wMAUEsDBBQABgAIAAAAIQA4/SH/1gAAAJQBAAALAAAAX3JlbHMvLnJl&#10;bHOkkMFqwzAMhu+DvYPRfXGawxijTi+j0GvpHsDYimMaW0Yy2fr2M4PBMnrbUb/Q94l/f/hMi1qR&#10;JVI2sOt6UJgd+ZiDgffL8ekFlFSbvV0oo4EbChzGx4f9GRdb25HMsYhqlCwG5lrLq9biZkxWOiqY&#10;22YiTra2kYMu1l1tQD30/bPm3wwYN0x18gb45AdQl1tp5j/sFB2T0FQ7R0nTNEV3j6o9feQzro1i&#10;OWA14Fm+Q8a1a8+Bvu/d/dMb2JY5uiPbhG/ktn4cqGU/er3pcvwCAAD//wMAUEsDBBQABgAIAAAA&#10;IQDN4bY0bAIAAEUFAAAOAAAAZHJzL2Uyb0RvYy54bWysVN9r2zAQfh/sfxB6X22nybKGOiW0ZAxK&#10;V9aOPiuylBhknXZS4mR//U6y44SuUBjLg3Lyfff7Pl3f7BvDdgp9DbbkxUXOmbISqtquS/7zefnp&#10;C2c+CFsJA1aV/KA8v5l//HDdupkawQZMpZCRE+tnrSv5JgQ3yzIvN6oR/gKcsqTUgI0IdMV1VqFo&#10;yXtjslGef85awMohSOU9fb3rlHye/GutZPiutVeBmZJTbiGdmM5VPLP5tZitUbhNLfs0xD9k0Yja&#10;UtDB1Z0Igm2x/stVU0sEDzpcSGgy0LqWKtVA1RT5q2qeNsKpVAs1x7uhTf7/uZUPuyf3iNSG1vmZ&#10;JzFWsdfYxH/Kj+1Tsw5Ds9Q+MEkfJ9PJ1eSSM0mqYnqV5+PYzOxk7NCHrwoaFoWSI80itUjs7n3o&#10;oEdIjGVhWRuT5mEsa8npaJrnycKDqauojTiP69WtQbYTNNLlMqdfH/gMRmkYS9mcikpSOBgVfRj7&#10;Q2lWV1RG0UWI+6YGt0JKZUPR+03oaKYphcHw8n3DHh9NVdrFwXj0vvFgkSKDDYNxU1vAtxyYIWXd&#10;4Y8d6OqOLVhBdXhEhtAxwTu5rGk898KHR4G0+kQSonP4Toc2QGOAXuJsA/j7re8RTxtJWs5aolLJ&#10;/a+tQMWZ+WZpV6+K8ThyL13Gk+mILniuWZ1r7La5BRptQQ+Hk0mM+GCOokZoXoj1ixiVVMJKil1y&#10;GfB4uQ0dxendkGqxSDDimxPh3j45eZx6XL/n/YtA1+9ooOV+gCPtxOzVqnbYOA8Li20AXac9PvW1&#10;7zdxNTGhf1fiY3B+T6jT6zf/AwAA//8DAFBLAwQUAAYACAAAACEAAgl6Zd0AAAAIAQAADwAAAGRy&#10;cy9kb3ducmV2LnhtbEyPPU/DMBiEdyT+g/UisVEnEJk0jVOhIhALQ1skVjd+SQL+CLaTmH+PO8F4&#10;utPdc/U2akVmdH6whkO+yoCgaa0cTMfh7fh0UwLxQRgplDXI4Qc9bJvLi1pU0i5mj/MhdCSVGF8J&#10;Dn0IY0Wpb3vUwq/siCZ5H9ZpEZJ0HZVOLKlcK3qbZYxqMZi00IsRdz22X4dJc7inLrbfz+UuPhaL&#10;YvP75+v0cuT8+io+bIAEjOEvDGf8hA5NYjrZyUhPFId1VqQkhzvGgJz9Ms+BnDiwogTa1PT/geYX&#10;AAD//wMAUEsBAi0AFAAGAAgAAAAhALaDOJL+AAAA4QEAABMAAAAAAAAAAAAAAAAAAAAAAFtDb250&#10;ZW50X1R5cGVzXS54bWxQSwECLQAUAAYACAAAACEAOP0h/9YAAACUAQAACwAAAAAAAAAAAAAAAAAv&#10;AQAAX3JlbHMvLnJlbHNQSwECLQAUAAYACAAAACEAzeG2NGwCAABFBQAADgAAAAAAAAAAAAAAAAAu&#10;AgAAZHJzL2Uyb0RvYy54bWxQSwECLQAUAAYACAAAACEAAgl6Zd0AAAAIAQAADwAAAAAAAAAAAAAA&#10;AADGBAAAZHJzL2Rvd25yZXYueG1sUEsFBgAAAAAEAAQA8wAAANAFAAAAAA==&#10;">
                 <v:shadow on="t" color="black" opacity="22937f" offset="0,.63889mm" origin=",.5"/>
@@ -1813,7 +1775,7 @@
           <w:between w:val="nil"/>
         </w:pBdr>
         <w:rPr>
-          <w:rFonts w:ascii="Calibri" w:hAnsi="Calibri" w:eastAsia="Calibri" w:cs="Calibri"/>
+          <w:rFonts w:ascii="Calibri" w:eastAsia="Calibri" w:hAnsi="Calibri" w:cs="Calibri"/>
           <w:b/>
           <w:bCs/>
           <w:color w:val="404040" w:themeColor="text1" w:themeTint="BF"/>
@@ -1838,15 +1800,15 @@
         </w:pBdr>
         <w:ind w:left="709" w:hanging="283"/>
         <w:rPr>
-          <w:rFonts w:ascii="Calibri" w:hAnsi="Calibri" w:eastAsia="Calibri" w:cs="Calibri"/>
-          <w:color w:val="404040" w:themeColor="text1" w:themeTint="BF"/>
-          <w:sz w:val="24"/>
-          <w:szCs w:val="24"/>
-        </w:rPr>
-      </w:pPr>
-      <w:r>
-        <w:rPr>
-          <w:rFonts w:ascii="Calibri" w:hAnsi="Calibri" w:eastAsia="Calibri" w:cs="Calibri"/>
+          <w:rFonts w:ascii="Calibri" w:eastAsia="Calibri" w:hAnsi="Calibri" w:cs="Calibri"/>
+          <w:color w:val="404040" w:themeColor="text1" w:themeTint="BF"/>
+          <w:sz w:val="24"/>
+          <w:szCs w:val="24"/>
+        </w:rPr>
+      </w:pPr>
+      <w:r>
+        <w:rPr>
+          <w:rFonts w:ascii="Calibri" w:eastAsia="Calibri" w:hAnsi="Calibri" w:cs="Calibri"/>
           <w:color w:val="404040" w:themeColor="text1" w:themeTint="BF"/>
           <w:sz w:val="24"/>
           <w:szCs w:val="24"/>
@@ -1866,7 +1828,7 @@
         </w:pBdr>
         <w:ind w:left="709"/>
         <w:rPr>
-          <w:rFonts w:ascii="Calibri" w:hAnsi="Calibri" w:eastAsia="Calibri" w:cs="Calibri"/>
+          <w:rFonts w:ascii="Calibri" w:eastAsia="Calibri" w:hAnsi="Calibri" w:cs="Calibri"/>
           <w:color w:val="404040" w:themeColor="text1" w:themeTint="BF"/>
           <w:sz w:val="24"/>
           <w:szCs w:val="24"/>
@@ -1885,19 +1847,20 @@
         </w:pBdr>
         <w:ind w:left="709"/>
         <w:rPr>
-          <w:rFonts w:ascii="Calibri" w:hAnsi="Calibri" w:eastAsia="Calibri" w:cs="Calibri"/>
-          <w:color w:val="404040" w:themeColor="text1" w:themeTint="BF"/>
-          <w:sz w:val="24"/>
-          <w:szCs w:val="24"/>
-        </w:rPr>
-      </w:pPr>
-      <w:r>
-        <w:rPr>
-          <w:rFonts w:ascii="Calibri" w:hAnsi="Calibri" w:eastAsia="Calibri" w:cs="Calibri"/>
-          <w:color w:val="404040" w:themeColor="text1" w:themeTint="BF"/>
-          <w:sz w:val="24"/>
-          <w:szCs w:val="24"/>
-        </w:rPr>
+          <w:rFonts w:ascii="Calibri" w:eastAsia="Calibri" w:hAnsi="Calibri" w:cs="Calibri"/>
+          <w:color w:val="404040" w:themeColor="text1" w:themeTint="BF"/>
+          <w:sz w:val="24"/>
+          <w:szCs w:val="24"/>
+        </w:rPr>
+      </w:pPr>
+      <w:r>
+        <w:rPr>
+          <w:rFonts w:ascii="Calibri" w:eastAsia="Calibri" w:hAnsi="Calibri" w:cs="Calibri"/>
+          <w:color w:val="404040" w:themeColor="text1" w:themeTint="BF"/>
+          <w:sz w:val="24"/>
+          <w:szCs w:val="24"/>
+        </w:rPr>
+        <w:lastRenderedPageBreak/>
         <w:t xml:space="preserve"> </w:t>
       </w:r>
       <w:r>
@@ -1965,7 +1928,7 @@
         </w:pBdr>
         <w:ind w:left="851"/>
         <w:rPr>
-          <w:rFonts w:ascii="Calibri" w:hAnsi="Calibri" w:eastAsia="Calibri" w:cs="Calibri"/>
+          <w:rFonts w:ascii="Calibri" w:eastAsia="Calibri" w:hAnsi="Calibri" w:cs="Calibri"/>
           <w:color w:val="404040" w:themeColor="text1" w:themeTint="BF"/>
           <w:sz w:val="24"/>
           <w:szCs w:val="24"/>
@@ -1988,15 +1951,15 @@
         </w:pBdr>
         <w:ind w:left="851" w:hanging="425"/>
         <w:rPr>
-          <w:rFonts w:ascii="Calibri" w:hAnsi="Calibri" w:eastAsia="Calibri" w:cs="Calibri"/>
-          <w:color w:val="404040" w:themeColor="text1" w:themeTint="BF"/>
-          <w:sz w:val="24"/>
-          <w:szCs w:val="24"/>
-        </w:rPr>
-      </w:pPr>
-      <w:r>
-        <w:rPr>
-          <w:rFonts w:ascii="Calibri" w:hAnsi="Calibri" w:eastAsia="Calibri" w:cs="Calibri"/>
+          <w:rFonts w:ascii="Calibri" w:eastAsia="Calibri" w:hAnsi="Calibri" w:cs="Calibri"/>
+          <w:color w:val="404040" w:themeColor="text1" w:themeTint="BF"/>
+          <w:sz w:val="24"/>
+          <w:szCs w:val="24"/>
+        </w:rPr>
+      </w:pPr>
+      <w:r>
+        <w:rPr>
+          <w:rFonts w:ascii="Calibri" w:eastAsia="Calibri" w:hAnsi="Calibri" w:cs="Calibri"/>
           <w:color w:val="404040" w:themeColor="text1" w:themeTint="BF"/>
           <w:sz w:val="24"/>
           <w:szCs w:val="24"/>
@@ -2005,7 +1968,7 @@
       </w:r>
       <w:r>
         <w:rPr>
-          <w:rFonts w:ascii="Calibri" w:hAnsi="Calibri" w:eastAsia="Calibri" w:cs="Calibri"/>
+          <w:rFonts w:ascii="Calibri" w:eastAsia="Calibri" w:hAnsi="Calibri" w:cs="Calibri"/>
           <w:b/>
           <w:bCs/>
           <w:color w:val="404040" w:themeColor="text1" w:themeTint="BF"/>
@@ -2016,7 +1979,7 @@
       </w:r>
       <w:r>
         <w:rPr>
-          <w:rFonts w:ascii="Calibri" w:hAnsi="Calibri" w:eastAsia="Calibri" w:cs="Calibri"/>
+          <w:rFonts w:ascii="Calibri" w:eastAsia="Calibri" w:hAnsi="Calibri" w:cs="Calibri"/>
           <w:color w:val="404040" w:themeColor="text1" w:themeTint="BF"/>
           <w:sz w:val="24"/>
           <w:szCs w:val="24"/>
@@ -2025,7 +1988,7 @@
       </w:r>
       <w:r>
         <w:rPr>
-          <w:rFonts w:ascii="Calibri" w:hAnsi="Calibri" w:eastAsia="Calibri" w:cs="Calibri"/>
+          <w:rFonts w:ascii="Calibri" w:eastAsia="Calibri" w:hAnsi="Calibri" w:cs="Calibri"/>
           <w:b/>
           <w:bCs/>
           <w:color w:val="404040" w:themeColor="text1" w:themeTint="BF"/>
@@ -2036,7 +1999,7 @@
       </w:r>
       <w:r>
         <w:rPr>
-          <w:rFonts w:ascii="Calibri" w:hAnsi="Calibri" w:eastAsia="Calibri" w:cs="Calibri"/>
+          <w:rFonts w:ascii="Calibri" w:eastAsia="Calibri" w:hAnsi="Calibri" w:cs="Calibri"/>
           <w:color w:val="404040" w:themeColor="text1" w:themeTint="BF"/>
           <w:sz w:val="24"/>
           <w:szCs w:val="24"/>
@@ -2045,7 +2008,7 @@
       </w:r>
       <w:r>
         <w:rPr>
-          <w:rFonts w:ascii="Calibri" w:hAnsi="Calibri" w:eastAsia="Calibri" w:cs="Calibri"/>
+          <w:rFonts w:ascii="Calibri" w:eastAsia="Calibri" w:hAnsi="Calibri" w:cs="Calibri"/>
           <w:b/>
           <w:bCs/>
           <w:color w:val="404040" w:themeColor="text1" w:themeTint="BF"/>
@@ -2056,7 +2019,7 @@
       </w:r>
       <w:r>
         <w:rPr>
-          <w:rFonts w:ascii="Calibri" w:hAnsi="Calibri" w:eastAsia="Calibri" w:cs="Calibri"/>
+          <w:rFonts w:ascii="Calibri" w:eastAsia="Calibri" w:hAnsi="Calibri" w:cs="Calibri"/>
           <w:color w:val="404040" w:themeColor="text1" w:themeTint="BF"/>
           <w:sz w:val="24"/>
           <w:szCs w:val="24"/>
@@ -2076,7 +2039,7 @@
         </w:pBdr>
         <w:ind w:left="851"/>
         <w:rPr>
-          <w:rFonts w:ascii="Calibri" w:hAnsi="Calibri" w:eastAsia="Calibri" w:cs="Calibri"/>
+          <w:rFonts w:ascii="Calibri" w:eastAsia="Calibri" w:hAnsi="Calibri" w:cs="Calibri"/>
           <w:color w:val="404040" w:themeColor="text1" w:themeTint="BF"/>
           <w:sz w:val="24"/>
           <w:szCs w:val="24"/>
@@ -2095,7 +2058,7 @@
         </w:pBdr>
         <w:ind w:left="851"/>
         <w:rPr>
-          <w:rFonts w:ascii="Calibri" w:hAnsi="Calibri" w:eastAsia="Calibri" w:cs="Calibri"/>
+          <w:rFonts w:ascii="Calibri" w:eastAsia="Calibri" w:hAnsi="Calibri" w:cs="Calibri"/>
           <w:color w:val="404040" w:themeColor="text1" w:themeTint="BF"/>
           <w:sz w:val="24"/>
           <w:szCs w:val="24"/>
@@ -2185,7 +2148,7 @@
         </w:pBdr>
         <w:ind w:left="851"/>
         <w:rPr>
-          <w:rFonts w:ascii="Calibri" w:hAnsi="Calibri" w:eastAsia="Calibri" w:cs="Calibri"/>
+          <w:rFonts w:ascii="Calibri" w:eastAsia="Calibri" w:hAnsi="Calibri" w:cs="Calibri"/>
           <w:color w:val="404040" w:themeColor="text1" w:themeTint="BF"/>
           <w:sz w:val="24"/>
           <w:szCs w:val="24"/>
@@ -2208,7 +2171,7 @@
         </w:pBdr>
         <w:ind w:left="851" w:hanging="425"/>
         <w:rPr>
-          <w:rFonts w:ascii="Calibri" w:hAnsi="Calibri" w:eastAsia="Calibri" w:cs="Calibri"/>
+          <w:rFonts w:ascii="Calibri" w:eastAsia="Calibri" w:hAnsi="Calibri" w:cs="Calibri"/>
           <w:color w:val="404040" w:themeColor="text1" w:themeTint="BF"/>
           <w:sz w:val="24"/>
           <w:szCs w:val="24"/>
@@ -2219,12 +2182,32 @@
       </w:r>
       <w:r>
         <w:rPr>
-          <w:rFonts w:ascii="Calibri" w:hAnsi="Calibri" w:eastAsia="Calibri" w:cs="Calibri"/>
-          <w:color w:val="404040" w:themeColor="text1" w:themeTint="BF"/>
-          <w:sz w:val="24"/>
-          <w:szCs w:val="24"/>
-        </w:rPr>
-        <w:t>Configure below code repository or forked repository in Jenkins pipeline to checkout Pipeline script from Git version control system</w:t>
+          <w:rFonts w:ascii="Calibri" w:eastAsia="Calibri" w:hAnsi="Calibri" w:cs="Calibri"/>
+          <w:color w:val="404040" w:themeColor="text1" w:themeTint="BF"/>
+          <w:sz w:val="24"/>
+          <w:szCs w:val="24"/>
+        </w:rPr>
+        <w:t xml:space="preserve">Configure below code repository or forked repository in Jenkins pipeline to </w:t>
+      </w:r>
+      <w:proofErr w:type="gramStart"/>
+      <w:r>
+        <w:rPr>
+          <w:rFonts w:ascii="Calibri" w:eastAsia="Calibri" w:hAnsi="Calibri" w:cs="Calibri"/>
+          <w:color w:val="404040" w:themeColor="text1" w:themeTint="BF"/>
+          <w:sz w:val="24"/>
+          <w:szCs w:val="24"/>
+        </w:rPr>
+        <w:t>checkout</w:t>
+      </w:r>
+      <w:proofErr w:type="gramEnd"/>
+      <w:r>
+        <w:rPr>
+          <w:rFonts w:ascii="Calibri" w:eastAsia="Calibri" w:hAnsi="Calibri" w:cs="Calibri"/>
+          <w:color w:val="404040" w:themeColor="text1" w:themeTint="BF"/>
+          <w:sz w:val="24"/>
+          <w:szCs w:val="24"/>
+        </w:rPr>
+        <w:t xml:space="preserve"> Pipeline script from Git version control system</w:t>
       </w:r>
     </w:p>
     <w:p>
@@ -2239,19 +2222,19 @@
         </w:pBdr>
         <w:ind w:left="851"/>
         <w:rPr>
-          <w:rFonts w:ascii="Calibri" w:hAnsi="Calibri" w:eastAsia="Calibri" w:cs="Calibri"/>
-          <w:b/>
-          <w:bCs/>
-          <w:color w:val="404040" w:themeColor="text1" w:themeTint="BF"/>
-          <w:sz w:val="24"/>
-          <w:szCs w:val="24"/>
-        </w:rPr>
-      </w:pPr>
-      <w:hyperlink w:history="1" r:id="rId20">
+          <w:rFonts w:ascii="Calibri" w:eastAsia="Calibri" w:hAnsi="Calibri" w:cs="Calibri"/>
+          <w:b/>
+          <w:bCs/>
+          <w:color w:val="404040" w:themeColor="text1" w:themeTint="BF"/>
+          <w:sz w:val="24"/>
+          <w:szCs w:val="24"/>
+        </w:rPr>
+      </w:pPr>
+      <w:hyperlink r:id="rId20" w:history="1">
         <w:r>
           <w:rPr>
             <w:rStyle w:val="Hyperlink"/>
-            <w:rFonts w:ascii="Calibri" w:hAnsi="Calibri" w:eastAsia="Calibri" w:cs="Calibri"/>
+            <w:rFonts w:ascii="Calibri" w:eastAsia="Calibri" w:hAnsi="Calibri" w:cs="Calibri"/>
             <w:b/>
             <w:bCs/>
             <w:sz w:val="24"/>
@@ -2274,7 +2257,7 @@
         </w:pBdr>
         <w:ind w:left="851"/>
         <w:rPr>
-          <w:rFonts w:ascii="Calibri" w:hAnsi="Calibri" w:eastAsia="Calibri" w:cs="Calibri"/>
+          <w:rFonts w:ascii="Calibri" w:eastAsia="Calibri" w:hAnsi="Calibri" w:cs="Calibri"/>
           <w:b/>
           <w:bCs/>
           <w:color w:val="404040" w:themeColor="text1" w:themeTint="BF"/>
@@ -2295,7 +2278,7 @@
         </w:pBdr>
         <w:ind w:left="851"/>
         <w:rPr>
-          <w:rFonts w:ascii="Calibri" w:hAnsi="Calibri" w:eastAsia="Calibri" w:cs="Calibri"/>
+          <w:rFonts w:ascii="Calibri" w:eastAsia="Calibri" w:hAnsi="Calibri" w:cs="Calibri"/>
           <w:color w:val="404040" w:themeColor="text1" w:themeTint="BF"/>
           <w:sz w:val="24"/>
           <w:szCs w:val="24"/>
@@ -2385,7 +2368,7 @@
         </w:pBdr>
         <w:ind w:left="851"/>
         <w:rPr>
-          <w:rFonts w:ascii="Calibri" w:hAnsi="Calibri" w:eastAsia="Calibri" w:cs="Calibri"/>
+          <w:rFonts w:ascii="Calibri" w:eastAsia="Calibri" w:hAnsi="Calibri" w:cs="Calibri"/>
           <w:color w:val="404040" w:themeColor="text1" w:themeTint="BF"/>
           <w:sz w:val="24"/>
           <w:szCs w:val="24"/>
@@ -2396,35 +2379,36 @@
       <w:pPr>
         <w:pStyle w:val="ListParagraph"/>
         <w:pBdr>
-          <w:top w:val="single" w:color="auto" w:sz="4" w:space="1"/>
-          <w:left w:val="single" w:color="auto" w:sz="4" w:space="1"/>
-          <w:bottom w:val="single" w:color="auto" w:sz="4" w:space="1"/>
-          <w:right w:val="single" w:color="auto" w:sz="4" w:space="1"/>
-          <w:between w:val="single" w:color="auto" w:sz="4" w:space="1"/>
-          <w:bar w:val="single" w:color="auto" w:sz="4"/>
+          <w:top w:val="single" w:sz="4" w:space="1" w:color="auto"/>
+          <w:left w:val="single" w:sz="4" w:space="1" w:color="auto"/>
+          <w:bottom w:val="single" w:sz="4" w:space="1" w:color="auto"/>
+          <w:right w:val="single" w:sz="4" w:space="1" w:color="auto"/>
+          <w:between w:val="single" w:sz="4" w:space="1" w:color="auto"/>
+          <w:bar w:val="single" w:sz="4" w:color="auto"/>
         </w:pBdr>
         <w:ind w:left="851"/>
         <w:rPr>
-          <w:rFonts w:ascii="Calibri" w:hAnsi="Calibri" w:eastAsia="Calibri" w:cs="Calibri"/>
-          <w:color w:val="404040" w:themeColor="text1" w:themeTint="BF"/>
-          <w:sz w:val="24"/>
-          <w:szCs w:val="24"/>
-        </w:rPr>
-      </w:pPr>
-      <w:r>
-        <w:rPr>
-          <w:rFonts w:ascii="Calibri" w:hAnsi="Calibri" w:eastAsia="Calibri" w:cs="Calibri"/>
-          <w:b/>
-          <w:bCs/>
-          <w:color w:val="404040" w:themeColor="text1" w:themeTint="BF"/>
-          <w:sz w:val="24"/>
-          <w:szCs w:val="24"/>
-        </w:rPr>
+          <w:rFonts w:ascii="Calibri" w:eastAsia="Calibri" w:hAnsi="Calibri" w:cs="Calibri"/>
+          <w:color w:val="404040" w:themeColor="text1" w:themeTint="BF"/>
+          <w:sz w:val="24"/>
+          <w:szCs w:val="24"/>
+        </w:rPr>
+      </w:pPr>
+      <w:r>
+        <w:rPr>
+          <w:rFonts w:ascii="Calibri" w:eastAsia="Calibri" w:hAnsi="Calibri" w:cs="Calibri"/>
+          <w:b/>
+          <w:bCs/>
+          <w:color w:val="404040" w:themeColor="text1" w:themeTint="BF"/>
+          <w:sz w:val="24"/>
+          <w:szCs w:val="24"/>
+        </w:rPr>
+        <w:lastRenderedPageBreak/>
         <w:t xml:space="preserve">Note: </w:t>
       </w:r>
       <w:r>
         <w:rPr>
-          <w:rFonts w:ascii="Calibri" w:hAnsi="Calibri" w:eastAsia="Calibri" w:cs="Calibri"/>
+          <w:rFonts w:ascii="Calibri" w:eastAsia="Calibri" w:hAnsi="Calibri" w:cs="Calibri"/>
           <w:color w:val="404040" w:themeColor="text1" w:themeTint="BF"/>
           <w:sz w:val="24"/>
           <w:szCs w:val="24"/>
@@ -2433,7 +2417,7 @@
       </w:r>
       <w:r>
         <w:rPr>
-          <w:rFonts w:ascii="Calibri" w:hAnsi="Calibri" w:eastAsia="Calibri" w:cs="Calibri"/>
+          <w:rFonts w:ascii="Calibri" w:eastAsia="Calibri" w:hAnsi="Calibri" w:cs="Calibri"/>
           <w:color w:val="404040" w:themeColor="text1" w:themeTint="BF"/>
           <w:sz w:val="24"/>
           <w:szCs w:val="24"/>
@@ -2442,7 +2426,7 @@
       </w:r>
       <w:r>
         <w:rPr>
-          <w:rFonts w:ascii="Calibri" w:hAnsi="Calibri" w:eastAsia="Calibri" w:cs="Calibri"/>
+          <w:rFonts w:ascii="Calibri" w:eastAsia="Calibri" w:hAnsi="Calibri" w:cs="Calibri"/>
           <w:color w:val="404040" w:themeColor="text1" w:themeTint="BF"/>
           <w:sz w:val="24"/>
           <w:szCs w:val="24"/>
@@ -2462,7 +2446,7 @@
         </w:pBdr>
         <w:ind w:left="851"/>
         <w:rPr>
-          <w:rFonts w:ascii="Calibri" w:hAnsi="Calibri" w:eastAsia="Calibri" w:cs="Calibri"/>
+          <w:rFonts w:ascii="Calibri" w:eastAsia="Calibri" w:hAnsi="Calibri" w:cs="Calibri"/>
           <w:color w:val="404040" w:themeColor="text1" w:themeTint="BF"/>
           <w:sz w:val="24"/>
           <w:szCs w:val="24"/>
@@ -2485,15 +2469,15 @@
         </w:pBdr>
         <w:ind w:left="709"/>
         <w:rPr>
-          <w:rFonts w:ascii="Calibri" w:hAnsi="Calibri" w:eastAsia="Calibri" w:cs="Calibri"/>
-          <w:color w:val="404040" w:themeColor="text1" w:themeTint="BF"/>
-          <w:sz w:val="24"/>
-          <w:szCs w:val="24"/>
-        </w:rPr>
-      </w:pPr>
-      <w:r>
-        <w:rPr>
-          <w:rFonts w:ascii="Calibri" w:hAnsi="Calibri" w:eastAsia="Calibri" w:cs="Calibri"/>
+          <w:rFonts w:ascii="Calibri" w:eastAsia="Calibri" w:hAnsi="Calibri" w:cs="Calibri"/>
+          <w:color w:val="404040" w:themeColor="text1" w:themeTint="BF"/>
+          <w:sz w:val="24"/>
+          <w:szCs w:val="24"/>
+        </w:rPr>
+      </w:pPr>
+      <w:r>
+        <w:rPr>
+          <w:rFonts w:ascii="Calibri" w:eastAsia="Calibri" w:hAnsi="Calibri" w:cs="Calibri"/>
           <w:color w:val="404040" w:themeColor="text1" w:themeTint="BF"/>
           <w:sz w:val="24"/>
           <w:szCs w:val="24"/>
@@ -2502,7 +2486,7 @@
       </w:r>
       <w:r>
         <w:rPr>
-          <w:rFonts w:ascii="Calibri" w:hAnsi="Calibri" w:eastAsia="Calibri" w:cs="Calibri"/>
+          <w:rFonts w:ascii="Calibri" w:eastAsia="Calibri" w:hAnsi="Calibri" w:cs="Calibri"/>
           <w:b/>
           <w:bCs/>
           <w:color w:val="404040" w:themeColor="text1" w:themeTint="BF"/>
@@ -2513,7 +2497,7 @@
       </w:r>
       <w:r>
         <w:rPr>
-          <w:rFonts w:ascii="Calibri" w:hAnsi="Calibri" w:eastAsia="Calibri" w:cs="Calibri"/>
+          <w:rFonts w:ascii="Calibri" w:eastAsia="Calibri" w:hAnsi="Calibri" w:cs="Calibri"/>
           <w:color w:val="404040" w:themeColor="text1" w:themeTint="BF"/>
           <w:sz w:val="24"/>
           <w:szCs w:val="24"/>
@@ -2522,7 +2506,7 @@
       </w:r>
       <w:r>
         <w:rPr>
-          <w:rFonts w:ascii="Calibri" w:hAnsi="Calibri" w:eastAsia="Calibri" w:cs="Calibri"/>
+          <w:rFonts w:ascii="Calibri" w:eastAsia="Calibri" w:hAnsi="Calibri" w:cs="Calibri"/>
           <w:b/>
           <w:bCs/>
           <w:color w:val="404040" w:themeColor="text1" w:themeTint="BF"/>
@@ -2533,7 +2517,7 @@
       </w:r>
       <w:r>
         <w:rPr>
-          <w:rFonts w:ascii="Calibri" w:hAnsi="Calibri" w:eastAsia="Calibri" w:cs="Calibri"/>
+          <w:rFonts w:ascii="Calibri" w:eastAsia="Calibri" w:hAnsi="Calibri" w:cs="Calibri"/>
           <w:color w:val="404040" w:themeColor="text1" w:themeTint="BF"/>
           <w:sz w:val="24"/>
           <w:szCs w:val="24"/>
@@ -2553,7 +2537,7 @@
         </w:pBdr>
         <w:ind w:left="709"/>
         <w:rPr>
-          <w:rFonts w:ascii="Calibri" w:hAnsi="Calibri" w:eastAsia="Calibri" w:cs="Calibri"/>
+          <w:rFonts w:ascii="Calibri" w:eastAsia="Calibri" w:hAnsi="Calibri" w:cs="Calibri"/>
           <w:color w:val="404040" w:themeColor="text1" w:themeTint="BF"/>
           <w:sz w:val="24"/>
           <w:szCs w:val="24"/>
@@ -2572,7 +2556,7 @@
         </w:pBdr>
         <w:ind w:left="709"/>
         <w:rPr>
-          <w:rFonts w:ascii="Calibri" w:hAnsi="Calibri" w:eastAsia="Calibri" w:cs="Calibri"/>
+          <w:rFonts w:ascii="Calibri" w:eastAsia="Calibri" w:hAnsi="Calibri" w:cs="Calibri"/>
           <w:color w:val="404040" w:themeColor="text1" w:themeTint="BF"/>
           <w:sz w:val="24"/>
           <w:szCs w:val="24"/>
@@ -2643,7 +2627,7 @@
         </w:pBdr>
         <w:ind w:left="709"/>
         <w:rPr>
-          <w:rFonts w:ascii="Calibri" w:hAnsi="Calibri" w:eastAsia="Calibri" w:cs="Calibri"/>
+          <w:rFonts w:ascii="Calibri" w:eastAsia="Calibri" w:hAnsi="Calibri" w:cs="Calibri"/>
           <w:color w:val="404040" w:themeColor="text1" w:themeTint="BF"/>
           <w:sz w:val="24"/>
           <w:szCs w:val="24"/>
@@ -2666,15 +2650,15 @@
         </w:pBdr>
         <w:ind w:left="709"/>
         <w:rPr>
-          <w:rFonts w:ascii="Calibri" w:hAnsi="Calibri" w:eastAsia="Calibri" w:cs="Calibri"/>
-          <w:color w:val="404040" w:themeColor="text1" w:themeTint="BF"/>
-          <w:sz w:val="24"/>
-          <w:szCs w:val="24"/>
-        </w:rPr>
-      </w:pPr>
-      <w:r>
-        <w:rPr>
-          <w:rFonts w:ascii="Calibri" w:hAnsi="Calibri" w:eastAsia="Calibri" w:cs="Calibri"/>
+          <w:rFonts w:ascii="Calibri" w:eastAsia="Calibri" w:hAnsi="Calibri" w:cs="Calibri"/>
+          <w:color w:val="404040" w:themeColor="text1" w:themeTint="BF"/>
+          <w:sz w:val="24"/>
+          <w:szCs w:val="24"/>
+        </w:rPr>
+      </w:pPr>
+      <w:r>
+        <w:rPr>
+          <w:rFonts w:ascii="Calibri" w:eastAsia="Calibri" w:hAnsi="Calibri" w:cs="Calibri"/>
           <w:color w:val="404040" w:themeColor="text1" w:themeTint="BF"/>
           <w:sz w:val="24"/>
           <w:szCs w:val="24"/>
@@ -2683,7 +2667,7 @@
       </w:r>
       <w:r>
         <w:rPr>
-          <w:rFonts w:ascii="Calibri" w:hAnsi="Calibri" w:eastAsia="Calibri" w:cs="Calibri"/>
+          <w:rFonts w:ascii="Calibri" w:eastAsia="Calibri" w:hAnsi="Calibri" w:cs="Calibri"/>
           <w:b/>
           <w:bCs/>
           <w:color w:val="404040" w:themeColor="text1" w:themeTint="BF"/>
@@ -2694,7 +2678,7 @@
       </w:r>
       <w:r>
         <w:rPr>
-          <w:rFonts w:ascii="Calibri" w:hAnsi="Calibri" w:eastAsia="Calibri" w:cs="Calibri"/>
+          <w:rFonts w:ascii="Calibri" w:eastAsia="Calibri" w:hAnsi="Calibri" w:cs="Calibri"/>
           <w:color w:val="404040" w:themeColor="text1" w:themeTint="BF"/>
           <w:sz w:val="24"/>
           <w:szCs w:val="24"/>
@@ -2703,7 +2687,7 @@
       </w:r>
       <w:r>
         <w:rPr>
-          <w:rFonts w:ascii="Calibri" w:hAnsi="Calibri" w:eastAsia="Calibri" w:cs="Calibri"/>
+          <w:rFonts w:ascii="Calibri" w:eastAsia="Calibri" w:hAnsi="Calibri" w:cs="Calibri"/>
           <w:color w:val="404040" w:themeColor="text1" w:themeTint="BF"/>
           <w:sz w:val="24"/>
           <w:szCs w:val="24"/>
@@ -2712,7 +2696,7 @@
       </w:r>
       <w:r>
         <w:rPr>
-          <w:rFonts w:ascii="Calibri" w:hAnsi="Calibri" w:eastAsia="Calibri" w:cs="Calibri"/>
+          <w:rFonts w:ascii="Calibri" w:eastAsia="Calibri" w:hAnsi="Calibri" w:cs="Calibri"/>
           <w:color w:val="404040" w:themeColor="text1" w:themeTint="BF"/>
           <w:sz w:val="24"/>
           <w:szCs w:val="24"/>
@@ -2721,7 +2705,7 @@
       </w:r>
       <w:r>
         <w:rPr>
-          <w:rFonts w:ascii="Calibri" w:hAnsi="Calibri" w:eastAsia="Calibri" w:cs="Calibri"/>
+          <w:rFonts w:ascii="Calibri" w:eastAsia="Calibri" w:hAnsi="Calibri" w:cs="Calibri"/>
           <w:color w:val="404040" w:themeColor="text1" w:themeTint="BF"/>
           <w:sz w:val="24"/>
           <w:szCs w:val="24"/>
@@ -2730,7 +2714,7 @@
       </w:r>
       <w:r>
         <w:rPr>
-          <w:rFonts w:ascii="Calibri" w:hAnsi="Calibri" w:eastAsia="Calibri" w:cs="Calibri"/>
+          <w:rFonts w:ascii="Calibri" w:eastAsia="Calibri" w:hAnsi="Calibri" w:cs="Calibri"/>
           <w:color w:val="404040" w:themeColor="text1" w:themeTint="BF"/>
           <w:sz w:val="24"/>
           <w:szCs w:val="24"/>
@@ -2750,7 +2734,7 @@
         </w:pBdr>
         <w:ind w:left="709"/>
         <w:rPr>
-          <w:rFonts w:ascii="Calibri" w:hAnsi="Calibri" w:eastAsia="Calibri" w:cs="Calibri"/>
+          <w:rFonts w:ascii="Calibri" w:eastAsia="Calibri" w:hAnsi="Calibri" w:cs="Calibri"/>
           <w:b/>
           <w:bCs/>
           <w:color w:val="404040" w:themeColor="text1" w:themeTint="BF"/>
@@ -2771,17 +2755,18 @@
         </w:pBdr>
         <w:ind w:left="709"/>
         <w:rPr>
-          <w:rFonts w:ascii="Calibri" w:hAnsi="Calibri" w:eastAsia="Calibri" w:cs="Calibri"/>
-          <w:b/>
-          <w:bCs/>
-          <w:color w:val="404040" w:themeColor="text1" w:themeTint="BF"/>
-          <w:sz w:val="24"/>
-          <w:szCs w:val="24"/>
-        </w:rPr>
-      </w:pPr>
-      <w:r>
-        <w:rPr>
-          <w:rFonts w:ascii="Calibri" w:hAnsi="Calibri" w:eastAsia="Calibri" w:cs="Calibri"/>
+          <w:rFonts w:ascii="Calibri" w:eastAsia="Calibri" w:hAnsi="Calibri" w:cs="Calibri"/>
+          <w:b/>
+          <w:bCs/>
+          <w:color w:val="404040" w:themeColor="text1" w:themeTint="BF"/>
+          <w:sz w:val="24"/>
+          <w:szCs w:val="24"/>
+        </w:rPr>
+      </w:pPr>
+      <w:proofErr w:type="gramStart"/>
+      <w:r>
+        <w:rPr>
+          <w:rFonts w:ascii="Calibri" w:eastAsia="Calibri" w:hAnsi="Calibri" w:cs="Calibri"/>
           <w:b/>
           <w:bCs/>
           <w:color w:val="404040" w:themeColor="text1" w:themeTint="BF"/>
@@ -2790,6 +2775,7 @@
         </w:rPr>
         <w:t>node{</w:t>
       </w:r>
+      <w:proofErr w:type="gramEnd"/>
     </w:p>
     <w:p>
       <w:pPr>
@@ -2803,17 +2789,17 @@
         </w:pBdr>
         <w:ind w:left="709"/>
         <w:rPr>
-          <w:rFonts w:ascii="Calibri" w:hAnsi="Calibri" w:eastAsia="Calibri" w:cs="Calibri"/>
-          <w:b/>
-          <w:bCs/>
-          <w:color w:val="404040" w:themeColor="text1" w:themeTint="BF"/>
-          <w:sz w:val="24"/>
-          <w:szCs w:val="24"/>
-        </w:rPr>
-      </w:pPr>
-      <w:r>
-        <w:rPr>
-          <w:rFonts w:ascii="Calibri" w:hAnsi="Calibri" w:eastAsia="Calibri" w:cs="Calibri"/>
+          <w:rFonts w:ascii="Calibri" w:eastAsia="Calibri" w:hAnsi="Calibri" w:cs="Calibri"/>
+          <w:b/>
+          <w:bCs/>
+          <w:color w:val="404040" w:themeColor="text1" w:themeTint="BF"/>
+          <w:sz w:val="24"/>
+          <w:szCs w:val="24"/>
+        </w:rPr>
+      </w:pPr>
+      <w:r>
+        <w:rPr>
+          <w:rFonts w:ascii="Calibri" w:eastAsia="Calibri" w:hAnsi="Calibri" w:cs="Calibri"/>
           <w:b/>
           <w:bCs/>
           <w:color w:val="404040" w:themeColor="text1" w:themeTint="BF"/>
@@ -2835,25 +2821,62 @@
         </w:pBdr>
         <w:ind w:left="709"/>
         <w:rPr>
-          <w:rFonts w:ascii="Calibri" w:hAnsi="Calibri" w:eastAsia="Calibri" w:cs="Calibri"/>
-          <w:b/>
-          <w:bCs/>
-          <w:color w:val="404040" w:themeColor="text1" w:themeTint="BF"/>
-          <w:sz w:val="24"/>
-          <w:szCs w:val="24"/>
-        </w:rPr>
-      </w:pPr>
-      <w:r>
-        <w:rPr>
-          <w:rFonts w:ascii="Calibri" w:hAnsi="Calibri" w:eastAsia="Calibri" w:cs="Calibri"/>
-          <w:b/>
-          <w:bCs/>
-          <w:color w:val="404040" w:themeColor="text1" w:themeTint="BF"/>
-          <w:sz w:val="24"/>
-          <w:szCs w:val="24"/>
-        </w:rPr>
-        <w:t xml:space="preserve">    stage('Prepare Environment'){</w:t>
-      </w:r>
+          <w:rFonts w:ascii="Calibri" w:eastAsia="Calibri" w:hAnsi="Calibri" w:cs="Calibri"/>
+          <w:b/>
+          <w:bCs/>
+          <w:color w:val="404040" w:themeColor="text1" w:themeTint="BF"/>
+          <w:sz w:val="24"/>
+          <w:szCs w:val="24"/>
+        </w:rPr>
+      </w:pPr>
+      <w:r>
+        <w:rPr>
+          <w:rFonts w:ascii="Calibri" w:eastAsia="Calibri" w:hAnsi="Calibri" w:cs="Calibri"/>
+          <w:b/>
+          <w:bCs/>
+          <w:color w:val="404040" w:themeColor="text1" w:themeTint="BF"/>
+          <w:sz w:val="24"/>
+          <w:szCs w:val="24"/>
+        </w:rPr>
+        <w:t xml:space="preserve">    </w:t>
+      </w:r>
+      <w:proofErr w:type="gramStart"/>
+      <w:r>
+        <w:rPr>
+          <w:rFonts w:ascii="Calibri" w:eastAsia="Calibri" w:hAnsi="Calibri" w:cs="Calibri"/>
+          <w:b/>
+          <w:bCs/>
+          <w:color w:val="404040" w:themeColor="text1" w:themeTint="BF"/>
+          <w:sz w:val="24"/>
+          <w:szCs w:val="24"/>
+        </w:rPr>
+        <w:t>stage(</w:t>
+      </w:r>
+      <w:proofErr w:type="gramEnd"/>
+      <w:r>
+        <w:rPr>
+          <w:rFonts w:ascii="Calibri" w:eastAsia="Calibri" w:hAnsi="Calibri" w:cs="Calibri"/>
+          <w:b/>
+          <w:bCs/>
+          <w:color w:val="404040" w:themeColor="text1" w:themeTint="BF"/>
+          <w:sz w:val="24"/>
+          <w:szCs w:val="24"/>
+        </w:rPr>
+        <w:t>'Prepare Environment</w:t>
+      </w:r>
+      <w:proofErr w:type="gramStart"/>
+      <w:r>
+        <w:rPr>
+          <w:rFonts w:ascii="Calibri" w:eastAsia="Calibri" w:hAnsi="Calibri" w:cs="Calibri"/>
+          <w:b/>
+          <w:bCs/>
+          <w:color w:val="404040" w:themeColor="text1" w:themeTint="BF"/>
+          <w:sz w:val="24"/>
+          <w:szCs w:val="24"/>
+        </w:rPr>
+        <w:t>'){</w:t>
+      </w:r>
+      <w:proofErr w:type="gramEnd"/>
     </w:p>
     <w:p>
       <w:pPr>
@@ -2867,17 +2890,17 @@
         </w:pBdr>
         <w:ind w:left="709"/>
         <w:rPr>
-          <w:rFonts w:ascii="Calibri" w:hAnsi="Calibri" w:eastAsia="Calibri" w:cs="Calibri"/>
-          <w:b/>
-          <w:bCs/>
-          <w:color w:val="404040" w:themeColor="text1" w:themeTint="BF"/>
-          <w:sz w:val="24"/>
-          <w:szCs w:val="24"/>
-        </w:rPr>
-      </w:pPr>
-      <w:r>
-        <w:rPr>
-          <w:rFonts w:ascii="Calibri" w:hAnsi="Calibri" w:eastAsia="Calibri" w:cs="Calibri"/>
+          <w:rFonts w:ascii="Calibri" w:eastAsia="Calibri" w:hAnsi="Calibri" w:cs="Calibri"/>
+          <w:b/>
+          <w:bCs/>
+          <w:color w:val="404040" w:themeColor="text1" w:themeTint="BF"/>
+          <w:sz w:val="24"/>
+          <w:szCs w:val="24"/>
+        </w:rPr>
+      </w:pPr>
+      <w:r>
+        <w:rPr>
+          <w:rFonts w:ascii="Calibri" w:eastAsia="Calibri" w:hAnsi="Calibri" w:cs="Calibri"/>
           <w:b/>
           <w:bCs/>
           <w:color w:val="404040" w:themeColor="text1" w:themeTint="BF"/>
@@ -2899,17 +2922,17 @@
         </w:pBdr>
         <w:ind w:left="709"/>
         <w:rPr>
-          <w:rFonts w:ascii="Calibri" w:hAnsi="Calibri" w:eastAsia="Calibri" w:cs="Calibri"/>
-          <w:b/>
-          <w:bCs/>
-          <w:color w:val="404040" w:themeColor="text1" w:themeTint="BF"/>
-          <w:sz w:val="24"/>
-          <w:szCs w:val="24"/>
-        </w:rPr>
-      </w:pPr>
-      <w:r>
-        <w:rPr>
-          <w:rFonts w:ascii="Calibri" w:hAnsi="Calibri" w:eastAsia="Calibri" w:cs="Calibri"/>
+          <w:rFonts w:ascii="Calibri" w:eastAsia="Calibri" w:hAnsi="Calibri" w:cs="Calibri"/>
+          <w:b/>
+          <w:bCs/>
+          <w:color w:val="404040" w:themeColor="text1" w:themeTint="BF"/>
+          <w:sz w:val="24"/>
+          <w:szCs w:val="24"/>
+        </w:rPr>
+      </w:pPr>
+      <w:r>
+        <w:rPr>
+          <w:rFonts w:ascii="Calibri" w:eastAsia="Calibri" w:hAnsi="Calibri" w:cs="Calibri"/>
           <w:b/>
           <w:bCs/>
           <w:color w:val="404040" w:themeColor="text1" w:themeTint="BF"/>
@@ -2931,17 +2954,17 @@
         </w:pBdr>
         <w:ind w:left="709"/>
         <w:rPr>
-          <w:rFonts w:ascii="Calibri" w:hAnsi="Calibri" w:eastAsia="Calibri" w:cs="Calibri"/>
-          <w:b/>
-          <w:bCs/>
-          <w:color w:val="404040" w:themeColor="text1" w:themeTint="BF"/>
-          <w:sz w:val="24"/>
-          <w:szCs w:val="24"/>
-        </w:rPr>
-      </w:pPr>
-      <w:r>
-        <w:rPr>
-          <w:rFonts w:ascii="Calibri" w:hAnsi="Calibri" w:eastAsia="Calibri" w:cs="Calibri"/>
+          <w:rFonts w:ascii="Calibri" w:eastAsia="Calibri" w:hAnsi="Calibri" w:cs="Calibri"/>
+          <w:b/>
+          <w:bCs/>
+          <w:color w:val="404040" w:themeColor="text1" w:themeTint="BF"/>
+          <w:sz w:val="24"/>
+          <w:szCs w:val="24"/>
+        </w:rPr>
+      </w:pPr>
+      <w:r>
+        <w:rPr>
+          <w:rFonts w:ascii="Calibri" w:eastAsia="Calibri" w:hAnsi="Calibri" w:cs="Calibri"/>
           <w:b/>
           <w:bCs/>
           <w:color w:val="404040" w:themeColor="text1" w:themeTint="BF"/>
@@ -2950,17 +2973,67 @@
         </w:rPr>
         <w:tab/>
       </w:r>
-      <w:r>
-        <w:rPr>
-          <w:rFonts w:ascii="Calibri" w:hAnsi="Calibri" w:eastAsia="Calibri" w:cs="Calibri"/>
-          <w:b/>
-          <w:bCs/>
-          <w:color w:val="404040" w:themeColor="text1" w:themeTint="BF"/>
-          <w:sz w:val="24"/>
-          <w:szCs w:val="24"/>
-        </w:rPr>
-        <w:t>withCredentials([usernamePassword(credentialsId: 'dockerHubAccount', usernameVariable: 'dockerUser', passwordVariable: 'dockerPassword')]) {</w:t>
-      </w:r>
+      <w:proofErr w:type="gramStart"/>
+      <w:r>
+        <w:rPr>
+          <w:rFonts w:ascii="Calibri" w:eastAsia="Calibri" w:hAnsi="Calibri" w:cs="Calibri"/>
+          <w:b/>
+          <w:bCs/>
+          <w:color w:val="404040" w:themeColor="text1" w:themeTint="BF"/>
+          <w:sz w:val="24"/>
+          <w:szCs w:val="24"/>
+        </w:rPr>
+        <w:t>withCredentials(</w:t>
+      </w:r>
+      <w:proofErr w:type="gramEnd"/>
+      <w:r>
+        <w:rPr>
+          <w:rFonts w:ascii="Calibri" w:eastAsia="Calibri" w:hAnsi="Calibri" w:cs="Calibri"/>
+          <w:b/>
+          <w:bCs/>
+          <w:color w:val="404040" w:themeColor="text1" w:themeTint="BF"/>
+          <w:sz w:val="24"/>
+          <w:szCs w:val="24"/>
+        </w:rPr>
+        <w:t>[</w:t>
+      </w:r>
+      <w:proofErr w:type="gramStart"/>
+      <w:r>
+        <w:rPr>
+          <w:rFonts w:ascii="Calibri" w:eastAsia="Calibri" w:hAnsi="Calibri" w:cs="Calibri"/>
+          <w:b/>
+          <w:bCs/>
+          <w:color w:val="404040" w:themeColor="text1" w:themeTint="BF"/>
+          <w:sz w:val="24"/>
+          <w:szCs w:val="24"/>
+        </w:rPr>
+        <w:t>usernamePassword(</w:t>
+      </w:r>
+      <w:proofErr w:type="gramEnd"/>
+      <w:r>
+        <w:rPr>
+          <w:rFonts w:ascii="Calibri" w:eastAsia="Calibri" w:hAnsi="Calibri" w:cs="Calibri"/>
+          <w:b/>
+          <w:bCs/>
+          <w:color w:val="404040" w:themeColor="text1" w:themeTint="BF"/>
+          <w:sz w:val="24"/>
+          <w:szCs w:val="24"/>
+        </w:rPr>
+        <w:t>credentialsId: 'dockerHubAccount', usernameVariable: 'dockerUser', passwordVariable: 'dockerPassword')</w:t>
+      </w:r>
+      <w:proofErr w:type="gramStart"/>
+      <w:r>
+        <w:rPr>
+          <w:rFonts w:ascii="Calibri" w:eastAsia="Calibri" w:hAnsi="Calibri" w:cs="Calibri"/>
+          <w:b/>
+          <w:bCs/>
+          <w:color w:val="404040" w:themeColor="text1" w:themeTint="BF"/>
+          <w:sz w:val="24"/>
+          <w:szCs w:val="24"/>
+        </w:rPr>
+        <w:t>]) {</w:t>
+      </w:r>
+      <w:proofErr w:type="gramEnd"/>
     </w:p>
     <w:p>
       <w:pPr>
@@ -2974,17 +3047,17 @@
         </w:pBdr>
         <w:ind w:left="709"/>
         <w:rPr>
-          <w:rFonts w:ascii="Calibri" w:hAnsi="Calibri" w:eastAsia="Calibri" w:cs="Calibri"/>
-          <w:b/>
-          <w:bCs/>
-          <w:color w:val="404040" w:themeColor="text1" w:themeTint="BF"/>
-          <w:sz w:val="24"/>
-          <w:szCs w:val="24"/>
-        </w:rPr>
-      </w:pPr>
-      <w:r>
-        <w:rPr>
-          <w:rFonts w:ascii="Calibri" w:hAnsi="Calibri" w:eastAsia="Calibri" w:cs="Calibri"/>
+          <w:rFonts w:ascii="Calibri" w:eastAsia="Calibri" w:hAnsi="Calibri" w:cs="Calibri"/>
+          <w:b/>
+          <w:bCs/>
+          <w:color w:val="404040" w:themeColor="text1" w:themeTint="BF"/>
+          <w:sz w:val="24"/>
+          <w:szCs w:val="24"/>
+        </w:rPr>
+      </w:pPr>
+      <w:r>
+        <w:rPr>
+          <w:rFonts w:ascii="Calibri" w:eastAsia="Calibri" w:hAnsi="Calibri" w:cs="Calibri"/>
           <w:b/>
           <w:bCs/>
           <w:color w:val="404040" w:themeColor="text1" w:themeTint="BF"/>
@@ -2995,7 +3068,7 @@
       </w:r>
       <w:r>
         <w:rPr>
-          <w:rFonts w:ascii="Calibri" w:hAnsi="Calibri" w:eastAsia="Calibri" w:cs="Calibri"/>
+          <w:rFonts w:ascii="Calibri" w:eastAsia="Calibri" w:hAnsi="Calibri" w:cs="Calibri"/>
           <w:b/>
           <w:bCs/>
           <w:color w:val="404040" w:themeColor="text1" w:themeTint="BF"/>
@@ -3003,16 +3076,6 @@
           <w:szCs w:val="24"/>
         </w:rPr>
         <w:tab/>
-      </w:r>
-      <w:r>
-        <w:rPr>
-          <w:rFonts w:ascii="Calibri" w:hAnsi="Calibri" w:eastAsia="Calibri" w:cs="Calibri"/>
-          <w:b/>
-          <w:bCs/>
-          <w:color w:val="404040" w:themeColor="text1" w:themeTint="BF"/>
-          <w:sz w:val="24"/>
-          <w:szCs w:val="24"/>
-        </w:rPr>
         <w:t>dockerHubUser="$dockerUser"</w:t>
       </w:r>
     </w:p>
@@ -3028,17 +3091,17 @@
         </w:pBdr>
         <w:ind w:left="709"/>
         <w:rPr>
-          <w:rFonts w:ascii="Calibri" w:hAnsi="Calibri" w:eastAsia="Calibri" w:cs="Calibri"/>
-          <w:b/>
-          <w:bCs/>
-          <w:color w:val="404040" w:themeColor="text1" w:themeTint="BF"/>
-          <w:sz w:val="24"/>
-          <w:szCs w:val="24"/>
-        </w:rPr>
-      </w:pPr>
-      <w:r>
-        <w:rPr>
-          <w:rFonts w:ascii="Calibri" w:hAnsi="Calibri" w:eastAsia="Calibri" w:cs="Calibri"/>
+          <w:rFonts w:ascii="Calibri" w:eastAsia="Calibri" w:hAnsi="Calibri" w:cs="Calibri"/>
+          <w:b/>
+          <w:bCs/>
+          <w:color w:val="404040" w:themeColor="text1" w:themeTint="BF"/>
+          <w:sz w:val="24"/>
+          <w:szCs w:val="24"/>
+        </w:rPr>
+      </w:pPr>
+      <w:r>
+        <w:rPr>
+          <w:rFonts w:ascii="Calibri" w:eastAsia="Calibri" w:hAnsi="Calibri" w:cs="Calibri"/>
           <w:b/>
           <w:bCs/>
           <w:color w:val="404040" w:themeColor="text1" w:themeTint="BF"/>
@@ -3060,17 +3123,17 @@
         </w:pBdr>
         <w:ind w:left="709"/>
         <w:rPr>
-          <w:rFonts w:ascii="Calibri" w:hAnsi="Calibri" w:eastAsia="Calibri" w:cs="Calibri"/>
-          <w:b/>
-          <w:bCs/>
-          <w:color w:val="404040" w:themeColor="text1" w:themeTint="BF"/>
-          <w:sz w:val="24"/>
-          <w:szCs w:val="24"/>
-        </w:rPr>
-      </w:pPr>
-      <w:r>
-        <w:rPr>
-          <w:rFonts w:ascii="Calibri" w:hAnsi="Calibri" w:eastAsia="Calibri" w:cs="Calibri"/>
+          <w:rFonts w:ascii="Calibri" w:eastAsia="Calibri" w:hAnsi="Calibri" w:cs="Calibri"/>
+          <w:b/>
+          <w:bCs/>
+          <w:color w:val="404040" w:themeColor="text1" w:themeTint="BF"/>
+          <w:sz w:val="24"/>
+          <w:szCs w:val="24"/>
+        </w:rPr>
+      </w:pPr>
+      <w:r>
+        <w:rPr>
+          <w:rFonts w:ascii="Calibri" w:eastAsia="Calibri" w:hAnsi="Calibri" w:cs="Calibri"/>
           <w:b/>
           <w:bCs/>
           <w:color w:val="404040" w:themeColor="text1" w:themeTint="BF"/>
@@ -3078,16 +3141,6 @@
           <w:szCs w:val="24"/>
         </w:rPr>
         <w:tab/>
-      </w:r>
-      <w:r>
-        <w:rPr>
-          <w:rFonts w:ascii="Calibri" w:hAnsi="Calibri" w:eastAsia="Calibri" w:cs="Calibri"/>
-          <w:b/>
-          <w:bCs/>
-          <w:color w:val="404040" w:themeColor="text1" w:themeTint="BF"/>
-          <w:sz w:val="24"/>
-          <w:szCs w:val="24"/>
-        </w:rPr>
         <w:t>containerName="bankingapp"</w:t>
       </w:r>
     </w:p>
@@ -3103,17 +3156,17 @@
         </w:pBdr>
         <w:ind w:left="709"/>
         <w:rPr>
-          <w:rFonts w:ascii="Calibri" w:hAnsi="Calibri" w:eastAsia="Calibri" w:cs="Calibri"/>
-          <w:b/>
-          <w:bCs/>
-          <w:color w:val="404040" w:themeColor="text1" w:themeTint="BF"/>
-          <w:sz w:val="24"/>
-          <w:szCs w:val="24"/>
-        </w:rPr>
-      </w:pPr>
-      <w:r>
-        <w:rPr>
-          <w:rFonts w:ascii="Calibri" w:hAnsi="Calibri" w:eastAsia="Calibri" w:cs="Calibri"/>
+          <w:rFonts w:ascii="Calibri" w:eastAsia="Calibri" w:hAnsi="Calibri" w:cs="Calibri"/>
+          <w:b/>
+          <w:bCs/>
+          <w:color w:val="404040" w:themeColor="text1" w:themeTint="BF"/>
+          <w:sz w:val="24"/>
+          <w:szCs w:val="24"/>
+        </w:rPr>
+      </w:pPr>
+      <w:r>
+        <w:rPr>
+          <w:rFonts w:ascii="Calibri" w:eastAsia="Calibri" w:hAnsi="Calibri" w:cs="Calibri"/>
           <w:b/>
           <w:bCs/>
           <w:color w:val="404040" w:themeColor="text1" w:themeTint="BF"/>
@@ -3121,16 +3174,6 @@
           <w:szCs w:val="24"/>
         </w:rPr>
         <w:tab/>
-      </w:r>
-      <w:r>
-        <w:rPr>
-          <w:rFonts w:ascii="Calibri" w:hAnsi="Calibri" w:eastAsia="Calibri" w:cs="Calibri"/>
-          <w:b/>
-          <w:bCs/>
-          <w:color w:val="404040" w:themeColor="text1" w:themeTint="BF"/>
-          <w:sz w:val="24"/>
-          <w:szCs w:val="24"/>
-        </w:rPr>
         <w:t>httpPort="8989"</w:t>
       </w:r>
     </w:p>
@@ -3146,17 +3189,17 @@
         </w:pBdr>
         <w:ind w:left="709"/>
         <w:rPr>
-          <w:rFonts w:ascii="Calibri" w:hAnsi="Calibri" w:eastAsia="Calibri" w:cs="Calibri"/>
-          <w:b/>
-          <w:bCs/>
-          <w:color w:val="404040" w:themeColor="text1" w:themeTint="BF"/>
-          <w:sz w:val="24"/>
-          <w:szCs w:val="24"/>
-        </w:rPr>
-      </w:pPr>
-      <w:r>
-        <w:rPr>
-          <w:rFonts w:ascii="Calibri" w:hAnsi="Calibri" w:eastAsia="Calibri" w:cs="Calibri"/>
+          <w:rFonts w:ascii="Calibri" w:eastAsia="Calibri" w:hAnsi="Calibri" w:cs="Calibri"/>
+          <w:b/>
+          <w:bCs/>
+          <w:color w:val="404040" w:themeColor="text1" w:themeTint="BF"/>
+          <w:sz w:val="24"/>
+          <w:szCs w:val="24"/>
+        </w:rPr>
+      </w:pPr>
+      <w:r>
+        <w:rPr>
+          <w:rFonts w:ascii="Calibri" w:eastAsia="Calibri" w:hAnsi="Calibri" w:cs="Calibri"/>
           <w:b/>
           <w:bCs/>
           <w:color w:val="404040" w:themeColor="text1" w:themeTint="BF"/>
@@ -3178,25 +3221,62 @@
         </w:pBdr>
         <w:ind w:left="709"/>
         <w:rPr>
-          <w:rFonts w:ascii="Calibri" w:hAnsi="Calibri" w:eastAsia="Calibri" w:cs="Calibri"/>
-          <w:b/>
-          <w:bCs/>
-          <w:color w:val="404040" w:themeColor="text1" w:themeTint="BF"/>
-          <w:sz w:val="24"/>
-          <w:szCs w:val="24"/>
-        </w:rPr>
-      </w:pPr>
-      <w:r>
-        <w:rPr>
-          <w:rFonts w:ascii="Calibri" w:hAnsi="Calibri" w:eastAsia="Calibri" w:cs="Calibri"/>
-          <w:b/>
-          <w:bCs/>
-          <w:color w:val="404040" w:themeColor="text1" w:themeTint="BF"/>
-          <w:sz w:val="24"/>
-          <w:szCs w:val="24"/>
-        </w:rPr>
-        <w:t xml:space="preserve">    stage('Code Checkout'){</w:t>
-      </w:r>
+          <w:rFonts w:ascii="Calibri" w:eastAsia="Calibri" w:hAnsi="Calibri" w:cs="Calibri"/>
+          <w:b/>
+          <w:bCs/>
+          <w:color w:val="404040" w:themeColor="text1" w:themeTint="BF"/>
+          <w:sz w:val="24"/>
+          <w:szCs w:val="24"/>
+        </w:rPr>
+      </w:pPr>
+      <w:r>
+        <w:rPr>
+          <w:rFonts w:ascii="Calibri" w:eastAsia="Calibri" w:hAnsi="Calibri" w:cs="Calibri"/>
+          <w:b/>
+          <w:bCs/>
+          <w:color w:val="404040" w:themeColor="text1" w:themeTint="BF"/>
+          <w:sz w:val="24"/>
+          <w:szCs w:val="24"/>
+        </w:rPr>
+        <w:t xml:space="preserve">    </w:t>
+      </w:r>
+      <w:proofErr w:type="gramStart"/>
+      <w:r>
+        <w:rPr>
+          <w:rFonts w:ascii="Calibri" w:eastAsia="Calibri" w:hAnsi="Calibri" w:cs="Calibri"/>
+          <w:b/>
+          <w:bCs/>
+          <w:color w:val="404040" w:themeColor="text1" w:themeTint="BF"/>
+          <w:sz w:val="24"/>
+          <w:szCs w:val="24"/>
+        </w:rPr>
+        <w:t>stage(</w:t>
+      </w:r>
+      <w:proofErr w:type="gramEnd"/>
+      <w:r>
+        <w:rPr>
+          <w:rFonts w:ascii="Calibri" w:eastAsia="Calibri" w:hAnsi="Calibri" w:cs="Calibri"/>
+          <w:b/>
+          <w:bCs/>
+          <w:color w:val="404040" w:themeColor="text1" w:themeTint="BF"/>
+          <w:sz w:val="24"/>
+          <w:szCs w:val="24"/>
+        </w:rPr>
+        <w:t>'Code Checkout</w:t>
+      </w:r>
+      <w:proofErr w:type="gramStart"/>
+      <w:r>
+        <w:rPr>
+          <w:rFonts w:ascii="Calibri" w:eastAsia="Calibri" w:hAnsi="Calibri" w:cs="Calibri"/>
+          <w:b/>
+          <w:bCs/>
+          <w:color w:val="404040" w:themeColor="text1" w:themeTint="BF"/>
+          <w:sz w:val="24"/>
+          <w:szCs w:val="24"/>
+        </w:rPr>
+        <w:t>'){</w:t>
+      </w:r>
+      <w:proofErr w:type="gramEnd"/>
     </w:p>
     <w:p>
       <w:pPr>
@@ -3210,25 +3290,38 @@
         </w:pBdr>
         <w:ind w:left="709"/>
         <w:rPr>
-          <w:rFonts w:ascii="Calibri" w:hAnsi="Calibri" w:eastAsia="Calibri" w:cs="Calibri"/>
-          <w:b/>
-          <w:bCs/>
-          <w:color w:val="404040" w:themeColor="text1" w:themeTint="BF"/>
-          <w:sz w:val="24"/>
-          <w:szCs w:val="24"/>
-        </w:rPr>
-      </w:pPr>
-      <w:r>
-        <w:rPr>
-          <w:rFonts w:ascii="Calibri" w:hAnsi="Calibri" w:eastAsia="Calibri" w:cs="Calibri"/>
-          <w:b/>
-          <w:bCs/>
-          <w:color w:val="404040" w:themeColor="text1" w:themeTint="BF"/>
-          <w:sz w:val="24"/>
-          <w:szCs w:val="24"/>
-        </w:rPr>
-        <w:t xml:space="preserve">        try{</w:t>
-      </w:r>
+          <w:rFonts w:ascii="Calibri" w:eastAsia="Calibri" w:hAnsi="Calibri" w:cs="Calibri"/>
+          <w:b/>
+          <w:bCs/>
+          <w:color w:val="404040" w:themeColor="text1" w:themeTint="BF"/>
+          <w:sz w:val="24"/>
+          <w:szCs w:val="24"/>
+        </w:rPr>
+      </w:pPr>
+      <w:r>
+        <w:rPr>
+          <w:rFonts w:ascii="Calibri" w:eastAsia="Calibri" w:hAnsi="Calibri" w:cs="Calibri"/>
+          <w:b/>
+          <w:bCs/>
+          <w:color w:val="404040" w:themeColor="text1" w:themeTint="BF"/>
+          <w:sz w:val="24"/>
+          <w:szCs w:val="24"/>
+        </w:rPr>
+        <w:t xml:space="preserve">        </w:t>
+      </w:r>
+      <w:proofErr w:type="gramStart"/>
+      <w:r>
+        <w:rPr>
+          <w:rFonts w:ascii="Calibri" w:eastAsia="Calibri" w:hAnsi="Calibri" w:cs="Calibri"/>
+          <w:b/>
+          <w:bCs/>
+          <w:color w:val="404040" w:themeColor="text1" w:themeTint="BF"/>
+          <w:sz w:val="24"/>
+          <w:szCs w:val="24"/>
+        </w:rPr>
+        <w:t>try{</w:t>
+      </w:r>
+      <w:proofErr w:type="gramEnd"/>
     </w:p>
     <w:p>
       <w:pPr>
@@ -3242,17 +3335,17 @@
         </w:pBdr>
         <w:ind w:left="709"/>
         <w:rPr>
-          <w:rFonts w:ascii="Calibri" w:hAnsi="Calibri" w:eastAsia="Calibri" w:cs="Calibri"/>
-          <w:b/>
-          <w:bCs/>
-          <w:color w:val="404040" w:themeColor="text1" w:themeTint="BF"/>
-          <w:sz w:val="24"/>
-          <w:szCs w:val="24"/>
-        </w:rPr>
-      </w:pPr>
-      <w:r>
-        <w:rPr>
-          <w:rFonts w:ascii="Calibri" w:hAnsi="Calibri" w:eastAsia="Calibri" w:cs="Calibri"/>
+          <w:rFonts w:ascii="Calibri" w:eastAsia="Calibri" w:hAnsi="Calibri" w:cs="Calibri"/>
+          <w:b/>
+          <w:bCs/>
+          <w:color w:val="404040" w:themeColor="text1" w:themeTint="BF"/>
+          <w:sz w:val="24"/>
+          <w:szCs w:val="24"/>
+        </w:rPr>
+      </w:pPr>
+      <w:r>
+        <w:rPr>
+          <w:rFonts w:ascii="Calibri" w:eastAsia="Calibri" w:hAnsi="Calibri" w:cs="Calibri"/>
           <w:b/>
           <w:bCs/>
           <w:color w:val="404040" w:themeColor="text1" w:themeTint="BF"/>
@@ -3274,17 +3367,17 @@
         </w:pBdr>
         <w:ind w:left="709"/>
         <w:rPr>
-          <w:rFonts w:ascii="Calibri" w:hAnsi="Calibri" w:eastAsia="Calibri" w:cs="Calibri"/>
-          <w:b/>
-          <w:bCs/>
-          <w:color w:val="404040" w:themeColor="text1" w:themeTint="BF"/>
-          <w:sz w:val="24"/>
-          <w:szCs w:val="24"/>
-        </w:rPr>
-      </w:pPr>
-      <w:r>
-        <w:rPr>
-          <w:rFonts w:ascii="Calibri" w:hAnsi="Calibri" w:eastAsia="Calibri" w:cs="Calibri"/>
+          <w:rFonts w:ascii="Calibri" w:eastAsia="Calibri" w:hAnsi="Calibri" w:cs="Calibri"/>
+          <w:b/>
+          <w:bCs/>
+          <w:color w:val="404040" w:themeColor="text1" w:themeTint="BF"/>
+          <w:sz w:val="24"/>
+          <w:szCs w:val="24"/>
+        </w:rPr>
+      </w:pPr>
+      <w:r>
+        <w:rPr>
+          <w:rFonts w:ascii="Calibri" w:eastAsia="Calibri" w:hAnsi="Calibri" w:cs="Calibri"/>
           <w:b/>
           <w:bCs/>
           <w:color w:val="404040" w:themeColor="text1" w:themeTint="BF"/>
@@ -3306,25 +3399,62 @@
         </w:pBdr>
         <w:ind w:left="709"/>
         <w:rPr>
-          <w:rFonts w:ascii="Calibri" w:hAnsi="Calibri" w:eastAsia="Calibri" w:cs="Calibri"/>
-          <w:b/>
-          <w:bCs/>
-          <w:color w:val="404040" w:themeColor="text1" w:themeTint="BF"/>
-          <w:sz w:val="24"/>
-          <w:szCs w:val="24"/>
-        </w:rPr>
-      </w:pPr>
-      <w:r>
-        <w:rPr>
-          <w:rFonts w:ascii="Calibri" w:hAnsi="Calibri" w:eastAsia="Calibri" w:cs="Calibri"/>
-          <w:b/>
-          <w:bCs/>
-          <w:color w:val="404040" w:themeColor="text1" w:themeTint="BF"/>
-          <w:sz w:val="24"/>
-          <w:szCs w:val="24"/>
-        </w:rPr>
-        <w:t xml:space="preserve">        catch(Exception e){</w:t>
-      </w:r>
+          <w:rFonts w:ascii="Calibri" w:eastAsia="Calibri" w:hAnsi="Calibri" w:cs="Calibri"/>
+          <w:b/>
+          <w:bCs/>
+          <w:color w:val="404040" w:themeColor="text1" w:themeTint="BF"/>
+          <w:sz w:val="24"/>
+          <w:szCs w:val="24"/>
+        </w:rPr>
+      </w:pPr>
+      <w:r>
+        <w:rPr>
+          <w:rFonts w:ascii="Calibri" w:eastAsia="Calibri" w:hAnsi="Calibri" w:cs="Calibri"/>
+          <w:b/>
+          <w:bCs/>
+          <w:color w:val="404040" w:themeColor="text1" w:themeTint="BF"/>
+          <w:sz w:val="24"/>
+          <w:szCs w:val="24"/>
+        </w:rPr>
+        <w:t xml:space="preserve">        </w:t>
+      </w:r>
+      <w:proofErr w:type="gramStart"/>
+      <w:r>
+        <w:rPr>
+          <w:rFonts w:ascii="Calibri" w:eastAsia="Calibri" w:hAnsi="Calibri" w:cs="Calibri"/>
+          <w:b/>
+          <w:bCs/>
+          <w:color w:val="404040" w:themeColor="text1" w:themeTint="BF"/>
+          <w:sz w:val="24"/>
+          <w:szCs w:val="24"/>
+        </w:rPr>
+        <w:t>catch(</w:t>
+      </w:r>
+      <w:proofErr w:type="gramEnd"/>
+      <w:r>
+        <w:rPr>
+          <w:rFonts w:ascii="Calibri" w:eastAsia="Calibri" w:hAnsi="Calibri" w:cs="Calibri"/>
+          <w:b/>
+          <w:bCs/>
+          <w:color w:val="404040" w:themeColor="text1" w:themeTint="BF"/>
+          <w:sz w:val="24"/>
+          <w:szCs w:val="24"/>
+        </w:rPr>
+        <w:t xml:space="preserve">Exception </w:t>
+      </w:r>
+      <w:proofErr w:type="gramStart"/>
+      <w:r>
+        <w:rPr>
+          <w:rFonts w:ascii="Calibri" w:eastAsia="Calibri" w:hAnsi="Calibri" w:cs="Calibri"/>
+          <w:b/>
+          <w:bCs/>
+          <w:color w:val="404040" w:themeColor="text1" w:themeTint="BF"/>
+          <w:sz w:val="24"/>
+          <w:szCs w:val="24"/>
+        </w:rPr>
+        <w:t>e){</w:t>
+      </w:r>
+      <w:proofErr w:type="gramEnd"/>
     </w:p>
     <w:p>
       <w:pPr>
@@ -3338,17 +3468,17 @@
         </w:pBdr>
         <w:ind w:left="709"/>
         <w:rPr>
-          <w:rFonts w:ascii="Calibri" w:hAnsi="Calibri" w:eastAsia="Calibri" w:cs="Calibri"/>
-          <w:b/>
-          <w:bCs/>
-          <w:color w:val="404040" w:themeColor="text1" w:themeTint="BF"/>
-          <w:sz w:val="24"/>
-          <w:szCs w:val="24"/>
-        </w:rPr>
-      </w:pPr>
-      <w:r>
-        <w:rPr>
-          <w:rFonts w:ascii="Calibri" w:hAnsi="Calibri" w:eastAsia="Calibri" w:cs="Calibri"/>
+          <w:rFonts w:ascii="Calibri" w:eastAsia="Calibri" w:hAnsi="Calibri" w:cs="Calibri"/>
+          <w:b/>
+          <w:bCs/>
+          <w:color w:val="404040" w:themeColor="text1" w:themeTint="BF"/>
+          <w:sz w:val="24"/>
+          <w:szCs w:val="24"/>
+        </w:rPr>
+      </w:pPr>
+      <w:r>
+        <w:rPr>
+          <w:rFonts w:ascii="Calibri" w:eastAsia="Calibri" w:hAnsi="Calibri" w:cs="Calibri"/>
           <w:b/>
           <w:bCs/>
           <w:color w:val="404040" w:themeColor="text1" w:themeTint="BF"/>
@@ -3370,17 +3500,17 @@
         </w:pBdr>
         <w:ind w:left="709"/>
         <w:rPr>
-          <w:rFonts w:ascii="Calibri" w:hAnsi="Calibri" w:eastAsia="Calibri" w:cs="Calibri"/>
-          <w:b/>
-          <w:bCs/>
-          <w:color w:val="404040" w:themeColor="text1" w:themeTint="BF"/>
-          <w:sz w:val="24"/>
-          <w:szCs w:val="24"/>
-        </w:rPr>
-      </w:pPr>
-      <w:r>
-        <w:rPr>
-          <w:rFonts w:ascii="Calibri" w:hAnsi="Calibri" w:eastAsia="Calibri" w:cs="Calibri"/>
+          <w:rFonts w:ascii="Calibri" w:eastAsia="Calibri" w:hAnsi="Calibri" w:cs="Calibri"/>
+          <w:b/>
+          <w:bCs/>
+          <w:color w:val="404040" w:themeColor="text1" w:themeTint="BF"/>
+          <w:sz w:val="24"/>
+          <w:szCs w:val="24"/>
+        </w:rPr>
+      </w:pPr>
+      <w:r>
+        <w:rPr>
+          <w:rFonts w:ascii="Calibri" w:eastAsia="Calibri" w:hAnsi="Calibri" w:cs="Calibri"/>
           <w:b/>
           <w:bCs/>
           <w:color w:val="404040" w:themeColor="text1" w:themeTint="BF"/>
@@ -3402,23 +3532,24 @@
         </w:pBdr>
         <w:ind w:left="709"/>
         <w:rPr>
-          <w:rFonts w:ascii="Calibri" w:hAnsi="Calibri" w:eastAsia="Calibri" w:cs="Calibri"/>
-          <w:b/>
-          <w:bCs/>
-          <w:color w:val="404040" w:themeColor="text1" w:themeTint="BF"/>
-          <w:sz w:val="24"/>
-          <w:szCs w:val="24"/>
-        </w:rPr>
-      </w:pPr>
-      <w:r>
-        <w:rPr>
-          <w:rFonts w:ascii="Calibri" w:hAnsi="Calibri" w:eastAsia="Calibri" w:cs="Calibri"/>
-          <w:b/>
-          <w:bCs/>
-          <w:color w:val="404040" w:themeColor="text1" w:themeTint="BF"/>
-          <w:sz w:val="24"/>
-          <w:szCs w:val="24"/>
-        </w:rPr>
+          <w:rFonts w:ascii="Calibri" w:eastAsia="Calibri" w:hAnsi="Calibri" w:cs="Calibri"/>
+          <w:b/>
+          <w:bCs/>
+          <w:color w:val="404040" w:themeColor="text1" w:themeTint="BF"/>
+          <w:sz w:val="24"/>
+          <w:szCs w:val="24"/>
+        </w:rPr>
+      </w:pPr>
+      <w:r>
+        <w:rPr>
+          <w:rFonts w:ascii="Calibri" w:eastAsia="Calibri" w:hAnsi="Calibri" w:cs="Calibri"/>
+          <w:b/>
+          <w:bCs/>
+          <w:color w:val="404040" w:themeColor="text1" w:themeTint="BF"/>
+          <w:sz w:val="24"/>
+          <w:szCs w:val="24"/>
+        </w:rPr>
+        <w:lastRenderedPageBreak/>
         <w:t xml:space="preserve">        }</w:t>
       </w:r>
     </w:p>
@@ -3434,17 +3565,17 @@
         </w:pBdr>
         <w:ind w:left="709"/>
         <w:rPr>
-          <w:rFonts w:ascii="Calibri" w:hAnsi="Calibri" w:eastAsia="Calibri" w:cs="Calibri"/>
-          <w:b/>
-          <w:bCs/>
-          <w:color w:val="404040" w:themeColor="text1" w:themeTint="BF"/>
-          <w:sz w:val="24"/>
-          <w:szCs w:val="24"/>
-        </w:rPr>
-      </w:pPr>
-      <w:r>
-        <w:rPr>
-          <w:rFonts w:ascii="Calibri" w:hAnsi="Calibri" w:eastAsia="Calibri" w:cs="Calibri"/>
+          <w:rFonts w:ascii="Calibri" w:eastAsia="Calibri" w:hAnsi="Calibri" w:cs="Calibri"/>
+          <w:b/>
+          <w:bCs/>
+          <w:color w:val="404040" w:themeColor="text1" w:themeTint="BF"/>
+          <w:sz w:val="24"/>
+          <w:szCs w:val="24"/>
+        </w:rPr>
+      </w:pPr>
+      <w:r>
+        <w:rPr>
+          <w:rFonts w:ascii="Calibri" w:eastAsia="Calibri" w:hAnsi="Calibri" w:cs="Calibri"/>
           <w:b/>
           <w:bCs/>
           <w:color w:val="404040" w:themeColor="text1" w:themeTint="BF"/>
@@ -3466,17 +3597,17 @@
         </w:pBdr>
         <w:ind w:left="709"/>
         <w:rPr>
-          <w:rFonts w:ascii="Calibri" w:hAnsi="Calibri" w:eastAsia="Calibri" w:cs="Calibri"/>
-          <w:b/>
-          <w:bCs/>
-          <w:color w:val="404040" w:themeColor="text1" w:themeTint="BF"/>
-          <w:sz w:val="24"/>
-          <w:szCs w:val="24"/>
-        </w:rPr>
-      </w:pPr>
-      <w:r>
-        <w:rPr>
-          <w:rFonts w:ascii="Calibri" w:hAnsi="Calibri" w:eastAsia="Calibri" w:cs="Calibri"/>
+          <w:rFonts w:ascii="Calibri" w:eastAsia="Calibri" w:hAnsi="Calibri" w:cs="Calibri"/>
+          <w:b/>
+          <w:bCs/>
+          <w:color w:val="404040" w:themeColor="text1" w:themeTint="BF"/>
+          <w:sz w:val="24"/>
+          <w:szCs w:val="24"/>
+        </w:rPr>
+      </w:pPr>
+      <w:r>
+        <w:rPr>
+          <w:rFonts w:ascii="Calibri" w:eastAsia="Calibri" w:hAnsi="Calibri" w:cs="Calibri"/>
           <w:b/>
           <w:bCs/>
           <w:color w:val="404040" w:themeColor="text1" w:themeTint="BF"/>
@@ -3496,7 +3627,7 @@
           <w:between w:val="nil"/>
         </w:pBdr>
         <w:rPr>
-          <w:rFonts w:ascii="Calibri" w:hAnsi="Calibri" w:eastAsia="Calibri" w:cs="Calibri"/>
+          <w:rFonts w:ascii="Calibri" w:eastAsia="Calibri" w:hAnsi="Calibri" w:cs="Calibri"/>
           <w:b/>
           <w:bCs/>
           <w:color w:val="404040" w:themeColor="text1" w:themeTint="BF"/>
@@ -3509,24 +3640,24 @@
       <w:pPr>
         <w:pStyle w:val="ListParagraph"/>
         <w:pBdr>
-          <w:top w:val="single" w:color="auto" w:sz="4" w:space="1"/>
-          <w:left w:val="single" w:color="auto" w:sz="4" w:space="1"/>
-          <w:bottom w:val="single" w:color="auto" w:sz="4" w:space="1"/>
-          <w:right w:val="single" w:color="auto" w:sz="4" w:space="1"/>
-          <w:between w:val="single" w:color="auto" w:sz="4" w:space="1"/>
-          <w:bar w:val="single" w:color="auto" w:sz="4"/>
+          <w:top w:val="single" w:sz="4" w:space="1" w:color="auto"/>
+          <w:left w:val="single" w:sz="4" w:space="1" w:color="auto"/>
+          <w:bottom w:val="single" w:sz="4" w:space="1" w:color="auto"/>
+          <w:right w:val="single" w:sz="4" w:space="1" w:color="auto"/>
+          <w:between w:val="single" w:sz="4" w:space="1" w:color="auto"/>
+          <w:bar w:val="single" w:sz="4" w:color="auto"/>
         </w:pBdr>
         <w:ind w:left="709"/>
         <w:rPr>
-          <w:rFonts w:ascii="Calibri" w:hAnsi="Calibri" w:eastAsia="Calibri" w:cs="Calibri"/>
-          <w:color w:val="404040" w:themeColor="text1" w:themeTint="BF"/>
-          <w:sz w:val="24"/>
-          <w:szCs w:val="24"/>
-        </w:rPr>
-      </w:pPr>
-      <w:r>
-        <w:rPr>
-          <w:rFonts w:ascii="Calibri" w:hAnsi="Calibri" w:eastAsia="Calibri" w:cs="Calibri"/>
+          <w:rFonts w:ascii="Calibri" w:eastAsia="Calibri" w:hAnsi="Calibri" w:cs="Calibri"/>
+          <w:color w:val="404040" w:themeColor="text1" w:themeTint="BF"/>
+          <w:sz w:val="24"/>
+          <w:szCs w:val="24"/>
+        </w:rPr>
+      </w:pPr>
+      <w:r>
+        <w:rPr>
+          <w:rFonts w:ascii="Calibri" w:eastAsia="Calibri" w:hAnsi="Calibri" w:cs="Calibri"/>
           <w:b/>
           <w:bCs/>
           <w:color w:val="404040" w:themeColor="text1" w:themeTint="BF"/>
@@ -3537,7 +3668,7 @@
       </w:r>
       <w:r>
         <w:rPr>
-          <w:rFonts w:ascii="Calibri" w:hAnsi="Calibri" w:eastAsia="Calibri" w:cs="Calibri"/>
+          <w:rFonts w:ascii="Calibri" w:eastAsia="Calibri" w:hAnsi="Calibri" w:cs="Calibri"/>
           <w:color w:val="404040" w:themeColor="text1" w:themeTint="BF"/>
           <w:sz w:val="24"/>
           <w:szCs w:val="24"/>
@@ -3546,7 +3677,7 @@
       </w:r>
       <w:r>
         <w:rPr>
-          <w:rFonts w:ascii="Calibri" w:hAnsi="Calibri" w:eastAsia="Calibri" w:cs="Calibri"/>
+          <w:rFonts w:ascii="Calibri" w:eastAsia="Calibri" w:hAnsi="Calibri" w:cs="Calibri"/>
           <w:color w:val="404040" w:themeColor="text1" w:themeTint="BF"/>
           <w:sz w:val="24"/>
           <w:szCs w:val="24"/>
@@ -3555,7 +3686,7 @@
       </w:r>
       <w:r>
         <w:rPr>
-          <w:rFonts w:ascii="Calibri" w:hAnsi="Calibri" w:eastAsia="Calibri" w:cs="Calibri"/>
+          <w:rFonts w:ascii="Calibri" w:eastAsia="Calibri" w:hAnsi="Calibri" w:cs="Calibri"/>
           <w:color w:val="404040" w:themeColor="text1" w:themeTint="BF"/>
           <w:sz w:val="24"/>
           <w:szCs w:val="24"/>
@@ -3575,7 +3706,7 @@
         </w:pBdr>
         <w:ind w:left="709"/>
         <w:rPr>
-          <w:rFonts w:ascii="Calibri" w:hAnsi="Calibri" w:eastAsia="Calibri" w:cs="Calibri"/>
+          <w:rFonts w:ascii="Calibri" w:eastAsia="Calibri" w:hAnsi="Calibri" w:cs="Calibri"/>
           <w:color w:val="404040" w:themeColor="text1" w:themeTint="BF"/>
           <w:sz w:val="24"/>
           <w:szCs w:val="24"/>
@@ -3598,15 +3729,15 @@
         </w:pBdr>
         <w:ind w:left="709"/>
         <w:rPr>
-          <w:rFonts w:ascii="Calibri" w:hAnsi="Calibri" w:eastAsia="Calibri" w:cs="Calibri"/>
-          <w:color w:val="404040" w:themeColor="text1" w:themeTint="BF"/>
-          <w:sz w:val="24"/>
-          <w:szCs w:val="24"/>
-        </w:rPr>
-      </w:pPr>
-      <w:r>
-        <w:rPr>
-          <w:rFonts w:ascii="Calibri" w:hAnsi="Calibri" w:eastAsia="Calibri" w:cs="Calibri"/>
+          <w:rFonts w:ascii="Calibri" w:eastAsia="Calibri" w:hAnsi="Calibri" w:cs="Calibri"/>
+          <w:color w:val="404040" w:themeColor="text1" w:themeTint="BF"/>
+          <w:sz w:val="24"/>
+          <w:szCs w:val="24"/>
+        </w:rPr>
+      </w:pPr>
+      <w:r>
+        <w:rPr>
+          <w:rFonts w:ascii="Calibri" w:eastAsia="Calibri" w:hAnsi="Calibri" w:cs="Calibri"/>
           <w:color w:val="404040" w:themeColor="text1" w:themeTint="BF"/>
           <w:sz w:val="24"/>
           <w:szCs w:val="24"/>
@@ -3626,7 +3757,7 @@
         </w:pBdr>
         <w:ind w:left="709"/>
         <w:rPr>
-          <w:rFonts w:ascii="Calibri" w:hAnsi="Calibri" w:eastAsia="Calibri" w:cs="Calibri"/>
+          <w:rFonts w:ascii="Calibri" w:eastAsia="Calibri" w:hAnsi="Calibri" w:cs="Calibri"/>
           <w:color w:val="404040" w:themeColor="text1" w:themeTint="BF"/>
           <w:sz w:val="24"/>
           <w:szCs w:val="24"/>
@@ -3645,25 +3776,62 @@
         </w:pBdr>
         <w:ind w:left="709"/>
         <w:rPr>
-          <w:rFonts w:ascii="Calibri" w:hAnsi="Calibri" w:eastAsia="Calibri" w:cs="Calibri"/>
-          <w:b/>
-          <w:bCs/>
-          <w:color w:val="404040" w:themeColor="text1" w:themeTint="BF"/>
-          <w:sz w:val="24"/>
-          <w:szCs w:val="24"/>
-        </w:rPr>
-      </w:pPr>
-      <w:r>
-        <w:rPr>
-          <w:rFonts w:ascii="Calibri" w:hAnsi="Calibri" w:eastAsia="Calibri" w:cs="Calibri"/>
-          <w:b/>
-          <w:bCs/>
-          <w:color w:val="404040" w:themeColor="text1" w:themeTint="BF"/>
-          <w:sz w:val="24"/>
-          <w:szCs w:val="24"/>
-        </w:rPr>
-        <w:t xml:space="preserve">    stage('Maven Build'){</w:t>
-      </w:r>
+          <w:rFonts w:ascii="Calibri" w:eastAsia="Calibri" w:hAnsi="Calibri" w:cs="Calibri"/>
+          <w:b/>
+          <w:bCs/>
+          <w:color w:val="404040" w:themeColor="text1" w:themeTint="BF"/>
+          <w:sz w:val="24"/>
+          <w:szCs w:val="24"/>
+        </w:rPr>
+      </w:pPr>
+      <w:r>
+        <w:rPr>
+          <w:rFonts w:ascii="Calibri" w:eastAsia="Calibri" w:hAnsi="Calibri" w:cs="Calibri"/>
+          <w:b/>
+          <w:bCs/>
+          <w:color w:val="404040" w:themeColor="text1" w:themeTint="BF"/>
+          <w:sz w:val="24"/>
+          <w:szCs w:val="24"/>
+        </w:rPr>
+        <w:t xml:space="preserve">    </w:t>
+      </w:r>
+      <w:proofErr w:type="gramStart"/>
+      <w:r>
+        <w:rPr>
+          <w:rFonts w:ascii="Calibri" w:eastAsia="Calibri" w:hAnsi="Calibri" w:cs="Calibri"/>
+          <w:b/>
+          <w:bCs/>
+          <w:color w:val="404040" w:themeColor="text1" w:themeTint="BF"/>
+          <w:sz w:val="24"/>
+          <w:szCs w:val="24"/>
+        </w:rPr>
+        <w:t>stage(</w:t>
+      </w:r>
+      <w:proofErr w:type="gramEnd"/>
+      <w:r>
+        <w:rPr>
+          <w:rFonts w:ascii="Calibri" w:eastAsia="Calibri" w:hAnsi="Calibri" w:cs="Calibri"/>
+          <w:b/>
+          <w:bCs/>
+          <w:color w:val="404040" w:themeColor="text1" w:themeTint="BF"/>
+          <w:sz w:val="24"/>
+          <w:szCs w:val="24"/>
+        </w:rPr>
+        <w:t>'Maven Build</w:t>
+      </w:r>
+      <w:proofErr w:type="gramStart"/>
+      <w:r>
+        <w:rPr>
+          <w:rFonts w:ascii="Calibri" w:eastAsia="Calibri" w:hAnsi="Calibri" w:cs="Calibri"/>
+          <w:b/>
+          <w:bCs/>
+          <w:color w:val="404040" w:themeColor="text1" w:themeTint="BF"/>
+          <w:sz w:val="24"/>
+          <w:szCs w:val="24"/>
+        </w:rPr>
+        <w:t>'){</w:t>
+      </w:r>
+      <w:proofErr w:type="gramEnd"/>
     </w:p>
     <w:p>
       <w:pPr>
@@ -3677,17 +3845,17 @@
         </w:pBdr>
         <w:ind w:left="709"/>
         <w:rPr>
-          <w:rFonts w:ascii="Calibri" w:hAnsi="Calibri" w:eastAsia="Calibri" w:cs="Calibri"/>
-          <w:b/>
-          <w:bCs/>
-          <w:color w:val="404040" w:themeColor="text1" w:themeTint="BF"/>
-          <w:sz w:val="24"/>
-          <w:szCs w:val="24"/>
-        </w:rPr>
-      </w:pPr>
-      <w:r>
-        <w:rPr>
-          <w:rFonts w:ascii="Calibri" w:hAnsi="Calibri" w:eastAsia="Calibri" w:cs="Calibri"/>
+          <w:rFonts w:ascii="Calibri" w:eastAsia="Calibri" w:hAnsi="Calibri" w:cs="Calibri"/>
+          <w:b/>
+          <w:bCs/>
+          <w:color w:val="404040" w:themeColor="text1" w:themeTint="BF"/>
+          <w:sz w:val="24"/>
+          <w:szCs w:val="24"/>
+        </w:rPr>
+      </w:pPr>
+      <w:r>
+        <w:rPr>
+          <w:rFonts w:ascii="Calibri" w:eastAsia="Calibri" w:hAnsi="Calibri" w:cs="Calibri"/>
           <w:b/>
           <w:bCs/>
           <w:color w:val="404040" w:themeColor="text1" w:themeTint="BF"/>
@@ -3709,17 +3877,17 @@
         </w:pBdr>
         <w:ind w:left="709"/>
         <w:rPr>
-          <w:rFonts w:ascii="Calibri" w:hAnsi="Calibri" w:eastAsia="Calibri" w:cs="Calibri"/>
-          <w:b/>
-          <w:bCs/>
-          <w:color w:val="404040" w:themeColor="text1" w:themeTint="BF"/>
-          <w:sz w:val="24"/>
-          <w:szCs w:val="24"/>
-        </w:rPr>
-      </w:pPr>
-      <w:r>
-        <w:rPr>
-          <w:rFonts w:ascii="Calibri" w:hAnsi="Calibri" w:eastAsia="Calibri" w:cs="Calibri"/>
+          <w:rFonts w:ascii="Calibri" w:eastAsia="Calibri" w:hAnsi="Calibri" w:cs="Calibri"/>
+          <w:b/>
+          <w:bCs/>
+          <w:color w:val="404040" w:themeColor="text1" w:themeTint="BF"/>
+          <w:sz w:val="24"/>
+          <w:szCs w:val="24"/>
+        </w:rPr>
+      </w:pPr>
+      <w:r>
+        <w:rPr>
+          <w:rFonts w:ascii="Calibri" w:eastAsia="Calibri" w:hAnsi="Calibri" w:cs="Calibri"/>
           <w:b/>
           <w:bCs/>
           <w:color w:val="404040" w:themeColor="text1" w:themeTint="BF"/>
@@ -3741,7 +3909,7 @@
         </w:pBdr>
         <w:ind w:left="709"/>
         <w:rPr>
-          <w:rFonts w:ascii="Calibri" w:hAnsi="Calibri" w:eastAsia="Calibri" w:cs="Calibri"/>
+          <w:rFonts w:ascii="Calibri" w:eastAsia="Calibri" w:hAnsi="Calibri" w:cs="Calibri"/>
           <w:b/>
           <w:bCs/>
           <w:color w:val="404040" w:themeColor="text1" w:themeTint="BF"/>
@@ -3754,24 +3922,24 @@
       <w:pPr>
         <w:pStyle w:val="ListParagraph"/>
         <w:pBdr>
-          <w:top w:val="single" w:color="auto" w:sz="4" w:space="1"/>
-          <w:left w:val="single" w:color="auto" w:sz="4" w:space="1"/>
-          <w:bottom w:val="single" w:color="auto" w:sz="4" w:space="1"/>
-          <w:right w:val="single" w:color="auto" w:sz="4" w:space="1"/>
-          <w:between w:val="single" w:color="auto" w:sz="4" w:space="1"/>
-          <w:bar w:val="single" w:color="auto" w:sz="4"/>
+          <w:top w:val="single" w:sz="4" w:space="1" w:color="auto"/>
+          <w:left w:val="single" w:sz="4" w:space="1" w:color="auto"/>
+          <w:bottom w:val="single" w:sz="4" w:space="1" w:color="auto"/>
+          <w:right w:val="single" w:sz="4" w:space="1" w:color="auto"/>
+          <w:between w:val="single" w:sz="4" w:space="1" w:color="auto"/>
+          <w:bar w:val="single" w:sz="4" w:color="auto"/>
         </w:pBdr>
         <w:ind w:left="709"/>
         <w:rPr>
-          <w:rFonts w:ascii="Calibri" w:hAnsi="Calibri" w:eastAsia="Calibri" w:cs="Calibri"/>
-          <w:color w:val="404040" w:themeColor="text1" w:themeTint="BF"/>
-          <w:sz w:val="24"/>
-          <w:szCs w:val="24"/>
-        </w:rPr>
-      </w:pPr>
-      <w:r>
-        <w:rPr>
-          <w:rFonts w:ascii="Calibri" w:hAnsi="Calibri" w:eastAsia="Calibri" w:cs="Calibri"/>
+          <w:rFonts w:ascii="Calibri" w:eastAsia="Calibri" w:hAnsi="Calibri" w:cs="Calibri"/>
+          <w:color w:val="404040" w:themeColor="text1" w:themeTint="BF"/>
+          <w:sz w:val="24"/>
+          <w:szCs w:val="24"/>
+        </w:rPr>
+      </w:pPr>
+      <w:r>
+        <w:rPr>
+          <w:rFonts w:ascii="Calibri" w:eastAsia="Calibri" w:hAnsi="Calibri" w:cs="Calibri"/>
           <w:b/>
           <w:bCs/>
           <w:color w:val="404040" w:themeColor="text1" w:themeTint="BF"/>
@@ -3782,7 +3950,7 @@
       </w:r>
       <w:r>
         <w:rPr>
-          <w:rFonts w:ascii="Calibri" w:hAnsi="Calibri" w:eastAsia="Calibri" w:cs="Calibri"/>
+          <w:rFonts w:ascii="Calibri" w:eastAsia="Calibri" w:hAnsi="Calibri" w:cs="Calibri"/>
           <w:color w:val="404040" w:themeColor="text1" w:themeTint="BF"/>
           <w:sz w:val="24"/>
           <w:szCs w:val="24"/>
@@ -3791,16 +3959,36 @@
       </w:r>
       <w:r>
         <w:rPr>
-          <w:rFonts w:ascii="Calibri" w:hAnsi="Calibri" w:eastAsia="Calibri" w:cs="Calibri"/>
-          <w:color w:val="404040" w:themeColor="text1" w:themeTint="BF"/>
-          <w:sz w:val="24"/>
-          <w:szCs w:val="24"/>
-        </w:rPr>
-        <w:t xml:space="preserve">We need to integrate Docker image build process within your Jenkins pipeline, so we </w:t>
-      </w:r>
-      <w:r>
-        <w:rPr>
-          <w:rFonts w:ascii="Calibri" w:hAnsi="Calibri" w:eastAsia="Calibri" w:cs="Calibri"/>
+          <w:rFonts w:ascii="Calibri" w:eastAsia="Calibri" w:hAnsi="Calibri" w:cs="Calibri"/>
+          <w:color w:val="404040" w:themeColor="text1" w:themeTint="BF"/>
+          <w:sz w:val="24"/>
+          <w:szCs w:val="24"/>
+        </w:rPr>
+        <w:t xml:space="preserve">We need to integrate Docker image build </w:t>
+      </w:r>
+      <w:proofErr w:type="gramStart"/>
+      <w:r>
+        <w:rPr>
+          <w:rFonts w:ascii="Calibri" w:eastAsia="Calibri" w:hAnsi="Calibri" w:cs="Calibri"/>
+          <w:color w:val="404040" w:themeColor="text1" w:themeTint="BF"/>
+          <w:sz w:val="24"/>
+          <w:szCs w:val="24"/>
+        </w:rPr>
+        <w:t>process</w:t>
+      </w:r>
+      <w:proofErr w:type="gramEnd"/>
+      <w:r>
+        <w:rPr>
+          <w:rFonts w:ascii="Calibri" w:eastAsia="Calibri" w:hAnsi="Calibri" w:cs="Calibri"/>
+          <w:color w:val="404040" w:themeColor="text1" w:themeTint="BF"/>
+          <w:sz w:val="24"/>
+          <w:szCs w:val="24"/>
+        </w:rPr>
+        <w:t xml:space="preserve"> within your Jenkins pipeline, so we </w:t>
+      </w:r>
+      <w:r>
+        <w:rPr>
+          <w:rFonts w:ascii="Calibri" w:eastAsia="Calibri" w:hAnsi="Calibri" w:cs="Calibri"/>
           <w:color w:val="404040" w:themeColor="text1" w:themeTint="BF"/>
           <w:sz w:val="24"/>
           <w:szCs w:val="24"/>
@@ -3809,7 +3997,7 @@
       </w:r>
       <w:r>
         <w:rPr>
-          <w:rFonts w:ascii="Calibri" w:hAnsi="Calibri" w:eastAsia="Calibri" w:cs="Calibri"/>
+          <w:rFonts w:ascii="Calibri" w:eastAsia="Calibri" w:hAnsi="Calibri" w:cs="Calibri"/>
           <w:color w:val="404040" w:themeColor="text1" w:themeTint="BF"/>
           <w:sz w:val="24"/>
           <w:szCs w:val="24"/>
@@ -3827,7 +4015,7 @@
           <w:between w:val="nil"/>
         </w:pBdr>
         <w:rPr>
-          <w:rFonts w:ascii="Calibri" w:hAnsi="Calibri" w:eastAsia="Calibri" w:cs="Calibri"/>
+          <w:rFonts w:ascii="Calibri" w:eastAsia="Calibri" w:hAnsi="Calibri" w:cs="Calibri"/>
           <w:b/>
           <w:bCs/>
           <w:color w:val="404040" w:themeColor="text1" w:themeTint="BF"/>
@@ -3852,15 +4040,15 @@
         </w:pBdr>
         <w:ind w:left="709"/>
         <w:rPr>
-          <w:rFonts w:ascii="Calibri" w:hAnsi="Calibri" w:eastAsia="Calibri" w:cs="Calibri"/>
-          <w:color w:val="404040" w:themeColor="text1" w:themeTint="BF"/>
-          <w:sz w:val="24"/>
-          <w:szCs w:val="24"/>
-        </w:rPr>
-      </w:pPr>
-      <w:r>
-        <w:rPr>
-          <w:rFonts w:ascii="Calibri" w:hAnsi="Calibri" w:eastAsia="Calibri" w:cs="Calibri"/>
+          <w:rFonts w:ascii="Calibri" w:eastAsia="Calibri" w:hAnsi="Calibri" w:cs="Calibri"/>
+          <w:color w:val="404040" w:themeColor="text1" w:themeTint="BF"/>
+          <w:sz w:val="24"/>
+          <w:szCs w:val="24"/>
+        </w:rPr>
+      </w:pPr>
+      <w:r>
+        <w:rPr>
+          <w:rFonts w:ascii="Calibri" w:eastAsia="Calibri" w:hAnsi="Calibri" w:cs="Calibri"/>
           <w:color w:val="404040" w:themeColor="text1" w:themeTint="BF"/>
           <w:sz w:val="24"/>
           <w:szCs w:val="24"/>
@@ -3880,7 +4068,7 @@
         </w:pBdr>
         <w:ind w:left="709"/>
         <w:rPr>
-          <w:rFonts w:ascii="Calibri" w:hAnsi="Calibri" w:eastAsia="Calibri" w:cs="Calibri"/>
+          <w:rFonts w:ascii="Calibri" w:eastAsia="Calibri" w:hAnsi="Calibri" w:cs="Calibri"/>
           <w:color w:val="404040" w:themeColor="text1" w:themeTint="BF"/>
           <w:sz w:val="24"/>
           <w:szCs w:val="24"/>
@@ -3899,17 +4087,17 @@
         </w:pBdr>
         <w:ind w:left="709"/>
         <w:rPr>
-          <w:rFonts w:ascii="Calibri" w:hAnsi="Calibri" w:eastAsia="Calibri" w:cs="Calibri"/>
-          <w:b/>
-          <w:bCs/>
-          <w:color w:val="404040" w:themeColor="text1" w:themeTint="BF"/>
-          <w:sz w:val="24"/>
-          <w:szCs w:val="24"/>
-        </w:rPr>
-      </w:pPr>
-      <w:r>
-        <w:rPr>
-          <w:rFonts w:ascii="Calibri" w:hAnsi="Calibri" w:eastAsia="Calibri" w:cs="Calibri"/>
+          <w:rFonts w:ascii="Calibri" w:eastAsia="Calibri" w:hAnsi="Calibri" w:cs="Calibri"/>
+          <w:b/>
+          <w:bCs/>
+          <w:color w:val="404040" w:themeColor="text1" w:themeTint="BF"/>
+          <w:sz w:val="24"/>
+          <w:szCs w:val="24"/>
+        </w:rPr>
+      </w:pPr>
+      <w:r>
+        <w:rPr>
+          <w:rFonts w:ascii="Calibri" w:eastAsia="Calibri" w:hAnsi="Calibri" w:cs="Calibri"/>
           <w:b/>
           <w:bCs/>
           <w:color w:val="404040" w:themeColor="text1" w:themeTint="BF"/>
@@ -3931,17 +4119,17 @@
         </w:pBdr>
         <w:ind w:left="709"/>
         <w:rPr>
-          <w:rFonts w:ascii="Calibri" w:hAnsi="Calibri" w:eastAsia="Calibri" w:cs="Calibri"/>
-          <w:b/>
-          <w:bCs/>
-          <w:color w:val="404040" w:themeColor="text1" w:themeTint="BF"/>
-          <w:sz w:val="24"/>
-          <w:szCs w:val="24"/>
-        </w:rPr>
-      </w:pPr>
-      <w:r>
-        <w:rPr>
-          <w:rFonts w:ascii="Calibri" w:hAnsi="Calibri" w:eastAsia="Calibri" w:cs="Calibri"/>
+          <w:rFonts w:ascii="Calibri" w:eastAsia="Calibri" w:hAnsi="Calibri" w:cs="Calibri"/>
+          <w:b/>
+          <w:bCs/>
+          <w:color w:val="404040" w:themeColor="text1" w:themeTint="BF"/>
+          <w:sz w:val="24"/>
+          <w:szCs w:val="24"/>
+        </w:rPr>
+      </w:pPr>
+      <w:r>
+        <w:rPr>
+          <w:rFonts w:ascii="Calibri" w:eastAsia="Calibri" w:hAnsi="Calibri" w:cs="Calibri"/>
           <w:b/>
           <w:bCs/>
           <w:color w:val="404040" w:themeColor="text1" w:themeTint="BF"/>
@@ -3963,17 +4151,17 @@
         </w:pBdr>
         <w:ind w:left="709"/>
         <w:rPr>
-          <w:rFonts w:ascii="Calibri" w:hAnsi="Calibri" w:eastAsia="Calibri" w:cs="Calibri"/>
-          <w:b/>
-          <w:bCs/>
-          <w:color w:val="404040" w:themeColor="text1" w:themeTint="BF"/>
-          <w:sz w:val="24"/>
-          <w:szCs w:val="24"/>
-        </w:rPr>
-      </w:pPr>
-      <w:r>
-        <w:rPr>
-          <w:rFonts w:ascii="Calibri" w:hAnsi="Calibri" w:eastAsia="Calibri" w:cs="Calibri"/>
+          <w:rFonts w:ascii="Calibri" w:eastAsia="Calibri" w:hAnsi="Calibri" w:cs="Calibri"/>
+          <w:b/>
+          <w:bCs/>
+          <w:color w:val="404040" w:themeColor="text1" w:themeTint="BF"/>
+          <w:sz w:val="24"/>
+          <w:szCs w:val="24"/>
+        </w:rPr>
+      </w:pPr>
+      <w:r>
+        <w:rPr>
+          <w:rFonts w:ascii="Calibri" w:eastAsia="Calibri" w:hAnsi="Calibri" w:cs="Calibri"/>
           <w:b/>
           <w:bCs/>
           <w:color w:val="404040" w:themeColor="text1" w:themeTint="BF"/>
@@ -3995,17 +4183,17 @@
         </w:pBdr>
         <w:ind w:left="709"/>
         <w:rPr>
-          <w:rFonts w:ascii="Calibri" w:hAnsi="Calibri" w:eastAsia="Calibri" w:cs="Calibri"/>
-          <w:b/>
-          <w:bCs/>
-          <w:color w:val="404040" w:themeColor="text1" w:themeTint="BF"/>
-          <w:sz w:val="24"/>
-          <w:szCs w:val="24"/>
-        </w:rPr>
-      </w:pPr>
-      <w:r>
-        <w:rPr>
-          <w:rFonts w:ascii="Calibri" w:hAnsi="Calibri" w:eastAsia="Calibri" w:cs="Calibri"/>
+          <w:rFonts w:ascii="Calibri" w:eastAsia="Calibri" w:hAnsi="Calibri" w:cs="Calibri"/>
+          <w:b/>
+          <w:bCs/>
+          <w:color w:val="404040" w:themeColor="text1" w:themeTint="BF"/>
+          <w:sz w:val="24"/>
+          <w:szCs w:val="24"/>
+        </w:rPr>
+      </w:pPr>
+      <w:r>
+        <w:rPr>
+          <w:rFonts w:ascii="Calibri" w:eastAsia="Calibri" w:hAnsi="Calibri" w:cs="Calibri"/>
           <w:b/>
           <w:bCs/>
           <w:color w:val="404040" w:themeColor="text1" w:themeTint="BF"/>
@@ -4027,17 +4215,17 @@
         </w:pBdr>
         <w:ind w:left="709"/>
         <w:rPr>
-          <w:rFonts w:ascii="Calibri" w:hAnsi="Calibri" w:eastAsia="Calibri" w:cs="Calibri"/>
-          <w:b/>
-          <w:bCs/>
-          <w:color w:val="404040" w:themeColor="text1" w:themeTint="BF"/>
-          <w:sz w:val="24"/>
-          <w:szCs w:val="24"/>
-        </w:rPr>
-      </w:pPr>
-      <w:r>
-        <w:rPr>
-          <w:rFonts w:ascii="Calibri" w:hAnsi="Calibri" w:eastAsia="Calibri" w:cs="Calibri"/>
+          <w:rFonts w:ascii="Calibri" w:eastAsia="Calibri" w:hAnsi="Calibri" w:cs="Calibri"/>
+          <w:b/>
+          <w:bCs/>
+          <w:color w:val="404040" w:themeColor="text1" w:themeTint="BF"/>
+          <w:sz w:val="24"/>
+          <w:szCs w:val="24"/>
+        </w:rPr>
+      </w:pPr>
+      <w:r>
+        <w:rPr>
+          <w:rFonts w:ascii="Calibri" w:eastAsia="Calibri" w:hAnsi="Calibri" w:cs="Calibri"/>
           <w:b/>
           <w:bCs/>
           <w:color w:val="404040" w:themeColor="text1" w:themeTint="BF"/>
@@ -4059,7 +4247,7 @@
         </w:pBdr>
         <w:ind w:left="709"/>
         <w:rPr>
-          <w:rFonts w:ascii="Calibri" w:hAnsi="Calibri" w:eastAsia="Calibri" w:cs="Calibri"/>
+          <w:rFonts w:ascii="Calibri" w:eastAsia="Calibri" w:hAnsi="Calibri" w:cs="Calibri"/>
           <w:b/>
           <w:bCs/>
           <w:color w:val="404040" w:themeColor="text1" w:themeTint="BF"/>
@@ -4072,24 +4260,24 @@
       <w:pPr>
         <w:pStyle w:val="ListParagraph"/>
         <w:pBdr>
-          <w:top w:val="single" w:color="auto" w:sz="4" w:space="1"/>
-          <w:left w:val="single" w:color="auto" w:sz="4" w:space="1"/>
-          <w:bottom w:val="single" w:color="auto" w:sz="4" w:space="1"/>
-          <w:right w:val="single" w:color="auto" w:sz="4" w:space="1"/>
-          <w:between w:val="single" w:color="auto" w:sz="4" w:space="1"/>
-          <w:bar w:val="single" w:color="auto" w:sz="4"/>
+          <w:top w:val="single" w:sz="4" w:space="1" w:color="auto"/>
+          <w:left w:val="single" w:sz="4" w:space="1" w:color="auto"/>
+          <w:bottom w:val="single" w:sz="4" w:space="1" w:color="auto"/>
+          <w:right w:val="single" w:sz="4" w:space="1" w:color="auto"/>
+          <w:between w:val="single" w:sz="4" w:space="1" w:color="auto"/>
+          <w:bar w:val="single" w:sz="4" w:color="auto"/>
         </w:pBdr>
         <w:ind w:left="709"/>
         <w:rPr>
-          <w:rFonts w:ascii="Calibri" w:hAnsi="Calibri" w:eastAsia="Calibri" w:cs="Calibri"/>
-          <w:color w:val="404040" w:themeColor="text1" w:themeTint="BF"/>
-          <w:sz w:val="24"/>
-          <w:szCs w:val="24"/>
-        </w:rPr>
-      </w:pPr>
-      <w:r>
-        <w:rPr>
-          <w:rFonts w:ascii="Calibri" w:hAnsi="Calibri" w:eastAsia="Calibri" w:cs="Calibri"/>
+          <w:rFonts w:ascii="Calibri" w:eastAsia="Calibri" w:hAnsi="Calibri" w:cs="Calibri"/>
+          <w:color w:val="404040" w:themeColor="text1" w:themeTint="BF"/>
+          <w:sz w:val="24"/>
+          <w:szCs w:val="24"/>
+        </w:rPr>
+      </w:pPr>
+      <w:r>
+        <w:rPr>
+          <w:rFonts w:ascii="Calibri" w:eastAsia="Calibri" w:hAnsi="Calibri" w:cs="Calibri"/>
           <w:b/>
           <w:bCs/>
           <w:color w:val="404040" w:themeColor="text1" w:themeTint="BF"/>
@@ -4100,7 +4288,7 @@
       </w:r>
       <w:r>
         <w:rPr>
-          <w:rFonts w:ascii="Calibri" w:hAnsi="Calibri" w:eastAsia="Calibri" w:cs="Calibri"/>
+          <w:rFonts w:ascii="Calibri" w:eastAsia="Calibri" w:hAnsi="Calibri" w:cs="Calibri"/>
           <w:color w:val="404040" w:themeColor="text1" w:themeTint="BF"/>
           <w:sz w:val="24"/>
           <w:szCs w:val="24"/>
@@ -4109,7 +4297,7 @@
       </w:r>
       <w:r>
         <w:rPr>
-          <w:rFonts w:ascii="Calibri" w:hAnsi="Calibri" w:eastAsia="Calibri" w:cs="Calibri"/>
+          <w:rFonts w:ascii="Calibri" w:eastAsia="Calibri" w:hAnsi="Calibri" w:cs="Calibri"/>
           <w:color w:val="404040" w:themeColor="text1" w:themeTint="BF"/>
           <w:sz w:val="24"/>
           <w:szCs w:val="24"/>
@@ -4118,7 +4306,7 @@
       </w:r>
       <w:r>
         <w:rPr>
-          <w:rFonts w:ascii="Calibri" w:hAnsi="Calibri" w:eastAsia="Calibri" w:cs="Calibri"/>
+          <w:rFonts w:ascii="Calibri" w:eastAsia="Calibri" w:hAnsi="Calibri" w:cs="Calibri"/>
           <w:color w:val="404040" w:themeColor="text1" w:themeTint="BF"/>
           <w:sz w:val="24"/>
           <w:szCs w:val="24"/>
@@ -4127,7 +4315,7 @@
       </w:r>
       <w:r>
         <w:rPr>
-          <w:rFonts w:ascii="Calibri" w:hAnsi="Calibri" w:eastAsia="Calibri" w:cs="Calibri"/>
+          <w:rFonts w:ascii="Calibri" w:eastAsia="Calibri" w:hAnsi="Calibri" w:cs="Calibri"/>
           <w:color w:val="404040" w:themeColor="text1" w:themeTint="BF"/>
           <w:sz w:val="24"/>
           <w:szCs w:val="24"/>
@@ -4136,7 +4324,7 @@
       </w:r>
       <w:r>
         <w:rPr>
-          <w:rFonts w:ascii="Calibri" w:hAnsi="Calibri" w:eastAsia="Calibri" w:cs="Calibri"/>
+          <w:rFonts w:ascii="Calibri" w:eastAsia="Calibri" w:hAnsi="Calibri" w:cs="Calibri"/>
           <w:color w:val="404040" w:themeColor="text1" w:themeTint="BF"/>
           <w:sz w:val="24"/>
           <w:szCs w:val="24"/>
@@ -4145,7 +4333,7 @@
       </w:r>
       <w:r>
         <w:rPr>
-          <w:rFonts w:ascii="Calibri" w:hAnsi="Calibri" w:eastAsia="Calibri" w:cs="Calibri"/>
+          <w:rFonts w:ascii="Calibri" w:eastAsia="Calibri" w:hAnsi="Calibri" w:cs="Calibri"/>
           <w:color w:val="404040" w:themeColor="text1" w:themeTint="BF"/>
           <w:sz w:val="24"/>
           <w:szCs w:val="24"/>
@@ -4154,7 +4342,7 @@
       </w:r>
       <w:r>
         <w:rPr>
-          <w:rFonts w:ascii="Calibri" w:hAnsi="Calibri" w:eastAsia="Calibri" w:cs="Calibri"/>
+          <w:rFonts w:ascii="Calibri" w:eastAsia="Calibri" w:hAnsi="Calibri" w:cs="Calibri"/>
           <w:color w:val="404040" w:themeColor="text1" w:themeTint="BF"/>
           <w:sz w:val="24"/>
           <w:szCs w:val="24"/>
@@ -4163,7 +4351,7 @@
       </w:r>
       <w:r>
         <w:rPr>
-          <w:rFonts w:ascii="Calibri" w:hAnsi="Calibri" w:eastAsia="Calibri" w:cs="Calibri"/>
+          <w:rFonts w:ascii="Calibri" w:eastAsia="Calibri" w:hAnsi="Calibri" w:cs="Calibri"/>
           <w:color w:val="404040" w:themeColor="text1" w:themeTint="BF"/>
           <w:sz w:val="24"/>
           <w:szCs w:val="24"/>
@@ -4181,7 +4369,7 @@
           <w:between w:val="nil"/>
         </w:pBdr>
         <w:rPr>
-          <w:rFonts w:ascii="Calibri" w:hAnsi="Calibri" w:eastAsia="Calibri" w:cs="Calibri"/>
+          <w:rFonts w:ascii="Calibri" w:eastAsia="Calibri" w:hAnsi="Calibri" w:cs="Calibri"/>
           <w:b/>
           <w:bCs/>
           <w:color w:val="404040" w:themeColor="text1" w:themeTint="BF"/>
@@ -4200,7 +4388,7 @@
           <w:between w:val="nil"/>
         </w:pBdr>
         <w:rPr>
-          <w:rFonts w:ascii="Calibri" w:hAnsi="Calibri" w:eastAsia="Calibri" w:cs="Calibri"/>
+          <w:rFonts w:ascii="Calibri" w:eastAsia="Calibri" w:hAnsi="Calibri" w:cs="Calibri"/>
           <w:b/>
           <w:bCs/>
           <w:color w:val="404040" w:themeColor="text1" w:themeTint="BF"/>
@@ -4219,7 +4407,7 @@
           <w:between w:val="nil"/>
         </w:pBdr>
         <w:rPr>
-          <w:rFonts w:ascii="Calibri" w:hAnsi="Calibri" w:eastAsia="Calibri" w:cs="Calibri"/>
+          <w:rFonts w:ascii="Calibri" w:eastAsia="Calibri" w:hAnsi="Calibri" w:cs="Calibri"/>
           <w:b/>
           <w:bCs/>
           <w:color w:val="404040" w:themeColor="text1" w:themeTint="BF"/>
@@ -4238,7 +4426,7 @@
           <w:between w:val="nil"/>
         </w:pBdr>
         <w:rPr>
-          <w:rFonts w:ascii="Calibri" w:hAnsi="Calibri" w:eastAsia="Calibri" w:cs="Calibri"/>
+          <w:rFonts w:ascii="Calibri" w:eastAsia="Calibri" w:hAnsi="Calibri" w:cs="Calibri"/>
           <w:b/>
           <w:bCs/>
           <w:color w:val="404040" w:themeColor="text1" w:themeTint="BF"/>
@@ -4257,7 +4445,7 @@
           <w:between w:val="nil"/>
         </w:pBdr>
         <w:rPr>
-          <w:rFonts w:ascii="Calibri" w:hAnsi="Calibri" w:eastAsia="Calibri" w:cs="Calibri"/>
+          <w:rFonts w:ascii="Calibri" w:eastAsia="Calibri" w:hAnsi="Calibri" w:cs="Calibri"/>
           <w:b/>
           <w:bCs/>
           <w:color w:val="404040" w:themeColor="text1" w:themeTint="BF"/>
@@ -4276,7 +4464,7 @@
           <w:between w:val="nil"/>
         </w:pBdr>
         <w:rPr>
-          <w:rFonts w:ascii="Calibri" w:hAnsi="Calibri" w:eastAsia="Calibri" w:cs="Calibri"/>
+          <w:rFonts w:ascii="Calibri" w:eastAsia="Calibri" w:hAnsi="Calibri" w:cs="Calibri"/>
           <w:b/>
           <w:bCs/>
           <w:color w:val="404040" w:themeColor="text1" w:themeTint="BF"/>
@@ -4295,7 +4483,7 @@
           <w:between w:val="nil"/>
         </w:pBdr>
         <w:rPr>
-          <w:rFonts w:ascii="Calibri" w:hAnsi="Calibri" w:eastAsia="Calibri" w:cs="Calibri"/>
+          <w:rFonts w:ascii="Calibri" w:eastAsia="Calibri" w:hAnsi="Calibri" w:cs="Calibri"/>
           <w:b/>
           <w:bCs/>
           <w:color w:val="404040" w:themeColor="text1" w:themeTint="BF"/>
@@ -4314,7 +4502,7 @@
           <w:between w:val="nil"/>
         </w:pBdr>
         <w:rPr>
-          <w:rFonts w:ascii="Calibri" w:hAnsi="Calibri" w:eastAsia="Calibri" w:cs="Calibri"/>
+          <w:rFonts w:ascii="Calibri" w:eastAsia="Calibri" w:hAnsi="Calibri" w:cs="Calibri"/>
           <w:b/>
           <w:bCs/>
           <w:color w:val="404040" w:themeColor="text1" w:themeTint="BF"/>
@@ -4333,7 +4521,7 @@
           <w:between w:val="nil"/>
         </w:pBdr>
         <w:rPr>
-          <w:rFonts w:ascii="Calibri" w:hAnsi="Calibri" w:eastAsia="Calibri" w:cs="Calibri"/>
+          <w:rFonts w:ascii="Calibri" w:eastAsia="Calibri" w:hAnsi="Calibri" w:cs="Calibri"/>
           <w:b/>
           <w:bCs/>
           <w:color w:val="404040" w:themeColor="text1" w:themeTint="BF"/>
@@ -4352,7 +4540,7 @@
           <w:between w:val="nil"/>
         </w:pBdr>
         <w:rPr>
-          <w:rFonts w:ascii="Calibri" w:hAnsi="Calibri" w:eastAsia="Calibri" w:cs="Calibri"/>
+          <w:rFonts w:ascii="Calibri" w:eastAsia="Calibri" w:hAnsi="Calibri" w:cs="Calibri"/>
           <w:b/>
           <w:bCs/>
           <w:color w:val="404040" w:themeColor="text1" w:themeTint="BF"/>
@@ -4371,7 +4559,7 @@
           <w:between w:val="nil"/>
         </w:pBdr>
         <w:rPr>
-          <w:rFonts w:ascii="Calibri" w:hAnsi="Calibri" w:eastAsia="Calibri" w:cs="Calibri"/>
+          <w:rFonts w:ascii="Calibri" w:eastAsia="Calibri" w:hAnsi="Calibri" w:cs="Calibri"/>
           <w:b/>
           <w:bCs/>
           <w:color w:val="404040" w:themeColor="text1" w:themeTint="BF"/>
@@ -4396,24 +4584,25 @@
         </w:pBdr>
         <w:ind w:left="851" w:hanging="502"/>
         <w:rPr>
-          <w:rFonts w:ascii="Calibri" w:hAnsi="Calibri" w:eastAsia="Calibri" w:cs="Calibri"/>
-          <w:color w:val="404040" w:themeColor="text1" w:themeTint="BF"/>
-          <w:sz w:val="24"/>
-          <w:szCs w:val="24"/>
-        </w:rPr>
-      </w:pPr>
-      <w:r>
-        <w:rPr>
-          <w:rFonts w:ascii="Calibri" w:hAnsi="Calibri" w:eastAsia="Calibri" w:cs="Calibri"/>
-          <w:color w:val="404040" w:themeColor="text1" w:themeTint="BF"/>
-          <w:sz w:val="24"/>
-          <w:szCs w:val="24"/>
-        </w:rPr>
+          <w:rFonts w:ascii="Calibri" w:eastAsia="Calibri" w:hAnsi="Calibri" w:cs="Calibri"/>
+          <w:color w:val="404040" w:themeColor="text1" w:themeTint="BF"/>
+          <w:sz w:val="24"/>
+          <w:szCs w:val="24"/>
+        </w:rPr>
+      </w:pPr>
+      <w:r>
+        <w:rPr>
+          <w:rFonts w:ascii="Calibri" w:eastAsia="Calibri" w:hAnsi="Calibri" w:cs="Calibri"/>
+          <w:color w:val="404040" w:themeColor="text1" w:themeTint="BF"/>
+          <w:sz w:val="24"/>
+          <w:szCs w:val="24"/>
+        </w:rPr>
+        <w:lastRenderedPageBreak/>
         <w:t xml:space="preserve">Navigate to Docker hub and create a new free account and keep Docker hub username and </w:t>
       </w:r>
       <w:r>
         <w:rPr>
-          <w:rFonts w:ascii="Calibri" w:hAnsi="Calibri" w:eastAsia="Calibri" w:cs="Calibri"/>
+          <w:rFonts w:ascii="Calibri" w:eastAsia="Calibri" w:hAnsi="Calibri" w:cs="Calibri"/>
           <w:color w:val="404040" w:themeColor="text1" w:themeTint="BF"/>
           <w:sz w:val="24"/>
           <w:szCs w:val="24"/>
@@ -4422,12 +4611,32 @@
       </w:r>
       <w:r>
         <w:rPr>
-          <w:rFonts w:ascii="Calibri" w:hAnsi="Calibri" w:eastAsia="Calibri" w:cs="Calibri"/>
-          <w:color w:val="404040" w:themeColor="text1" w:themeTint="BF"/>
-          <w:sz w:val="24"/>
-          <w:szCs w:val="24"/>
-        </w:rPr>
-        <w:t>password with you before configuring Jenkins credential</w:t>
+          <w:rFonts w:ascii="Calibri" w:eastAsia="Calibri" w:hAnsi="Calibri" w:cs="Calibri"/>
+          <w:color w:val="404040" w:themeColor="text1" w:themeTint="BF"/>
+          <w:sz w:val="24"/>
+          <w:szCs w:val="24"/>
+        </w:rPr>
+        <w:t xml:space="preserve">password with you before configuring </w:t>
+      </w:r>
+      <w:proofErr w:type="gramStart"/>
+      <w:r>
+        <w:rPr>
+          <w:rFonts w:ascii="Calibri" w:eastAsia="Calibri" w:hAnsi="Calibri" w:cs="Calibri"/>
+          <w:color w:val="404040" w:themeColor="text1" w:themeTint="BF"/>
+          <w:sz w:val="24"/>
+          <w:szCs w:val="24"/>
+        </w:rPr>
+        <w:t>Jenkins</w:t>
+      </w:r>
+      <w:proofErr w:type="gramEnd"/>
+      <w:r>
+        <w:rPr>
+          <w:rFonts w:ascii="Calibri" w:eastAsia="Calibri" w:hAnsi="Calibri" w:cs="Calibri"/>
+          <w:color w:val="404040" w:themeColor="text1" w:themeTint="BF"/>
+          <w:sz w:val="24"/>
+          <w:szCs w:val="24"/>
+        </w:rPr>
+        <w:t xml:space="preserve"> credential</w:t>
       </w:r>
     </w:p>
     <w:p>
@@ -4442,19 +4651,19 @@
         </w:pBdr>
         <w:ind w:left="851"/>
         <w:rPr>
-          <w:rFonts w:ascii="Calibri" w:hAnsi="Calibri" w:eastAsia="Calibri" w:cs="Calibri"/>
-          <w:b/>
-          <w:bCs/>
-          <w:color w:val="404040" w:themeColor="text1" w:themeTint="BF"/>
-          <w:sz w:val="24"/>
-          <w:szCs w:val="24"/>
-        </w:rPr>
-      </w:pPr>
-      <w:hyperlink w:history="1" r:id="rId23">
+          <w:rFonts w:ascii="Calibri" w:eastAsia="Calibri" w:hAnsi="Calibri" w:cs="Calibri"/>
+          <w:b/>
+          <w:bCs/>
+          <w:color w:val="404040" w:themeColor="text1" w:themeTint="BF"/>
+          <w:sz w:val="24"/>
+          <w:szCs w:val="24"/>
+        </w:rPr>
+      </w:pPr>
+      <w:hyperlink r:id="rId23" w:history="1">
         <w:r>
           <w:rPr>
             <w:rStyle w:val="Hyperlink"/>
-            <w:rFonts w:ascii="Calibri" w:hAnsi="Calibri" w:eastAsia="Calibri" w:cs="Calibri"/>
+            <w:rFonts w:ascii="Calibri" w:eastAsia="Calibri" w:hAnsi="Calibri" w:cs="Calibri"/>
             <w:b/>
             <w:bCs/>
             <w:color w:val="404040" w:themeColor="text1" w:themeTint="BF"/>
@@ -4478,7 +4687,7 @@
         </w:pBdr>
         <w:ind w:left="851"/>
         <w:rPr>
-          <w:rFonts w:ascii="Calibri" w:hAnsi="Calibri" w:eastAsia="Calibri" w:cs="Calibri"/>
+          <w:rFonts w:ascii="Calibri" w:eastAsia="Calibri" w:hAnsi="Calibri" w:cs="Calibri"/>
           <w:b/>
           <w:bCs/>
           <w:color w:val="404040" w:themeColor="text1" w:themeTint="BF"/>
@@ -4499,17 +4708,17 @@
         </w:pBdr>
         <w:ind w:left="851"/>
         <w:rPr>
-          <w:rFonts w:ascii="Calibri" w:hAnsi="Calibri" w:eastAsia="Calibri" w:cs="Calibri"/>
-          <w:b/>
-          <w:bCs/>
-          <w:color w:val="404040" w:themeColor="text1" w:themeTint="BF"/>
-          <w:sz w:val="24"/>
-          <w:szCs w:val="24"/>
-        </w:rPr>
-      </w:pPr>
-      <w:r>
-        <w:rPr>
-          <w:rFonts w:ascii="Calibri" w:hAnsi="Calibri" w:eastAsia="Calibri" w:cs="Calibri"/>
+          <w:rFonts w:ascii="Calibri" w:eastAsia="Calibri" w:hAnsi="Calibri" w:cs="Calibri"/>
+          <w:b/>
+          <w:bCs/>
+          <w:color w:val="404040" w:themeColor="text1" w:themeTint="BF"/>
+          <w:sz w:val="24"/>
+          <w:szCs w:val="24"/>
+        </w:rPr>
+      </w:pPr>
+      <w:r>
+        <w:rPr>
+          <w:rFonts w:ascii="Calibri" w:eastAsia="Calibri" w:hAnsi="Calibri" w:cs="Calibri"/>
           <w:b/>
           <w:noProof/>
           <w:color w:val="404040"/>
@@ -4575,7 +4784,7 @@
           <w:between w:val="nil"/>
         </w:pBdr>
         <w:rPr>
-          <w:rFonts w:ascii="Calibri" w:hAnsi="Calibri" w:eastAsia="Calibri" w:cs="Calibri"/>
+          <w:rFonts w:ascii="Calibri" w:eastAsia="Calibri" w:hAnsi="Calibri" w:cs="Calibri"/>
           <w:b/>
           <w:bCs/>
           <w:color w:val="404040" w:themeColor="text1" w:themeTint="BF"/>
@@ -4595,7 +4804,7 @@
         </w:pBdr>
         <w:spacing w:after="200"/>
         <w:rPr>
-          <w:rFonts w:ascii="Calibri" w:hAnsi="Calibri" w:eastAsia="Calibri" w:cs="Calibri"/>
+          <w:rFonts w:ascii="Calibri" w:eastAsia="Calibri" w:hAnsi="Calibri" w:cs="Calibri"/>
           <w:b/>
           <w:bCs/>
           <w:color w:val="404040" w:themeColor="text1" w:themeTint="BF"/>
@@ -4605,7 +4814,7 @@
       </w:pPr>
       <w:r>
         <w:rPr>
-          <w:rFonts w:ascii="Calibri" w:hAnsi="Calibri" w:eastAsia="Calibri" w:cs="Calibri"/>
+          <w:rFonts w:ascii="Calibri" w:eastAsia="Calibri" w:hAnsi="Calibri" w:cs="Calibri"/>
           <w:b/>
           <w:bCs/>
           <w:color w:val="404040" w:themeColor="text1" w:themeTint="BF"/>
@@ -4616,7 +4825,7 @@
       </w:r>
       <w:r>
         <w:rPr>
-          <w:rFonts w:ascii="Calibri" w:hAnsi="Calibri" w:eastAsia="Calibri" w:cs="Calibri"/>
+          <w:rFonts w:ascii="Calibri" w:eastAsia="Calibri" w:hAnsi="Calibri" w:cs="Calibri"/>
           <w:b/>
           <w:bCs/>
           <w:color w:val="404040" w:themeColor="text1" w:themeTint="BF"/>
@@ -4627,7 +4836,7 @@
       </w:r>
       <w:r>
         <w:rPr>
-          <w:rFonts w:ascii="Calibri" w:hAnsi="Calibri" w:eastAsia="Calibri" w:cs="Calibri"/>
+          <w:rFonts w:ascii="Calibri" w:eastAsia="Calibri" w:hAnsi="Calibri" w:cs="Calibri"/>
           <w:b/>
           <w:bCs/>
           <w:color w:val="404040" w:themeColor="text1" w:themeTint="BF"/>
@@ -4638,7 +4847,7 @@
       </w:r>
       <w:r>
         <w:rPr>
-          <w:rFonts w:ascii="Calibri" w:hAnsi="Calibri" w:eastAsia="Calibri" w:cs="Calibri"/>
+          <w:rFonts w:ascii="Calibri" w:eastAsia="Calibri" w:hAnsi="Calibri" w:cs="Calibri"/>
           <w:b/>
           <w:bCs/>
           <w:color w:val="404040" w:themeColor="text1" w:themeTint="BF"/>
@@ -4659,14 +4868,14 @@
         <w:ind w:left="567"/>
         <w:textAlignment w:val="baseline"/>
         <w:rPr>
-          <w:rFonts w:ascii="Calibri" w:hAnsi="Calibri" w:eastAsia="Calibri" w:cs="Calibri"/>
+          <w:rFonts w:ascii="Calibri" w:eastAsia="Calibri" w:hAnsi="Calibri" w:cs="Calibri"/>
           <w:color w:val="404040" w:themeColor="text1" w:themeTint="BF"/>
           <w:lang w:val="en"/>
         </w:rPr>
       </w:pPr>
       <w:r>
         <w:rPr>
-          <w:rFonts w:ascii="Calibri" w:hAnsi="Calibri" w:eastAsia="Calibri" w:cs="Calibri"/>
+          <w:rFonts w:ascii="Calibri" w:eastAsia="Calibri" w:hAnsi="Calibri" w:cs="Calibri"/>
           <w:color w:val="404040" w:themeColor="text1" w:themeTint="BF"/>
           <w:lang w:val="en"/>
         </w:rPr>
@@ -4674,7 +4883,7 @@
       </w:r>
       <w:r>
         <w:rPr>
-          <w:rFonts w:ascii="Calibri" w:hAnsi="Calibri" w:eastAsia="Calibri" w:cs="Calibri"/>
+          <w:rFonts w:ascii="Calibri" w:eastAsia="Calibri" w:hAnsi="Calibri" w:cs="Calibri"/>
           <w:b/>
           <w:bCs/>
           <w:color w:val="404040" w:themeColor="text1" w:themeTint="BF"/>
@@ -4684,7 +4893,7 @@
       </w:r>
       <w:r>
         <w:rPr>
-          <w:rFonts w:ascii="Calibri" w:hAnsi="Calibri" w:eastAsia="Calibri" w:cs="Calibri"/>
+          <w:rFonts w:ascii="Calibri" w:eastAsia="Calibri" w:hAnsi="Calibri" w:cs="Calibri"/>
           <w:color w:val="404040" w:themeColor="text1" w:themeTint="BF"/>
           <w:lang w:val="en"/>
         </w:rPr>
@@ -4692,7 +4901,7 @@
       </w:r>
       <w:r>
         <w:rPr>
-          <w:rFonts w:ascii="Calibri" w:hAnsi="Calibri" w:eastAsia="Calibri" w:cs="Calibri"/>
+          <w:rFonts w:ascii="Calibri" w:eastAsia="Calibri" w:hAnsi="Calibri" w:cs="Calibri"/>
           <w:color w:val="404040" w:themeColor="text1" w:themeTint="BF"/>
           <w:lang w:val="en"/>
         </w:rPr>
@@ -4700,7 +4909,7 @@
       </w:r>
       <w:r>
         <w:rPr>
-          <w:rFonts w:ascii="Calibri" w:hAnsi="Calibri" w:eastAsia="Calibri" w:cs="Calibri"/>
+          <w:rFonts w:ascii="Calibri" w:eastAsia="Calibri" w:hAnsi="Calibri" w:cs="Calibri"/>
           <w:color w:val="404040" w:themeColor="text1" w:themeTint="BF"/>
           <w:lang w:val="en"/>
         </w:rPr>
@@ -4708,7 +4917,7 @@
       </w:r>
       <w:r>
         <w:rPr>
-          <w:rFonts w:ascii="Calibri" w:hAnsi="Calibri" w:eastAsia="Calibri" w:cs="Calibri"/>
+          <w:rFonts w:ascii="Calibri" w:eastAsia="Calibri" w:hAnsi="Calibri" w:cs="Calibri"/>
           <w:b/>
           <w:bCs/>
           <w:color w:val="404040" w:themeColor="text1" w:themeTint="BF"/>
@@ -4718,7 +4927,7 @@
       </w:r>
       <w:r>
         <w:rPr>
-          <w:rFonts w:ascii="Calibri" w:hAnsi="Calibri" w:eastAsia="Calibri" w:cs="Calibri"/>
+          <w:rFonts w:ascii="Calibri" w:eastAsia="Calibri" w:hAnsi="Calibri" w:cs="Calibri"/>
           <w:color w:val="404040" w:themeColor="text1" w:themeTint="BF"/>
           <w:lang w:val="en"/>
         </w:rPr>
@@ -4726,7 +4935,7 @@
       </w:r>
       <w:r>
         <w:rPr>
-          <w:rFonts w:ascii="Calibri" w:hAnsi="Calibri" w:eastAsia="Calibri" w:cs="Calibri"/>
+          <w:rFonts w:ascii="Calibri" w:eastAsia="Calibri" w:hAnsi="Calibri" w:cs="Calibri"/>
           <w:b/>
           <w:bCs/>
           <w:color w:val="404040" w:themeColor="text1" w:themeTint="BF"/>
@@ -4736,7 +4945,7 @@
       </w:r>
       <w:r>
         <w:rPr>
-          <w:rFonts w:ascii="Calibri" w:hAnsi="Calibri" w:eastAsia="Calibri" w:cs="Calibri"/>
+          <w:rFonts w:ascii="Calibri" w:eastAsia="Calibri" w:hAnsi="Calibri" w:cs="Calibri"/>
           <w:color w:val="404040" w:themeColor="text1" w:themeTint="BF"/>
           <w:lang w:val="en"/>
         </w:rPr>
@@ -4750,7 +4959,7 @@
         <w:ind w:left="567"/>
         <w:textAlignment w:val="baseline"/>
         <w:rPr>
-          <w:rFonts w:ascii="Calibri" w:hAnsi="Calibri" w:eastAsia="Calibri" w:cs="Calibri"/>
+          <w:rFonts w:ascii="Calibri" w:eastAsia="Calibri" w:hAnsi="Calibri" w:cs="Calibri"/>
           <w:color w:val="404040" w:themeColor="text1" w:themeTint="BF"/>
           <w:lang w:val="en"/>
         </w:rPr>
@@ -4763,7 +4972,7 @@
         <w:ind w:left="567"/>
         <w:textAlignment w:val="baseline"/>
         <w:rPr>
-          <w:rFonts w:ascii="Calibri" w:hAnsi="Calibri" w:eastAsia="Calibri" w:cs="Calibri"/>
+          <w:rFonts w:ascii="Calibri" w:eastAsia="Calibri" w:hAnsi="Calibri" w:cs="Calibri"/>
           <w:b/>
           <w:bCs/>
           <w:iCs/>
@@ -4835,7 +5044,7 @@
               </wp:anchor>
             </w:drawing>
           </mc:Choice>
-          <mc:Fallback>
+          <mc:Fallback xmlns:a14="http://schemas.microsoft.com/office/drawing/2010/main" xmlns:ask="http://schemas.microsoft.com/office/drawing/2018/sketchyshapes" xmlns:pic="http://schemas.openxmlformats.org/drawingml/2006/picture" xmlns:a="http://schemas.openxmlformats.org/drawingml/2006/main">
             <w:pict w14:anchorId="5F90C7B9">
               <v:rect id="Rectangle 5" style="position:absolute;margin-left:31.7pt;margin-top:51pt;width:112.3pt;height:17.75pt;z-index:251663360;visibility:visible;mso-wrap-style:square;mso-wrap-distance-left:9pt;mso-wrap-distance-top:0;mso-wrap-distance-right:9pt;mso-wrap-distance-bottom:0;mso-position-horizontal:absolute;mso-position-horizontal-relative:text;mso-position-vertical:absolute;mso-position-vertical-relative:text;v-text-anchor:middle" o:spid="_x0000_s1026" filled="f" strokecolor="red" strokeweight="1pt" w14:anchorId="7798A268" o:gfxdata="UEsDBBQABgAIAAAAIQC2gziS/gAAAOEBAAATAAAAW0NvbnRlbnRfVHlwZXNdLnhtbJSRQU7DMBBF&#10;90jcwfIWJU67QAgl6YK0S0CoHGBkTxKLZGx5TGhvj5O2G0SRWNoz/78nu9wcxkFMGNg6quQqL6RA&#10;0s5Y6ir5vt9lD1JwBDIwOMJKHpHlpr69KfdHjyxSmriSfYz+USnWPY7AufNIadK6MEJMx9ApD/oD&#10;OlTrorhX2lFEilmcO2RdNtjC5xDF9pCuTyYBB5bi6bQ4syoJ3g9WQ0ymaiLzg5KdCXlKLjvcW893&#10;SUOqXwnz5DrgnHtJTxOsQfEKIT7DmDSUCaxw7Rqn8787ZsmRM9e2VmPeBN4uqYvTtW7jvijg9N/y&#10;JsXecLq0q+WD6m8AAAD//wMAUEsDBBQABgAIAAAAIQA4/SH/1gAAAJQBAAALAAAAX3JlbHMvLnJl&#10;bHOkkMFqwzAMhu+DvYPRfXGawxijTi+j0GvpHsDYimMaW0Yy2fr2M4PBMnrbUb/Q94l/f/hMi1qR&#10;JVI2sOt6UJgd+ZiDgffL8ekFlFSbvV0oo4EbChzGx4f9GRdb25HMsYhqlCwG5lrLq9biZkxWOiqY&#10;22YiTra2kYMu1l1tQD30/bPm3wwYN0x18gb45AdQl1tp5j/sFB2T0FQ7R0nTNEV3j6o9feQzro1i&#10;OWA14Fm+Q8a1a8+Bvu/d/dMb2JY5uiPbhG/ktn4cqGU/er3pcvwCAAD//wMAUEsDBBQABgAIAAAA&#10;IQBr5j6bagIAAEYFAAAOAAAAZHJzL2Uyb0RvYy54bWysVNtqGzEQfS/0H4Tem73UuZmsg0lwKYTE&#10;NCl5lrWSvaDVqCP51q/vSLtemzQQKPWDPNo5c5+jm9tda9hGoW/AVrw4yzlTVkLd2GXFf77Mvlxx&#10;5oOwtTBgVcX3yvPbyedPN1s3ViWswNQKGTmxfrx1FV+F4MZZ5uVKtcKfgVOWlBqwFYGuuMxqFFvy&#10;3pqszPOLbAtYOwSpvKev952ST5J/rZUMT1p7FZipOOUW0onpXMQzm9yI8RKFWzWyT0P8QxataCwF&#10;HVzdiyDYGpu/XLWNRPCgw5mENgOtG6lSDVRNkb+p5nklnEq1UHO8G9rk/59b+bh5dnOkNmydH3sS&#10;YxU7jW38p/zYLjVrPzRL7QKT9LEYlRfFdcGZJF1ZnhdX17Gb2dHaoQ/fFLQsChVHGkbqkdg8+NBB&#10;D5AYzMKsMSYNxFi2pQjlZZ4nCw+mqaM24jwuF3cG2UbQTGeznH594BMYpWEsZXOsKklhb1T0YewP&#10;pVlTxzq6CHHh1OBWSKlsKHq/CR3NNKUwGH792LDHR1OVlnEwLj82HixSZLBhMG4bC/ieAzOkrDv8&#10;oQNd3bEFC6j3c2QIHRW8k7OGxvMgfJgLpN0nlhCfwxMd2gCNAXqJsxXg7/e+RzytJGk52xKXKu5/&#10;rQUqzsx3S8t6XYxGkXzpMjq/LOmCp5rFqcau2zug0dJqUXZJjPhgDqJGaF+J9tMYlVTCSopdcRnw&#10;cLkLHcfp4ZBqOk0wIpwT4cE+O3mYely/l92rQNfvaKDtfoQD78T4zap22DgPC9N1AN2kPT72te83&#10;kTUxoX9Y4mtwek+o4/M3+QMAAP//AwBQSwMEFAAGAAgAAAAhABKS/P/fAAAACgEAAA8AAABkcnMv&#10;ZG93bnJldi54bWxMj8FOwzAQRO9I/IO1SNyoQ1rSKMSpUBGICwdaJK5ubJKAvQ62k5i/ZznBbXd2&#10;NPum3iVr2Kx9GBwKuF5lwDS2Tg3YCXg9PlyVwEKUqKRxqAV86wC75vyslpVyC77o+RA7RiEYKimg&#10;j3GsOA9tr60MKzdqpNu781ZGWn3HlZcLhVvD8ywruJUD0odejnrf6/bzMFkBW+5T+/VY7tP9ZjHF&#10;/PbxPD0dhbi8SHe3wKJO8c8Mv/iEDg0xndyEKjAjoFhvyEl6llMnMuRlScOJlPX2BnhT8/8Vmh8A&#10;AAD//wMAUEsBAi0AFAAGAAgAAAAhALaDOJL+AAAA4QEAABMAAAAAAAAAAAAAAAAAAAAAAFtDb250&#10;ZW50X1R5cGVzXS54bWxQSwECLQAUAAYACAAAACEAOP0h/9YAAACUAQAACwAAAAAAAAAAAAAAAAAv&#10;AQAAX3JlbHMvLnJlbHNQSwECLQAUAAYACAAAACEAa+Y+m2oCAABGBQAADgAAAAAAAAAAAAAAAAAu&#10;AgAAZHJzL2Uyb0RvYy54bWxQSwECLQAUAAYACAAAACEAEpL8/98AAAAKAQAADwAAAAAAAAAAAAAA&#10;AADEBAAAZHJzL2Rvd25yZXYueG1sUEsFBgAAAAAEAAQA8wAAANAFAAAAAA==&#10;">
                 <v:shadow on="t" color="black" opacity="22937f" offset="0,.63889mm" origin=",.5"/>
@@ -4923,7 +5132,7 @@
         <w:ind w:left="567"/>
         <w:textAlignment w:val="baseline"/>
         <w:rPr>
-          <w:rFonts w:ascii="Calibri" w:hAnsi="Calibri" w:eastAsia="Calibri" w:cs="Calibri"/>
+          <w:rFonts w:ascii="Calibri" w:eastAsia="Calibri" w:hAnsi="Calibri" w:cs="Calibri"/>
           <w:b/>
           <w:bCs/>
           <w:iCs/>
@@ -4938,7 +5147,7 @@
         <w:ind w:left="567"/>
         <w:textAlignment w:val="baseline"/>
         <w:rPr>
-          <w:rFonts w:ascii="Calibri" w:hAnsi="Calibri" w:eastAsia="Calibri" w:cs="Calibri"/>
+          <w:rFonts w:ascii="Calibri" w:eastAsia="Calibri" w:hAnsi="Calibri" w:cs="Calibri"/>
           <w:b/>
           <w:bCs/>
           <w:iCs/>
@@ -5010,7 +5219,7 @@
               </wp:anchor>
             </w:drawing>
           </mc:Choice>
-          <mc:Fallback>
+          <mc:Fallback xmlns:a14="http://schemas.microsoft.com/office/drawing/2010/main" xmlns:ask="http://schemas.microsoft.com/office/drawing/2018/sketchyshapes" xmlns:pic="http://schemas.openxmlformats.org/drawingml/2006/picture" xmlns:a="http://schemas.openxmlformats.org/drawingml/2006/main">
             <w:pict w14:anchorId="1706B5CA">
               <v:rect id="Rectangle 4" style="position:absolute;margin-left:260.05pt;margin-top:82.95pt;width:92.4pt;height:31.15pt;z-index:251662336;visibility:visible;mso-wrap-style:square;mso-wrap-distance-left:9pt;mso-wrap-distance-top:0;mso-wrap-distance-right:9pt;mso-wrap-distance-bottom:0;mso-position-horizontal:absolute;mso-position-horizontal-relative:text;mso-position-vertical:absolute;mso-position-vertical-relative:text;v-text-anchor:middle" o:spid="_x0000_s1026" filled="f" strokecolor="red" strokeweight="1pt" w14:anchorId="16674830" o:gfxdata="UEsDBBQABgAIAAAAIQC2gziS/gAAAOEBAAATAAAAW0NvbnRlbnRfVHlwZXNdLnhtbJSRQU7DMBBF&#10;90jcwfIWJU67QAgl6YK0S0CoHGBkTxKLZGx5TGhvj5O2G0SRWNoz/78nu9wcxkFMGNg6quQqL6RA&#10;0s5Y6ir5vt9lD1JwBDIwOMJKHpHlpr69KfdHjyxSmriSfYz+USnWPY7AufNIadK6MEJMx9ApD/oD&#10;OlTrorhX2lFEilmcO2RdNtjC5xDF9pCuTyYBB5bi6bQ4syoJ3g9WQ0ymaiLzg5KdCXlKLjvcW893&#10;SUOqXwnz5DrgnHtJTxOsQfEKIT7DmDSUCaxw7Rqn8787ZsmRM9e2VmPeBN4uqYvTtW7jvijg9N/y&#10;JsXecLq0q+WD6m8AAAD//wMAUEsDBBQABgAIAAAAIQA4/SH/1gAAAJQBAAALAAAAX3JlbHMvLnJl&#10;bHOkkMFqwzAMhu+DvYPRfXGawxijTi+j0GvpHsDYimMaW0Yy2fr2M4PBMnrbUb/Q94l/f/hMi1qR&#10;JVI2sOt6UJgd+ZiDgffL8ekFlFSbvV0oo4EbChzGx4f9GRdb25HMsYhqlCwG5lrLq9biZkxWOiqY&#10;22YiTra2kYMu1l1tQD30/bPm3wwYN0x18gb45AdQl1tp5j/sFB2T0FQ7R0nTNEV3j6o9feQzro1i&#10;OWA14Fm+Q8a1a8+Bvu/d/dMb2JY5uiPbhG/ktn4cqGU/er3pcvwCAAD//wMAUEsDBBQABgAIAAAA&#10;IQDAHj23bAIAAEYFAAAOAAAAZHJzL2Uyb0RvYy54bWysVN9r2zAQfh/sfxB6X22n7dKGOiW0ZAxK&#10;G9aOPiuylBhknXZS4mR//U6y44SuUBjLg3Lyfff7Pt3c7hrDtgp9DbbkxVnOmbISqtquSv7zZf7l&#10;ijMfhK2EAatKvlee304/f7pp3USNYA2mUsjIifWT1pV8HYKbZJmXa9UIfwZOWVJqwEYEuuIqq1C0&#10;5L0x2SjPv2YtYOUQpPKevt53Sj5N/rVWMjxp7VVgpuSUW0gnpnMZz2x6IyYrFG5dyz4N8Q9ZNKK2&#10;FHRwdS+CYBus/3LV1BLBgw5nEpoMtK6lSjVQNUX+pprntXAq1ULN8W5ok/9/buXj9tktkNrQOj/x&#10;JMYqdhqb+E/5sV1q1n5oltoFJuljUYzPxzmNV5Lu/PpyfHUZu5kdrR368E1Bw6JQcqRhpB6J7YMP&#10;HfQAicEszGtj0kCMZS1FGI3zPFl4MHUVtRHncbW8M8i2gmY6n+f06wOfwCgNYymbY1VJCnujog9j&#10;fyjN6irW0UWIC6cGt0JKZUPR+03oaKYphcHw/GPDHh9NVVrGwXj0sfFgkSKDDYNxU1vA9xyYIWXd&#10;4Q8d6OqOLVhCtV8gQ+io4J2c1zSeB+HDQiDtPrGE+Bye6NAGaAzQS5ytAX+/9z3iaSVJy1lLXCq5&#10;/7URqDgz3y0t63VxcRHJly4Xl+MRXfBUszzV2E1zBzTagl4OJ5MY8cEcRI3QvBLtZzEqqYSVFLvk&#10;MuDhchc6jtPDIdVslmBEOCfCg3128jD1uH4vu1eBrt/RQNv9CAfeicmbVe2wcR4WZpsAuk57fOxr&#10;328ia2JC/7DE1+D0nlDH52/6BwAA//8DAFBLAwQUAAYACAAAACEAErD/YeEAAAALAQAADwAAAGRy&#10;cy9kb3ducmV2LnhtbEyPy07DMBBF90j8gzVI7Khdq01DGqdCRSA2LNoisXVjNwn4EWInMX/PsILd&#10;jO7RnTPlLllDJj2EzjsBywUDol3tVecaAW+np7scSIjSKWm80wK+dYBddX1VykL52R30dIwNwRIX&#10;CimgjbEvKA11q60MC99rh9nFD1ZGXIeGqkHOWG4N5Yxl1MrO4YVW9nrf6vrzOFoBGzqk+us536fH&#10;1Wyy6f3jdXw5CXF7kx62QKJO8Q+GX31Uhwqdzn50KhAjYM3ZElEMsvU9ECQ2bIXDWQDnOQdalfT/&#10;D9UPAAAA//8DAFBLAQItABQABgAIAAAAIQC2gziS/gAAAOEBAAATAAAAAAAAAAAAAAAAAAAAAABb&#10;Q29udGVudF9UeXBlc10ueG1sUEsBAi0AFAAGAAgAAAAhADj9If/WAAAAlAEAAAsAAAAAAAAAAAAA&#10;AAAALwEAAF9yZWxzLy5yZWxzUEsBAi0AFAAGAAgAAAAhAMAePbdsAgAARgUAAA4AAAAAAAAAAAAA&#10;AAAALgIAAGRycy9lMm9Eb2MueG1sUEsBAi0AFAAGAAgAAAAhABKw/2HhAAAACwEAAA8AAAAAAAAA&#10;AAAAAAAAxgQAAGRycy9kb3ducmV2LnhtbFBLBQYAAAAABAAEAPMAAADUBQAAAAA=&#10;">
                 <v:shadow on="t" color="black" opacity="22937f" offset="0,.63889mm" origin=",.5"/>
@@ -5075,7 +5284,7 @@
         <w:ind w:left="567"/>
         <w:textAlignment w:val="baseline"/>
         <w:rPr>
-          <w:rFonts w:ascii="Calibri" w:hAnsi="Calibri" w:eastAsia="Calibri" w:cs="Calibri"/>
+          <w:rFonts w:ascii="Calibri" w:eastAsia="Calibri" w:hAnsi="Calibri" w:cs="Calibri"/>
           <w:b/>
           <w:bCs/>
           <w:iCs/>
@@ -5090,7 +5299,7 @@
         <w:ind w:left="567"/>
         <w:textAlignment w:val="baseline"/>
         <w:rPr>
-          <w:rFonts w:ascii="Calibri" w:hAnsi="Calibri" w:eastAsia="Calibri" w:cs="Calibri"/>
+          <w:rFonts w:ascii="Calibri" w:eastAsia="Calibri" w:hAnsi="Calibri" w:cs="Calibri"/>
           <w:b/>
           <w:bCs/>
           <w:iCs/>
@@ -5101,6 +5310,7 @@
         <w:rPr>
           <w:noProof/>
         </w:rPr>
+        <w:lastRenderedPageBreak/>
         <w:drawing>
           <wp:inline distT="0" distB="0" distL="0" distR="0" wp14:anchorId="31BC8FF7" wp14:editId="36071FF9">
             <wp:extent cx="5731510" cy="1730129"/>
@@ -5157,7 +5367,7 @@
         <w:ind w:left="567"/>
         <w:textAlignment w:val="baseline"/>
         <w:rPr>
-          <w:rFonts w:ascii="Calibri" w:hAnsi="Calibri" w:eastAsia="Calibri" w:cs="Calibri"/>
+          <w:rFonts w:ascii="Calibri" w:eastAsia="Calibri" w:hAnsi="Calibri" w:cs="Calibri"/>
           <w:b/>
           <w:bCs/>
           <w:iCs/>
@@ -5174,7 +5384,7 @@
         </w:numPr>
         <w:ind w:left="567"/>
         <w:rPr>
-          <w:rFonts w:ascii="Calibri" w:hAnsi="Calibri" w:eastAsia="Calibri" w:cs="Calibri"/>
+          <w:rFonts w:ascii="Calibri" w:eastAsia="Calibri" w:hAnsi="Calibri" w:cs="Calibri"/>
           <w:color w:val="404040" w:themeColor="text1" w:themeTint="BF"/>
           <w:sz w:val="24"/>
           <w:szCs w:val="24"/>
@@ -5183,7 +5393,7 @@
       </w:pPr>
       <w:r>
         <w:rPr>
-          <w:rFonts w:ascii="Calibri" w:hAnsi="Calibri" w:eastAsia="Calibri" w:cs="Calibri"/>
+          <w:rFonts w:ascii="Calibri" w:eastAsia="Calibri" w:hAnsi="Calibri" w:cs="Calibri"/>
           <w:color w:val="404040" w:themeColor="text1" w:themeTint="BF"/>
           <w:sz w:val="24"/>
           <w:szCs w:val="24"/>
@@ -5193,7 +5403,7 @@
       </w:r>
       <w:r>
         <w:rPr>
-          <w:rFonts w:ascii="Calibri" w:hAnsi="Calibri" w:eastAsia="Calibri" w:cs="Calibri"/>
+          <w:rFonts w:ascii="Calibri" w:eastAsia="Calibri" w:hAnsi="Calibri" w:cs="Calibri"/>
           <w:color w:val="404040" w:themeColor="text1" w:themeTint="BF"/>
           <w:sz w:val="24"/>
           <w:szCs w:val="24"/>
@@ -5203,7 +5413,7 @@
       </w:r>
       <w:r>
         <w:rPr>
-          <w:rFonts w:ascii="Calibri" w:hAnsi="Calibri" w:eastAsia="Calibri" w:cs="Calibri"/>
+          <w:rFonts w:ascii="Calibri" w:eastAsia="Calibri" w:hAnsi="Calibri" w:cs="Calibri"/>
           <w:b/>
           <w:bCs/>
           <w:color w:val="404040" w:themeColor="text1" w:themeTint="BF"/>
@@ -5215,7 +5425,7 @@
       </w:r>
       <w:r>
         <w:rPr>
-          <w:rFonts w:ascii="Calibri" w:hAnsi="Calibri" w:eastAsia="Calibri" w:cs="Calibri"/>
+          <w:rFonts w:ascii="Calibri" w:eastAsia="Calibri" w:hAnsi="Calibri" w:cs="Calibri"/>
           <w:color w:val="404040" w:themeColor="text1" w:themeTint="BF"/>
           <w:sz w:val="24"/>
           <w:szCs w:val="24"/>
@@ -5225,7 +5435,7 @@
       </w:r>
       <w:r>
         <w:rPr>
-          <w:rFonts w:ascii="Calibri" w:hAnsi="Calibri" w:eastAsia="Calibri" w:cs="Calibri"/>
+          <w:rFonts w:ascii="Calibri" w:eastAsia="Calibri" w:hAnsi="Calibri" w:cs="Calibri"/>
           <w:color w:val="404040" w:themeColor="text1" w:themeTint="BF"/>
           <w:sz w:val="24"/>
           <w:szCs w:val="24"/>
@@ -5235,7 +5445,7 @@
       </w:r>
       <w:r>
         <w:rPr>
-          <w:rFonts w:ascii="Calibri" w:hAnsi="Calibri" w:eastAsia="Calibri" w:cs="Calibri"/>
+          <w:rFonts w:ascii="Calibri" w:eastAsia="Calibri" w:hAnsi="Calibri" w:cs="Calibri"/>
           <w:color w:val="404040" w:themeColor="text1" w:themeTint="BF"/>
           <w:sz w:val="24"/>
           <w:szCs w:val="24"/>
@@ -5245,7 +5455,7 @@
       </w:r>
       <w:r>
         <w:rPr>
-          <w:rFonts w:ascii="Calibri" w:hAnsi="Calibri" w:eastAsia="Calibri" w:cs="Calibri"/>
+          <w:rFonts w:ascii="Calibri" w:eastAsia="Calibri" w:hAnsi="Calibri" w:cs="Calibri"/>
           <w:b/>
           <w:bCs/>
           <w:color w:val="404040" w:themeColor="text1" w:themeTint="BF"/>
@@ -5263,7 +5473,7 @@
         <w:ind w:left="567"/>
         <w:textAlignment w:val="baseline"/>
         <w:rPr>
-          <w:rFonts w:ascii="Calibri" w:hAnsi="Calibri" w:eastAsia="Calibri" w:cs="Calibri"/>
+          <w:rFonts w:ascii="Calibri" w:eastAsia="Calibri" w:hAnsi="Calibri" w:cs="Calibri"/>
           <w:color w:val="404040" w:themeColor="text1" w:themeTint="BF"/>
           <w:lang w:val="en"/>
         </w:rPr>
@@ -5276,7 +5486,7 @@
         <w:ind w:left="567"/>
         <w:textAlignment w:val="baseline"/>
         <w:rPr>
-          <w:rFonts w:ascii="Calibri" w:hAnsi="Calibri" w:eastAsia="Calibri" w:cs="Calibri"/>
+          <w:rFonts w:ascii="Calibri" w:eastAsia="Calibri" w:hAnsi="Calibri" w:cs="Calibri"/>
           <w:iCs/>
           <w:color w:val="404040" w:themeColor="text1" w:themeTint="BF"/>
           <w:lang w:val="en"/>
@@ -5342,7 +5552,7 @@
         <w:ind w:left="567"/>
         <w:textAlignment w:val="baseline"/>
         <w:rPr>
-          <w:rFonts w:ascii="Calibri" w:hAnsi="Calibri" w:eastAsia="Calibri" w:cs="Calibri"/>
+          <w:rFonts w:ascii="Calibri" w:eastAsia="Calibri" w:hAnsi="Calibri" w:cs="Calibri"/>
           <w:iCs/>
           <w:color w:val="404040" w:themeColor="text1" w:themeTint="BF"/>
           <w:lang w:val="en"/>
@@ -5411,6 +5621,7 @@
         <w:rPr>
           <w:noProof/>
         </w:rPr>
+        <w:lastRenderedPageBreak/>
         <w:drawing>
           <wp:inline distT="0" distB="0" distL="0" distR="0" wp14:anchorId="4F933C89" wp14:editId="63E0CDAB">
             <wp:extent cx="5731510" cy="1907540"/>
@@ -5462,7 +5673,7 @@
         <w:spacing w:before="0" w:beforeAutospacing="0" w:after="0" w:afterAutospacing="0"/>
         <w:textAlignment w:val="baseline"/>
         <w:rPr>
-          <w:rFonts w:ascii="Calibri" w:hAnsi="Calibri" w:eastAsia="Calibri" w:cs="Calibri"/>
+          <w:rFonts w:ascii="Calibri" w:eastAsia="Calibri" w:hAnsi="Calibri" w:cs="Calibri"/>
           <w:color w:val="404040" w:themeColor="text1" w:themeTint="BF"/>
           <w:lang w:val="en"/>
         </w:rPr>
@@ -5472,24 +5683,24 @@
       <w:pPr>
         <w:pStyle w:val="ListParagraph"/>
         <w:pBdr>
-          <w:top w:val="single" w:color="auto" w:sz="4" w:space="1"/>
-          <w:left w:val="single" w:color="auto" w:sz="4" w:space="4"/>
-          <w:bottom w:val="single" w:color="auto" w:sz="4" w:space="1"/>
-          <w:right w:val="single" w:color="auto" w:sz="4" w:space="4"/>
-          <w:between w:val="single" w:color="auto" w:sz="4" w:space="1"/>
-          <w:bar w:val="single" w:color="auto" w:sz="4"/>
+          <w:top w:val="single" w:sz="4" w:space="1" w:color="auto"/>
+          <w:left w:val="single" w:sz="4" w:space="4" w:color="auto"/>
+          <w:bottom w:val="single" w:sz="4" w:space="1" w:color="auto"/>
+          <w:right w:val="single" w:sz="4" w:space="4" w:color="auto"/>
+          <w:between w:val="single" w:sz="4" w:space="1" w:color="auto"/>
+          <w:bar w:val="single" w:sz="4" w:color="auto"/>
         </w:pBdr>
         <w:suppressAutoHyphens w:val="0"/>
         <w:spacing w:line="240" w:lineRule="auto"/>
         <w:ind w:left="567"/>
         <w:rPr>
-          <w:rFonts w:ascii="Calibri" w:hAnsi="Calibri" w:eastAsia="Calibri" w:cs="Calibri"/>
-          <w:color w:val="404040" w:themeColor="text1" w:themeTint="BF"/>
-        </w:rPr>
-      </w:pPr>
-      <w:r>
-        <w:rPr>
-          <w:rFonts w:ascii="Calibri" w:hAnsi="Calibri" w:eastAsia="Calibri" w:cs="Calibri"/>
+          <w:rFonts w:ascii="Calibri" w:eastAsia="Calibri" w:hAnsi="Calibri" w:cs="Calibri"/>
+          <w:color w:val="404040" w:themeColor="text1" w:themeTint="BF"/>
+        </w:rPr>
+      </w:pPr>
+      <w:r>
+        <w:rPr>
+          <w:rFonts w:ascii="Calibri" w:eastAsia="Calibri" w:hAnsi="Calibri" w:cs="Calibri"/>
           <w:b/>
           <w:bCs/>
           <w:color w:val="404040" w:themeColor="text1" w:themeTint="BF"/>
@@ -5498,7 +5709,7 @@
       </w:r>
       <w:r>
         <w:rPr>
-          <w:rFonts w:ascii="Calibri" w:hAnsi="Calibri" w:eastAsia="Calibri" w:cs="Calibri"/>
+          <w:rFonts w:ascii="Calibri" w:eastAsia="Calibri" w:hAnsi="Calibri" w:cs="Calibri"/>
           <w:color w:val="404040" w:themeColor="text1" w:themeTint="BF"/>
         </w:rPr>
         <w:t>: Credential id in below screenshot should match what you have mentioned in Jenkins pipeline</w:t>
@@ -5510,7 +5721,7 @@
         <w:spacing w:before="0" w:beforeAutospacing="0" w:after="0" w:afterAutospacing="0"/>
         <w:textAlignment w:val="baseline"/>
         <w:rPr>
-          <w:rFonts w:ascii="Calibri" w:hAnsi="Calibri" w:eastAsia="Calibri" w:cs="Calibri"/>
+          <w:rFonts w:ascii="Calibri" w:eastAsia="Calibri" w:hAnsi="Calibri" w:cs="Calibri"/>
           <w:color w:val="404040" w:themeColor="text1" w:themeTint="BF"/>
           <w:lang w:val="en"/>
         </w:rPr>
@@ -5564,6 +5775,7 @@
           <w:color w:val="404040" w:themeColor="text1" w:themeTint="BF"/>
         </w:rPr>
       </w:pPr>
+      <w:proofErr w:type="gramStart"/>
       <w:r>
         <w:rPr>
           <w:rFonts w:ascii="Calibri" w:hAnsi="Calibri" w:cs="Calibri"/>
@@ -5571,8 +5783,29 @@
           <w:bCs/>
           <w:color w:val="404040" w:themeColor="text1" w:themeTint="BF"/>
         </w:rPr>
-        <w:t>stage('Publishing Image to DockerHub'){</w:t>
-      </w:r>
+        <w:t>stage(</w:t>
+      </w:r>
+      <w:proofErr w:type="gramEnd"/>
+      <w:r>
+        <w:rPr>
+          <w:rFonts w:ascii="Calibri" w:hAnsi="Calibri" w:cs="Calibri"/>
+          <w:b/>
+          <w:bCs/>
+          <w:color w:val="404040" w:themeColor="text1" w:themeTint="BF"/>
+        </w:rPr>
+        <w:t>'Publishing Image to DockerHub</w:t>
+      </w:r>
+      <w:proofErr w:type="gramStart"/>
+      <w:r>
+        <w:rPr>
+          <w:rFonts w:ascii="Calibri" w:hAnsi="Calibri" w:cs="Calibri"/>
+          <w:b/>
+          <w:bCs/>
+          <w:color w:val="404040" w:themeColor="text1" w:themeTint="BF"/>
+        </w:rPr>
+        <w:t>'){</w:t>
+      </w:r>
+      <w:proofErr w:type="gramEnd"/>
     </w:p>
     <w:p>
       <w:pPr>
@@ -5617,8 +5850,9 @@
           <w:bCs/>
           <w:color w:val="404040" w:themeColor="text1" w:themeTint="BF"/>
         </w:rPr>
-        <w:t xml:space="preserve">        withCredentials([usernamePassword(credentialsId: 'dockerHubAccount', usernameVariable: </w:t>
-      </w:r>
+        <w:t xml:space="preserve">        </w:t>
+      </w:r>
+      <w:proofErr w:type="gramStart"/>
       <w:r>
         <w:rPr>
           <w:rFonts w:ascii="Calibri" w:hAnsi="Calibri" w:cs="Calibri"/>
@@ -5626,6 +5860,45 @@
           <w:bCs/>
           <w:color w:val="404040" w:themeColor="text1" w:themeTint="BF"/>
         </w:rPr>
+        <w:t>withCredentials(</w:t>
+      </w:r>
+      <w:proofErr w:type="gramEnd"/>
+      <w:r>
+        <w:rPr>
+          <w:rFonts w:ascii="Calibri" w:hAnsi="Calibri" w:cs="Calibri"/>
+          <w:b/>
+          <w:bCs/>
+          <w:color w:val="404040" w:themeColor="text1" w:themeTint="BF"/>
+        </w:rPr>
+        <w:t>[</w:t>
+      </w:r>
+      <w:proofErr w:type="gramStart"/>
+      <w:r>
+        <w:rPr>
+          <w:rFonts w:ascii="Calibri" w:hAnsi="Calibri" w:cs="Calibri"/>
+          <w:b/>
+          <w:bCs/>
+          <w:color w:val="404040" w:themeColor="text1" w:themeTint="BF"/>
+        </w:rPr>
+        <w:t>usernamePassword(</w:t>
+      </w:r>
+      <w:proofErr w:type="gramEnd"/>
+      <w:r>
+        <w:rPr>
+          <w:rFonts w:ascii="Calibri" w:hAnsi="Calibri" w:cs="Calibri"/>
+          <w:b/>
+          <w:bCs/>
+          <w:color w:val="404040" w:themeColor="text1" w:themeTint="BF"/>
+        </w:rPr>
+        <w:t xml:space="preserve">credentialsId: 'dockerHubAccount', usernameVariable: </w:t>
+      </w:r>
+      <w:r>
+        <w:rPr>
+          <w:rFonts w:ascii="Calibri" w:hAnsi="Calibri" w:cs="Calibri"/>
+          <w:b/>
+          <w:bCs/>
+          <w:color w:val="404040" w:themeColor="text1" w:themeTint="BF"/>
+        </w:rPr>
         <w:t xml:space="preserve">     </w:t>
       </w:r>
       <w:r>
@@ -5635,8 +5908,19 @@
           <w:bCs/>
           <w:color w:val="404040" w:themeColor="text1" w:themeTint="BF"/>
         </w:rPr>
-        <w:t>'dockerUser', passwordVariable: 'dockerPassword')]) {</w:t>
-      </w:r>
+        <w:t>'dockerUser', passwordVariable: 'dockerPassword')</w:t>
+      </w:r>
+      <w:proofErr w:type="gramStart"/>
+      <w:r>
+        <w:rPr>
+          <w:rFonts w:ascii="Calibri" w:hAnsi="Calibri" w:cs="Calibri"/>
+          <w:b/>
+          <w:bCs/>
+          <w:color w:val="404040" w:themeColor="text1" w:themeTint="BF"/>
+        </w:rPr>
+        <w:t>]) {</w:t>
+      </w:r>
+      <w:proofErr w:type="gramEnd"/>
     </w:p>
     <w:p>
       <w:pPr>
@@ -5668,15 +5952,60 @@
           <w:color w:val="404040" w:themeColor="text1" w:themeTint="BF"/>
         </w:rPr>
         <w:tab/>
-      </w:r>
-      <w:r>
+        <w:t>sh "docker login -u $dockerUser -p $dockerPassword"</w:t>
+      </w:r>
+    </w:p>
+    <w:p>
+      <w:pPr>
+        <w:pStyle w:val="paragraph"/>
+        <w:spacing w:before="0" w:beforeAutospacing="0" w:after="0" w:afterAutospacing="0"/>
+        <w:ind w:left="-426" w:firstLine="993"/>
+        <w:textAlignment w:val="baseline"/>
         <w:rPr>
           <w:rFonts w:ascii="Calibri" w:hAnsi="Calibri" w:cs="Calibri"/>
           <w:b/>
           <w:bCs/>
           <w:color w:val="404040" w:themeColor="text1" w:themeTint="BF"/>
         </w:rPr>
-        <w:t>sh "docker login -u $dockerUser -p $dockerPassword"</w:t>
+      </w:pPr>
+      <w:r>
+        <w:rPr>
+          <w:rFonts w:ascii="Calibri" w:hAnsi="Calibri" w:cs="Calibri"/>
+          <w:b/>
+          <w:bCs/>
+          <w:color w:val="404040" w:themeColor="text1" w:themeTint="BF"/>
+        </w:rPr>
+        <w:tab/>
+      </w:r>
+      <w:r>
+        <w:rPr>
+          <w:rFonts w:ascii="Calibri" w:hAnsi="Calibri" w:cs="Calibri"/>
+          <w:b/>
+          <w:bCs/>
+          <w:color w:val="404040" w:themeColor="text1" w:themeTint="BF"/>
+        </w:rPr>
+        <w:tab/>
+        <w:t>sh "docker push $dockerUser/$</w:t>
+      </w:r>
+      <w:proofErr w:type="gramStart"/>
+      <w:r>
+        <w:rPr>
+          <w:rFonts w:ascii="Calibri" w:hAnsi="Calibri" w:cs="Calibri"/>
+          <w:b/>
+          <w:bCs/>
+          <w:color w:val="404040" w:themeColor="text1" w:themeTint="BF"/>
+        </w:rPr>
+        <w:t>containerName:$</w:t>
+      </w:r>
+      <w:proofErr w:type="gramEnd"/>
+      <w:r>
+        <w:rPr>
+          <w:rFonts w:ascii="Calibri" w:hAnsi="Calibri" w:cs="Calibri"/>
+          <w:b/>
+          <w:bCs/>
+          <w:color w:val="404040" w:themeColor="text1" w:themeTint="BF"/>
+        </w:rPr>
+        <w:t>tag"</w:t>
       </w:r>
     </w:p>
     <w:p>
@@ -5709,55 +6038,6 @@
           <w:color w:val="404040" w:themeColor="text1" w:themeTint="BF"/>
         </w:rPr>
         <w:tab/>
-      </w:r>
-      <w:r>
-        <w:rPr>
-          <w:rFonts w:ascii="Calibri" w:hAnsi="Calibri" w:cs="Calibri"/>
-          <w:b/>
-          <w:bCs/>
-          <w:color w:val="404040" w:themeColor="text1" w:themeTint="BF"/>
-        </w:rPr>
-        <w:t>sh "docker push $dockerUser/$containerName:$tag"</w:t>
-      </w:r>
-    </w:p>
-    <w:p>
-      <w:pPr>
-        <w:pStyle w:val="paragraph"/>
-        <w:spacing w:before="0" w:beforeAutospacing="0" w:after="0" w:afterAutospacing="0"/>
-        <w:ind w:left="-426" w:firstLine="993"/>
-        <w:textAlignment w:val="baseline"/>
-        <w:rPr>
-          <w:rFonts w:ascii="Calibri" w:hAnsi="Calibri" w:cs="Calibri"/>
-          <w:b/>
-          <w:bCs/>
-          <w:color w:val="404040" w:themeColor="text1" w:themeTint="BF"/>
-        </w:rPr>
-      </w:pPr>
-      <w:r>
-        <w:rPr>
-          <w:rFonts w:ascii="Calibri" w:hAnsi="Calibri" w:cs="Calibri"/>
-          <w:b/>
-          <w:bCs/>
-          <w:color w:val="404040" w:themeColor="text1" w:themeTint="BF"/>
-        </w:rPr>
-        <w:tab/>
-      </w:r>
-      <w:r>
-        <w:rPr>
-          <w:rFonts w:ascii="Calibri" w:hAnsi="Calibri" w:cs="Calibri"/>
-          <w:b/>
-          <w:bCs/>
-          <w:color w:val="404040" w:themeColor="text1" w:themeTint="BF"/>
-        </w:rPr>
-        <w:tab/>
-      </w:r>
-      <w:r>
-        <w:rPr>
-          <w:rFonts w:ascii="Calibri" w:hAnsi="Calibri" w:cs="Calibri"/>
-          <w:b/>
-          <w:bCs/>
-          <w:color w:val="404040" w:themeColor="text1" w:themeTint="BF"/>
-        </w:rPr>
         <w:t>echo "Image push complete"</w:t>
       </w:r>
     </w:p>
@@ -5846,7 +6126,7 @@
         </w:pBdr>
         <w:spacing w:after="200"/>
         <w:rPr>
-          <w:rFonts w:ascii="Calibri" w:hAnsi="Calibri" w:eastAsia="Calibri" w:cs="Calibri"/>
+          <w:rFonts w:ascii="Calibri" w:eastAsia="Calibri" w:hAnsi="Calibri" w:cs="Calibri"/>
           <w:b/>
           <w:bCs/>
           <w:color w:val="404040" w:themeColor="text1" w:themeTint="BF"/>
@@ -5856,7 +6136,7 @@
       </w:pPr>
       <w:r>
         <w:rPr>
-          <w:rFonts w:ascii="Calibri" w:hAnsi="Calibri" w:eastAsia="Calibri" w:cs="Calibri"/>
+          <w:rFonts w:ascii="Calibri" w:eastAsia="Calibri" w:hAnsi="Calibri" w:cs="Calibri"/>
           <w:b/>
           <w:bCs/>
           <w:color w:val="404040" w:themeColor="text1" w:themeTint="BF"/>
@@ -5867,7 +6147,7 @@
       </w:r>
       <w:r>
         <w:rPr>
-          <w:rFonts w:ascii="Calibri" w:hAnsi="Calibri" w:eastAsia="Calibri" w:cs="Calibri"/>
+          <w:rFonts w:ascii="Calibri" w:eastAsia="Calibri" w:hAnsi="Calibri" w:cs="Calibri"/>
           <w:b/>
           <w:bCs/>
           <w:color w:val="404040" w:themeColor="text1" w:themeTint="BF"/>
@@ -5878,7 +6158,7 @@
       </w:r>
       <w:r>
         <w:rPr>
-          <w:rFonts w:ascii="Calibri" w:hAnsi="Calibri" w:eastAsia="Calibri" w:cs="Calibri"/>
+          <w:rFonts w:ascii="Calibri" w:eastAsia="Calibri" w:hAnsi="Calibri" w:cs="Calibri"/>
           <w:b/>
           <w:bCs/>
           <w:color w:val="404040" w:themeColor="text1" w:themeTint="BF"/>
@@ -5889,7 +6169,7 @@
       </w:r>
       <w:r>
         <w:rPr>
-          <w:rFonts w:ascii="Calibri" w:hAnsi="Calibri" w:eastAsia="Calibri" w:cs="Calibri"/>
+          <w:rFonts w:ascii="Calibri" w:eastAsia="Calibri" w:hAnsi="Calibri" w:cs="Calibri"/>
           <w:b/>
           <w:bCs/>
           <w:color w:val="404040" w:themeColor="text1" w:themeTint="BF"/>
@@ -5900,7 +6180,7 @@
       </w:r>
       <w:r>
         <w:rPr>
-          <w:rFonts w:ascii="Calibri" w:hAnsi="Calibri" w:eastAsia="Calibri" w:cs="Calibri"/>
+          <w:rFonts w:ascii="Calibri" w:eastAsia="Calibri" w:hAnsi="Calibri" w:cs="Calibri"/>
           <w:b/>
           <w:bCs/>
           <w:color w:val="404040" w:themeColor="text1" w:themeTint="BF"/>
@@ -5911,7 +6191,7 @@
       </w:r>
       <w:r>
         <w:rPr>
-          <w:rFonts w:ascii="Calibri" w:hAnsi="Calibri" w:eastAsia="Calibri" w:cs="Calibri"/>
+          <w:rFonts w:ascii="Calibri" w:eastAsia="Calibri" w:hAnsi="Calibri" w:cs="Calibri"/>
           <w:b/>
           <w:bCs/>
           <w:color w:val="404040" w:themeColor="text1" w:themeTint="BF"/>
@@ -5924,17 +6204,17 @@
     <w:p>
       <w:pPr>
         <w:pBdr>
-          <w:top w:val="single" w:color="auto" w:sz="4" w:space="1"/>
-          <w:left w:val="single" w:color="auto" w:sz="4" w:space="1"/>
-          <w:bottom w:val="single" w:color="auto" w:sz="4" w:space="1"/>
-          <w:right w:val="single" w:color="auto" w:sz="4" w:space="1"/>
-          <w:between w:val="single" w:color="auto" w:sz="4" w:space="1"/>
-          <w:bar w:val="single" w:color="auto" w:sz="4"/>
+          <w:top w:val="single" w:sz="4" w:space="1" w:color="auto"/>
+          <w:left w:val="single" w:sz="4" w:space="1" w:color="auto"/>
+          <w:bottom w:val="single" w:sz="4" w:space="1" w:color="auto"/>
+          <w:right w:val="single" w:sz="4" w:space="1" w:color="auto"/>
+          <w:between w:val="single" w:sz="4" w:space="1" w:color="auto"/>
+          <w:bar w:val="single" w:sz="4" w:color="auto"/>
         </w:pBdr>
         <w:spacing w:after="200"/>
         <w:ind w:left="709"/>
         <w:rPr>
-          <w:rFonts w:ascii="Calibri" w:hAnsi="Calibri" w:eastAsia="Calibri" w:cs="Calibri"/>
+          <w:rFonts w:ascii="Calibri" w:eastAsia="Calibri" w:hAnsi="Calibri" w:cs="Calibri"/>
           <w:b/>
           <w:bCs/>
           <w:color w:val="404040" w:themeColor="text1" w:themeTint="BF"/>
@@ -5944,7 +6224,7 @@
       </w:pPr>
       <w:r>
         <w:rPr>
-          <w:rFonts w:ascii="Calibri" w:hAnsi="Calibri" w:eastAsia="Calibri" w:cs="Calibri"/>
+          <w:rFonts w:ascii="Calibri" w:eastAsia="Calibri" w:hAnsi="Calibri" w:cs="Calibri"/>
           <w:b/>
           <w:bCs/>
           <w:color w:val="404040" w:themeColor="text1" w:themeTint="BF"/>
@@ -5955,7 +6235,7 @@
       </w:r>
       <w:r>
         <w:rPr>
-          <w:rFonts w:ascii="Calibri" w:hAnsi="Calibri" w:eastAsia="Calibri" w:cs="Calibri"/>
+          <w:rFonts w:ascii="Calibri" w:eastAsia="Calibri" w:hAnsi="Calibri" w:cs="Calibri"/>
           <w:color w:val="404040" w:themeColor="text1" w:themeTint="BF"/>
           <w:sz w:val="24"/>
           <w:szCs w:val="24"/>
@@ -5964,7 +6244,7 @@
       </w:r>
       <w:r>
         <w:rPr>
-          <w:rFonts w:ascii="Calibri" w:hAnsi="Calibri" w:eastAsia="Calibri" w:cs="Calibri"/>
+          <w:rFonts w:ascii="Calibri" w:eastAsia="Calibri" w:hAnsi="Calibri" w:cs="Calibri"/>
           <w:color w:val="404040" w:themeColor="text1" w:themeTint="BF"/>
           <w:sz w:val="24"/>
           <w:szCs w:val="24"/>
@@ -5973,7 +6253,7 @@
       </w:r>
       <w:r>
         <w:rPr>
-          <w:rFonts w:ascii="Calibri" w:hAnsi="Calibri" w:eastAsia="Calibri" w:cs="Calibri"/>
+          <w:rFonts w:ascii="Calibri" w:eastAsia="Calibri" w:hAnsi="Calibri" w:cs="Calibri"/>
           <w:color w:val="404040" w:themeColor="text1" w:themeTint="BF"/>
           <w:sz w:val="24"/>
           <w:szCs w:val="24"/>
@@ -5991,13 +6271,13 @@
         <w:spacing w:before="0" w:beforeAutospacing="0" w:after="0" w:afterAutospacing="0"/>
         <w:textAlignment w:val="baseline"/>
         <w:rPr>
-          <w:rFonts w:ascii="Calibri" w:hAnsi="Calibri" w:eastAsia="Calibri" w:cs="Calibri"/>
-          <w:color w:val="404040" w:themeColor="text1" w:themeTint="BF"/>
-        </w:rPr>
-      </w:pPr>
-      <w:r>
-        <w:rPr>
-          <w:rFonts w:ascii="Calibri" w:hAnsi="Calibri" w:eastAsia="Calibri" w:cs="Calibri"/>
+          <w:rFonts w:ascii="Calibri" w:eastAsia="Calibri" w:hAnsi="Calibri" w:cs="Calibri"/>
+          <w:color w:val="404040" w:themeColor="text1" w:themeTint="BF"/>
+        </w:rPr>
+      </w:pPr>
+      <w:r>
+        <w:rPr>
+          <w:rFonts w:ascii="Calibri" w:eastAsia="Calibri" w:hAnsi="Calibri" w:cs="Calibri"/>
           <w:color w:val="404040" w:themeColor="text1" w:themeTint="BF"/>
         </w:rPr>
         <w:t>Navigate to AWS Console and EC2 service to launch VM using below steps</w:t>
@@ -6010,7 +6290,7 @@
         <w:ind w:left="720"/>
         <w:textAlignment w:val="baseline"/>
         <w:rPr>
-          <w:rFonts w:ascii="Calibri" w:hAnsi="Calibri" w:eastAsia="Calibri" w:cs="Calibri"/>
+          <w:rFonts w:ascii="Calibri" w:eastAsia="Calibri" w:hAnsi="Calibri" w:cs="Calibri"/>
           <w:color w:val="404040" w:themeColor="text1" w:themeTint="BF"/>
           <w:lang w:val="en"/>
         </w:rPr>
@@ -6023,7 +6303,7 @@
         <w:ind w:left="720"/>
         <w:textAlignment w:val="baseline"/>
         <w:rPr>
-          <w:rFonts w:ascii="Calibri" w:hAnsi="Calibri" w:eastAsia="Calibri" w:cs="Calibri"/>
+          <w:rFonts w:ascii="Calibri" w:eastAsia="Calibri" w:hAnsi="Calibri" w:cs="Calibri"/>
           <w:color w:val="404040" w:themeColor="text1" w:themeTint="BF"/>
           <w:lang w:val="en"/>
         </w:rPr>
@@ -6083,7 +6363,7 @@
         <w:spacing w:before="0" w:beforeAutospacing="0" w:after="0" w:afterAutospacing="0"/>
         <w:textAlignment w:val="baseline"/>
         <w:rPr>
-          <w:rFonts w:ascii="Calibri" w:hAnsi="Calibri" w:eastAsia="Calibri" w:cs="Calibri"/>
+          <w:rFonts w:ascii="Calibri" w:eastAsia="Calibri" w:hAnsi="Calibri" w:cs="Calibri"/>
           <w:color w:val="404040" w:themeColor="text1" w:themeTint="BF"/>
         </w:rPr>
       </w:pPr>
@@ -6098,27 +6378,28 @@
         <w:spacing w:before="0" w:beforeAutospacing="0" w:after="0" w:afterAutospacing="0"/>
         <w:textAlignment w:val="baseline"/>
         <w:rPr>
-          <w:rFonts w:ascii="Calibri" w:hAnsi="Calibri" w:eastAsia="Calibri" w:cs="Calibri"/>
-          <w:color w:val="404040" w:themeColor="text1" w:themeTint="BF"/>
-        </w:rPr>
-      </w:pPr>
-      <w:r>
-        <w:rPr>
-          <w:rFonts w:ascii="Calibri" w:hAnsi="Calibri" w:eastAsia="Calibri" w:cs="Calibri"/>
-          <w:color w:val="404040" w:themeColor="text1" w:themeTint="BF"/>
-        </w:rPr>
+          <w:rFonts w:ascii="Calibri" w:eastAsia="Calibri" w:hAnsi="Calibri" w:cs="Calibri"/>
+          <w:color w:val="404040" w:themeColor="text1" w:themeTint="BF"/>
+        </w:rPr>
+      </w:pPr>
+      <w:r>
+        <w:rPr>
+          <w:rFonts w:ascii="Calibri" w:eastAsia="Calibri" w:hAnsi="Calibri" w:cs="Calibri"/>
+          <w:color w:val="404040" w:themeColor="text1" w:themeTint="BF"/>
+        </w:rPr>
+        <w:lastRenderedPageBreak/>
         <w:t xml:space="preserve">Provide name </w:t>
       </w:r>
       <w:r>
         <w:rPr>
-          <w:rFonts w:ascii="Calibri" w:hAnsi="Calibri" w:eastAsia="Calibri" w:cs="Calibri"/>
+          <w:rFonts w:ascii="Calibri" w:eastAsia="Calibri" w:hAnsi="Calibri" w:cs="Calibri"/>
           <w:color w:val="404040" w:themeColor="text1" w:themeTint="BF"/>
         </w:rPr>
         <w:t xml:space="preserve">as </w:t>
       </w:r>
       <w:r>
         <w:rPr>
-          <w:rFonts w:ascii="Calibri" w:hAnsi="Calibri" w:eastAsia="Calibri" w:cs="Calibri"/>
+          <w:rFonts w:ascii="Calibri" w:eastAsia="Calibri" w:hAnsi="Calibri" w:cs="Calibri"/>
           <w:b/>
           <w:bCs/>
           <w:color w:val="404040" w:themeColor="text1" w:themeTint="BF"/>
@@ -6127,7 +6408,7 @@
       </w:r>
       <w:r>
         <w:rPr>
-          <w:rFonts w:ascii="Calibri" w:hAnsi="Calibri" w:eastAsia="Calibri" w:cs="Calibri"/>
+          <w:rFonts w:ascii="Calibri" w:eastAsia="Calibri" w:hAnsi="Calibri" w:cs="Calibri"/>
           <w:color w:val="404040" w:themeColor="text1" w:themeTint="BF"/>
         </w:rPr>
         <w:t>and Ubuntu 24.04 which will be used to launch VM</w:t>
@@ -6258,7 +6539,7 @@
         <w:spacing w:before="0" w:beforeAutospacing="0" w:after="0" w:afterAutospacing="0"/>
         <w:textAlignment w:val="baseline"/>
         <w:rPr>
-          <w:rFonts w:ascii="Calibri" w:hAnsi="Calibri" w:eastAsia="Calibri" w:cs="Calibri"/>
+          <w:rFonts w:ascii="Calibri" w:eastAsia="Calibri" w:hAnsi="Calibri" w:cs="Calibri"/>
           <w:color w:val="404040" w:themeColor="text1" w:themeTint="BF"/>
         </w:rPr>
       </w:pPr>
@@ -6273,26 +6554,37 @@
         <w:spacing w:before="0" w:beforeAutospacing="0" w:after="0" w:afterAutospacing="0"/>
         <w:textAlignment w:val="baseline"/>
         <w:rPr>
-          <w:rFonts w:ascii="Calibri" w:hAnsi="Calibri" w:eastAsia="Calibri" w:cs="Calibri"/>
-          <w:color w:val="404040" w:themeColor="text1" w:themeTint="BF"/>
-        </w:rPr>
-      </w:pPr>
-      <w:r>
-        <w:rPr>
-          <w:rFonts w:ascii="Calibri" w:hAnsi="Calibri" w:eastAsia="Calibri" w:cs="Calibri"/>
+          <w:rFonts w:ascii="Calibri" w:eastAsia="Calibri" w:hAnsi="Calibri" w:cs="Calibri"/>
+          <w:color w:val="404040" w:themeColor="text1" w:themeTint="BF"/>
+        </w:rPr>
+      </w:pPr>
+      <w:r>
+        <w:rPr>
+          <w:rFonts w:ascii="Calibri" w:eastAsia="Calibri" w:hAnsi="Calibri" w:cs="Calibri"/>
           <w:color w:val="404040" w:themeColor="text1" w:themeTint="BF"/>
         </w:rPr>
         <w:t xml:space="preserve">Select Instance type as </w:t>
       </w:r>
       <w:r>
         <w:rPr>
-          <w:rFonts w:ascii="Calibri" w:hAnsi="Calibri" w:eastAsia="Calibri" w:cs="Calibri"/>
-          <w:b/>
-          <w:bCs/>
-          <w:color w:val="404040" w:themeColor="text1" w:themeTint="BF"/>
-        </w:rPr>
-        <w:t>t3.micro</w:t>
-      </w:r>
+          <w:rFonts w:ascii="Calibri" w:eastAsia="Calibri" w:hAnsi="Calibri" w:cs="Calibri"/>
+          <w:b/>
+          <w:bCs/>
+          <w:color w:val="404040" w:themeColor="text1" w:themeTint="BF"/>
+        </w:rPr>
+        <w:t>t</w:t>
+      </w:r>
+      <w:proofErr w:type="gramStart"/>
+      <w:r>
+        <w:rPr>
+          <w:rFonts w:ascii="Calibri" w:eastAsia="Calibri" w:hAnsi="Calibri" w:cs="Calibri"/>
+          <w:b/>
+          <w:bCs/>
+          <w:color w:val="404040" w:themeColor="text1" w:themeTint="BF"/>
+        </w:rPr>
+        <w:t>3.micro</w:t>
+      </w:r>
+      <w:proofErr w:type="gramEnd"/>
     </w:p>
     <w:p>
       <w:pPr>
@@ -6301,7 +6593,7 @@
         <w:ind w:left="720"/>
         <w:textAlignment w:val="baseline"/>
         <w:rPr>
-          <w:rFonts w:ascii="Calibri" w:hAnsi="Calibri" w:eastAsia="Calibri" w:cs="Calibri"/>
+          <w:rFonts w:ascii="Calibri" w:eastAsia="Calibri" w:hAnsi="Calibri" w:cs="Calibri"/>
           <w:b/>
           <w:bCs/>
           <w:color w:val="404040" w:themeColor="text1" w:themeTint="BF"/>
@@ -6315,7 +6607,7 @@
         <w:ind w:left="720"/>
         <w:textAlignment w:val="baseline"/>
         <w:rPr>
-          <w:rFonts w:ascii="Calibri" w:hAnsi="Calibri" w:eastAsia="Calibri" w:cs="Calibri"/>
+          <w:rFonts w:ascii="Calibri" w:eastAsia="Calibri" w:hAnsi="Calibri" w:cs="Calibri"/>
           <w:b/>
           <w:bCs/>
           <w:color w:val="404040" w:themeColor="text1" w:themeTint="BF"/>
@@ -6377,7 +6669,7 @@
         <w:ind w:left="720"/>
         <w:textAlignment w:val="baseline"/>
         <w:rPr>
-          <w:rFonts w:ascii="Calibri" w:hAnsi="Calibri" w:eastAsia="Calibri" w:cs="Calibri"/>
+          <w:rFonts w:ascii="Calibri" w:eastAsia="Calibri" w:hAnsi="Calibri" w:cs="Calibri"/>
           <w:b/>
           <w:bCs/>
           <w:color w:val="404040" w:themeColor="text1" w:themeTint="BF"/>
@@ -6391,32 +6683,48 @@
         <w:ind w:left="720"/>
         <w:textAlignment w:val="baseline"/>
         <w:rPr>
-          <w:rFonts w:ascii="Calibri" w:hAnsi="Calibri" w:eastAsia="Calibri" w:cs="Calibri"/>
-          <w:color w:val="404040" w:themeColor="text1" w:themeTint="BF"/>
-        </w:rPr>
-      </w:pPr>
-      <w:r>
-        <w:rPr>
-          <w:rFonts w:ascii="Calibri" w:hAnsi="Calibri" w:eastAsia="Calibri" w:cs="Calibri"/>
+          <w:rFonts w:ascii="Calibri" w:eastAsia="Calibri" w:hAnsi="Calibri" w:cs="Calibri"/>
+          <w:color w:val="404040" w:themeColor="text1" w:themeTint="BF"/>
+        </w:rPr>
+      </w:pPr>
+      <w:r>
+        <w:rPr>
+          <w:rFonts w:ascii="Calibri" w:eastAsia="Calibri" w:hAnsi="Calibri" w:cs="Calibri"/>
           <w:color w:val="404040" w:themeColor="text1" w:themeTint="BF"/>
         </w:rPr>
         <w:t>Next,</w:t>
       </w:r>
       <w:r>
         <w:rPr>
-          <w:rFonts w:ascii="Calibri" w:hAnsi="Calibri" w:eastAsia="Calibri" w:cs="Calibri"/>
-          <w:color w:val="404040" w:themeColor="text1" w:themeTint="BF"/>
-        </w:rPr>
-        <w:t xml:space="preserve"> we need to create key pair which will be used to perform SSH connectivity with server</w:t>
-      </w:r>
-    </w:p>
-    <w:p>
-      <w:pPr>
-        <w:pStyle w:val="paragraph"/>
-        <w:spacing w:before="0" w:beforeAutospacing="0" w:after="0" w:afterAutospacing="0"/>
-        <w:textAlignment w:val="baseline"/>
-        <w:rPr>
-          <w:rFonts w:ascii="Calibri" w:hAnsi="Calibri" w:eastAsia="Calibri" w:cs="Calibri"/>
+          <w:rFonts w:ascii="Calibri" w:eastAsia="Calibri" w:hAnsi="Calibri" w:cs="Calibri"/>
+          <w:color w:val="404040" w:themeColor="text1" w:themeTint="BF"/>
+        </w:rPr>
+        <w:t xml:space="preserve"> we need to create key </w:t>
+      </w:r>
+      <w:proofErr w:type="gramStart"/>
+      <w:r>
+        <w:rPr>
+          <w:rFonts w:ascii="Calibri" w:eastAsia="Calibri" w:hAnsi="Calibri" w:cs="Calibri"/>
+          <w:color w:val="404040" w:themeColor="text1" w:themeTint="BF"/>
+        </w:rPr>
+        <w:t>pair</w:t>
+      </w:r>
+      <w:proofErr w:type="gramEnd"/>
+      <w:r>
+        <w:rPr>
+          <w:rFonts w:ascii="Calibri" w:eastAsia="Calibri" w:hAnsi="Calibri" w:cs="Calibri"/>
+          <w:color w:val="404040" w:themeColor="text1" w:themeTint="BF"/>
+        </w:rPr>
+        <w:t xml:space="preserve"> which will be used to perform SSH connectivity with server</w:t>
+      </w:r>
+    </w:p>
+    <w:p>
+      <w:pPr>
+        <w:pStyle w:val="paragraph"/>
+        <w:spacing w:before="0" w:beforeAutospacing="0" w:after="0" w:afterAutospacing="0"/>
+        <w:textAlignment w:val="baseline"/>
+        <w:rPr>
+          <w:rFonts w:ascii="Calibri" w:eastAsia="Calibri" w:hAnsi="Calibri" w:cs="Calibri"/>
           <w:b/>
           <w:bCs/>
           <w:color w:val="404040" w:themeColor="text1" w:themeTint="BF"/>
@@ -6433,27 +6741,28 @@
         <w:spacing w:before="0" w:beforeAutospacing="0" w:after="0" w:afterAutospacing="0"/>
         <w:textAlignment w:val="baseline"/>
         <w:rPr>
-          <w:rFonts w:ascii="Calibri" w:hAnsi="Calibri" w:eastAsia="Calibri" w:cs="Calibri"/>
-          <w:color w:val="404040" w:themeColor="text1" w:themeTint="BF"/>
-        </w:rPr>
-      </w:pPr>
-      <w:r>
-        <w:rPr>
-          <w:rFonts w:ascii="Calibri" w:hAnsi="Calibri" w:eastAsia="Calibri" w:cs="Calibri"/>
-          <w:color w:val="404040" w:themeColor="text1" w:themeTint="BF"/>
-        </w:rPr>
+          <w:rFonts w:ascii="Calibri" w:eastAsia="Calibri" w:hAnsi="Calibri" w:cs="Calibri"/>
+          <w:color w:val="404040" w:themeColor="text1" w:themeTint="BF"/>
+        </w:rPr>
+      </w:pPr>
+      <w:r>
+        <w:rPr>
+          <w:rFonts w:ascii="Calibri" w:eastAsia="Calibri" w:hAnsi="Calibri" w:cs="Calibri"/>
+          <w:color w:val="404040" w:themeColor="text1" w:themeTint="BF"/>
+        </w:rPr>
+        <w:lastRenderedPageBreak/>
         <w:t>Enter a key pair name</w:t>
       </w:r>
       <w:r>
         <w:rPr>
-          <w:rFonts w:ascii="Calibri" w:hAnsi="Calibri" w:eastAsia="Calibri" w:cs="Calibri"/>
+          <w:rFonts w:ascii="Calibri" w:eastAsia="Calibri" w:hAnsi="Calibri" w:cs="Calibri"/>
           <w:color w:val="404040" w:themeColor="text1" w:themeTint="BF"/>
         </w:rPr>
         <w:t xml:space="preserve"> as </w:t>
       </w:r>
       <w:r>
         <w:rPr>
-          <w:rFonts w:ascii="Calibri" w:hAnsi="Calibri" w:eastAsia="Calibri" w:cs="Calibri"/>
+          <w:rFonts w:ascii="Calibri" w:eastAsia="Calibri" w:hAnsi="Calibri" w:cs="Calibri"/>
           <w:b/>
           <w:bCs/>
           <w:color w:val="404040" w:themeColor="text1" w:themeTint="BF"/>
@@ -6462,14 +6771,46 @@
       </w:r>
       <w:r>
         <w:rPr>
-          <w:rFonts w:ascii="Calibri" w:hAnsi="Calibri" w:eastAsia="Calibri" w:cs="Calibri"/>
-          <w:color w:val="404040" w:themeColor="text1" w:themeTint="BF"/>
-        </w:rPr>
-        <w:t xml:space="preserve">, select the key pair type, choose the private key file format (.pem or .ppk), and click </w:t>
-      </w:r>
-      <w:r>
-        <w:rPr>
-          <w:rFonts w:ascii="Calibri" w:hAnsi="Calibri" w:eastAsia="Calibri" w:cs="Calibri"/>
+          <w:rFonts w:ascii="Calibri" w:eastAsia="Calibri" w:hAnsi="Calibri" w:cs="Calibri"/>
+          <w:color w:val="404040" w:themeColor="text1" w:themeTint="BF"/>
+        </w:rPr>
+        <w:t xml:space="preserve">, select the key pair type, choose the private key file format </w:t>
+      </w:r>
+      <w:proofErr w:type="gramStart"/>
+      <w:r>
+        <w:rPr>
+          <w:rFonts w:ascii="Calibri" w:eastAsia="Calibri" w:hAnsi="Calibri" w:cs="Calibri"/>
+          <w:color w:val="404040" w:themeColor="text1" w:themeTint="BF"/>
+        </w:rPr>
+        <w:t>(.pem</w:t>
+      </w:r>
+      <w:proofErr w:type="gramEnd"/>
+      <w:r>
+        <w:rPr>
+          <w:rFonts w:ascii="Calibri" w:eastAsia="Calibri" w:hAnsi="Calibri" w:cs="Calibri"/>
+          <w:color w:val="404040" w:themeColor="text1" w:themeTint="BF"/>
+        </w:rPr>
+        <w:t xml:space="preserve"> </w:t>
+      </w:r>
+      <w:proofErr w:type="gramStart"/>
+      <w:r>
+        <w:rPr>
+          <w:rFonts w:ascii="Calibri" w:eastAsia="Calibri" w:hAnsi="Calibri" w:cs="Calibri"/>
+          <w:color w:val="404040" w:themeColor="text1" w:themeTint="BF"/>
+        </w:rPr>
+        <w:t>or .ppk</w:t>
+      </w:r>
+      <w:proofErr w:type="gramEnd"/>
+      <w:r>
+        <w:rPr>
+          <w:rFonts w:ascii="Calibri" w:eastAsia="Calibri" w:hAnsi="Calibri" w:cs="Calibri"/>
+          <w:color w:val="404040" w:themeColor="text1" w:themeTint="BF"/>
+        </w:rPr>
+        <w:t xml:space="preserve">), and click </w:t>
+      </w:r>
+      <w:r>
+        <w:rPr>
+          <w:rFonts w:ascii="Calibri" w:eastAsia="Calibri" w:hAnsi="Calibri" w:cs="Calibri"/>
           <w:b/>
           <w:bCs/>
           <w:color w:val="404040" w:themeColor="text1" w:themeTint="BF"/>
@@ -6478,7 +6819,7 @@
       </w:r>
       <w:r>
         <w:rPr>
-          <w:rFonts w:ascii="Calibri" w:hAnsi="Calibri" w:eastAsia="Calibri" w:cs="Calibri"/>
+          <w:rFonts w:ascii="Calibri" w:eastAsia="Calibri" w:hAnsi="Calibri" w:cs="Calibri"/>
           <w:color w:val="404040" w:themeColor="text1" w:themeTint="BF"/>
         </w:rPr>
         <w:t>. Save the private key securely for future instance connections.</w:t>
@@ -6491,7 +6832,7 @@
         <w:ind w:left="720"/>
         <w:textAlignment w:val="baseline"/>
         <w:rPr>
-          <w:rFonts w:ascii="Calibri" w:hAnsi="Calibri" w:eastAsia="Calibri" w:cs="Calibri"/>
+          <w:rFonts w:ascii="Calibri" w:eastAsia="Calibri" w:hAnsi="Calibri" w:cs="Calibri"/>
           <w:b/>
           <w:bCs/>
           <w:color w:val="404040" w:themeColor="text1" w:themeTint="BF"/>
@@ -6505,7 +6846,7 @@
         <w:ind w:left="720"/>
         <w:textAlignment w:val="baseline"/>
         <w:rPr>
-          <w:rFonts w:ascii="Calibri" w:hAnsi="Calibri" w:eastAsia="Calibri" w:cs="Calibri"/>
+          <w:rFonts w:ascii="Calibri" w:eastAsia="Calibri" w:hAnsi="Calibri" w:cs="Calibri"/>
           <w:b/>
           <w:bCs/>
           <w:color w:val="404040" w:themeColor="text1" w:themeTint="BF"/>
@@ -6567,7 +6908,7 @@
         <w:ind w:left="720"/>
         <w:textAlignment w:val="baseline"/>
         <w:rPr>
-          <w:rFonts w:ascii="Calibri" w:hAnsi="Calibri" w:eastAsia="Calibri" w:cs="Calibri"/>
+          <w:rFonts w:ascii="Calibri" w:eastAsia="Calibri" w:hAnsi="Calibri" w:cs="Calibri"/>
           <w:b/>
           <w:bCs/>
           <w:color w:val="404040" w:themeColor="text1" w:themeTint="BF"/>
@@ -6578,26 +6919,26 @@
       <w:pPr>
         <w:pStyle w:val="paragraph"/>
         <w:pBdr>
-          <w:top w:val="single" w:color="auto" w:sz="4" w:space="1"/>
-          <w:left w:val="single" w:color="auto" w:sz="4" w:space="4"/>
-          <w:bottom w:val="single" w:color="auto" w:sz="4" w:space="1"/>
-          <w:right w:val="single" w:color="auto" w:sz="4" w:space="4"/>
-          <w:between w:val="single" w:color="auto" w:sz="4" w:space="1"/>
-          <w:bar w:val="single" w:color="auto" w:sz="4"/>
+          <w:top w:val="single" w:sz="4" w:space="1" w:color="auto"/>
+          <w:left w:val="single" w:sz="4" w:space="4" w:color="auto"/>
+          <w:bottom w:val="single" w:sz="4" w:space="1" w:color="auto"/>
+          <w:right w:val="single" w:sz="4" w:space="4" w:color="auto"/>
+          <w:between w:val="single" w:sz="4" w:space="1" w:color="auto"/>
+          <w:bar w:val="single" w:sz="4" w:color="auto"/>
         </w:pBdr>
         <w:spacing w:before="0" w:beforeAutospacing="0" w:after="0" w:afterAutospacing="0"/>
         <w:ind w:left="851"/>
         <w:textAlignment w:val="baseline"/>
         <w:rPr>
-          <w:rFonts w:ascii="Calibri" w:hAnsi="Calibri" w:eastAsia="Calibri" w:cs="Calibri"/>
-          <w:b/>
-          <w:bCs/>
-          <w:color w:val="404040" w:themeColor="text1" w:themeTint="BF"/>
-        </w:rPr>
-      </w:pPr>
-      <w:r>
-        <w:rPr>
-          <w:rFonts w:ascii="Calibri" w:hAnsi="Calibri" w:eastAsia="Calibri" w:cs="Calibri"/>
+          <w:rFonts w:ascii="Calibri" w:eastAsia="Calibri" w:hAnsi="Calibri" w:cs="Calibri"/>
+          <w:b/>
+          <w:bCs/>
+          <w:color w:val="404040" w:themeColor="text1" w:themeTint="BF"/>
+        </w:rPr>
+      </w:pPr>
+      <w:r>
+        <w:rPr>
+          <w:rFonts w:ascii="Calibri" w:eastAsia="Calibri" w:hAnsi="Calibri" w:cs="Calibri"/>
           <w:b/>
           <w:bCs/>
           <w:color w:val="404040" w:themeColor="text1" w:themeTint="BF"/>
@@ -6606,19 +6947,35 @@
       </w:r>
       <w:r>
         <w:rPr>
-          <w:rFonts w:ascii="Calibri" w:hAnsi="Calibri" w:eastAsia="Calibri" w:cs="Calibri"/>
-          <w:color w:val="404040" w:themeColor="text1" w:themeTint="BF"/>
-        </w:rPr>
-        <w:t>This will download pem file locally, which we need to preserve since we would be using this key pair to establish connectivity from Ansible. Select this key pair once its created</w:t>
-      </w:r>
-    </w:p>
-    <w:p>
-      <w:pPr>
-        <w:pStyle w:val="paragraph"/>
-        <w:spacing w:before="0" w:beforeAutospacing="0" w:after="0" w:afterAutospacing="0"/>
-        <w:textAlignment w:val="baseline"/>
-        <w:rPr>
-          <w:rFonts w:ascii="Calibri" w:hAnsi="Calibri" w:eastAsia="Calibri" w:cs="Calibri"/>
+          <w:rFonts w:ascii="Calibri" w:eastAsia="Calibri" w:hAnsi="Calibri" w:cs="Calibri"/>
+          <w:color w:val="404040" w:themeColor="text1" w:themeTint="BF"/>
+        </w:rPr>
+        <w:t xml:space="preserve">This will download pem file locally, which we need to preserve since we would be using this key pair to establish connectivity from Ansible. Select this key pair once </w:t>
+      </w:r>
+      <w:proofErr w:type="gramStart"/>
+      <w:r>
+        <w:rPr>
+          <w:rFonts w:ascii="Calibri" w:eastAsia="Calibri" w:hAnsi="Calibri" w:cs="Calibri"/>
+          <w:color w:val="404040" w:themeColor="text1" w:themeTint="BF"/>
+        </w:rPr>
+        <w:t>its</w:t>
+      </w:r>
+      <w:proofErr w:type="gramEnd"/>
+      <w:r>
+        <w:rPr>
+          <w:rFonts w:ascii="Calibri" w:eastAsia="Calibri" w:hAnsi="Calibri" w:cs="Calibri"/>
+          <w:color w:val="404040" w:themeColor="text1" w:themeTint="BF"/>
+        </w:rPr>
+        <w:t xml:space="preserve"> created</w:t>
+      </w:r>
+    </w:p>
+    <w:p>
+      <w:pPr>
+        <w:pStyle w:val="paragraph"/>
+        <w:spacing w:before="0" w:beforeAutospacing="0" w:after="0" w:afterAutospacing="0"/>
+        <w:textAlignment w:val="baseline"/>
+        <w:rPr>
+          <w:rFonts w:ascii="Calibri" w:eastAsia="Calibri" w:hAnsi="Calibri" w:cs="Calibri"/>
           <w:b/>
           <w:bCs/>
           <w:color w:val="404040" w:themeColor="text1" w:themeTint="BF"/>
@@ -6635,13 +6992,13 @@
         <w:spacing w:before="0" w:beforeAutospacing="0" w:after="0" w:afterAutospacing="0"/>
         <w:textAlignment w:val="baseline"/>
         <w:rPr>
-          <w:rFonts w:ascii="Calibri" w:hAnsi="Calibri" w:eastAsia="Calibri" w:cs="Calibri"/>
-          <w:color w:val="404040" w:themeColor="text1" w:themeTint="BF"/>
-        </w:rPr>
-      </w:pPr>
-      <w:r>
-        <w:rPr>
-          <w:rFonts w:ascii="Calibri" w:hAnsi="Calibri" w:eastAsia="Calibri" w:cs="Calibri"/>
+          <w:rFonts w:ascii="Calibri" w:eastAsia="Calibri" w:hAnsi="Calibri" w:cs="Calibri"/>
+          <w:color w:val="404040" w:themeColor="text1" w:themeTint="BF"/>
+        </w:rPr>
+      </w:pPr>
+      <w:r>
+        <w:rPr>
+          <w:rFonts w:ascii="Calibri" w:eastAsia="Calibri" w:hAnsi="Calibri" w:cs="Calibri"/>
           <w:color w:val="404040" w:themeColor="text1" w:themeTint="BF"/>
         </w:rPr>
         <w:t>Click on Edit under network settings and add Application port in security group to allow that port.</w:t>
@@ -6654,7 +7011,7 @@
         <w:ind w:left="720"/>
         <w:textAlignment w:val="baseline"/>
         <w:rPr>
-          <w:rFonts w:ascii="Calibri" w:hAnsi="Calibri" w:eastAsia="Calibri" w:cs="Calibri"/>
+          <w:rFonts w:ascii="Calibri" w:eastAsia="Calibri" w:hAnsi="Calibri" w:cs="Calibri"/>
           <w:b/>
           <w:bCs/>
           <w:color w:val="404040" w:themeColor="text1" w:themeTint="BF"/>
@@ -6668,15 +7025,15 @@
         <w:ind w:left="720"/>
         <w:textAlignment w:val="baseline"/>
         <w:rPr>
-          <w:rFonts w:ascii="Calibri" w:hAnsi="Calibri" w:eastAsia="Calibri" w:cs="Calibri"/>
-          <w:b/>
-          <w:bCs/>
-          <w:color w:val="404040" w:themeColor="text1" w:themeTint="BF"/>
-        </w:rPr>
-      </w:pPr>
-      <w:r>
-        <w:rPr>
-          <w:rFonts w:ascii="Calibri" w:hAnsi="Calibri" w:eastAsia="Calibri" w:cs="Calibri"/>
+          <w:rFonts w:ascii="Calibri" w:eastAsia="Calibri" w:hAnsi="Calibri" w:cs="Calibri"/>
+          <w:b/>
+          <w:bCs/>
+          <w:color w:val="404040" w:themeColor="text1" w:themeTint="BF"/>
+        </w:rPr>
+      </w:pPr>
+      <w:r>
+        <w:rPr>
+          <w:rFonts w:ascii="Calibri" w:eastAsia="Calibri" w:hAnsi="Calibri" w:cs="Calibri"/>
           <w:b/>
           <w:bCs/>
           <w:noProof/>
@@ -6744,20 +7101,20 @@
         <w:ind w:left="720"/>
         <w:textAlignment w:val="baseline"/>
         <w:rPr>
-          <w:rFonts w:ascii="Calibri" w:hAnsi="Calibri" w:eastAsia="Calibri" w:cs="Calibri"/>
-          <w:b/>
-          <w:bCs/>
-          <w:color w:val="404040" w:themeColor="text1" w:themeTint="BF"/>
-        </w:rPr>
-      </w:pPr>
-    </w:p>
-    <w:p>
-      <w:pPr>
-        <w:pStyle w:val="paragraph"/>
-        <w:spacing w:before="0" w:beforeAutospacing="0" w:after="0" w:afterAutospacing="0"/>
-        <w:textAlignment w:val="baseline"/>
-        <w:rPr>
-          <w:rFonts w:ascii="Calibri" w:hAnsi="Calibri" w:eastAsia="Calibri" w:cs="Calibri"/>
+          <w:rFonts w:ascii="Calibri" w:eastAsia="Calibri" w:hAnsi="Calibri" w:cs="Calibri"/>
+          <w:b/>
+          <w:bCs/>
+          <w:color w:val="404040" w:themeColor="text1" w:themeTint="BF"/>
+        </w:rPr>
+      </w:pPr>
+    </w:p>
+    <w:p>
+      <w:pPr>
+        <w:pStyle w:val="paragraph"/>
+        <w:spacing w:before="0" w:beforeAutospacing="0" w:after="0" w:afterAutospacing="0"/>
+        <w:textAlignment w:val="baseline"/>
+        <w:rPr>
+          <w:rFonts w:ascii="Calibri" w:eastAsia="Calibri" w:hAnsi="Calibri" w:cs="Calibri"/>
           <w:noProof/>
           <w:color w:val="404040" w:themeColor="text1" w:themeTint="BF"/>
         </w:rPr>
@@ -6769,7 +7126,7 @@
         <w:spacing w:before="0" w:beforeAutospacing="0" w:after="0" w:afterAutospacing="0"/>
         <w:textAlignment w:val="baseline"/>
         <w:rPr>
-          <w:rFonts w:ascii="Calibri" w:hAnsi="Calibri" w:eastAsia="Calibri" w:cs="Calibri"/>
+          <w:rFonts w:ascii="Calibri" w:eastAsia="Calibri" w:hAnsi="Calibri" w:cs="Calibri"/>
           <w:noProof/>
           <w:color w:val="404040" w:themeColor="text1" w:themeTint="BF"/>
         </w:rPr>
@@ -6781,7 +7138,7 @@
         <w:spacing w:before="0" w:beforeAutospacing="0" w:after="0" w:afterAutospacing="0"/>
         <w:textAlignment w:val="baseline"/>
         <w:rPr>
-          <w:rFonts w:ascii="Calibri" w:hAnsi="Calibri" w:eastAsia="Calibri" w:cs="Calibri"/>
+          <w:rFonts w:ascii="Calibri" w:eastAsia="Calibri" w:hAnsi="Calibri" w:cs="Calibri"/>
           <w:b/>
           <w:bCs/>
           <w:color w:val="404040" w:themeColor="text1" w:themeTint="BF"/>
@@ -6795,7 +7152,7 @@
         <w:ind w:left="720"/>
         <w:textAlignment w:val="baseline"/>
         <w:rPr>
-          <w:rFonts w:ascii="Calibri" w:hAnsi="Calibri" w:eastAsia="Calibri" w:cs="Calibri"/>
+          <w:rFonts w:ascii="Calibri" w:eastAsia="Calibri" w:hAnsi="Calibri" w:cs="Calibri"/>
           <w:b/>
           <w:bCs/>
           <w:color w:val="404040" w:themeColor="text1" w:themeTint="BF"/>
@@ -6812,20 +7169,21 @@
         <w:spacing w:before="0" w:beforeAutospacing="0" w:after="0" w:afterAutospacing="0"/>
         <w:textAlignment w:val="baseline"/>
         <w:rPr>
-          <w:rFonts w:ascii="Calibri" w:hAnsi="Calibri" w:eastAsia="Calibri" w:cs="Calibri"/>
-          <w:color w:val="404040" w:themeColor="text1" w:themeTint="BF"/>
-        </w:rPr>
-      </w:pPr>
-      <w:r>
-        <w:rPr>
-          <w:rFonts w:ascii="Calibri" w:hAnsi="Calibri" w:eastAsia="Calibri" w:cs="Calibri"/>
-          <w:color w:val="404040" w:themeColor="text1" w:themeTint="BF"/>
-        </w:rPr>
+          <w:rFonts w:ascii="Calibri" w:eastAsia="Calibri" w:hAnsi="Calibri" w:cs="Calibri"/>
+          <w:color w:val="404040" w:themeColor="text1" w:themeTint="BF"/>
+        </w:rPr>
+      </w:pPr>
+      <w:r>
+        <w:rPr>
+          <w:rFonts w:ascii="Calibri" w:eastAsia="Calibri" w:hAnsi="Calibri" w:cs="Calibri"/>
+          <w:color w:val="404040" w:themeColor="text1" w:themeTint="BF"/>
+        </w:rPr>
+        <w:lastRenderedPageBreak/>
         <w:t xml:space="preserve">Create a security group named </w:t>
       </w:r>
       <w:r>
         <w:rPr>
-          <w:rFonts w:ascii="Calibri" w:hAnsi="Calibri" w:eastAsia="Calibri" w:cs="Calibri"/>
+          <w:rFonts w:ascii="Calibri" w:eastAsia="Calibri" w:hAnsi="Calibri" w:cs="Calibri"/>
           <w:b/>
           <w:bCs/>
           <w:color w:val="404040" w:themeColor="text1" w:themeTint="BF"/>
@@ -6834,14 +7192,14 @@
       </w:r>
       <w:r>
         <w:rPr>
-          <w:rFonts w:ascii="Calibri" w:hAnsi="Calibri" w:eastAsia="Calibri" w:cs="Calibri"/>
+          <w:rFonts w:ascii="Calibri" w:eastAsia="Calibri" w:hAnsi="Calibri" w:cs="Calibri"/>
           <w:color w:val="404040" w:themeColor="text1" w:themeTint="BF"/>
         </w:rPr>
         <w:t xml:space="preserve">, set the description to </w:t>
       </w:r>
       <w:r>
         <w:rPr>
-          <w:rFonts w:ascii="Calibri" w:hAnsi="Calibri" w:eastAsia="Calibri" w:cs="Calibri"/>
+          <w:rFonts w:ascii="Calibri" w:eastAsia="Calibri" w:hAnsi="Calibri" w:cs="Calibri"/>
           <w:b/>
           <w:bCs/>
           <w:color w:val="404040" w:themeColor="text1" w:themeTint="BF"/>
@@ -6850,14 +7208,14 @@
       </w:r>
       <w:r>
         <w:rPr>
-          <w:rFonts w:ascii="Calibri" w:hAnsi="Calibri" w:eastAsia="Calibri" w:cs="Calibri"/>
+          <w:rFonts w:ascii="Calibri" w:eastAsia="Calibri" w:hAnsi="Calibri" w:cs="Calibri"/>
           <w:color w:val="404040" w:themeColor="text1" w:themeTint="BF"/>
         </w:rPr>
         <w:t xml:space="preserve">, and add inbound rules for </w:t>
       </w:r>
       <w:r>
         <w:rPr>
-          <w:rFonts w:ascii="Calibri" w:hAnsi="Calibri" w:eastAsia="Calibri" w:cs="Calibri"/>
+          <w:rFonts w:ascii="Calibri" w:eastAsia="Calibri" w:hAnsi="Calibri" w:cs="Calibri"/>
           <w:b/>
           <w:bCs/>
           <w:color w:val="404040" w:themeColor="text1" w:themeTint="BF"/>
@@ -6866,28 +7224,28 @@
       </w:r>
       <w:r>
         <w:rPr>
-          <w:rFonts w:ascii="Calibri" w:hAnsi="Calibri" w:eastAsia="Calibri" w:cs="Calibri"/>
+          <w:rFonts w:ascii="Calibri" w:eastAsia="Calibri" w:hAnsi="Calibri" w:cs="Calibri"/>
           <w:color w:val="404040" w:themeColor="text1" w:themeTint="BF"/>
         </w:rPr>
         <w:t xml:space="preserve"> on port 22 from</w:t>
       </w:r>
       <w:r>
         <w:rPr>
-          <w:rFonts w:ascii="Calibri" w:hAnsi="Calibri" w:eastAsia="Calibri" w:cs="Calibri"/>
+          <w:rFonts w:ascii="Calibri" w:eastAsia="Calibri" w:hAnsi="Calibri" w:cs="Calibri"/>
           <w:color w:val="404040" w:themeColor="text1" w:themeTint="BF"/>
         </w:rPr>
         <w:t xml:space="preserve"> </w:t>
       </w:r>
       <w:r>
         <w:rPr>
-          <w:rFonts w:ascii="Calibri" w:hAnsi="Calibri" w:eastAsia="Calibri" w:cs="Calibri"/>
+          <w:rFonts w:ascii="Calibri" w:eastAsia="Calibri" w:hAnsi="Calibri" w:cs="Calibri"/>
           <w:color w:val="404040" w:themeColor="text1" w:themeTint="BF"/>
         </w:rPr>
         <w:t xml:space="preserve">Anywhere and Custom TCP on port </w:t>
       </w:r>
       <w:r>
         <w:rPr>
-          <w:rFonts w:ascii="Calibri" w:hAnsi="Calibri" w:eastAsia="Calibri" w:cs="Calibri"/>
+          <w:rFonts w:ascii="Calibri" w:eastAsia="Calibri" w:hAnsi="Calibri" w:cs="Calibri"/>
           <w:b/>
           <w:bCs/>
           <w:color w:val="404040" w:themeColor="text1" w:themeTint="BF"/>
@@ -6896,14 +7254,14 @@
       </w:r>
       <w:r>
         <w:rPr>
-          <w:rFonts w:ascii="Calibri" w:hAnsi="Calibri" w:eastAsia="Calibri" w:cs="Calibri"/>
+          <w:rFonts w:ascii="Calibri" w:eastAsia="Calibri" w:hAnsi="Calibri" w:cs="Calibri"/>
           <w:color w:val="404040" w:themeColor="text1" w:themeTint="BF"/>
         </w:rPr>
         <w:t xml:space="preserve"> from </w:t>
       </w:r>
       <w:r>
         <w:rPr>
-          <w:rFonts w:ascii="Calibri" w:hAnsi="Calibri" w:eastAsia="Calibri" w:cs="Calibri"/>
+          <w:rFonts w:ascii="Calibri" w:eastAsia="Calibri" w:hAnsi="Calibri" w:cs="Calibri"/>
           <w:b/>
           <w:bCs/>
           <w:color w:val="404040" w:themeColor="text1" w:themeTint="BF"/>
@@ -6912,14 +7270,14 @@
       </w:r>
       <w:r>
         <w:rPr>
-          <w:rFonts w:ascii="Calibri" w:hAnsi="Calibri" w:eastAsia="Calibri" w:cs="Calibri"/>
+          <w:rFonts w:ascii="Calibri" w:eastAsia="Calibri" w:hAnsi="Calibri" w:cs="Calibri"/>
           <w:color w:val="404040" w:themeColor="text1" w:themeTint="BF"/>
         </w:rPr>
         <w:t xml:space="preserve">. Finally, click </w:t>
       </w:r>
       <w:r>
         <w:rPr>
-          <w:rFonts w:ascii="Calibri" w:hAnsi="Calibri" w:eastAsia="Calibri" w:cs="Calibri"/>
+          <w:rFonts w:ascii="Calibri" w:eastAsia="Calibri" w:hAnsi="Calibri" w:cs="Calibri"/>
           <w:b/>
           <w:bCs/>
           <w:color w:val="404040" w:themeColor="text1" w:themeTint="BF"/>
@@ -6928,7 +7286,7 @@
       </w:r>
       <w:r>
         <w:rPr>
-          <w:rFonts w:ascii="Calibri" w:hAnsi="Calibri" w:eastAsia="Calibri" w:cs="Calibri"/>
+          <w:rFonts w:ascii="Calibri" w:eastAsia="Calibri" w:hAnsi="Calibri" w:cs="Calibri"/>
           <w:color w:val="404040" w:themeColor="text1" w:themeTint="BF"/>
         </w:rPr>
         <w:t xml:space="preserve"> to start the instance with these settings.</w:t>
@@ -6941,7 +7299,7 @@
         <w:ind w:left="360"/>
         <w:textAlignment w:val="baseline"/>
         <w:rPr>
-          <w:rFonts w:ascii="Calibri" w:hAnsi="Calibri" w:eastAsia="Calibri" w:cs="Calibri"/>
+          <w:rFonts w:ascii="Calibri" w:eastAsia="Calibri" w:hAnsi="Calibri" w:cs="Calibri"/>
           <w:color w:val="404040" w:themeColor="text1" w:themeTint="BF"/>
         </w:rPr>
       </w:pPr>
@@ -6953,7 +7311,7 @@
         <w:ind w:left="720"/>
         <w:textAlignment w:val="baseline"/>
         <w:rPr>
-          <w:rFonts w:ascii="Calibri" w:hAnsi="Calibri" w:eastAsia="Calibri" w:cs="Calibri"/>
+          <w:rFonts w:ascii="Calibri" w:eastAsia="Calibri" w:hAnsi="Calibri" w:cs="Calibri"/>
           <w:color w:val="404040" w:themeColor="text1" w:themeTint="BF"/>
         </w:rPr>
       </w:pPr>
@@ -7013,7 +7371,7 @@
         <w:ind w:left="720"/>
         <w:textAlignment w:val="baseline"/>
         <w:rPr>
-          <w:rFonts w:ascii="Calibri" w:hAnsi="Calibri" w:eastAsia="Calibri" w:cs="Calibri"/>
+          <w:rFonts w:ascii="Calibri" w:eastAsia="Calibri" w:hAnsi="Calibri" w:cs="Calibri"/>
           <w:color w:val="404040" w:themeColor="text1" w:themeTint="BF"/>
         </w:rPr>
       </w:pPr>
@@ -7025,7 +7383,7 @@
         <w:ind w:left="720"/>
         <w:textAlignment w:val="baseline"/>
         <w:rPr>
-          <w:rFonts w:ascii="Calibri" w:hAnsi="Calibri" w:eastAsia="Calibri" w:cs="Calibri"/>
+          <w:rFonts w:ascii="Calibri" w:eastAsia="Calibri" w:hAnsi="Calibri" w:cs="Calibri"/>
           <w:color w:val="404040" w:themeColor="text1" w:themeTint="BF"/>
         </w:rPr>
       </w:pPr>
@@ -7085,7 +7443,7 @@
         <w:ind w:left="720"/>
         <w:textAlignment w:val="baseline"/>
         <w:rPr>
-          <w:rFonts w:ascii="Calibri" w:hAnsi="Calibri" w:eastAsia="Calibri" w:cs="Calibri"/>
+          <w:rFonts w:ascii="Calibri" w:eastAsia="Calibri" w:hAnsi="Calibri" w:cs="Calibri"/>
           <w:color w:val="404040" w:themeColor="text1" w:themeTint="BF"/>
         </w:rPr>
       </w:pPr>
@@ -7097,18 +7455,18 @@
         <w:ind w:left="720"/>
         <w:textAlignment w:val="baseline"/>
         <w:rPr>
-          <w:rFonts w:ascii="Calibri" w:hAnsi="Calibri" w:eastAsia="Calibri" w:cs="Calibri"/>
-          <w:color w:val="404040" w:themeColor="text1" w:themeTint="BF"/>
-        </w:rPr>
-      </w:pPr>
-    </w:p>
-    <w:p>
-      <w:pPr>
-        <w:pStyle w:val="paragraph"/>
-        <w:spacing w:before="0" w:beforeAutospacing="0" w:after="0" w:afterAutospacing="0"/>
-        <w:textAlignment w:val="baseline"/>
-        <w:rPr>
-          <w:rFonts w:ascii="Calibri" w:hAnsi="Calibri" w:eastAsia="Calibri" w:cs="Calibri"/>
+          <w:rFonts w:ascii="Calibri" w:eastAsia="Calibri" w:hAnsi="Calibri" w:cs="Calibri"/>
+          <w:color w:val="404040" w:themeColor="text1" w:themeTint="BF"/>
+        </w:rPr>
+      </w:pPr>
+    </w:p>
+    <w:p>
+      <w:pPr>
+        <w:pStyle w:val="paragraph"/>
+        <w:spacing w:before="0" w:beforeAutospacing="0" w:after="0" w:afterAutospacing="0"/>
+        <w:textAlignment w:val="baseline"/>
+        <w:rPr>
+          <w:rFonts w:ascii="Calibri" w:eastAsia="Calibri" w:hAnsi="Calibri" w:cs="Calibri"/>
           <w:color w:val="404040" w:themeColor="text1" w:themeTint="BF"/>
         </w:rPr>
       </w:pPr>
@@ -7123,15 +7481,16 @@
         <w:spacing w:before="0" w:beforeAutospacing="0" w:after="0" w:afterAutospacing="0"/>
         <w:textAlignment w:val="baseline"/>
         <w:rPr>
-          <w:rFonts w:ascii="Calibri" w:hAnsi="Calibri" w:eastAsia="Calibri" w:cs="Calibri"/>
-          <w:color w:val="404040" w:themeColor="text1" w:themeTint="BF"/>
-        </w:rPr>
-      </w:pPr>
-      <w:r>
-        <w:rPr>
-          <w:rFonts w:ascii="Calibri" w:hAnsi="Calibri" w:eastAsia="Calibri" w:cs="Calibri"/>
-          <w:color w:val="404040" w:themeColor="text1" w:themeTint="BF"/>
-        </w:rPr>
+          <w:rFonts w:ascii="Calibri" w:eastAsia="Calibri" w:hAnsi="Calibri" w:cs="Calibri"/>
+          <w:color w:val="404040" w:themeColor="text1" w:themeTint="BF"/>
+        </w:rPr>
+      </w:pPr>
+      <w:r>
+        <w:rPr>
+          <w:rFonts w:ascii="Calibri" w:eastAsia="Calibri" w:hAnsi="Calibri" w:cs="Calibri"/>
+          <w:color w:val="404040" w:themeColor="text1" w:themeTint="BF"/>
+        </w:rPr>
+        <w:lastRenderedPageBreak/>
         <w:t>Navigate to Azure Console and launch a new VM which we will be connecting using Ansible Controller</w:t>
       </w:r>
     </w:p>
@@ -7142,7 +7501,7 @@
         <w:ind w:left="720"/>
         <w:textAlignment w:val="baseline"/>
         <w:rPr>
-          <w:rFonts w:ascii="Calibri" w:hAnsi="Calibri" w:eastAsia="Calibri" w:cs="Calibri"/>
+          <w:rFonts w:ascii="Calibri" w:eastAsia="Calibri" w:hAnsi="Calibri" w:cs="Calibri"/>
           <w:b/>
           <w:bCs/>
           <w:color w:val="404040" w:themeColor="text1" w:themeTint="BF"/>
@@ -7156,15 +7515,15 @@
         <w:ind w:left="720"/>
         <w:textAlignment w:val="baseline"/>
         <w:rPr>
-          <w:rFonts w:ascii="Calibri" w:hAnsi="Calibri" w:eastAsia="Calibri" w:cs="Calibri"/>
-          <w:b/>
-          <w:bCs/>
-          <w:color w:val="404040" w:themeColor="text1" w:themeTint="BF"/>
-        </w:rPr>
-      </w:pPr>
-      <w:r>
-        <w:rPr>
-          <w:rFonts w:ascii="Calibri" w:hAnsi="Calibri" w:eastAsia="Calibri" w:cs="Calibri"/>
+          <w:rFonts w:ascii="Calibri" w:eastAsia="Calibri" w:hAnsi="Calibri" w:cs="Calibri"/>
+          <w:b/>
+          <w:bCs/>
+          <w:color w:val="404040" w:themeColor="text1" w:themeTint="BF"/>
+        </w:rPr>
+      </w:pPr>
+      <w:r>
+        <w:rPr>
+          <w:rFonts w:ascii="Calibri" w:eastAsia="Calibri" w:hAnsi="Calibri" w:cs="Calibri"/>
           <w:noProof/>
           <w:color w:val="404040" w:themeColor="text1" w:themeTint="BF"/>
         </w:rPr>
@@ -7220,7 +7579,7 @@
         <w:ind w:left="720"/>
         <w:textAlignment w:val="baseline"/>
         <w:rPr>
-          <w:rFonts w:ascii="Calibri" w:hAnsi="Calibri" w:eastAsia="Calibri" w:cs="Calibri"/>
+          <w:rFonts w:ascii="Calibri" w:eastAsia="Calibri" w:hAnsi="Calibri" w:cs="Calibri"/>
           <w:b/>
           <w:bCs/>
           <w:color w:val="404040" w:themeColor="text1" w:themeTint="BF"/>
@@ -7237,13 +7596,13 @@
         <w:spacing w:before="0" w:beforeAutospacing="0" w:after="0" w:afterAutospacing="0"/>
         <w:textAlignment w:val="baseline"/>
         <w:rPr>
-          <w:rFonts w:ascii="Calibri" w:hAnsi="Calibri" w:eastAsia="Calibri" w:cs="Calibri"/>
-          <w:color w:val="404040" w:themeColor="text1" w:themeTint="BF"/>
-        </w:rPr>
-      </w:pPr>
-      <w:r>
-        <w:rPr>
-          <w:rFonts w:ascii="Calibri" w:hAnsi="Calibri" w:eastAsia="Calibri" w:cs="Calibri"/>
+          <w:rFonts w:ascii="Calibri" w:eastAsia="Calibri" w:hAnsi="Calibri" w:cs="Calibri"/>
+          <w:color w:val="404040" w:themeColor="text1" w:themeTint="BF"/>
+        </w:rPr>
+      </w:pPr>
+      <w:r>
+        <w:rPr>
+          <w:rFonts w:ascii="Calibri" w:eastAsia="Calibri" w:hAnsi="Calibri" w:cs="Calibri"/>
           <w:color w:val="404040" w:themeColor="text1" w:themeTint="BF"/>
         </w:rPr>
         <w:t>Navigate to Virtual Machine service in Azure and proceed with launching new ubuntu 24.04 VM. Click on Create virtual machine and provide details as per below screenshot</w:t>
@@ -7256,7 +7615,7 @@
         <w:ind w:left="720"/>
         <w:textAlignment w:val="baseline"/>
         <w:rPr>
-          <w:rFonts w:ascii="Calibri" w:hAnsi="Calibri" w:eastAsia="Calibri" w:cs="Calibri"/>
+          <w:rFonts w:ascii="Calibri" w:eastAsia="Calibri" w:hAnsi="Calibri" w:cs="Calibri"/>
           <w:color w:val="404040" w:themeColor="text1" w:themeTint="BF"/>
         </w:rPr>
       </w:pPr>
@@ -7268,7 +7627,7 @@
         <w:ind w:left="720"/>
         <w:textAlignment w:val="baseline"/>
         <w:rPr>
-          <w:rFonts w:ascii="Calibri" w:hAnsi="Calibri" w:eastAsia="Calibri" w:cs="Calibri"/>
+          <w:rFonts w:ascii="Calibri" w:eastAsia="Calibri" w:hAnsi="Calibri" w:cs="Calibri"/>
           <w:color w:val="404040" w:themeColor="text1" w:themeTint="BF"/>
         </w:rPr>
       </w:pPr>
@@ -7327,111 +7686,111 @@
         <w:spacing w:before="0" w:beforeAutospacing="0" w:after="0" w:afterAutospacing="0"/>
         <w:textAlignment w:val="baseline"/>
         <w:rPr>
-          <w:rFonts w:ascii="Calibri" w:hAnsi="Calibri" w:eastAsia="Calibri" w:cs="Calibri"/>
-          <w:b/>
-          <w:bCs/>
-          <w:color w:val="404040" w:themeColor="text1" w:themeTint="BF"/>
-        </w:rPr>
-      </w:pPr>
-    </w:p>
-    <w:p>
-      <w:pPr>
-        <w:pStyle w:val="paragraph"/>
-        <w:spacing w:before="0" w:beforeAutospacing="0" w:after="0" w:afterAutospacing="0"/>
-        <w:textAlignment w:val="baseline"/>
-        <w:rPr>
-          <w:rFonts w:ascii="Calibri" w:hAnsi="Calibri" w:eastAsia="Calibri" w:cs="Calibri"/>
-          <w:b/>
-          <w:bCs/>
-          <w:color w:val="404040" w:themeColor="text1" w:themeTint="BF"/>
-        </w:rPr>
-      </w:pPr>
-    </w:p>
-    <w:p>
-      <w:pPr>
-        <w:pStyle w:val="paragraph"/>
-        <w:spacing w:before="0" w:beforeAutospacing="0" w:after="0" w:afterAutospacing="0"/>
-        <w:textAlignment w:val="baseline"/>
-        <w:rPr>
-          <w:rFonts w:ascii="Calibri" w:hAnsi="Calibri" w:eastAsia="Calibri" w:cs="Calibri"/>
-          <w:b/>
-          <w:bCs/>
-          <w:color w:val="404040" w:themeColor="text1" w:themeTint="BF"/>
-        </w:rPr>
-      </w:pPr>
-    </w:p>
-    <w:p>
-      <w:pPr>
-        <w:pStyle w:val="paragraph"/>
-        <w:spacing w:before="0" w:beforeAutospacing="0" w:after="0" w:afterAutospacing="0"/>
-        <w:textAlignment w:val="baseline"/>
-        <w:rPr>
-          <w:rFonts w:ascii="Calibri" w:hAnsi="Calibri" w:eastAsia="Calibri" w:cs="Calibri"/>
-          <w:b/>
-          <w:bCs/>
-          <w:color w:val="404040" w:themeColor="text1" w:themeTint="BF"/>
-        </w:rPr>
-      </w:pPr>
-    </w:p>
-    <w:p>
-      <w:pPr>
-        <w:pStyle w:val="paragraph"/>
-        <w:spacing w:before="0" w:beforeAutospacing="0" w:after="0" w:afterAutospacing="0"/>
-        <w:textAlignment w:val="baseline"/>
-        <w:rPr>
-          <w:rFonts w:ascii="Calibri" w:hAnsi="Calibri" w:eastAsia="Calibri" w:cs="Calibri"/>
-          <w:b/>
-          <w:bCs/>
-          <w:color w:val="404040" w:themeColor="text1" w:themeTint="BF"/>
-        </w:rPr>
-      </w:pPr>
-    </w:p>
-    <w:p>
-      <w:pPr>
-        <w:pStyle w:val="paragraph"/>
-        <w:spacing w:before="0" w:beforeAutospacing="0" w:after="0" w:afterAutospacing="0"/>
-        <w:textAlignment w:val="baseline"/>
-        <w:rPr>
-          <w:rFonts w:ascii="Calibri" w:hAnsi="Calibri" w:eastAsia="Calibri" w:cs="Calibri"/>
-          <w:b/>
-          <w:bCs/>
-          <w:color w:val="404040" w:themeColor="text1" w:themeTint="BF"/>
-        </w:rPr>
-      </w:pPr>
-    </w:p>
-    <w:p>
-      <w:pPr>
-        <w:pStyle w:val="paragraph"/>
-        <w:spacing w:before="0" w:beforeAutospacing="0" w:after="0" w:afterAutospacing="0"/>
-        <w:textAlignment w:val="baseline"/>
-        <w:rPr>
-          <w:rFonts w:ascii="Calibri" w:hAnsi="Calibri" w:eastAsia="Calibri" w:cs="Calibri"/>
-          <w:b/>
-          <w:bCs/>
-          <w:color w:val="404040" w:themeColor="text1" w:themeTint="BF"/>
-        </w:rPr>
-      </w:pPr>
-    </w:p>
-    <w:p>
-      <w:pPr>
-        <w:pStyle w:val="paragraph"/>
-        <w:spacing w:before="0" w:beforeAutospacing="0" w:after="0" w:afterAutospacing="0"/>
-        <w:textAlignment w:val="baseline"/>
-        <w:rPr>
-          <w:rFonts w:ascii="Calibri" w:hAnsi="Calibri" w:eastAsia="Calibri" w:cs="Calibri"/>
-          <w:b/>
-          <w:bCs/>
-          <w:color w:val="404040" w:themeColor="text1" w:themeTint="BF"/>
-        </w:rPr>
-      </w:pPr>
-    </w:p>
-    <w:p>
-      <w:pPr>
-        <w:pStyle w:val="paragraph"/>
-        <w:spacing w:before="0" w:beforeAutospacing="0" w:after="0" w:afterAutospacing="0"/>
-        <w:textAlignment w:val="baseline"/>
-        <w:rPr>
-          <w:rFonts w:ascii="Calibri" w:hAnsi="Calibri" w:eastAsia="Calibri" w:cs="Calibri"/>
+          <w:rFonts w:ascii="Calibri" w:eastAsia="Calibri" w:hAnsi="Calibri" w:cs="Calibri"/>
+          <w:b/>
+          <w:bCs/>
+          <w:color w:val="404040" w:themeColor="text1" w:themeTint="BF"/>
+        </w:rPr>
+      </w:pPr>
+    </w:p>
+    <w:p>
+      <w:pPr>
+        <w:pStyle w:val="paragraph"/>
+        <w:spacing w:before="0" w:beforeAutospacing="0" w:after="0" w:afterAutospacing="0"/>
+        <w:textAlignment w:val="baseline"/>
+        <w:rPr>
+          <w:rFonts w:ascii="Calibri" w:eastAsia="Calibri" w:hAnsi="Calibri" w:cs="Calibri"/>
+          <w:b/>
+          <w:bCs/>
+          <w:color w:val="404040" w:themeColor="text1" w:themeTint="BF"/>
+        </w:rPr>
+      </w:pPr>
+    </w:p>
+    <w:p>
+      <w:pPr>
+        <w:pStyle w:val="paragraph"/>
+        <w:spacing w:before="0" w:beforeAutospacing="0" w:after="0" w:afterAutospacing="0"/>
+        <w:textAlignment w:val="baseline"/>
+        <w:rPr>
+          <w:rFonts w:ascii="Calibri" w:eastAsia="Calibri" w:hAnsi="Calibri" w:cs="Calibri"/>
+          <w:b/>
+          <w:bCs/>
+          <w:color w:val="404040" w:themeColor="text1" w:themeTint="BF"/>
+        </w:rPr>
+      </w:pPr>
+    </w:p>
+    <w:p>
+      <w:pPr>
+        <w:pStyle w:val="paragraph"/>
+        <w:spacing w:before="0" w:beforeAutospacing="0" w:after="0" w:afterAutospacing="0"/>
+        <w:textAlignment w:val="baseline"/>
+        <w:rPr>
+          <w:rFonts w:ascii="Calibri" w:eastAsia="Calibri" w:hAnsi="Calibri" w:cs="Calibri"/>
+          <w:b/>
+          <w:bCs/>
+          <w:color w:val="404040" w:themeColor="text1" w:themeTint="BF"/>
+        </w:rPr>
+      </w:pPr>
+    </w:p>
+    <w:p>
+      <w:pPr>
+        <w:pStyle w:val="paragraph"/>
+        <w:spacing w:before="0" w:beforeAutospacing="0" w:after="0" w:afterAutospacing="0"/>
+        <w:textAlignment w:val="baseline"/>
+        <w:rPr>
+          <w:rFonts w:ascii="Calibri" w:eastAsia="Calibri" w:hAnsi="Calibri" w:cs="Calibri"/>
+          <w:b/>
+          <w:bCs/>
+          <w:color w:val="404040" w:themeColor="text1" w:themeTint="BF"/>
+        </w:rPr>
+      </w:pPr>
+    </w:p>
+    <w:p>
+      <w:pPr>
+        <w:pStyle w:val="paragraph"/>
+        <w:spacing w:before="0" w:beforeAutospacing="0" w:after="0" w:afterAutospacing="0"/>
+        <w:textAlignment w:val="baseline"/>
+        <w:rPr>
+          <w:rFonts w:ascii="Calibri" w:eastAsia="Calibri" w:hAnsi="Calibri" w:cs="Calibri"/>
+          <w:b/>
+          <w:bCs/>
+          <w:color w:val="404040" w:themeColor="text1" w:themeTint="BF"/>
+        </w:rPr>
+      </w:pPr>
+    </w:p>
+    <w:p>
+      <w:pPr>
+        <w:pStyle w:val="paragraph"/>
+        <w:spacing w:before="0" w:beforeAutospacing="0" w:after="0" w:afterAutospacing="0"/>
+        <w:textAlignment w:val="baseline"/>
+        <w:rPr>
+          <w:rFonts w:ascii="Calibri" w:eastAsia="Calibri" w:hAnsi="Calibri" w:cs="Calibri"/>
+          <w:b/>
+          <w:bCs/>
+          <w:color w:val="404040" w:themeColor="text1" w:themeTint="BF"/>
+        </w:rPr>
+      </w:pPr>
+    </w:p>
+    <w:p>
+      <w:pPr>
+        <w:pStyle w:val="paragraph"/>
+        <w:spacing w:before="0" w:beforeAutospacing="0" w:after="0" w:afterAutospacing="0"/>
+        <w:textAlignment w:val="baseline"/>
+        <w:rPr>
+          <w:rFonts w:ascii="Calibri" w:eastAsia="Calibri" w:hAnsi="Calibri" w:cs="Calibri"/>
+          <w:b/>
+          <w:bCs/>
+          <w:color w:val="404040" w:themeColor="text1" w:themeTint="BF"/>
+        </w:rPr>
+      </w:pPr>
+    </w:p>
+    <w:p>
+      <w:pPr>
+        <w:pStyle w:val="paragraph"/>
+        <w:spacing w:before="0" w:beforeAutospacing="0" w:after="0" w:afterAutospacing="0"/>
+        <w:textAlignment w:val="baseline"/>
+        <w:rPr>
+          <w:rFonts w:ascii="Calibri" w:eastAsia="Calibri" w:hAnsi="Calibri" w:cs="Calibri"/>
           <w:b/>
           <w:bCs/>
           <w:color w:val="404040" w:themeColor="text1" w:themeTint="BF"/>
@@ -7448,15 +7807,16 @@
         <w:spacing w:before="0" w:beforeAutospacing="0" w:after="0" w:afterAutospacing="0"/>
         <w:textAlignment w:val="baseline"/>
         <w:rPr>
-          <w:rFonts w:ascii="Calibri" w:hAnsi="Calibri" w:eastAsia="Calibri" w:cs="Calibri"/>
-          <w:color w:val="404040" w:themeColor="text1" w:themeTint="BF"/>
-        </w:rPr>
-      </w:pPr>
-      <w:r>
-        <w:rPr>
-          <w:rFonts w:ascii="Calibri" w:hAnsi="Calibri" w:eastAsia="Calibri" w:cs="Calibri"/>
-          <w:color w:val="404040" w:themeColor="text1" w:themeTint="BF"/>
-        </w:rPr>
+          <w:rFonts w:ascii="Calibri" w:eastAsia="Calibri" w:hAnsi="Calibri" w:cs="Calibri"/>
+          <w:color w:val="404040" w:themeColor="text1" w:themeTint="BF"/>
+        </w:rPr>
+      </w:pPr>
+      <w:r>
+        <w:rPr>
+          <w:rFonts w:ascii="Calibri" w:eastAsia="Calibri" w:hAnsi="Calibri" w:cs="Calibri"/>
+          <w:color w:val="404040" w:themeColor="text1" w:themeTint="BF"/>
+        </w:rPr>
+        <w:lastRenderedPageBreak/>
         <w:t>Select Ubuntu 24.04 image, VM size</w:t>
       </w:r>
     </w:p>
@@ -7467,7 +7827,7 @@
         <w:ind w:left="720"/>
         <w:textAlignment w:val="baseline"/>
         <w:rPr>
-          <w:rFonts w:ascii="Calibri" w:hAnsi="Calibri" w:eastAsia="Calibri" w:cs="Calibri"/>
+          <w:rFonts w:ascii="Calibri" w:eastAsia="Calibri" w:hAnsi="Calibri" w:cs="Calibri"/>
           <w:color w:val="404040" w:themeColor="text1" w:themeTint="BF"/>
         </w:rPr>
       </w:pPr>
@@ -7479,7 +7839,7 @@
         <w:ind w:left="720"/>
         <w:textAlignment w:val="baseline"/>
         <w:rPr>
-          <w:rFonts w:ascii="Calibri" w:hAnsi="Calibri" w:eastAsia="Calibri" w:cs="Calibri"/>
+          <w:rFonts w:ascii="Calibri" w:eastAsia="Calibri" w:hAnsi="Calibri" w:cs="Calibri"/>
           <w:color w:val="404040" w:themeColor="text1" w:themeTint="BF"/>
         </w:rPr>
       </w:pPr>
@@ -7539,7 +7899,7 @@
         <w:ind w:left="720"/>
         <w:textAlignment w:val="baseline"/>
         <w:rPr>
-          <w:rFonts w:ascii="Calibri" w:hAnsi="Calibri" w:eastAsia="Calibri" w:cs="Calibri"/>
+          <w:rFonts w:ascii="Calibri" w:eastAsia="Calibri" w:hAnsi="Calibri" w:cs="Calibri"/>
           <w:color w:val="404040" w:themeColor="text1" w:themeTint="BF"/>
         </w:rPr>
       </w:pPr>
@@ -7555,27 +7915,27 @@
         <w:ind w:left="709" w:hanging="502"/>
         <w:textAlignment w:val="baseline"/>
         <w:rPr>
-          <w:rFonts w:ascii="Calibri" w:hAnsi="Calibri" w:eastAsia="Calibri" w:cs="Calibri"/>
-          <w:color w:val="404040" w:themeColor="text1" w:themeTint="BF"/>
-        </w:rPr>
-      </w:pPr>
-      <w:r>
-        <w:rPr>
-          <w:rFonts w:ascii="Calibri" w:hAnsi="Calibri" w:eastAsia="Calibri" w:cs="Calibri"/>
+          <w:rFonts w:ascii="Calibri" w:eastAsia="Calibri" w:hAnsi="Calibri" w:cs="Calibri"/>
+          <w:color w:val="404040" w:themeColor="text1" w:themeTint="BF"/>
+        </w:rPr>
+      </w:pPr>
+      <w:r>
+        <w:rPr>
+          <w:rFonts w:ascii="Calibri" w:eastAsia="Calibri" w:hAnsi="Calibri" w:cs="Calibri"/>
           <w:color w:val="404040" w:themeColor="text1" w:themeTint="BF"/>
         </w:rPr>
         <w:t xml:space="preserve">For authentication provide username and password which we will be using with Anisble to </w:t>
       </w:r>
       <w:r>
         <w:rPr>
-          <w:rFonts w:ascii="Calibri" w:hAnsi="Calibri" w:eastAsia="Calibri" w:cs="Calibri"/>
+          <w:rFonts w:ascii="Calibri" w:eastAsia="Calibri" w:hAnsi="Calibri" w:cs="Calibri"/>
           <w:color w:val="404040" w:themeColor="text1" w:themeTint="BF"/>
         </w:rPr>
         <w:t xml:space="preserve">  </w:t>
       </w:r>
       <w:r>
         <w:rPr>
-          <w:rFonts w:ascii="Calibri" w:hAnsi="Calibri" w:eastAsia="Calibri" w:cs="Calibri"/>
+          <w:rFonts w:ascii="Calibri" w:eastAsia="Calibri" w:hAnsi="Calibri" w:cs="Calibri"/>
           <w:color w:val="404040" w:themeColor="text1" w:themeTint="BF"/>
         </w:rPr>
         <w:t>authenticate</w:t>
@@ -7600,7 +7960,7 @@
         <w:ind w:left="720"/>
         <w:textAlignment w:val="baseline"/>
         <w:rPr>
-          <w:rFonts w:ascii="Calibri" w:hAnsi="Calibri" w:eastAsia="Calibri" w:cs="Calibri"/>
+          <w:rFonts w:ascii="Calibri" w:eastAsia="Calibri" w:hAnsi="Calibri" w:cs="Calibri"/>
           <w:b/>
           <w:bCs/>
           <w:color w:val="404040" w:themeColor="text1" w:themeTint="BF"/>
@@ -7685,7 +8045,7 @@
         <w:ind w:left="720"/>
         <w:textAlignment w:val="baseline"/>
         <w:rPr>
-          <w:rFonts w:ascii="Calibri" w:hAnsi="Calibri" w:eastAsia="Calibri" w:cs="Calibri"/>
+          <w:rFonts w:ascii="Calibri" w:eastAsia="Calibri" w:hAnsi="Calibri" w:cs="Calibri"/>
           <w:b/>
           <w:bCs/>
           <w:color w:val="404040" w:themeColor="text1" w:themeTint="BF"/>
@@ -7703,41 +8063,57 @@
         <w:ind w:left="709" w:hanging="502"/>
         <w:textAlignment w:val="baseline"/>
         <w:rPr>
-          <w:rFonts w:ascii="Calibri" w:hAnsi="Calibri" w:eastAsia="Calibri" w:cs="Calibri"/>
-          <w:color w:val="404040" w:themeColor="text1" w:themeTint="BF"/>
-        </w:rPr>
-      </w:pPr>
-      <w:r>
-        <w:rPr>
-          <w:rFonts w:ascii="Calibri" w:hAnsi="Calibri" w:eastAsia="Calibri" w:cs="Calibri"/>
+          <w:rFonts w:ascii="Calibri" w:eastAsia="Calibri" w:hAnsi="Calibri" w:cs="Calibri"/>
+          <w:color w:val="404040" w:themeColor="text1" w:themeTint="BF"/>
+        </w:rPr>
+      </w:pPr>
+      <w:r>
+        <w:rPr>
+          <w:rFonts w:ascii="Calibri" w:eastAsia="Calibri" w:hAnsi="Calibri" w:cs="Calibri"/>
           <w:color w:val="404040" w:themeColor="text1" w:themeTint="BF"/>
         </w:rPr>
         <w:t>C</w:t>
       </w:r>
       <w:r>
         <w:rPr>
-          <w:rFonts w:ascii="Calibri" w:hAnsi="Calibri" w:eastAsia="Calibri" w:cs="Calibri"/>
-          <w:color w:val="404040" w:themeColor="text1" w:themeTint="BF"/>
-        </w:rPr>
-        <w:t xml:space="preserve">lick on Review and create to launch VM. Once VM is launched we </w:t>
-      </w:r>
-      <w:r>
-        <w:rPr>
-          <w:rFonts w:ascii="Calibri" w:hAnsi="Calibri" w:eastAsia="Calibri" w:cs="Calibri"/>
+          <w:rFonts w:ascii="Calibri" w:eastAsia="Calibri" w:hAnsi="Calibri" w:cs="Calibri"/>
+          <w:color w:val="404040" w:themeColor="text1" w:themeTint="BF"/>
+        </w:rPr>
+        <w:t xml:space="preserve">lick on Review and </w:t>
+      </w:r>
+      <w:proofErr w:type="gramStart"/>
+      <w:r>
+        <w:rPr>
+          <w:rFonts w:ascii="Calibri" w:eastAsia="Calibri" w:hAnsi="Calibri" w:cs="Calibri"/>
+          <w:color w:val="404040" w:themeColor="text1" w:themeTint="BF"/>
+        </w:rPr>
+        <w:t>create to launch</w:t>
+      </w:r>
+      <w:proofErr w:type="gramEnd"/>
+      <w:r>
+        <w:rPr>
+          <w:rFonts w:ascii="Calibri" w:eastAsia="Calibri" w:hAnsi="Calibri" w:cs="Calibri"/>
+          <w:color w:val="404040" w:themeColor="text1" w:themeTint="BF"/>
+        </w:rPr>
+        <w:t xml:space="preserve"> VM. Once VM is launched we </w:t>
+      </w:r>
+      <w:r>
+        <w:rPr>
+          <w:rFonts w:ascii="Calibri" w:eastAsia="Calibri" w:hAnsi="Calibri" w:cs="Calibri"/>
           <w:color w:val="404040" w:themeColor="text1" w:themeTint="BF"/>
         </w:rPr>
         <w:t>must</w:t>
       </w:r>
       <w:r>
         <w:rPr>
-          <w:rFonts w:ascii="Calibri" w:hAnsi="Calibri" w:eastAsia="Calibri" w:cs="Calibri"/>
+          <w:rFonts w:ascii="Calibri" w:eastAsia="Calibri" w:hAnsi="Calibri" w:cs="Calibri"/>
           <w:color w:val="404040" w:themeColor="text1" w:themeTint="BF"/>
         </w:rPr>
         <w:t xml:space="preserve"> open </w:t>
       </w:r>
       <w:r>
         <w:rPr>
-          <w:rFonts w:ascii="Calibri" w:hAnsi="Calibri" w:eastAsia="Calibri" w:cs="Calibri"/>
+          <w:rFonts w:ascii="Calibri" w:eastAsia="Calibri" w:hAnsi="Calibri" w:cs="Calibri"/>
           <w:b/>
           <w:bCs/>
           <w:color w:val="404040" w:themeColor="text1" w:themeTint="BF"/>
@@ -7746,21 +8122,21 @@
       </w:r>
       <w:r>
         <w:rPr>
-          <w:rFonts w:ascii="Calibri" w:hAnsi="Calibri" w:eastAsia="Calibri" w:cs="Calibri"/>
+          <w:rFonts w:ascii="Calibri" w:eastAsia="Calibri" w:hAnsi="Calibri" w:cs="Calibri"/>
           <w:color w:val="404040" w:themeColor="text1" w:themeTint="BF"/>
         </w:rPr>
         <w:t xml:space="preserve"> </w:t>
       </w:r>
       <w:r>
         <w:rPr>
-          <w:rFonts w:ascii="Calibri" w:hAnsi="Calibri" w:eastAsia="Calibri" w:cs="Calibri"/>
+          <w:rFonts w:ascii="Calibri" w:eastAsia="Calibri" w:hAnsi="Calibri" w:cs="Calibri"/>
           <w:color w:val="404040" w:themeColor="text1" w:themeTint="BF"/>
         </w:rPr>
         <w:t>ports</w:t>
       </w:r>
       <w:r>
         <w:rPr>
-          <w:rFonts w:ascii="Calibri" w:hAnsi="Calibri" w:eastAsia="Calibri" w:cs="Calibri"/>
+          <w:rFonts w:ascii="Calibri" w:eastAsia="Calibri" w:hAnsi="Calibri" w:cs="Calibri"/>
           <w:color w:val="404040" w:themeColor="text1" w:themeTint="BF"/>
         </w:rPr>
         <w:t xml:space="preserve"> from firewall rules to access application</w:t>
@@ -7773,7 +8149,7 @@
         <w:ind w:left="720"/>
         <w:textAlignment w:val="baseline"/>
         <w:rPr>
-          <w:rFonts w:ascii="Calibri" w:hAnsi="Calibri" w:eastAsia="Calibri" w:cs="Calibri"/>
+          <w:rFonts w:ascii="Calibri" w:eastAsia="Calibri" w:hAnsi="Calibri" w:cs="Calibri"/>
           <w:b/>
           <w:bCs/>
           <w:color w:val="404040" w:themeColor="text1" w:themeTint="BF"/>
@@ -7787,7 +8163,7 @@
         <w:ind w:left="720"/>
         <w:textAlignment w:val="baseline"/>
         <w:rPr>
-          <w:rFonts w:ascii="Calibri" w:hAnsi="Calibri" w:eastAsia="Calibri" w:cs="Calibri"/>
+          <w:rFonts w:ascii="Calibri" w:eastAsia="Calibri" w:hAnsi="Calibri" w:cs="Calibri"/>
           <w:b/>
           <w:bCs/>
           <w:color w:val="404040" w:themeColor="text1" w:themeTint="BF"/>
@@ -7876,15 +8252,16 @@
         <w:ind w:left="709" w:hanging="502"/>
         <w:textAlignment w:val="baseline"/>
         <w:rPr>
-          <w:rFonts w:ascii="Calibri" w:hAnsi="Calibri" w:eastAsia="Calibri" w:cs="Calibri"/>
-          <w:color w:val="404040" w:themeColor="text1" w:themeTint="BF"/>
-        </w:rPr>
-      </w:pPr>
-      <w:r>
-        <w:rPr>
-          <w:rFonts w:ascii="Calibri" w:hAnsi="Calibri" w:eastAsia="Calibri" w:cs="Calibri"/>
-          <w:color w:val="404040" w:themeColor="text1" w:themeTint="BF"/>
-        </w:rPr>
+          <w:rFonts w:ascii="Calibri" w:eastAsia="Calibri" w:hAnsi="Calibri" w:cs="Calibri"/>
+          <w:color w:val="404040" w:themeColor="text1" w:themeTint="BF"/>
+        </w:rPr>
+      </w:pPr>
+      <w:r>
+        <w:rPr>
+          <w:rFonts w:ascii="Calibri" w:eastAsia="Calibri" w:hAnsi="Calibri" w:cs="Calibri"/>
+          <w:color w:val="404040" w:themeColor="text1" w:themeTint="BF"/>
+        </w:rPr>
+        <w:lastRenderedPageBreak/>
         <w:t>Navigate to Virtual Machine service, select desired VM and modify networking configuration as per below screenshot</w:t>
       </w:r>
     </w:p>
@@ -7895,7 +8272,7 @@
         <w:ind w:left="709"/>
         <w:textAlignment w:val="baseline"/>
         <w:rPr>
-          <w:rFonts w:ascii="Calibri" w:hAnsi="Calibri" w:eastAsia="Calibri" w:cs="Calibri"/>
+          <w:rFonts w:ascii="Calibri" w:eastAsia="Calibri" w:hAnsi="Calibri" w:cs="Calibri"/>
           <w:color w:val="404040" w:themeColor="text1" w:themeTint="BF"/>
         </w:rPr>
       </w:pPr>
@@ -7907,7 +8284,7 @@
         <w:ind w:left="709"/>
         <w:textAlignment w:val="baseline"/>
         <w:rPr>
-          <w:rFonts w:ascii="Calibri" w:hAnsi="Calibri" w:eastAsia="Calibri" w:cs="Calibri"/>
+          <w:rFonts w:ascii="Calibri" w:eastAsia="Calibri" w:hAnsi="Calibri" w:cs="Calibri"/>
           <w:color w:val="404040" w:themeColor="text1" w:themeTint="BF"/>
         </w:rPr>
       </w:pPr>
@@ -7990,7 +8367,7 @@
         <w:ind w:left="709"/>
         <w:textAlignment w:val="baseline"/>
         <w:rPr>
-          <w:rFonts w:ascii="Calibri" w:hAnsi="Calibri" w:eastAsia="Calibri" w:cs="Calibri"/>
+          <w:rFonts w:ascii="Calibri" w:eastAsia="Calibri" w:hAnsi="Calibri" w:cs="Calibri"/>
           <w:color w:val="404040" w:themeColor="text1" w:themeTint="BF"/>
         </w:rPr>
       </w:pPr>
@@ -8006,34 +8383,34 @@
         <w:ind w:left="709" w:hanging="502"/>
         <w:textAlignment w:val="baseline"/>
         <w:rPr>
-          <w:rFonts w:ascii="Calibri" w:hAnsi="Calibri" w:eastAsia="Calibri" w:cs="Calibri"/>
-          <w:color w:val="404040" w:themeColor="text1" w:themeTint="BF"/>
-        </w:rPr>
-      </w:pPr>
-      <w:r>
-        <w:rPr>
-          <w:rFonts w:ascii="Calibri" w:hAnsi="Calibri" w:eastAsia="Calibri" w:cs="Calibri"/>
+          <w:rFonts w:ascii="Calibri" w:eastAsia="Calibri" w:hAnsi="Calibri" w:cs="Calibri"/>
+          <w:color w:val="404040" w:themeColor="text1" w:themeTint="BF"/>
+        </w:rPr>
+      </w:pPr>
+      <w:r>
+        <w:rPr>
+          <w:rFonts w:ascii="Calibri" w:eastAsia="Calibri" w:hAnsi="Calibri" w:cs="Calibri"/>
           <w:color w:val="404040" w:themeColor="text1" w:themeTint="BF"/>
         </w:rPr>
         <w:t xml:space="preserve">Create inbound port rule for 8989 as </w:t>
       </w:r>
       <w:r>
         <w:rPr>
-          <w:rFonts w:ascii="Calibri" w:hAnsi="Calibri" w:eastAsia="Calibri" w:cs="Calibri"/>
+          <w:rFonts w:ascii="Calibri" w:eastAsia="Calibri" w:hAnsi="Calibri" w:cs="Calibri"/>
           <w:color w:val="404040" w:themeColor="text1" w:themeTint="BF"/>
         </w:rPr>
         <w:t xml:space="preserve">shown in the </w:t>
       </w:r>
       <w:r>
         <w:rPr>
-          <w:rFonts w:ascii="Calibri" w:hAnsi="Calibri" w:eastAsia="Calibri" w:cs="Calibri"/>
+          <w:rFonts w:ascii="Calibri" w:eastAsia="Calibri" w:hAnsi="Calibri" w:cs="Calibri"/>
           <w:color w:val="404040" w:themeColor="text1" w:themeTint="BF"/>
         </w:rPr>
         <w:t>screenshot</w:t>
       </w:r>
       <w:r>
         <w:rPr>
-          <w:rFonts w:ascii="Calibri" w:hAnsi="Calibri" w:eastAsia="Calibri" w:cs="Calibri"/>
+          <w:rFonts w:ascii="Calibri" w:eastAsia="Calibri" w:hAnsi="Calibri" w:cs="Calibri"/>
           <w:color w:val="404040" w:themeColor="text1" w:themeTint="BF"/>
         </w:rPr>
         <w:t xml:space="preserve"> below:</w:t>
@@ -8046,7 +8423,7 @@
         <w:ind w:left="709"/>
         <w:textAlignment w:val="baseline"/>
         <w:rPr>
-          <w:rFonts w:ascii="Calibri" w:hAnsi="Calibri" w:eastAsia="Calibri" w:cs="Calibri"/>
+          <w:rFonts w:ascii="Calibri" w:eastAsia="Calibri" w:hAnsi="Calibri" w:cs="Calibri"/>
           <w:color w:val="404040" w:themeColor="text1" w:themeTint="BF"/>
         </w:rPr>
       </w:pPr>
@@ -8058,7 +8435,7 @@
         <w:ind w:left="709"/>
         <w:textAlignment w:val="baseline"/>
         <w:rPr>
-          <w:rFonts w:ascii="Calibri" w:hAnsi="Calibri" w:eastAsia="Calibri" w:cs="Calibri"/>
+          <w:rFonts w:ascii="Calibri" w:eastAsia="Calibri" w:hAnsi="Calibri" w:cs="Calibri"/>
           <w:color w:val="404040" w:themeColor="text1" w:themeTint="BF"/>
         </w:rPr>
       </w:pPr>
@@ -8122,7 +8499,7 @@
         <w:ind w:left="709"/>
         <w:textAlignment w:val="baseline"/>
         <w:rPr>
-          <w:rFonts w:ascii="Calibri" w:hAnsi="Calibri" w:eastAsia="Calibri" w:cs="Calibri"/>
+          <w:rFonts w:ascii="Calibri" w:eastAsia="Calibri" w:hAnsi="Calibri" w:cs="Calibri"/>
           <w:color w:val="404040" w:themeColor="text1" w:themeTint="BF"/>
         </w:rPr>
       </w:pPr>
@@ -8134,7 +8511,7 @@
         <w:ind w:left="720"/>
         <w:textAlignment w:val="baseline"/>
         <w:rPr>
-          <w:rFonts w:ascii="Calibri" w:hAnsi="Calibri" w:eastAsia="Calibri" w:cs="Calibri"/>
+          <w:rFonts w:ascii="Calibri" w:eastAsia="Calibri" w:hAnsi="Calibri" w:cs="Calibri"/>
           <w:b/>
           <w:bCs/>
           <w:color w:val="404040" w:themeColor="text1" w:themeTint="BF"/>
@@ -8148,7 +8525,7 @@
         <w:ind w:left="720"/>
         <w:textAlignment w:val="baseline"/>
         <w:rPr>
-          <w:rFonts w:ascii="Calibri" w:hAnsi="Calibri" w:eastAsia="Calibri" w:cs="Calibri"/>
+          <w:rFonts w:ascii="Calibri" w:eastAsia="Calibri" w:hAnsi="Calibri" w:cs="Calibri"/>
           <w:b/>
           <w:bCs/>
           <w:color w:val="404040" w:themeColor="text1" w:themeTint="BF"/>
@@ -8162,7 +8539,7 @@
         <w:ind w:left="720"/>
         <w:textAlignment w:val="baseline"/>
         <w:rPr>
-          <w:rFonts w:ascii="Calibri" w:hAnsi="Calibri" w:eastAsia="Calibri" w:cs="Calibri"/>
+          <w:rFonts w:ascii="Calibri" w:eastAsia="Calibri" w:hAnsi="Calibri" w:cs="Calibri"/>
           <w:b/>
           <w:bCs/>
           <w:color w:val="404040" w:themeColor="text1" w:themeTint="BF"/>
@@ -8176,7 +8553,7 @@
         <w:spacing w:line="240" w:lineRule="auto"/>
         <w:ind w:left="0"/>
         <w:rPr>
-          <w:rFonts w:ascii="Calibri" w:hAnsi="Calibri" w:eastAsia="Calibri" w:cs="Calibri"/>
+          <w:rFonts w:ascii="Calibri" w:eastAsia="Calibri" w:hAnsi="Calibri" w:cs="Calibri"/>
           <w:b/>
           <w:bCs/>
           <w:color w:val="404040" w:themeColor="text1" w:themeTint="BF"/>
@@ -8186,18 +8563,19 @@
       </w:pPr>
       <w:r>
         <w:rPr>
-          <w:rFonts w:ascii="Calibri" w:hAnsi="Calibri" w:eastAsia="Calibri" w:cs="Calibri"/>
+          <w:rFonts w:ascii="Calibri" w:eastAsia="Calibri" w:hAnsi="Calibri" w:cs="Calibri"/>
           <w:b/>
           <w:bCs/>
           <w:color w:val="404040" w:themeColor="text1" w:themeTint="BF"/>
           <w:sz w:val="28"/>
           <w:szCs w:val="28"/>
         </w:rPr>
+        <w:lastRenderedPageBreak/>
         <w:t xml:space="preserve">Step </w:t>
       </w:r>
       <w:r>
         <w:rPr>
-          <w:rFonts w:ascii="Calibri" w:hAnsi="Calibri" w:eastAsia="Calibri" w:cs="Calibri"/>
+          <w:rFonts w:ascii="Calibri" w:eastAsia="Calibri" w:hAnsi="Calibri" w:cs="Calibri"/>
           <w:b/>
           <w:bCs/>
           <w:color w:val="404040" w:themeColor="text1" w:themeTint="BF"/>
@@ -8208,7 +8586,7 @@
       </w:r>
       <w:r>
         <w:rPr>
-          <w:rFonts w:ascii="Calibri" w:hAnsi="Calibri" w:eastAsia="Calibri" w:cs="Calibri"/>
+          <w:rFonts w:ascii="Calibri" w:eastAsia="Calibri" w:hAnsi="Calibri" w:cs="Calibri"/>
           <w:b/>
           <w:bCs/>
           <w:color w:val="404040" w:themeColor="text1" w:themeTint="BF"/>
@@ -8219,7 +8597,7 @@
       </w:r>
       <w:r>
         <w:rPr>
-          <w:rFonts w:ascii="Calibri" w:hAnsi="Calibri" w:eastAsia="Calibri" w:cs="Calibri"/>
+          <w:rFonts w:ascii="Calibri" w:eastAsia="Calibri" w:hAnsi="Calibri" w:cs="Calibri"/>
           <w:b/>
           <w:bCs/>
           <w:color w:val="404040" w:themeColor="text1" w:themeTint="BF"/>
@@ -8247,26 +8625,26 @@
       <w:pPr>
         <w:pStyle w:val="ListParagraph"/>
         <w:pBdr>
-          <w:top w:val="single" w:color="auto" w:sz="4" w:space="1"/>
-          <w:left w:val="single" w:color="auto" w:sz="4" w:space="4"/>
-          <w:bottom w:val="single" w:color="auto" w:sz="4" w:space="1"/>
-          <w:right w:val="single" w:color="auto" w:sz="4" w:space="4"/>
-          <w:between w:val="single" w:color="auto" w:sz="4" w:space="1"/>
-          <w:bar w:val="single" w:color="auto" w:sz="4"/>
+          <w:top w:val="single" w:sz="4" w:space="1" w:color="auto"/>
+          <w:left w:val="single" w:sz="4" w:space="4" w:color="auto"/>
+          <w:bottom w:val="single" w:sz="4" w:space="1" w:color="auto"/>
+          <w:right w:val="single" w:sz="4" w:space="4" w:color="auto"/>
+          <w:between w:val="single" w:sz="4" w:space="1" w:color="auto"/>
+          <w:bar w:val="single" w:sz="4" w:color="auto"/>
         </w:pBdr>
         <w:suppressAutoHyphens w:val="0"/>
         <w:spacing w:line="240" w:lineRule="auto"/>
         <w:ind w:left="709"/>
         <w:rPr>
-          <w:rFonts w:ascii="Calibri" w:hAnsi="Calibri" w:eastAsia="Calibri" w:cs="Calibri"/>
-          <w:color w:val="404040" w:themeColor="text1" w:themeTint="BF"/>
-          <w:sz w:val="24"/>
-          <w:szCs w:val="24"/>
-        </w:rPr>
-      </w:pPr>
-      <w:r>
-        <w:rPr>
-          <w:rFonts w:ascii="Calibri" w:hAnsi="Calibri" w:eastAsia="Calibri" w:cs="Calibri"/>
+          <w:rFonts w:ascii="Calibri" w:eastAsia="Calibri" w:hAnsi="Calibri" w:cs="Calibri"/>
+          <w:color w:val="404040" w:themeColor="text1" w:themeTint="BF"/>
+          <w:sz w:val="24"/>
+          <w:szCs w:val="24"/>
+        </w:rPr>
+      </w:pPr>
+      <w:r>
+        <w:rPr>
+          <w:rFonts w:ascii="Calibri" w:eastAsia="Calibri" w:hAnsi="Calibri" w:cs="Calibri"/>
           <w:b/>
           <w:bCs/>
           <w:color w:val="404040" w:themeColor="text1" w:themeTint="BF"/>
@@ -8277,7 +8655,7 @@
       </w:r>
       <w:r>
         <w:rPr>
-          <w:rFonts w:ascii="Calibri" w:hAnsi="Calibri" w:eastAsia="Calibri" w:cs="Calibri"/>
+          <w:rFonts w:ascii="Calibri" w:eastAsia="Calibri" w:hAnsi="Calibri" w:cs="Calibri"/>
           <w:color w:val="404040" w:themeColor="text1" w:themeTint="BF"/>
           <w:sz w:val="24"/>
           <w:szCs w:val="24"/>
@@ -8286,16 +8664,36 @@
       </w:r>
       <w:r>
         <w:rPr>
-          <w:rFonts w:ascii="Calibri" w:hAnsi="Calibri" w:eastAsia="Calibri" w:cs="Calibri"/>
-          <w:color w:val="404040" w:themeColor="text1" w:themeTint="BF"/>
-          <w:sz w:val="24"/>
-          <w:szCs w:val="24"/>
-        </w:rPr>
-        <w:t xml:space="preserve">Once both AWS and Azure VM is launched, proceed with </w:t>
-      </w:r>
-      <w:r>
-        <w:rPr>
-          <w:rFonts w:ascii="Calibri" w:hAnsi="Calibri" w:eastAsia="Calibri" w:cs="Calibri"/>
+          <w:rFonts w:ascii="Calibri" w:eastAsia="Calibri" w:hAnsi="Calibri" w:cs="Calibri"/>
+          <w:color w:val="404040" w:themeColor="text1" w:themeTint="BF"/>
+          <w:sz w:val="24"/>
+          <w:szCs w:val="24"/>
+        </w:rPr>
+        <w:t xml:space="preserve">Once both AWS and Azure VM </w:t>
+      </w:r>
+      <w:proofErr w:type="gramStart"/>
+      <w:r>
+        <w:rPr>
+          <w:rFonts w:ascii="Calibri" w:eastAsia="Calibri" w:hAnsi="Calibri" w:cs="Calibri"/>
+          <w:color w:val="404040" w:themeColor="text1" w:themeTint="BF"/>
+          <w:sz w:val="24"/>
+          <w:szCs w:val="24"/>
+        </w:rPr>
+        <w:t>is</w:t>
+      </w:r>
+      <w:proofErr w:type="gramEnd"/>
+      <w:r>
+        <w:rPr>
+          <w:rFonts w:ascii="Calibri" w:eastAsia="Calibri" w:hAnsi="Calibri" w:cs="Calibri"/>
+          <w:color w:val="404040" w:themeColor="text1" w:themeTint="BF"/>
+          <w:sz w:val="24"/>
+          <w:szCs w:val="24"/>
+        </w:rPr>
+        <w:t xml:space="preserve"> launched, proceed with </w:t>
+      </w:r>
+      <w:r>
+        <w:rPr>
+          <w:rFonts w:ascii="Calibri" w:eastAsia="Calibri" w:hAnsi="Calibri" w:cs="Calibri"/>
           <w:color w:val="404040" w:themeColor="text1" w:themeTint="BF"/>
           <w:sz w:val="24"/>
           <w:szCs w:val="24"/>
@@ -8327,29 +8725,31 @@
         <w:spacing w:before="0" w:beforeAutospacing="0" w:after="0" w:afterAutospacing="0"/>
         <w:textAlignment w:val="baseline"/>
         <w:rPr>
-          <w:rFonts w:ascii="Calibri" w:hAnsi="Calibri" w:eastAsia="Calibri" w:cs="Calibri"/>
-          <w:color w:val="404040" w:themeColor="text1" w:themeTint="BF"/>
-        </w:rPr>
-      </w:pPr>
-      <w:r>
-        <w:rPr>
-          <w:rFonts w:ascii="Calibri" w:hAnsi="Calibri" w:eastAsia="Calibri" w:cs="Calibri"/>
+          <w:rFonts w:ascii="Calibri" w:eastAsia="Calibri" w:hAnsi="Calibri" w:cs="Calibri"/>
+          <w:color w:val="404040" w:themeColor="text1" w:themeTint="BF"/>
+        </w:rPr>
+      </w:pPr>
+      <w:r>
+        <w:rPr>
+          <w:rFonts w:ascii="Calibri" w:eastAsia="Calibri" w:hAnsi="Calibri" w:cs="Calibri"/>
           <w:color w:val="404040" w:themeColor="text1" w:themeTint="BF"/>
         </w:rPr>
         <w:t xml:space="preserve">Create </w:t>
       </w:r>
-      <w:r>
-        <w:rPr>
-          <w:rFonts w:ascii="Calibri" w:hAnsi="Calibri" w:eastAsia="Calibri" w:cs="Calibri"/>
+      <w:proofErr w:type="gramStart"/>
+      <w:r>
+        <w:rPr>
+          <w:rFonts w:ascii="Calibri" w:eastAsia="Calibri" w:hAnsi="Calibri" w:cs="Calibri"/>
           <w:b/>
           <w:bCs/>
           <w:color w:val="404040" w:themeColor="text1" w:themeTint="BF"/>
         </w:rPr>
         <w:t>inventory.yaml</w:t>
       </w:r>
-      <w:r>
-        <w:rPr>
-          <w:rFonts w:ascii="Calibri" w:hAnsi="Calibri" w:eastAsia="Calibri" w:cs="Calibri"/>
+      <w:proofErr w:type="gramEnd"/>
+      <w:r>
+        <w:rPr>
+          <w:rFonts w:ascii="Calibri" w:eastAsia="Calibri" w:hAnsi="Calibri" w:cs="Calibri"/>
           <w:color w:val="404040" w:themeColor="text1" w:themeTint="BF"/>
         </w:rPr>
         <w:t xml:space="preserve"> in GitHub repository with below content</w:t>
@@ -8362,7 +8762,7 @@
         <w:ind w:left="720"/>
         <w:textAlignment w:val="baseline"/>
         <w:rPr>
-          <w:rFonts w:ascii="Calibri" w:hAnsi="Calibri" w:eastAsia="Calibri" w:cs="Calibri"/>
+          <w:rFonts w:ascii="Calibri" w:eastAsia="Calibri" w:hAnsi="Calibri" w:cs="Calibri"/>
           <w:color w:val="404040" w:themeColor="text1" w:themeTint="BF"/>
         </w:rPr>
       </w:pPr>
@@ -8374,20 +8774,40 @@
         <w:ind w:left="720"/>
         <w:textAlignment w:val="baseline"/>
         <w:rPr>
-          <w:rFonts w:ascii="Calibri" w:hAnsi="Calibri" w:eastAsia="Calibri" w:cs="Calibri"/>
-          <w:b/>
-          <w:bCs/>
-          <w:color w:val="404040" w:themeColor="text1" w:themeTint="BF"/>
-        </w:rPr>
-      </w:pPr>
-      <w:r>
-        <w:rPr>
-          <w:rFonts w:ascii="Calibri" w:hAnsi="Calibri" w:eastAsia="Calibri" w:cs="Calibri"/>
-          <w:b/>
-          <w:bCs/>
-          <w:color w:val="404040" w:themeColor="text1" w:themeTint="BF"/>
-        </w:rPr>
-        <w:t>[all:children]</w:t>
+          <w:rFonts w:ascii="Calibri" w:eastAsia="Calibri" w:hAnsi="Calibri" w:cs="Calibri"/>
+          <w:b/>
+          <w:bCs/>
+          <w:color w:val="404040" w:themeColor="text1" w:themeTint="BF"/>
+        </w:rPr>
+      </w:pPr>
+      <w:r>
+        <w:rPr>
+          <w:rFonts w:ascii="Calibri" w:eastAsia="Calibri" w:hAnsi="Calibri" w:cs="Calibri"/>
+          <w:b/>
+          <w:bCs/>
+          <w:color w:val="404040" w:themeColor="text1" w:themeTint="BF"/>
+        </w:rPr>
+        <w:t>[</w:t>
+      </w:r>
+      <w:proofErr w:type="gramStart"/>
+      <w:r>
+        <w:rPr>
+          <w:rFonts w:ascii="Calibri" w:eastAsia="Calibri" w:hAnsi="Calibri" w:cs="Calibri"/>
+          <w:b/>
+          <w:bCs/>
+          <w:color w:val="404040" w:themeColor="text1" w:themeTint="BF"/>
+        </w:rPr>
+        <w:t>all:children</w:t>
+      </w:r>
+      <w:proofErr w:type="gramEnd"/>
+      <w:r>
+        <w:rPr>
+          <w:rFonts w:ascii="Calibri" w:eastAsia="Calibri" w:hAnsi="Calibri" w:cs="Calibri"/>
+          <w:b/>
+          <w:bCs/>
+          <w:color w:val="404040" w:themeColor="text1" w:themeTint="BF"/>
+        </w:rPr>
+        <w:t>]</w:t>
       </w:r>
     </w:p>
     <w:p>
@@ -8397,15 +8817,15 @@
         <w:ind w:left="720"/>
         <w:textAlignment w:val="baseline"/>
         <w:rPr>
-          <w:rFonts w:ascii="Calibri" w:hAnsi="Calibri" w:eastAsia="Calibri" w:cs="Calibri"/>
-          <w:b/>
-          <w:bCs/>
-          <w:color w:val="404040" w:themeColor="text1" w:themeTint="BF"/>
-        </w:rPr>
-      </w:pPr>
-      <w:r>
-        <w:rPr>
-          <w:rFonts w:ascii="Calibri" w:hAnsi="Calibri" w:eastAsia="Calibri" w:cs="Calibri"/>
+          <w:rFonts w:ascii="Calibri" w:eastAsia="Calibri" w:hAnsi="Calibri" w:cs="Calibri"/>
+          <w:b/>
+          <w:bCs/>
+          <w:color w:val="404040" w:themeColor="text1" w:themeTint="BF"/>
+        </w:rPr>
+      </w:pPr>
+      <w:r>
+        <w:rPr>
+          <w:rFonts w:ascii="Calibri" w:eastAsia="Calibri" w:hAnsi="Calibri" w:cs="Calibri"/>
           <w:b/>
           <w:bCs/>
           <w:color w:val="404040" w:themeColor="text1" w:themeTint="BF"/>
@@ -8420,15 +8840,15 @@
         <w:ind w:left="720"/>
         <w:textAlignment w:val="baseline"/>
         <w:rPr>
-          <w:rFonts w:ascii="Calibri" w:hAnsi="Calibri" w:eastAsia="Calibri" w:cs="Calibri"/>
-          <w:b/>
-          <w:bCs/>
-          <w:color w:val="404040" w:themeColor="text1" w:themeTint="BF"/>
-        </w:rPr>
-      </w:pPr>
-      <w:r>
-        <w:rPr>
-          <w:rFonts w:ascii="Calibri" w:hAnsi="Calibri" w:eastAsia="Calibri" w:cs="Calibri"/>
+          <w:rFonts w:ascii="Calibri" w:eastAsia="Calibri" w:hAnsi="Calibri" w:cs="Calibri"/>
+          <w:b/>
+          <w:bCs/>
+          <w:color w:val="404040" w:themeColor="text1" w:themeTint="BF"/>
+        </w:rPr>
+      </w:pPr>
+      <w:r>
+        <w:rPr>
+          <w:rFonts w:ascii="Calibri" w:eastAsia="Calibri" w:hAnsi="Calibri" w:cs="Calibri"/>
           <w:b/>
           <w:bCs/>
           <w:color w:val="404040" w:themeColor="text1" w:themeTint="BF"/>
@@ -8443,7 +8863,7 @@
         <w:ind w:left="720"/>
         <w:textAlignment w:val="baseline"/>
         <w:rPr>
-          <w:rFonts w:ascii="Calibri" w:hAnsi="Calibri" w:eastAsia="Calibri" w:cs="Calibri"/>
+          <w:rFonts w:ascii="Calibri" w:eastAsia="Calibri" w:hAnsi="Calibri" w:cs="Calibri"/>
           <w:b/>
           <w:bCs/>
           <w:color w:val="404040" w:themeColor="text1" w:themeTint="BF"/>
@@ -8457,15 +8877,15 @@
         <w:ind w:left="720"/>
         <w:textAlignment w:val="baseline"/>
         <w:rPr>
-          <w:rFonts w:ascii="Calibri" w:hAnsi="Calibri" w:eastAsia="Calibri" w:cs="Calibri"/>
-          <w:b/>
-          <w:bCs/>
-          <w:color w:val="404040" w:themeColor="text1" w:themeTint="BF"/>
-        </w:rPr>
-      </w:pPr>
-      <w:r>
-        <w:rPr>
-          <w:rFonts w:ascii="Calibri" w:hAnsi="Calibri" w:eastAsia="Calibri" w:cs="Calibri"/>
+          <w:rFonts w:ascii="Calibri" w:eastAsia="Calibri" w:hAnsi="Calibri" w:cs="Calibri"/>
+          <w:b/>
+          <w:bCs/>
+          <w:color w:val="404040" w:themeColor="text1" w:themeTint="BF"/>
+        </w:rPr>
+      </w:pPr>
+      <w:r>
+        <w:rPr>
+          <w:rFonts w:ascii="Calibri" w:eastAsia="Calibri" w:hAnsi="Calibri" w:cs="Calibri"/>
           <w:b/>
           <w:bCs/>
           <w:color w:val="404040" w:themeColor="text1" w:themeTint="BF"/>
@@ -8480,15 +8900,15 @@
         <w:ind w:left="720"/>
         <w:textAlignment w:val="baseline"/>
         <w:rPr>
-          <w:rFonts w:ascii="Calibri" w:hAnsi="Calibri" w:eastAsia="Calibri" w:cs="Calibri"/>
-          <w:b/>
-          <w:bCs/>
-          <w:color w:val="404040" w:themeColor="text1" w:themeTint="BF"/>
-        </w:rPr>
-      </w:pPr>
-      <w:r>
-        <w:rPr>
-          <w:rFonts w:ascii="Calibri" w:hAnsi="Calibri" w:eastAsia="Calibri" w:cs="Calibri"/>
+          <w:rFonts w:ascii="Calibri" w:eastAsia="Calibri" w:hAnsi="Calibri" w:cs="Calibri"/>
+          <w:b/>
+          <w:bCs/>
+          <w:color w:val="404040" w:themeColor="text1" w:themeTint="BF"/>
+        </w:rPr>
+      </w:pPr>
+      <w:r>
+        <w:rPr>
+          <w:rFonts w:ascii="Calibri" w:eastAsia="Calibri" w:hAnsi="Calibri" w:cs="Calibri"/>
           <w:b/>
           <w:bCs/>
           <w:color w:val="404040" w:themeColor="text1" w:themeTint="BF"/>
@@ -8503,7 +8923,7 @@
         <w:ind w:left="720"/>
         <w:textAlignment w:val="baseline"/>
         <w:rPr>
-          <w:rFonts w:ascii="Calibri" w:hAnsi="Calibri" w:eastAsia="Calibri" w:cs="Calibri"/>
+          <w:rFonts w:ascii="Calibri" w:eastAsia="Calibri" w:hAnsi="Calibri" w:cs="Calibri"/>
           <w:b/>
           <w:bCs/>
           <w:color w:val="404040" w:themeColor="text1" w:themeTint="BF"/>
@@ -8517,20 +8937,40 @@
         <w:ind w:left="720"/>
         <w:textAlignment w:val="baseline"/>
         <w:rPr>
-          <w:rFonts w:ascii="Calibri" w:hAnsi="Calibri" w:eastAsia="Calibri" w:cs="Calibri"/>
-          <w:b/>
-          <w:bCs/>
-          <w:color w:val="404040" w:themeColor="text1" w:themeTint="BF"/>
-        </w:rPr>
-      </w:pPr>
-      <w:r>
-        <w:rPr>
-          <w:rFonts w:ascii="Calibri" w:hAnsi="Calibri" w:eastAsia="Calibri" w:cs="Calibri"/>
-          <w:b/>
-          <w:bCs/>
-          <w:color w:val="404040" w:themeColor="text1" w:themeTint="BF"/>
-        </w:rPr>
-        <w:t>[aws:vars]</w:t>
+          <w:rFonts w:ascii="Calibri" w:eastAsia="Calibri" w:hAnsi="Calibri" w:cs="Calibri"/>
+          <w:b/>
+          <w:bCs/>
+          <w:color w:val="404040" w:themeColor="text1" w:themeTint="BF"/>
+        </w:rPr>
+      </w:pPr>
+      <w:r>
+        <w:rPr>
+          <w:rFonts w:ascii="Calibri" w:eastAsia="Calibri" w:hAnsi="Calibri" w:cs="Calibri"/>
+          <w:b/>
+          <w:bCs/>
+          <w:color w:val="404040" w:themeColor="text1" w:themeTint="BF"/>
+        </w:rPr>
+        <w:t>[</w:t>
+      </w:r>
+      <w:proofErr w:type="gramStart"/>
+      <w:r>
+        <w:rPr>
+          <w:rFonts w:ascii="Calibri" w:eastAsia="Calibri" w:hAnsi="Calibri" w:cs="Calibri"/>
+          <w:b/>
+          <w:bCs/>
+          <w:color w:val="404040" w:themeColor="text1" w:themeTint="BF"/>
+        </w:rPr>
+        <w:t>aws:vars</w:t>
+      </w:r>
+      <w:proofErr w:type="gramEnd"/>
+      <w:r>
+        <w:rPr>
+          <w:rFonts w:ascii="Calibri" w:eastAsia="Calibri" w:hAnsi="Calibri" w:cs="Calibri"/>
+          <w:b/>
+          <w:bCs/>
+          <w:color w:val="404040" w:themeColor="text1" w:themeTint="BF"/>
+        </w:rPr>
+        <w:t>]</w:t>
       </w:r>
     </w:p>
     <w:p>
@@ -8540,15 +8980,15 @@
         <w:ind w:left="720"/>
         <w:textAlignment w:val="baseline"/>
         <w:rPr>
-          <w:rFonts w:ascii="Calibri" w:hAnsi="Calibri" w:eastAsia="Calibri" w:cs="Calibri"/>
-          <w:b/>
-          <w:bCs/>
-          <w:color w:val="404040" w:themeColor="text1" w:themeTint="BF"/>
-        </w:rPr>
-      </w:pPr>
-      <w:r>
-        <w:rPr>
-          <w:rFonts w:ascii="Calibri" w:hAnsi="Calibri" w:eastAsia="Calibri" w:cs="Calibri"/>
+          <w:rFonts w:ascii="Calibri" w:eastAsia="Calibri" w:hAnsi="Calibri" w:cs="Calibri"/>
+          <w:b/>
+          <w:bCs/>
+          <w:color w:val="404040" w:themeColor="text1" w:themeTint="BF"/>
+        </w:rPr>
+      </w:pPr>
+      <w:r>
+        <w:rPr>
+          <w:rFonts w:ascii="Calibri" w:eastAsia="Calibri" w:hAnsi="Calibri" w:cs="Calibri"/>
           <w:b/>
           <w:bCs/>
           <w:color w:val="404040" w:themeColor="text1" w:themeTint="BF"/>
@@ -8563,21 +9003,52 @@
         <w:ind w:left="720"/>
         <w:textAlignment w:val="baseline"/>
         <w:rPr>
-          <w:rFonts w:ascii="Calibri" w:hAnsi="Calibri" w:eastAsia="Calibri" w:cs="Calibri"/>
-          <w:b/>
-          <w:bCs/>
-          <w:color w:val="404040" w:themeColor="text1" w:themeTint="BF"/>
-        </w:rPr>
-      </w:pPr>
-      <w:r>
-        <w:rPr>
-          <w:rFonts w:ascii="Calibri" w:hAnsi="Calibri" w:eastAsia="Calibri" w:cs="Calibri"/>
-          <w:b/>
-          <w:bCs/>
-          <w:color w:val="404040" w:themeColor="text1" w:themeTint="BF"/>
-        </w:rPr>
-        <w:t>ansible_ssh_private_key_file="{{ key_pair_path }}"</w:t>
-      </w:r>
+          <w:rFonts w:ascii="Calibri" w:eastAsia="Calibri" w:hAnsi="Calibri" w:cs="Calibri"/>
+          <w:b/>
+          <w:bCs/>
+          <w:color w:val="404040" w:themeColor="text1" w:themeTint="BF"/>
+        </w:rPr>
+      </w:pPr>
+      <w:r>
+        <w:rPr>
+          <w:rFonts w:ascii="Calibri" w:eastAsia="Calibri" w:hAnsi="Calibri" w:cs="Calibri"/>
+          <w:b/>
+          <w:bCs/>
+          <w:color w:val="404040" w:themeColor="text1" w:themeTint="BF"/>
+        </w:rPr>
+        <w:t>ansible_ssh_private_key_file="</w:t>
+      </w:r>
+      <w:proofErr w:type="gramStart"/>
+      <w:r>
+        <w:rPr>
+          <w:rFonts w:ascii="Calibri" w:eastAsia="Calibri" w:hAnsi="Calibri" w:cs="Calibri"/>
+          <w:b/>
+          <w:bCs/>
+          <w:color w:val="404040" w:themeColor="text1" w:themeTint="BF"/>
+        </w:rPr>
+        <w:t>{{ key</w:t>
+      </w:r>
+      <w:proofErr w:type="gramEnd"/>
+      <w:r>
+        <w:rPr>
+          <w:rFonts w:ascii="Calibri" w:eastAsia="Calibri" w:hAnsi="Calibri" w:cs="Calibri"/>
+          <w:b/>
+          <w:bCs/>
+          <w:color w:val="404040" w:themeColor="text1" w:themeTint="BF"/>
+        </w:rPr>
+        <w:t>_pair_</w:t>
+      </w:r>
+      <w:proofErr w:type="gramStart"/>
+      <w:r>
+        <w:rPr>
+          <w:rFonts w:ascii="Calibri" w:eastAsia="Calibri" w:hAnsi="Calibri" w:cs="Calibri"/>
+          <w:b/>
+          <w:bCs/>
+          <w:color w:val="404040" w:themeColor="text1" w:themeTint="BF"/>
+        </w:rPr>
+        <w:t>path }}"</w:t>
+      </w:r>
+      <w:proofErr w:type="gramEnd"/>
     </w:p>
     <w:p>
       <w:pPr>
@@ -8586,7 +9057,7 @@
         <w:ind w:left="720"/>
         <w:textAlignment w:val="baseline"/>
         <w:rPr>
-          <w:rFonts w:ascii="Calibri" w:hAnsi="Calibri" w:eastAsia="Calibri" w:cs="Calibri"/>
+          <w:rFonts w:ascii="Calibri" w:eastAsia="Calibri" w:hAnsi="Calibri" w:cs="Calibri"/>
           <w:b/>
           <w:bCs/>
           <w:color w:val="404040" w:themeColor="text1" w:themeTint="BF"/>
@@ -8600,15 +9071,15 @@
         <w:ind w:left="720"/>
         <w:textAlignment w:val="baseline"/>
         <w:rPr>
-          <w:rFonts w:ascii="Calibri" w:hAnsi="Calibri" w:eastAsia="Calibri" w:cs="Calibri"/>
-          <w:b/>
-          <w:bCs/>
-          <w:color w:val="404040" w:themeColor="text1" w:themeTint="BF"/>
-        </w:rPr>
-      </w:pPr>
-      <w:r>
-        <w:rPr>
-          <w:rFonts w:ascii="Calibri" w:hAnsi="Calibri" w:eastAsia="Calibri" w:cs="Calibri"/>
+          <w:rFonts w:ascii="Calibri" w:eastAsia="Calibri" w:hAnsi="Calibri" w:cs="Calibri"/>
+          <w:b/>
+          <w:bCs/>
+          <w:color w:val="404040" w:themeColor="text1" w:themeTint="BF"/>
+        </w:rPr>
+      </w:pPr>
+      <w:r>
+        <w:rPr>
+          <w:rFonts w:ascii="Calibri" w:eastAsia="Calibri" w:hAnsi="Calibri" w:cs="Calibri"/>
           <w:b/>
           <w:bCs/>
           <w:color w:val="404040" w:themeColor="text1" w:themeTint="BF"/>
@@ -8623,15 +9094,15 @@
         <w:ind w:left="720"/>
         <w:textAlignment w:val="baseline"/>
         <w:rPr>
-          <w:rFonts w:ascii="Calibri" w:hAnsi="Calibri" w:eastAsia="Calibri" w:cs="Calibri"/>
-          <w:b/>
-          <w:bCs/>
-          <w:color w:val="404040" w:themeColor="text1" w:themeTint="BF"/>
-        </w:rPr>
-      </w:pPr>
-      <w:r>
-        <w:rPr>
-          <w:rFonts w:ascii="Calibri" w:hAnsi="Calibri" w:eastAsia="Calibri" w:cs="Calibri"/>
+          <w:rFonts w:ascii="Calibri" w:eastAsia="Calibri" w:hAnsi="Calibri" w:cs="Calibri"/>
+          <w:b/>
+          <w:bCs/>
+          <w:color w:val="404040" w:themeColor="text1" w:themeTint="BF"/>
+        </w:rPr>
+      </w:pPr>
+      <w:r>
+        <w:rPr>
+          <w:rFonts w:ascii="Calibri" w:eastAsia="Calibri" w:hAnsi="Calibri" w:cs="Calibri"/>
           <w:b/>
           <w:bCs/>
           <w:color w:val="404040" w:themeColor="text1" w:themeTint="BF"/>
@@ -8646,7 +9117,7 @@
         <w:ind w:left="720"/>
         <w:textAlignment w:val="baseline"/>
         <w:rPr>
-          <w:rFonts w:ascii="Calibri" w:hAnsi="Calibri" w:eastAsia="Calibri" w:cs="Calibri"/>
+          <w:rFonts w:ascii="Calibri" w:eastAsia="Calibri" w:hAnsi="Calibri" w:cs="Calibri"/>
           <w:b/>
           <w:bCs/>
           <w:color w:val="404040" w:themeColor="text1" w:themeTint="BF"/>
@@ -8660,20 +9131,40 @@
         <w:ind w:left="720"/>
         <w:textAlignment w:val="baseline"/>
         <w:rPr>
-          <w:rFonts w:ascii="Calibri" w:hAnsi="Calibri" w:eastAsia="Calibri" w:cs="Calibri"/>
-          <w:b/>
-          <w:bCs/>
-          <w:color w:val="404040" w:themeColor="text1" w:themeTint="BF"/>
-        </w:rPr>
-      </w:pPr>
-      <w:r>
-        <w:rPr>
-          <w:rFonts w:ascii="Calibri" w:hAnsi="Calibri" w:eastAsia="Calibri" w:cs="Calibri"/>
-          <w:b/>
-          <w:bCs/>
-          <w:color w:val="404040" w:themeColor="text1" w:themeTint="BF"/>
-        </w:rPr>
-        <w:t>[azure:vars]</w:t>
+          <w:rFonts w:ascii="Calibri" w:eastAsia="Calibri" w:hAnsi="Calibri" w:cs="Calibri"/>
+          <w:b/>
+          <w:bCs/>
+          <w:color w:val="404040" w:themeColor="text1" w:themeTint="BF"/>
+        </w:rPr>
+      </w:pPr>
+      <w:r>
+        <w:rPr>
+          <w:rFonts w:ascii="Calibri" w:eastAsia="Calibri" w:hAnsi="Calibri" w:cs="Calibri"/>
+          <w:b/>
+          <w:bCs/>
+          <w:color w:val="404040" w:themeColor="text1" w:themeTint="BF"/>
+        </w:rPr>
+        <w:t>[</w:t>
+      </w:r>
+      <w:proofErr w:type="gramStart"/>
+      <w:r>
+        <w:rPr>
+          <w:rFonts w:ascii="Calibri" w:eastAsia="Calibri" w:hAnsi="Calibri" w:cs="Calibri"/>
+          <w:b/>
+          <w:bCs/>
+          <w:color w:val="404040" w:themeColor="text1" w:themeTint="BF"/>
+        </w:rPr>
+        <w:t>azure:vars</w:t>
+      </w:r>
+      <w:proofErr w:type="gramEnd"/>
+      <w:r>
+        <w:rPr>
+          <w:rFonts w:ascii="Calibri" w:eastAsia="Calibri" w:hAnsi="Calibri" w:cs="Calibri"/>
+          <w:b/>
+          <w:bCs/>
+          <w:color w:val="404040" w:themeColor="text1" w:themeTint="BF"/>
+        </w:rPr>
+        <w:t>]</w:t>
       </w:r>
     </w:p>
     <w:p>
@@ -8683,15 +9174,15 @@
         <w:ind w:left="720"/>
         <w:textAlignment w:val="baseline"/>
         <w:rPr>
-          <w:rFonts w:ascii="Calibri" w:hAnsi="Calibri" w:eastAsia="Calibri" w:cs="Calibri"/>
-          <w:b/>
-          <w:bCs/>
-          <w:color w:val="404040" w:themeColor="text1" w:themeTint="BF"/>
-        </w:rPr>
-      </w:pPr>
-      <w:r>
-        <w:rPr>
-          <w:rFonts w:ascii="Calibri" w:hAnsi="Calibri" w:eastAsia="Calibri" w:cs="Calibri"/>
+          <w:rFonts w:ascii="Calibri" w:eastAsia="Calibri" w:hAnsi="Calibri" w:cs="Calibri"/>
+          <w:b/>
+          <w:bCs/>
+          <w:color w:val="404040" w:themeColor="text1" w:themeTint="BF"/>
+        </w:rPr>
+      </w:pPr>
+      <w:r>
+        <w:rPr>
+          <w:rFonts w:ascii="Calibri" w:eastAsia="Calibri" w:hAnsi="Calibri" w:cs="Calibri"/>
           <w:b/>
           <w:bCs/>
           <w:color w:val="404040" w:themeColor="text1" w:themeTint="BF"/>
@@ -8706,21 +9197,52 @@
         <w:ind w:left="720"/>
         <w:textAlignment w:val="baseline"/>
         <w:rPr>
-          <w:rFonts w:ascii="Calibri" w:hAnsi="Calibri" w:eastAsia="Calibri" w:cs="Calibri"/>
-          <w:b/>
-          <w:bCs/>
-          <w:color w:val="404040" w:themeColor="text1" w:themeTint="BF"/>
-        </w:rPr>
-      </w:pPr>
-      <w:r>
-        <w:rPr>
-          <w:rFonts w:ascii="Calibri" w:hAnsi="Calibri" w:eastAsia="Calibri" w:cs="Calibri"/>
-          <w:b/>
-          <w:bCs/>
-          <w:color w:val="404040" w:themeColor="text1" w:themeTint="BF"/>
-        </w:rPr>
-        <w:t>ansible_ssh_pass="{{ ansible_password }}"</w:t>
-      </w:r>
+          <w:rFonts w:ascii="Calibri" w:eastAsia="Calibri" w:hAnsi="Calibri" w:cs="Calibri"/>
+          <w:b/>
+          <w:bCs/>
+          <w:color w:val="404040" w:themeColor="text1" w:themeTint="BF"/>
+        </w:rPr>
+      </w:pPr>
+      <w:r>
+        <w:rPr>
+          <w:rFonts w:ascii="Calibri" w:eastAsia="Calibri" w:hAnsi="Calibri" w:cs="Calibri"/>
+          <w:b/>
+          <w:bCs/>
+          <w:color w:val="404040" w:themeColor="text1" w:themeTint="BF"/>
+        </w:rPr>
+        <w:t>ansible_ssh_pass="</w:t>
+      </w:r>
+      <w:proofErr w:type="gramStart"/>
+      <w:r>
+        <w:rPr>
+          <w:rFonts w:ascii="Calibri" w:eastAsia="Calibri" w:hAnsi="Calibri" w:cs="Calibri"/>
+          <w:b/>
+          <w:bCs/>
+          <w:color w:val="404040" w:themeColor="text1" w:themeTint="BF"/>
+        </w:rPr>
+        <w:t>{{ ansible</w:t>
+      </w:r>
+      <w:proofErr w:type="gramEnd"/>
+      <w:r>
+        <w:rPr>
+          <w:rFonts w:ascii="Calibri" w:eastAsia="Calibri" w:hAnsi="Calibri" w:cs="Calibri"/>
+          <w:b/>
+          <w:bCs/>
+          <w:color w:val="404040" w:themeColor="text1" w:themeTint="BF"/>
+        </w:rPr>
+        <w:t>_</w:t>
+      </w:r>
+      <w:proofErr w:type="gramStart"/>
+      <w:r>
+        <w:rPr>
+          <w:rFonts w:ascii="Calibri" w:eastAsia="Calibri" w:hAnsi="Calibri" w:cs="Calibri"/>
+          <w:b/>
+          <w:bCs/>
+          <w:color w:val="404040" w:themeColor="text1" w:themeTint="BF"/>
+        </w:rPr>
+        <w:t>password }}"</w:t>
+      </w:r>
+      <w:proofErr w:type="gramEnd"/>
     </w:p>
     <w:p>
       <w:pPr>
@@ -8729,7 +9251,7 @@
         <w:ind w:left="720"/>
         <w:textAlignment w:val="baseline"/>
         <w:rPr>
-          <w:rFonts w:ascii="Calibri" w:hAnsi="Calibri" w:eastAsia="Calibri" w:cs="Calibri"/>
+          <w:rFonts w:ascii="Calibri" w:eastAsia="Calibri" w:hAnsi="Calibri" w:cs="Calibri"/>
           <w:b/>
           <w:bCs/>
           <w:color w:val="404040" w:themeColor="text1" w:themeTint="BF"/>
@@ -8743,15 +9265,15 @@
         <w:ind w:left="709" w:hanging="142"/>
         <w:textAlignment w:val="baseline"/>
         <w:rPr>
-          <w:rFonts w:ascii="Calibri" w:hAnsi="Calibri" w:eastAsia="Calibri" w:cs="Calibri"/>
-          <w:b/>
-          <w:bCs/>
-          <w:color w:val="404040" w:themeColor="text1" w:themeTint="BF"/>
-        </w:rPr>
-      </w:pPr>
-      <w:r>
-        <w:rPr>
-          <w:rFonts w:ascii="Calibri" w:hAnsi="Calibri" w:eastAsia="Calibri" w:cs="Calibri"/>
+          <w:rFonts w:ascii="Calibri" w:eastAsia="Calibri" w:hAnsi="Calibri" w:cs="Calibri"/>
+          <w:b/>
+          <w:bCs/>
+          <w:color w:val="404040" w:themeColor="text1" w:themeTint="BF"/>
+        </w:rPr>
+      </w:pPr>
+      <w:r>
+        <w:rPr>
+          <w:rFonts w:ascii="Calibri" w:eastAsia="Calibri" w:hAnsi="Calibri" w:cs="Calibri"/>
           <w:b/>
           <w:bCs/>
           <w:color w:val="404040" w:themeColor="text1" w:themeTint="BF"/>
@@ -8760,7 +9282,7 @@
       </w:r>
       <w:r>
         <w:rPr>
-          <w:rFonts w:ascii="Calibri" w:hAnsi="Calibri" w:eastAsia="Calibri" w:cs="Calibri"/>
+          <w:rFonts w:ascii="Calibri" w:eastAsia="Calibri" w:hAnsi="Calibri" w:cs="Calibri"/>
           <w:b/>
           <w:bCs/>
           <w:noProof/>
@@ -8810,7 +9332,7 @@
         <w:ind w:left="709" w:hanging="142"/>
         <w:textAlignment w:val="baseline"/>
         <w:rPr>
-          <w:rFonts w:ascii="Calibri" w:hAnsi="Calibri" w:eastAsia="Calibri" w:cs="Calibri"/>
+          <w:rFonts w:ascii="Calibri" w:eastAsia="Calibri" w:hAnsi="Calibri" w:cs="Calibri"/>
           <w:b/>
           <w:bCs/>
           <w:color w:val="404040" w:themeColor="text1" w:themeTint="BF"/>
@@ -8824,13 +9346,13 @@
         <w:ind w:left="709" w:hanging="142"/>
         <w:textAlignment w:val="baseline"/>
         <w:rPr>
-          <w:rFonts w:ascii="Calibri" w:hAnsi="Calibri" w:eastAsia="Calibri" w:cs="Calibri"/>
-          <w:color w:val="404040" w:themeColor="text1" w:themeTint="BF"/>
-        </w:rPr>
-      </w:pPr>
-      <w:r>
-        <w:rPr>
-          <w:rFonts w:ascii="Calibri" w:hAnsi="Calibri" w:eastAsia="Calibri" w:cs="Calibri"/>
+          <w:rFonts w:ascii="Calibri" w:eastAsia="Calibri" w:hAnsi="Calibri" w:cs="Calibri"/>
+          <w:color w:val="404040" w:themeColor="text1" w:themeTint="BF"/>
+        </w:rPr>
+      </w:pPr>
+      <w:r>
+        <w:rPr>
+          <w:rFonts w:ascii="Calibri" w:eastAsia="Calibri" w:hAnsi="Calibri" w:cs="Calibri"/>
           <w:color w:val="404040" w:themeColor="text1" w:themeTint="BF"/>
         </w:rPr>
         <w:t>We need to create key pair on DevOps lab which was downloaded while launching EC2 instance</w:t>
@@ -8842,7 +9364,7 @@
         <w:spacing w:before="0" w:beforeAutospacing="0" w:after="0" w:afterAutospacing="0"/>
         <w:textAlignment w:val="baseline"/>
         <w:rPr>
-          <w:rFonts w:ascii="Calibri" w:hAnsi="Calibri" w:eastAsia="Calibri" w:cs="Calibri"/>
+          <w:rFonts w:ascii="Calibri" w:eastAsia="Calibri" w:hAnsi="Calibri" w:cs="Calibri"/>
           <w:b/>
           <w:bCs/>
           <w:color w:val="404040" w:themeColor="text1" w:themeTint="BF"/>
@@ -8859,21 +9381,22 @@
         <w:spacing w:before="0" w:beforeAutospacing="0" w:after="0" w:afterAutospacing="0"/>
         <w:textAlignment w:val="baseline"/>
         <w:rPr>
-          <w:rFonts w:ascii="Calibri" w:hAnsi="Calibri" w:eastAsia="Calibri" w:cs="Calibri"/>
-          <w:color w:val="404040" w:themeColor="text1" w:themeTint="BF"/>
-        </w:rPr>
-      </w:pPr>
-      <w:r>
-        <w:rPr>
-          <w:rFonts w:ascii="Calibri" w:hAnsi="Calibri" w:eastAsia="Calibri" w:cs="Calibri"/>
+          <w:rFonts w:ascii="Calibri" w:eastAsia="Calibri" w:hAnsi="Calibri" w:cs="Calibri"/>
+          <w:color w:val="404040" w:themeColor="text1" w:themeTint="BF"/>
+        </w:rPr>
+      </w:pPr>
+      <w:r>
+        <w:rPr>
+          <w:rFonts w:ascii="Calibri" w:eastAsia="Calibri" w:hAnsi="Calibri" w:cs="Calibri"/>
           <w:color w:val="404040" w:themeColor="text1" w:themeTint="BF"/>
           <w:lang w:val="en"/>
         </w:rPr>
+        <w:lastRenderedPageBreak/>
         <w:t xml:space="preserve">Navigate to </w:t>
       </w:r>
       <w:r>
         <w:rPr>
-          <w:rFonts w:ascii="Calibri" w:hAnsi="Calibri" w:eastAsia="Calibri" w:cs="Calibri"/>
+          <w:rFonts w:ascii="Calibri" w:eastAsia="Calibri" w:hAnsi="Calibri" w:cs="Calibri"/>
           <w:b/>
           <w:bCs/>
           <w:color w:val="404040" w:themeColor="text1" w:themeTint="BF"/>
@@ -8883,7 +9406,7 @@
       </w:r>
       <w:r>
         <w:rPr>
-          <w:rFonts w:ascii="Calibri" w:hAnsi="Calibri" w:eastAsia="Calibri" w:cs="Calibri"/>
+          <w:rFonts w:ascii="Calibri" w:eastAsia="Calibri" w:hAnsi="Calibri" w:cs="Calibri"/>
           <w:color w:val="404040" w:themeColor="text1" w:themeTint="BF"/>
           <w:lang w:val="en"/>
         </w:rPr>
@@ -8891,7 +9414,7 @@
       </w:r>
       <w:r>
         <w:rPr>
-          <w:rFonts w:ascii="Calibri" w:hAnsi="Calibri" w:eastAsia="Calibri" w:cs="Calibri"/>
+          <w:rFonts w:ascii="Calibri" w:eastAsia="Calibri" w:hAnsi="Calibri" w:cs="Calibri"/>
           <w:b/>
           <w:bCs/>
           <w:color w:val="404040" w:themeColor="text1" w:themeTint="BF"/>
@@ -8901,7 +9424,7 @@
       </w:r>
       <w:r>
         <w:rPr>
-          <w:rFonts w:ascii="Calibri" w:hAnsi="Calibri" w:eastAsia="Calibri" w:cs="Calibri"/>
+          <w:rFonts w:ascii="Calibri" w:eastAsia="Calibri" w:hAnsi="Calibri" w:cs="Calibri"/>
           <w:color w:val="404040" w:themeColor="text1" w:themeTint="BF"/>
           <w:lang w:val="en"/>
         </w:rPr>
@@ -8909,7 +9432,7 @@
       </w:r>
       <w:r>
         <w:rPr>
-          <w:rFonts w:ascii="Calibri" w:hAnsi="Calibri" w:eastAsia="Calibri" w:cs="Calibri"/>
+          <w:rFonts w:ascii="Calibri" w:eastAsia="Calibri" w:hAnsi="Calibri" w:cs="Calibri"/>
           <w:b/>
           <w:bCs/>
           <w:color w:val="404040" w:themeColor="text1" w:themeTint="BF"/>
@@ -8919,7 +9442,7 @@
       </w:r>
       <w:r>
         <w:rPr>
-          <w:rFonts w:ascii="Calibri" w:hAnsi="Calibri" w:eastAsia="Calibri" w:cs="Calibri"/>
+          <w:rFonts w:ascii="Calibri" w:eastAsia="Calibri" w:hAnsi="Calibri" w:cs="Calibri"/>
           <w:color w:val="404040" w:themeColor="text1" w:themeTint="BF"/>
           <w:lang w:val="en"/>
         </w:rPr>
@@ -8927,7 +9450,7 @@
       </w:r>
       <w:r>
         <w:rPr>
-          <w:rFonts w:ascii="Calibri" w:hAnsi="Calibri" w:eastAsia="Calibri" w:cs="Calibri"/>
+          <w:rFonts w:ascii="Calibri" w:eastAsia="Calibri" w:hAnsi="Calibri" w:cs="Calibri"/>
           <w:b/>
           <w:bCs/>
           <w:color w:val="404040" w:themeColor="text1" w:themeTint="BF"/>
@@ -8937,7 +9460,7 @@
       </w:r>
       <w:r>
         <w:rPr>
-          <w:rFonts w:ascii="Calibri" w:hAnsi="Calibri" w:eastAsia="Calibri" w:cs="Calibri"/>
+          <w:rFonts w:ascii="Calibri" w:eastAsia="Calibri" w:hAnsi="Calibri" w:cs="Calibri"/>
           <w:color w:val="404040" w:themeColor="text1" w:themeTint="BF"/>
           <w:lang w:val="en"/>
         </w:rPr>
@@ -8945,7 +9468,7 @@
       </w:r>
       <w:r>
         <w:rPr>
-          <w:rFonts w:ascii="Calibri" w:hAnsi="Calibri" w:eastAsia="Calibri" w:cs="Calibri"/>
+          <w:rFonts w:ascii="Calibri" w:eastAsia="Calibri" w:hAnsi="Calibri" w:cs="Calibri"/>
           <w:b/>
           <w:bCs/>
           <w:color w:val="404040" w:themeColor="text1" w:themeTint="BF"/>
@@ -8955,7 +9478,7 @@
       </w:r>
       <w:r>
         <w:rPr>
-          <w:rFonts w:ascii="Calibri" w:hAnsi="Calibri" w:eastAsia="Calibri" w:cs="Calibri"/>
+          <w:rFonts w:ascii="Calibri" w:eastAsia="Calibri" w:hAnsi="Calibri" w:cs="Calibri"/>
           <w:color w:val="404040" w:themeColor="text1" w:themeTint="BF"/>
           <w:lang w:val="en"/>
         </w:rPr>
@@ -8963,7 +9486,7 @@
       </w:r>
       <w:r>
         <w:rPr>
-          <w:rFonts w:ascii="Calibri" w:hAnsi="Calibri" w:eastAsia="Calibri" w:cs="Calibri"/>
+          <w:rFonts w:ascii="Calibri" w:eastAsia="Calibri" w:hAnsi="Calibri" w:cs="Calibri"/>
           <w:b/>
           <w:bCs/>
           <w:color w:val="404040" w:themeColor="text1" w:themeTint="BF"/>
@@ -8973,7 +9496,7 @@
       </w:r>
       <w:r>
         <w:rPr>
-          <w:rFonts w:ascii="Calibri" w:hAnsi="Calibri" w:eastAsia="Calibri" w:cs="Calibri"/>
+          <w:rFonts w:ascii="Calibri" w:eastAsia="Calibri" w:hAnsi="Calibri" w:cs="Calibri"/>
           <w:color w:val="404040" w:themeColor="text1" w:themeTint="BF"/>
           <w:lang w:val="en"/>
         </w:rPr>
@@ -8987,10 +9510,375 @@
         <w:ind w:left="720"/>
         <w:textAlignment w:val="baseline"/>
         <w:rPr>
-          <w:rFonts w:ascii="Calibri" w:hAnsi="Calibri" w:eastAsia="Calibri" w:cs="Calibri"/>
-          <w:b/>
-          <w:bCs/>
-          <w:color w:val="404040" w:themeColor="text1" w:themeTint="BF"/>
+          <w:rFonts w:ascii="Calibri" w:eastAsia="Calibri" w:hAnsi="Calibri" w:cs="Calibri"/>
+          <w:color w:val="404040" w:themeColor="text1" w:themeTint="BF"/>
+        </w:rPr>
+      </w:pPr>
+    </w:p>
+    <w:p>
+      <w:pPr>
+        <w:pStyle w:val="paragraph"/>
+        <w:spacing w:before="0" w:beforeAutospacing="0" w:after="0" w:afterAutospacing="0"/>
+        <w:textAlignment w:val="baseline"/>
+        <w:rPr>
+          <w:rFonts w:ascii="Calibri" w:eastAsia="Calibri" w:hAnsi="Calibri" w:cs="Calibri"/>
+          <w:color w:val="404040" w:themeColor="text1" w:themeTint="BF"/>
+        </w:rPr>
+      </w:pPr>
+      <w:r>
+        <w:rPr>
+          <w:rFonts w:ascii="Calibri" w:eastAsia="Calibri" w:hAnsi="Calibri" w:cs="Calibri"/>
+          <w:color w:val="404040" w:themeColor="text1" w:themeTint="BF"/>
+          <w:lang w:val="en"/>
+        </w:rPr>
+        <w:t>Run following commands</w:t>
+      </w:r>
+    </w:p>
+    <w:p>
+      <w:pPr>
+        <w:pStyle w:val="paragraph"/>
+        <w:spacing w:before="0" w:beforeAutospacing="0" w:after="0" w:afterAutospacing="0"/>
+        <w:textAlignment w:val="baseline"/>
+        <w:rPr>
+          <w:rFonts w:ascii="Calibri" w:eastAsia="Calibri" w:hAnsi="Calibri" w:cs="Calibri"/>
+          <w:color w:val="404040" w:themeColor="text1" w:themeTint="BF"/>
+          <w:lang w:val="en"/>
+        </w:rPr>
+      </w:pPr>
+    </w:p>
+    <w:p>
+      <w:pPr>
+        <w:pStyle w:val="paragraph"/>
+        <w:spacing w:before="0" w:beforeAutospacing="0" w:after="0" w:afterAutospacing="0"/>
+        <w:ind w:left="360" w:firstLine="360"/>
+        <w:textAlignment w:val="baseline"/>
+        <w:rPr>
+          <w:rFonts w:ascii="Calibri" w:eastAsia="Calibri" w:hAnsi="Calibri" w:cs="Calibri"/>
+          <w:b/>
+          <w:bCs/>
+          <w:color w:val="404040" w:themeColor="text1" w:themeTint="BF"/>
+          <w:lang w:val="en"/>
+        </w:rPr>
+      </w:pPr>
+      <w:r>
+        <w:rPr>
+          <w:rFonts w:ascii="Calibri" w:eastAsia="Calibri" w:hAnsi="Calibri" w:cs="Calibri"/>
+          <w:b/>
+          <w:bCs/>
+          <w:color w:val="404040" w:themeColor="text1" w:themeTint="BF"/>
+          <w:lang w:val="en"/>
+        </w:rPr>
+        <w:t>cd Downloads/</w:t>
+      </w:r>
+    </w:p>
+    <w:p>
+      <w:pPr>
+        <w:pStyle w:val="paragraph"/>
+        <w:spacing w:before="0" w:beforeAutospacing="0" w:after="0" w:afterAutospacing="0"/>
+        <w:ind w:left="360" w:firstLine="360"/>
+        <w:textAlignment w:val="baseline"/>
+        <w:rPr>
+          <w:rFonts w:ascii="Calibri" w:eastAsia="Calibri" w:hAnsi="Calibri" w:cs="Calibri"/>
+          <w:b/>
+          <w:bCs/>
+          <w:color w:val="404040" w:themeColor="text1" w:themeTint="BF"/>
+          <w:lang w:val="en"/>
+        </w:rPr>
+      </w:pPr>
+    </w:p>
+    <w:p>
+      <w:pPr>
+        <w:pStyle w:val="paragraph"/>
+        <w:spacing w:before="0" w:beforeAutospacing="0" w:after="0" w:afterAutospacing="0"/>
+        <w:ind w:left="360" w:firstLine="360"/>
+        <w:textAlignment w:val="baseline"/>
+        <w:rPr>
+          <w:rFonts w:ascii="Calibri" w:eastAsia="Calibri" w:hAnsi="Calibri" w:cs="Calibri"/>
+          <w:b/>
+          <w:bCs/>
+          <w:color w:val="404040" w:themeColor="text1" w:themeTint="BF"/>
+          <w:lang w:val="en"/>
+        </w:rPr>
+      </w:pPr>
+      <w:proofErr w:type="spellStart"/>
+      <w:r>
+        <w:rPr>
+          <w:rFonts w:ascii="Calibri" w:eastAsia="Calibri" w:hAnsi="Calibri" w:cs="Calibri"/>
+          <w:b/>
+          <w:bCs/>
+          <w:color w:val="404040" w:themeColor="text1" w:themeTint="BF"/>
+          <w:lang w:val="en"/>
+        </w:rPr>
+        <w:t>sudo</w:t>
+      </w:r>
+      <w:proofErr w:type="spellEnd"/>
+      <w:r>
+        <w:rPr>
+          <w:rFonts w:ascii="Calibri" w:eastAsia="Calibri" w:hAnsi="Calibri" w:cs="Calibri"/>
+          <w:b/>
+          <w:bCs/>
+          <w:color w:val="404040" w:themeColor="text1" w:themeTint="BF"/>
+          <w:lang w:val="en"/>
+        </w:rPr>
+        <w:t xml:space="preserve"> cp </w:t>
+      </w:r>
+      <w:proofErr w:type="spellStart"/>
+      <w:r>
+        <w:rPr>
+          <w:rFonts w:ascii="Calibri" w:eastAsia="Calibri" w:hAnsi="Calibri" w:cs="Calibri"/>
+          <w:b/>
+          <w:bCs/>
+          <w:color w:val="404040" w:themeColor="text1" w:themeTint="BF"/>
+          <w:lang w:val="en"/>
+        </w:rPr>
+        <w:t>server.pem</w:t>
+      </w:r>
+      <w:proofErr w:type="spellEnd"/>
+      <w:r>
+        <w:rPr>
+          <w:rFonts w:ascii="Calibri" w:eastAsia="Calibri" w:hAnsi="Calibri" w:cs="Calibri"/>
+          <w:b/>
+          <w:bCs/>
+          <w:color w:val="404040" w:themeColor="text1" w:themeTint="BF"/>
+          <w:lang w:val="en"/>
+        </w:rPr>
+        <w:t xml:space="preserve"> /var/lib/</w:t>
+      </w:r>
+      <w:proofErr w:type="spellStart"/>
+      <w:r>
+        <w:rPr>
+          <w:rFonts w:ascii="Calibri" w:eastAsia="Calibri" w:hAnsi="Calibri" w:cs="Calibri"/>
+          <w:b/>
+          <w:bCs/>
+          <w:color w:val="404040" w:themeColor="text1" w:themeTint="BF"/>
+          <w:lang w:val="en"/>
+        </w:rPr>
+        <w:t>jenkins</w:t>
+      </w:r>
+      <w:proofErr w:type="spellEnd"/>
+    </w:p>
+    <w:p>
+      <w:pPr>
+        <w:pStyle w:val="paragraph"/>
+        <w:spacing w:before="0" w:beforeAutospacing="0" w:after="0" w:afterAutospacing="0"/>
+        <w:ind w:left="360" w:firstLine="360"/>
+        <w:textAlignment w:val="baseline"/>
+        <w:rPr>
+          <w:rFonts w:ascii="Calibri" w:eastAsia="Calibri" w:hAnsi="Calibri" w:cs="Calibri"/>
+          <w:b/>
+          <w:bCs/>
+          <w:color w:val="404040" w:themeColor="text1" w:themeTint="BF"/>
+          <w:lang w:val="en"/>
+        </w:rPr>
+      </w:pPr>
+    </w:p>
+    <w:p>
+      <w:pPr>
+        <w:pStyle w:val="paragraph"/>
+        <w:spacing w:before="0" w:beforeAutospacing="0" w:after="0" w:afterAutospacing="0"/>
+        <w:ind w:left="360" w:firstLine="360"/>
+        <w:textAlignment w:val="baseline"/>
+        <w:rPr>
+          <w:rFonts w:ascii="Calibri" w:eastAsia="Calibri" w:hAnsi="Calibri" w:cs="Calibri"/>
+          <w:b/>
+          <w:bCs/>
+          <w:color w:val="404040" w:themeColor="text1" w:themeTint="BF"/>
+          <w:lang w:val="en"/>
+        </w:rPr>
+      </w:pPr>
+      <w:r>
+        <w:rPr>
+          <w:rFonts w:ascii="Calibri" w:eastAsia="Calibri" w:hAnsi="Calibri" w:cs="Calibri"/>
+          <w:b/>
+          <w:bCs/>
+          <w:color w:val="404040" w:themeColor="text1" w:themeTint="BF"/>
+          <w:lang w:val="en"/>
+        </w:rPr>
+        <w:t>cd /var/lib/</w:t>
+      </w:r>
+      <w:proofErr w:type="spellStart"/>
+      <w:r>
+        <w:rPr>
+          <w:rFonts w:ascii="Calibri" w:eastAsia="Calibri" w:hAnsi="Calibri" w:cs="Calibri"/>
+          <w:b/>
+          <w:bCs/>
+          <w:color w:val="404040" w:themeColor="text1" w:themeTint="BF"/>
+          <w:lang w:val="en"/>
+        </w:rPr>
+        <w:t>jenkins</w:t>
+      </w:r>
+      <w:proofErr w:type="spellEnd"/>
+    </w:p>
+    <w:p>
+      <w:pPr>
+        <w:pStyle w:val="paragraph"/>
+        <w:spacing w:before="0" w:beforeAutospacing="0" w:after="0" w:afterAutospacing="0"/>
+        <w:ind w:left="360" w:firstLine="360"/>
+        <w:textAlignment w:val="baseline"/>
+        <w:rPr>
+          <w:rFonts w:ascii="Calibri" w:eastAsia="Calibri" w:hAnsi="Calibri" w:cs="Calibri"/>
+          <w:b/>
+          <w:bCs/>
+          <w:color w:val="404040" w:themeColor="text1" w:themeTint="BF"/>
+          <w:lang w:val="en"/>
+        </w:rPr>
+      </w:pPr>
+    </w:p>
+    <w:p>
+      <w:pPr>
+        <w:pStyle w:val="paragraph"/>
+        <w:spacing w:before="0" w:beforeAutospacing="0" w:after="0" w:afterAutospacing="0"/>
+        <w:ind w:left="360" w:firstLine="360"/>
+        <w:textAlignment w:val="baseline"/>
+        <w:rPr>
+          <w:rFonts w:ascii="Calibri" w:eastAsia="Calibri" w:hAnsi="Calibri" w:cs="Calibri"/>
+          <w:b/>
+          <w:bCs/>
+          <w:color w:val="404040" w:themeColor="text1" w:themeTint="BF"/>
+          <w:lang w:val="en"/>
+        </w:rPr>
+      </w:pPr>
+      <w:proofErr w:type="spellStart"/>
+      <w:r>
+        <w:rPr>
+          <w:rFonts w:ascii="Calibri" w:eastAsia="Calibri" w:hAnsi="Calibri" w:cs="Calibri"/>
+          <w:b/>
+          <w:bCs/>
+          <w:color w:val="404040" w:themeColor="text1" w:themeTint="BF"/>
+          <w:lang w:val="en"/>
+        </w:rPr>
+        <w:t>sudo</w:t>
+      </w:r>
+      <w:proofErr w:type="spellEnd"/>
+      <w:r>
+        <w:rPr>
+          <w:rFonts w:ascii="Calibri" w:eastAsia="Calibri" w:hAnsi="Calibri" w:cs="Calibri"/>
+          <w:b/>
+          <w:bCs/>
+          <w:color w:val="404040" w:themeColor="text1" w:themeTint="BF"/>
+          <w:lang w:val="en"/>
+        </w:rPr>
+        <w:t xml:space="preserve"> </w:t>
+      </w:r>
+      <w:proofErr w:type="spellStart"/>
+      <w:r>
+        <w:rPr>
+          <w:rFonts w:ascii="Calibri" w:eastAsia="Calibri" w:hAnsi="Calibri" w:cs="Calibri"/>
+          <w:b/>
+          <w:bCs/>
+          <w:color w:val="404040" w:themeColor="text1" w:themeTint="BF"/>
+          <w:lang w:val="en"/>
+        </w:rPr>
+        <w:t>chmod</w:t>
+      </w:r>
+      <w:proofErr w:type="spellEnd"/>
+      <w:r>
+        <w:rPr>
+          <w:rFonts w:ascii="Calibri" w:eastAsia="Calibri" w:hAnsi="Calibri" w:cs="Calibri"/>
+          <w:b/>
+          <w:bCs/>
+          <w:color w:val="404040" w:themeColor="text1" w:themeTint="BF"/>
+          <w:lang w:val="en"/>
+        </w:rPr>
+        <w:t xml:space="preserve"> </w:t>
+      </w:r>
+      <w:r>
+        <w:rPr>
+          <w:rFonts w:ascii="Calibri" w:eastAsia="Calibri" w:hAnsi="Calibri" w:cs="Calibri"/>
+          <w:b/>
+          <w:bCs/>
+          <w:color w:val="404040" w:themeColor="text1" w:themeTint="BF"/>
+          <w:lang w:val="en"/>
+        </w:rPr>
+        <w:t>777</w:t>
+      </w:r>
+      <w:r>
+        <w:rPr>
+          <w:rFonts w:ascii="Calibri" w:eastAsia="Calibri" w:hAnsi="Calibri" w:cs="Calibri"/>
+          <w:b/>
+          <w:bCs/>
+          <w:color w:val="404040" w:themeColor="text1" w:themeTint="BF"/>
+          <w:lang w:val="en"/>
+        </w:rPr>
+        <w:t xml:space="preserve"> </w:t>
+      </w:r>
+      <w:proofErr w:type="spellStart"/>
+      <w:r>
+        <w:rPr>
+          <w:rFonts w:ascii="Calibri" w:eastAsia="Calibri" w:hAnsi="Calibri" w:cs="Calibri"/>
+          <w:b/>
+          <w:bCs/>
+          <w:color w:val="404040" w:themeColor="text1" w:themeTint="BF"/>
+          <w:lang w:val="en"/>
+        </w:rPr>
+        <w:t>server.pem</w:t>
+      </w:r>
+      <w:proofErr w:type="spellEnd"/>
+    </w:p>
+    <w:p>
+      <w:pPr>
+        <w:pStyle w:val="paragraph"/>
+        <w:spacing w:before="0" w:beforeAutospacing="0" w:after="0" w:afterAutospacing="0"/>
+        <w:ind w:left="360" w:firstLine="360"/>
+        <w:textAlignment w:val="baseline"/>
+        <w:rPr>
+          <w:rFonts w:ascii="Calibri" w:eastAsia="Calibri" w:hAnsi="Calibri" w:cs="Calibri"/>
+          <w:b/>
+          <w:bCs/>
+          <w:color w:val="404040" w:themeColor="text1" w:themeTint="BF"/>
+          <w:lang w:val="en"/>
+        </w:rPr>
+      </w:pPr>
+    </w:p>
+    <w:p>
+      <w:pPr>
+        <w:pStyle w:val="paragraph"/>
+        <w:spacing w:before="0" w:beforeAutospacing="0" w:after="0" w:afterAutospacing="0"/>
+        <w:ind w:left="360" w:firstLine="360"/>
+        <w:textAlignment w:val="baseline"/>
+        <w:rPr>
+          <w:rFonts w:ascii="Calibri" w:eastAsia="Calibri" w:hAnsi="Calibri" w:cs="Calibri"/>
+          <w:b/>
+          <w:bCs/>
+          <w:color w:val="404040" w:themeColor="text1" w:themeTint="BF"/>
+          <w:lang w:val="en"/>
+        </w:rPr>
+      </w:pPr>
+      <w:r>
+        <w:rPr>
+          <w:rFonts w:ascii="Calibri" w:eastAsia="Calibri" w:hAnsi="Calibri" w:cs="Calibri"/>
+          <w:b/>
+          <w:bCs/>
+          <w:color w:val="404040" w:themeColor="text1" w:themeTint="BF"/>
+          <w:lang w:val="en"/>
+        </w:rPr>
+        <w:t>ls -</w:t>
+      </w:r>
+      <w:proofErr w:type="spellStart"/>
+      <w:r>
+        <w:rPr>
+          <w:rFonts w:ascii="Calibri" w:eastAsia="Calibri" w:hAnsi="Calibri" w:cs="Calibri"/>
+          <w:b/>
+          <w:bCs/>
+          <w:color w:val="404040" w:themeColor="text1" w:themeTint="BF"/>
+          <w:lang w:val="en"/>
+        </w:rPr>
+        <w:t>ltr</w:t>
+      </w:r>
+      <w:proofErr w:type="spellEnd"/>
+    </w:p>
+    <w:p>
+      <w:pPr>
+        <w:pStyle w:val="paragraph"/>
+        <w:spacing w:before="0" w:beforeAutospacing="0" w:after="0" w:afterAutospacing="0"/>
+        <w:ind w:firstLine="360"/>
+        <w:textAlignment w:val="baseline"/>
+        <w:rPr>
+          <w:rFonts w:ascii="Calibri" w:eastAsia="Calibri" w:hAnsi="Calibri" w:cs="Calibri"/>
+          <w:b/>
+          <w:bCs/>
+          <w:color w:val="404040" w:themeColor="text1" w:themeTint="BF"/>
+          <w:lang w:val="en"/>
         </w:rPr>
       </w:pPr>
     </w:p>
@@ -9001,60 +9889,12 @@
         <w:ind w:left="720"/>
         <w:textAlignment w:val="baseline"/>
         <w:rPr>
-          <w:rFonts w:ascii="Calibri" w:hAnsi="Calibri" w:eastAsia="Calibri" w:cs="Calibri"/>
-          <w:b/>
-          <w:bCs/>
-          <w:color w:val="404040" w:themeColor="text1" w:themeTint="BF"/>
-        </w:rPr>
-      </w:pPr>
-      <w:r>
-        <w:rPr>
-          <w:noProof/>
-        </w:rPr>
-        <w:drawing>
-          <wp:inline distT="0" distB="0" distL="0" distR="0" wp14:anchorId="592FABD6" wp14:editId="4112BCC6">
-            <wp:extent cx="5943600" cy="1248410"/>
-            <wp:effectExtent l="19050" t="19050" r="19050" b="27940"/>
-            <wp:docPr id="881317193" name="Picture 1" descr="A computer program with black text&#10;&#10;Description automatically generated with medium confidence"/>
-            <wp:cNvGraphicFramePr>
-              <a:graphicFrameLocks xmlns:a="http://schemas.openxmlformats.org/drawingml/2006/main" noChangeAspect="1"/>
-            </wp:cNvGraphicFramePr>
-            <a:graphic xmlns:a="http://schemas.openxmlformats.org/drawingml/2006/main">
-              <a:graphicData uri="http://schemas.openxmlformats.org/drawingml/2006/picture">
-                <pic:pic xmlns:pic="http://schemas.openxmlformats.org/drawingml/2006/picture">
-                  <pic:nvPicPr>
-                    <pic:cNvPr id="881317193" name="Picture 1" descr="A computer program with black text&#10;&#10;Description automatically generated with medium confidence"/>
-                    <pic:cNvPicPr/>
-                  </pic:nvPicPr>
-                  <pic:blipFill>
-                    <a:blip r:embed="rId46"/>
-                    <a:stretch>
-                      <a:fillRect/>
-                    </a:stretch>
-                  </pic:blipFill>
-                  <pic:spPr>
-                    <a:xfrm>
-                      <a:off x="0" y="0"/>
-                      <a:ext cx="5943600" cy="1248410"/>
-                    </a:xfrm>
-                    <a:prstGeom prst="rect">
-                      <a:avLst/>
-                    </a:prstGeom>
-                    <a:ln>
-                      <a:solidFill>
-                        <a:schemeClr val="tx1">
-                          <a:lumMod val="75000"/>
-                          <a:lumOff val="25000"/>
-                        </a:schemeClr>
-                      </a:solidFill>
-                    </a:ln>
-                  </pic:spPr>
-                </pic:pic>
-              </a:graphicData>
-            </a:graphic>
-          </wp:inline>
-        </w:drawing>
-      </w:r>
+          <w:rFonts w:ascii="Calibri" w:eastAsia="Calibri" w:hAnsi="Calibri" w:cs="Calibri"/>
+          <w:b/>
+          <w:bCs/>
+          <w:color w:val="404040" w:themeColor="text1" w:themeTint="BF"/>
+        </w:rPr>
+      </w:pPr>
     </w:p>
     <w:p>
       <w:pPr>
@@ -9063,7 +9903,7 @@
         <w:ind w:left="720"/>
         <w:textAlignment w:val="baseline"/>
         <w:rPr>
-          <w:rFonts w:ascii="Calibri" w:hAnsi="Calibri" w:eastAsia="Calibri" w:cs="Calibri"/>
+          <w:rFonts w:ascii="Calibri" w:eastAsia="Calibri" w:hAnsi="Calibri" w:cs="Calibri"/>
           <w:b/>
           <w:bCs/>
           <w:color w:val="404040" w:themeColor="text1" w:themeTint="BF"/>
@@ -9077,13 +9917,13 @@
         <w:ind w:left="720"/>
         <w:textAlignment w:val="baseline"/>
         <w:rPr>
-          <w:rFonts w:ascii="Calibri" w:hAnsi="Calibri" w:eastAsia="Calibri" w:cs="Calibri"/>
-          <w:color w:val="404040" w:themeColor="text1" w:themeTint="BF"/>
-        </w:rPr>
-      </w:pPr>
-      <w:r>
-        <w:rPr>
-          <w:rFonts w:ascii="Calibri" w:hAnsi="Calibri" w:eastAsia="Calibri" w:cs="Calibri"/>
+          <w:rFonts w:ascii="Calibri" w:eastAsia="Calibri" w:hAnsi="Calibri" w:cs="Calibri"/>
+          <w:color w:val="404040" w:themeColor="text1" w:themeTint="BF"/>
+        </w:rPr>
+      </w:pPr>
+      <w:r>
+        <w:rPr>
+          <w:rFonts w:ascii="Calibri" w:eastAsia="Calibri" w:hAnsi="Calibri" w:cs="Calibri"/>
           <w:color w:val="404040" w:themeColor="text1" w:themeTint="BF"/>
         </w:rPr>
         <w:t>We need to create a Jenkins credential with Azure password for VM connectivity</w:t>
@@ -9096,7 +9936,7 @@
         <w:ind w:left="720"/>
         <w:textAlignment w:val="baseline"/>
         <w:rPr>
-          <w:rFonts w:ascii="Calibri" w:hAnsi="Calibri" w:eastAsia="Calibri" w:cs="Calibri"/>
+          <w:rFonts w:ascii="Calibri" w:eastAsia="Calibri" w:hAnsi="Calibri" w:cs="Calibri"/>
           <w:color w:val="404040" w:themeColor="text1" w:themeTint="BF"/>
         </w:rPr>
       </w:pPr>
@@ -9108,13 +9948,13 @@
         <w:ind w:left="720"/>
         <w:textAlignment w:val="baseline"/>
         <w:rPr>
-          <w:rFonts w:ascii="Calibri" w:hAnsi="Calibri" w:eastAsia="Calibri" w:cs="Calibri"/>
-          <w:color w:val="404040" w:themeColor="text1" w:themeTint="BF"/>
-        </w:rPr>
-      </w:pPr>
-      <w:r>
-        <w:rPr>
-          <w:rFonts w:ascii="Calibri" w:hAnsi="Calibri" w:eastAsia="Calibri" w:cs="Calibri"/>
+          <w:rFonts w:ascii="Calibri" w:eastAsia="Calibri" w:hAnsi="Calibri" w:cs="Calibri"/>
+          <w:color w:val="404040" w:themeColor="text1" w:themeTint="BF"/>
+        </w:rPr>
+      </w:pPr>
+      <w:r>
+        <w:rPr>
+          <w:rFonts w:ascii="Calibri" w:eastAsia="Calibri" w:hAnsi="Calibri" w:cs="Calibri"/>
           <w:noProof/>
           <w:color w:val="404040" w:themeColor="text1" w:themeTint="BF"/>
         </w:rPr>
@@ -9134,7 +9974,7 @@
                     <pic:cNvPicPr/>
                   </pic:nvPicPr>
                   <pic:blipFill>
-                    <a:blip r:embed="rId47"/>
+                    <a:blip r:embed="rId46"/>
                     <a:stretch>
                       <a:fillRect/>
                     </a:stretch>
@@ -9169,7 +10009,7 @@
         <w:spacing w:before="0" w:beforeAutospacing="0" w:after="0" w:afterAutospacing="0"/>
         <w:textAlignment w:val="baseline"/>
         <w:rPr>
-          <w:rFonts w:ascii="Calibri" w:hAnsi="Calibri" w:eastAsia="Calibri" w:cs="Calibri"/>
+          <w:rFonts w:ascii="Calibri" w:eastAsia="Calibri" w:hAnsi="Calibri" w:cs="Calibri"/>
           <w:b/>
           <w:bCs/>
           <w:color w:val="404040" w:themeColor="text1" w:themeTint="BF"/>
@@ -9188,13 +10028,13 @@
         <w:ind w:left="567"/>
         <w:textAlignment w:val="baseline"/>
         <w:rPr>
-          <w:rFonts w:ascii="Calibri" w:hAnsi="Calibri" w:eastAsia="Calibri" w:cs="Calibri"/>
-          <w:color w:val="404040" w:themeColor="text1" w:themeTint="BF"/>
-        </w:rPr>
-      </w:pPr>
-      <w:r>
-        <w:rPr>
-          <w:rFonts w:ascii="Calibri" w:hAnsi="Calibri" w:eastAsia="Calibri" w:cs="Calibri"/>
+          <w:rFonts w:ascii="Calibri" w:eastAsia="Calibri" w:hAnsi="Calibri" w:cs="Calibri"/>
+          <w:color w:val="404040" w:themeColor="text1" w:themeTint="BF"/>
+        </w:rPr>
+      </w:pPr>
+      <w:r>
+        <w:rPr>
+          <w:rFonts w:ascii="Calibri" w:eastAsia="Calibri" w:hAnsi="Calibri" w:cs="Calibri"/>
           <w:color w:val="404040" w:themeColor="text1" w:themeTint="BF"/>
         </w:rPr>
         <w:t>Now, we need to create Ansible Playbook file as per below content</w:t>
@@ -9207,7 +10047,7 @@
         <w:ind w:left="709" w:hanging="142"/>
         <w:textAlignment w:val="baseline"/>
         <w:rPr>
-          <w:rFonts w:ascii="Calibri" w:hAnsi="Calibri" w:eastAsia="Calibri" w:cs="Calibri"/>
+          <w:rFonts w:ascii="Calibri" w:eastAsia="Calibri" w:hAnsi="Calibri" w:cs="Calibri"/>
           <w:b/>
           <w:bCs/>
           <w:color w:val="404040" w:themeColor="text1" w:themeTint="BF"/>
@@ -9221,20 +10061,40 @@
         <w:ind w:left="709" w:hanging="142"/>
         <w:textAlignment w:val="baseline"/>
         <w:rPr>
-          <w:rFonts w:ascii="Calibri" w:hAnsi="Calibri" w:eastAsia="Calibri" w:cs="Calibri"/>
-          <w:b/>
-          <w:bCs/>
-          <w:color w:val="404040" w:themeColor="text1" w:themeTint="BF"/>
-        </w:rPr>
-      </w:pPr>
-      <w:r>
-        <w:rPr>
-          <w:rFonts w:ascii="Calibri" w:hAnsi="Calibri" w:eastAsia="Calibri" w:cs="Calibri"/>
-          <w:b/>
-          <w:bCs/>
-          <w:color w:val="404040" w:themeColor="text1" w:themeTint="BF"/>
-        </w:rPr>
-        <w:t>- name : Deploy Pods on Docker Container</w:t>
+          <w:rFonts w:ascii="Calibri" w:eastAsia="Calibri" w:hAnsi="Calibri" w:cs="Calibri"/>
+          <w:b/>
+          <w:bCs/>
+          <w:color w:val="404040" w:themeColor="text1" w:themeTint="BF"/>
+        </w:rPr>
+      </w:pPr>
+      <w:r>
+        <w:rPr>
+          <w:rFonts w:ascii="Calibri" w:eastAsia="Calibri" w:hAnsi="Calibri" w:cs="Calibri"/>
+          <w:b/>
+          <w:bCs/>
+          <w:color w:val="404040" w:themeColor="text1" w:themeTint="BF"/>
+        </w:rPr>
+        <w:t xml:space="preserve">- </w:t>
+      </w:r>
+      <w:proofErr w:type="gramStart"/>
+      <w:r>
+        <w:rPr>
+          <w:rFonts w:ascii="Calibri" w:eastAsia="Calibri" w:hAnsi="Calibri" w:cs="Calibri"/>
+          <w:b/>
+          <w:bCs/>
+          <w:color w:val="404040" w:themeColor="text1" w:themeTint="BF"/>
+        </w:rPr>
+        <w:t>name :</w:t>
+      </w:r>
+      <w:proofErr w:type="gramEnd"/>
+      <w:r>
+        <w:rPr>
+          <w:rFonts w:ascii="Calibri" w:eastAsia="Calibri" w:hAnsi="Calibri" w:cs="Calibri"/>
+          <w:b/>
+          <w:bCs/>
+          <w:color w:val="404040" w:themeColor="text1" w:themeTint="BF"/>
+        </w:rPr>
+        <w:t xml:space="preserve"> Deploy Pods on Docker Container</w:t>
       </w:r>
     </w:p>
     <w:p>
@@ -9244,20 +10104,40 @@
         <w:ind w:left="709" w:hanging="142"/>
         <w:textAlignment w:val="baseline"/>
         <w:rPr>
-          <w:rFonts w:ascii="Calibri" w:hAnsi="Calibri" w:eastAsia="Calibri" w:cs="Calibri"/>
-          <w:b/>
-          <w:bCs/>
-          <w:color w:val="404040" w:themeColor="text1" w:themeTint="BF"/>
-        </w:rPr>
-      </w:pPr>
-      <w:r>
-        <w:rPr>
-          <w:rFonts w:ascii="Calibri" w:hAnsi="Calibri" w:eastAsia="Calibri" w:cs="Calibri"/>
-          <w:b/>
-          <w:bCs/>
-          <w:color w:val="404040" w:themeColor="text1" w:themeTint="BF"/>
-        </w:rPr>
-        <w:t xml:space="preserve">  hosts : all</w:t>
+          <w:rFonts w:ascii="Calibri" w:eastAsia="Calibri" w:hAnsi="Calibri" w:cs="Calibri"/>
+          <w:b/>
+          <w:bCs/>
+          <w:color w:val="404040" w:themeColor="text1" w:themeTint="BF"/>
+        </w:rPr>
+      </w:pPr>
+      <w:r>
+        <w:rPr>
+          <w:rFonts w:ascii="Calibri" w:eastAsia="Calibri" w:hAnsi="Calibri" w:cs="Calibri"/>
+          <w:b/>
+          <w:bCs/>
+          <w:color w:val="404040" w:themeColor="text1" w:themeTint="BF"/>
+        </w:rPr>
+        <w:t xml:space="preserve">  </w:t>
+      </w:r>
+      <w:proofErr w:type="gramStart"/>
+      <w:r>
+        <w:rPr>
+          <w:rFonts w:ascii="Calibri" w:eastAsia="Calibri" w:hAnsi="Calibri" w:cs="Calibri"/>
+          <w:b/>
+          <w:bCs/>
+          <w:color w:val="404040" w:themeColor="text1" w:themeTint="BF"/>
+        </w:rPr>
+        <w:t>hosts :</w:t>
+      </w:r>
+      <w:proofErr w:type="gramEnd"/>
+      <w:r>
+        <w:rPr>
+          <w:rFonts w:ascii="Calibri" w:eastAsia="Calibri" w:hAnsi="Calibri" w:cs="Calibri"/>
+          <w:b/>
+          <w:bCs/>
+          <w:color w:val="404040" w:themeColor="text1" w:themeTint="BF"/>
+        </w:rPr>
+        <w:t xml:space="preserve"> all</w:t>
       </w:r>
     </w:p>
     <w:p>
@@ -9267,20 +10147,40 @@
         <w:ind w:left="709" w:hanging="142"/>
         <w:textAlignment w:val="baseline"/>
         <w:rPr>
-          <w:rFonts w:ascii="Calibri" w:hAnsi="Calibri" w:eastAsia="Calibri" w:cs="Calibri"/>
-          <w:b/>
-          <w:bCs/>
-          <w:color w:val="404040" w:themeColor="text1" w:themeTint="BF"/>
-        </w:rPr>
-      </w:pPr>
-      <w:r>
-        <w:rPr>
-          <w:rFonts w:ascii="Calibri" w:hAnsi="Calibri" w:eastAsia="Calibri" w:cs="Calibri"/>
-          <w:b/>
-          <w:bCs/>
-          <w:color w:val="404040" w:themeColor="text1" w:themeTint="BF"/>
-        </w:rPr>
-        <w:t xml:space="preserve">  tasks : </w:t>
+          <w:rFonts w:ascii="Calibri" w:eastAsia="Calibri" w:hAnsi="Calibri" w:cs="Calibri"/>
+          <w:b/>
+          <w:bCs/>
+          <w:color w:val="404040" w:themeColor="text1" w:themeTint="BF"/>
+        </w:rPr>
+      </w:pPr>
+      <w:r>
+        <w:rPr>
+          <w:rFonts w:ascii="Calibri" w:eastAsia="Calibri" w:hAnsi="Calibri" w:cs="Calibri"/>
+          <w:b/>
+          <w:bCs/>
+          <w:color w:val="404040" w:themeColor="text1" w:themeTint="BF"/>
+        </w:rPr>
+        <w:t xml:space="preserve">  </w:t>
+      </w:r>
+      <w:proofErr w:type="gramStart"/>
+      <w:r>
+        <w:rPr>
+          <w:rFonts w:ascii="Calibri" w:eastAsia="Calibri" w:hAnsi="Calibri" w:cs="Calibri"/>
+          <w:b/>
+          <w:bCs/>
+          <w:color w:val="404040" w:themeColor="text1" w:themeTint="BF"/>
+        </w:rPr>
+        <w:t>tasks :</w:t>
+      </w:r>
+      <w:proofErr w:type="gramEnd"/>
+      <w:r>
+        <w:rPr>
+          <w:rFonts w:ascii="Calibri" w:eastAsia="Calibri" w:hAnsi="Calibri" w:cs="Calibri"/>
+          <w:b/>
+          <w:bCs/>
+          <w:color w:val="404040" w:themeColor="text1" w:themeTint="BF"/>
+        </w:rPr>
+        <w:t xml:space="preserve"> </w:t>
       </w:r>
     </w:p>
     <w:p>
@@ -9290,15 +10190,15 @@
         <w:ind w:left="709" w:hanging="142"/>
         <w:textAlignment w:val="baseline"/>
         <w:rPr>
-          <w:rFonts w:ascii="Calibri" w:hAnsi="Calibri" w:eastAsia="Calibri" w:cs="Calibri"/>
-          <w:b/>
-          <w:bCs/>
-          <w:color w:val="404040" w:themeColor="text1" w:themeTint="BF"/>
-        </w:rPr>
-      </w:pPr>
-      <w:r>
-        <w:rPr>
-          <w:rFonts w:ascii="Calibri" w:hAnsi="Calibri" w:eastAsia="Calibri" w:cs="Calibri"/>
+          <w:rFonts w:ascii="Calibri" w:eastAsia="Calibri" w:hAnsi="Calibri" w:cs="Calibri"/>
+          <w:b/>
+          <w:bCs/>
+          <w:color w:val="404040" w:themeColor="text1" w:themeTint="BF"/>
+        </w:rPr>
+      </w:pPr>
+      <w:r>
+        <w:rPr>
+          <w:rFonts w:ascii="Calibri" w:eastAsia="Calibri" w:hAnsi="Calibri" w:cs="Calibri"/>
           <w:b/>
           <w:bCs/>
           <w:color w:val="404040" w:themeColor="text1" w:themeTint="BF"/>
@@ -9313,15 +10213,15 @@
         <w:ind w:left="709" w:hanging="142"/>
         <w:textAlignment w:val="baseline"/>
         <w:rPr>
-          <w:rFonts w:ascii="Calibri" w:hAnsi="Calibri" w:eastAsia="Calibri" w:cs="Calibri"/>
-          <w:b/>
-          <w:bCs/>
-          <w:color w:val="404040" w:themeColor="text1" w:themeTint="BF"/>
-        </w:rPr>
-      </w:pPr>
-      <w:r>
-        <w:rPr>
-          <w:rFonts w:ascii="Calibri" w:hAnsi="Calibri" w:eastAsia="Calibri" w:cs="Calibri"/>
+          <w:rFonts w:ascii="Calibri" w:eastAsia="Calibri" w:hAnsi="Calibri" w:cs="Calibri"/>
+          <w:b/>
+          <w:bCs/>
+          <w:color w:val="404040" w:themeColor="text1" w:themeTint="BF"/>
+        </w:rPr>
+      </w:pPr>
+      <w:r>
+        <w:rPr>
+          <w:rFonts w:ascii="Calibri" w:eastAsia="Calibri" w:hAnsi="Calibri" w:cs="Calibri"/>
           <w:b/>
           <w:bCs/>
           <w:color w:val="404040" w:themeColor="text1" w:themeTint="BF"/>
@@ -9336,15 +10236,15 @@
         <w:ind w:left="709" w:hanging="142"/>
         <w:textAlignment w:val="baseline"/>
         <w:rPr>
-          <w:rFonts w:ascii="Calibri" w:hAnsi="Calibri" w:eastAsia="Calibri" w:cs="Calibri"/>
-          <w:b/>
-          <w:bCs/>
-          <w:color w:val="404040" w:themeColor="text1" w:themeTint="BF"/>
-        </w:rPr>
-      </w:pPr>
-      <w:r>
-        <w:rPr>
-          <w:rFonts w:ascii="Calibri" w:hAnsi="Calibri" w:eastAsia="Calibri" w:cs="Calibri"/>
+          <w:rFonts w:ascii="Calibri" w:eastAsia="Calibri" w:hAnsi="Calibri" w:cs="Calibri"/>
+          <w:b/>
+          <w:bCs/>
+          <w:color w:val="404040" w:themeColor="text1" w:themeTint="BF"/>
+        </w:rPr>
+      </w:pPr>
+      <w:r>
+        <w:rPr>
+          <w:rFonts w:ascii="Calibri" w:eastAsia="Calibri" w:hAnsi="Calibri" w:cs="Calibri"/>
           <w:b/>
           <w:bCs/>
           <w:color w:val="404040" w:themeColor="text1" w:themeTint="BF"/>
@@ -9359,15 +10259,15 @@
         <w:ind w:left="709" w:hanging="142"/>
         <w:textAlignment w:val="baseline"/>
         <w:rPr>
-          <w:rFonts w:ascii="Calibri" w:hAnsi="Calibri" w:eastAsia="Calibri" w:cs="Calibri"/>
-          <w:b/>
-          <w:bCs/>
-          <w:color w:val="404040" w:themeColor="text1" w:themeTint="BF"/>
-        </w:rPr>
-      </w:pPr>
-      <w:r>
-        <w:rPr>
-          <w:rFonts w:ascii="Calibri" w:hAnsi="Calibri" w:eastAsia="Calibri" w:cs="Calibri"/>
+          <w:rFonts w:ascii="Calibri" w:eastAsia="Calibri" w:hAnsi="Calibri" w:cs="Calibri"/>
+          <w:b/>
+          <w:bCs/>
+          <w:color w:val="404040" w:themeColor="text1" w:themeTint="BF"/>
+        </w:rPr>
+      </w:pPr>
+      <w:r>
+        <w:rPr>
+          <w:rFonts w:ascii="Calibri" w:eastAsia="Calibri" w:hAnsi="Calibri" w:cs="Calibri"/>
           <w:b/>
           <w:bCs/>
           <w:color w:val="404040" w:themeColor="text1" w:themeTint="BF"/>
@@ -9382,7 +10282,7 @@
         <w:ind w:left="709" w:hanging="142"/>
         <w:textAlignment w:val="baseline"/>
         <w:rPr>
-          <w:rFonts w:ascii="Calibri" w:hAnsi="Calibri" w:eastAsia="Calibri" w:cs="Calibri"/>
+          <w:rFonts w:ascii="Calibri" w:eastAsia="Calibri" w:hAnsi="Calibri" w:cs="Calibri"/>
           <w:b/>
           <w:bCs/>
           <w:color w:val="404040" w:themeColor="text1" w:themeTint="BF"/>
@@ -9396,15 +10296,15 @@
         <w:ind w:left="709" w:hanging="142"/>
         <w:textAlignment w:val="baseline"/>
         <w:rPr>
-          <w:rFonts w:ascii="Calibri" w:hAnsi="Calibri" w:eastAsia="Calibri" w:cs="Calibri"/>
-          <w:b/>
-          <w:bCs/>
-          <w:color w:val="404040" w:themeColor="text1" w:themeTint="BF"/>
-        </w:rPr>
-      </w:pPr>
-      <w:r>
-        <w:rPr>
-          <w:rFonts w:ascii="Calibri" w:hAnsi="Calibri" w:eastAsia="Calibri" w:cs="Calibri"/>
+          <w:rFonts w:ascii="Calibri" w:eastAsia="Calibri" w:hAnsi="Calibri" w:cs="Calibri"/>
+          <w:b/>
+          <w:bCs/>
+          <w:color w:val="404040" w:themeColor="text1" w:themeTint="BF"/>
+        </w:rPr>
+      </w:pPr>
+      <w:r>
+        <w:rPr>
+          <w:rFonts w:ascii="Calibri" w:eastAsia="Calibri" w:hAnsi="Calibri" w:cs="Calibri"/>
           <w:b/>
           <w:bCs/>
           <w:color w:val="404040" w:themeColor="text1" w:themeTint="BF"/>
@@ -9419,15 +10319,15 @@
         <w:ind w:left="709" w:hanging="142"/>
         <w:textAlignment w:val="baseline"/>
         <w:rPr>
-          <w:rFonts w:ascii="Calibri" w:hAnsi="Calibri" w:eastAsia="Calibri" w:cs="Calibri"/>
-          <w:b/>
-          <w:bCs/>
-          <w:color w:val="404040" w:themeColor="text1" w:themeTint="BF"/>
-        </w:rPr>
-      </w:pPr>
-      <w:r>
-        <w:rPr>
-          <w:rFonts w:ascii="Calibri" w:hAnsi="Calibri" w:eastAsia="Calibri" w:cs="Calibri"/>
+          <w:rFonts w:ascii="Calibri" w:eastAsia="Calibri" w:hAnsi="Calibri" w:cs="Calibri"/>
+          <w:b/>
+          <w:bCs/>
+          <w:color w:val="404040" w:themeColor="text1" w:themeTint="BF"/>
+        </w:rPr>
+      </w:pPr>
+      <w:r>
+        <w:rPr>
+          <w:rFonts w:ascii="Calibri" w:eastAsia="Calibri" w:hAnsi="Calibri" w:cs="Calibri"/>
           <w:b/>
           <w:bCs/>
           <w:color w:val="404040" w:themeColor="text1" w:themeTint="BF"/>
@@ -9442,7 +10342,7 @@
         <w:ind w:left="709" w:hanging="142"/>
         <w:textAlignment w:val="baseline"/>
         <w:rPr>
-          <w:rFonts w:ascii="Calibri" w:hAnsi="Calibri" w:eastAsia="Calibri" w:cs="Calibri"/>
+          <w:rFonts w:ascii="Calibri" w:eastAsia="Calibri" w:hAnsi="Calibri" w:cs="Calibri"/>
           <w:b/>
           <w:bCs/>
           <w:color w:val="404040" w:themeColor="text1" w:themeTint="BF"/>
@@ -9456,15 +10356,15 @@
         <w:ind w:left="709" w:hanging="142"/>
         <w:textAlignment w:val="baseline"/>
         <w:rPr>
-          <w:rFonts w:ascii="Calibri" w:hAnsi="Calibri" w:eastAsia="Calibri" w:cs="Calibri"/>
-          <w:b/>
-          <w:bCs/>
-          <w:color w:val="404040" w:themeColor="text1" w:themeTint="BF"/>
-        </w:rPr>
-      </w:pPr>
-      <w:r>
-        <w:rPr>
-          <w:rFonts w:ascii="Calibri" w:hAnsi="Calibri" w:eastAsia="Calibri" w:cs="Calibri"/>
+          <w:rFonts w:ascii="Calibri" w:eastAsia="Calibri" w:hAnsi="Calibri" w:cs="Calibri"/>
+          <w:b/>
+          <w:bCs/>
+          <w:color w:val="404040" w:themeColor="text1" w:themeTint="BF"/>
+        </w:rPr>
+      </w:pPr>
+      <w:r>
+        <w:rPr>
+          <w:rFonts w:ascii="Calibri" w:eastAsia="Calibri" w:hAnsi="Calibri" w:cs="Calibri"/>
           <w:b/>
           <w:bCs/>
           <w:color w:val="404040" w:themeColor="text1" w:themeTint="BF"/>
@@ -9479,20 +10379,40 @@
         <w:ind w:left="709" w:hanging="142"/>
         <w:textAlignment w:val="baseline"/>
         <w:rPr>
-          <w:rFonts w:ascii="Calibri" w:hAnsi="Calibri" w:eastAsia="Calibri" w:cs="Calibri"/>
-          <w:b/>
-          <w:bCs/>
-          <w:color w:val="404040" w:themeColor="text1" w:themeTint="BF"/>
-        </w:rPr>
-      </w:pPr>
-      <w:r>
-        <w:rPr>
-          <w:rFonts w:ascii="Calibri" w:hAnsi="Calibri" w:eastAsia="Calibri" w:cs="Calibri"/>
-          <w:b/>
-          <w:bCs/>
-          <w:color w:val="404040" w:themeColor="text1" w:themeTint="BF"/>
-        </w:rPr>
-        <w:t xml:space="preserve">    command: "docker rm {{ containerName }}"</w:t>
+          <w:rFonts w:ascii="Calibri" w:eastAsia="Calibri" w:hAnsi="Calibri" w:cs="Calibri"/>
+          <w:b/>
+          <w:bCs/>
+          <w:color w:val="404040" w:themeColor="text1" w:themeTint="BF"/>
+        </w:rPr>
+      </w:pPr>
+      <w:r>
+        <w:rPr>
+          <w:rFonts w:ascii="Calibri" w:eastAsia="Calibri" w:hAnsi="Calibri" w:cs="Calibri"/>
+          <w:b/>
+          <w:bCs/>
+          <w:color w:val="404040" w:themeColor="text1" w:themeTint="BF"/>
+        </w:rPr>
+        <w:t xml:space="preserve">    command: "docker rm </w:t>
+      </w:r>
+      <w:proofErr w:type="gramStart"/>
+      <w:r>
+        <w:rPr>
+          <w:rFonts w:ascii="Calibri" w:eastAsia="Calibri" w:hAnsi="Calibri" w:cs="Calibri"/>
+          <w:b/>
+          <w:bCs/>
+          <w:color w:val="404040" w:themeColor="text1" w:themeTint="BF"/>
+        </w:rPr>
+        <w:t>{{ containerName</w:t>
+      </w:r>
+      <w:proofErr w:type="gramEnd"/>
+      <w:r>
+        <w:rPr>
+          <w:rFonts w:ascii="Calibri" w:eastAsia="Calibri" w:hAnsi="Calibri" w:cs="Calibri"/>
+          <w:b/>
+          <w:bCs/>
+          <w:color w:val="404040" w:themeColor="text1" w:themeTint="BF"/>
+        </w:rPr>
+        <w:t xml:space="preserve"> }}"</w:t>
       </w:r>
     </w:p>
     <w:p>
@@ -9502,15 +10422,15 @@
         <w:ind w:left="709" w:hanging="142"/>
         <w:textAlignment w:val="baseline"/>
         <w:rPr>
-          <w:rFonts w:ascii="Calibri" w:hAnsi="Calibri" w:eastAsia="Calibri" w:cs="Calibri"/>
-          <w:b/>
-          <w:bCs/>
-          <w:color w:val="404040" w:themeColor="text1" w:themeTint="BF"/>
-        </w:rPr>
-      </w:pPr>
-      <w:r>
-        <w:rPr>
-          <w:rFonts w:ascii="Calibri" w:hAnsi="Calibri" w:eastAsia="Calibri" w:cs="Calibri"/>
+          <w:rFonts w:ascii="Calibri" w:eastAsia="Calibri" w:hAnsi="Calibri" w:cs="Calibri"/>
+          <w:b/>
+          <w:bCs/>
+          <w:color w:val="404040" w:themeColor="text1" w:themeTint="BF"/>
+        </w:rPr>
+      </w:pPr>
+      <w:r>
+        <w:rPr>
+          <w:rFonts w:ascii="Calibri" w:eastAsia="Calibri" w:hAnsi="Calibri" w:cs="Calibri"/>
           <w:b/>
           <w:bCs/>
           <w:color w:val="404040" w:themeColor="text1" w:themeTint="BF"/>
@@ -9525,7 +10445,7 @@
         <w:ind w:left="709" w:hanging="142"/>
         <w:textAlignment w:val="baseline"/>
         <w:rPr>
-          <w:rFonts w:ascii="Calibri" w:hAnsi="Calibri" w:eastAsia="Calibri" w:cs="Calibri"/>
+          <w:rFonts w:ascii="Calibri" w:eastAsia="Calibri" w:hAnsi="Calibri" w:cs="Calibri"/>
           <w:b/>
           <w:bCs/>
           <w:color w:val="404040" w:themeColor="text1" w:themeTint="BF"/>
@@ -9539,20 +10459,40 @@
         <w:ind w:left="709" w:hanging="142"/>
         <w:textAlignment w:val="baseline"/>
         <w:rPr>
-          <w:rFonts w:ascii="Calibri" w:hAnsi="Calibri" w:eastAsia="Calibri" w:cs="Calibri"/>
-          <w:b/>
-          <w:bCs/>
-          <w:color w:val="404040" w:themeColor="text1" w:themeTint="BF"/>
-        </w:rPr>
-      </w:pPr>
-      <w:r>
-        <w:rPr>
-          <w:rFonts w:ascii="Calibri" w:hAnsi="Calibri" w:eastAsia="Calibri" w:cs="Calibri"/>
-          <w:b/>
-          <w:bCs/>
-          <w:color w:val="404040" w:themeColor="text1" w:themeTint="BF"/>
-        </w:rPr>
-        <w:t xml:space="preserve">  - name: Performing Deployment of {{ dockerImageTag }}</w:t>
+          <w:rFonts w:ascii="Calibri" w:eastAsia="Calibri" w:hAnsi="Calibri" w:cs="Calibri"/>
+          <w:b/>
+          <w:bCs/>
+          <w:color w:val="404040" w:themeColor="text1" w:themeTint="BF"/>
+        </w:rPr>
+      </w:pPr>
+      <w:r>
+        <w:rPr>
+          <w:rFonts w:ascii="Calibri" w:eastAsia="Calibri" w:hAnsi="Calibri" w:cs="Calibri"/>
+          <w:b/>
+          <w:bCs/>
+          <w:color w:val="404040" w:themeColor="text1" w:themeTint="BF"/>
+        </w:rPr>
+        <w:t xml:space="preserve">  - name: Performing Deployment of </w:t>
+      </w:r>
+      <w:proofErr w:type="gramStart"/>
+      <w:r>
+        <w:rPr>
+          <w:rFonts w:ascii="Calibri" w:eastAsia="Calibri" w:hAnsi="Calibri" w:cs="Calibri"/>
+          <w:b/>
+          <w:bCs/>
+          <w:color w:val="404040" w:themeColor="text1" w:themeTint="BF"/>
+        </w:rPr>
+        <w:t>{{ dockerImageTag</w:t>
+      </w:r>
+      <w:proofErr w:type="gramEnd"/>
+      <w:r>
+        <w:rPr>
+          <w:rFonts w:ascii="Calibri" w:eastAsia="Calibri" w:hAnsi="Calibri" w:cs="Calibri"/>
+          <w:b/>
+          <w:bCs/>
+          <w:color w:val="404040" w:themeColor="text1" w:themeTint="BF"/>
+        </w:rPr>
+        <w:t xml:space="preserve"> }}</w:t>
       </w:r>
     </w:p>
     <w:p>
@@ -9562,20 +10502,100 @@
         <w:ind w:left="709" w:hanging="142"/>
         <w:textAlignment w:val="baseline"/>
         <w:rPr>
-          <w:rFonts w:ascii="Calibri" w:hAnsi="Calibri" w:eastAsia="Calibri" w:cs="Calibri"/>
-          <w:b/>
-          <w:bCs/>
-          <w:color w:val="404040" w:themeColor="text1" w:themeTint="BF"/>
-        </w:rPr>
-      </w:pPr>
-      <w:r>
-        <w:rPr>
-          <w:rFonts w:ascii="Calibri" w:hAnsi="Calibri" w:eastAsia="Calibri" w:cs="Calibri"/>
-          <w:b/>
-          <w:bCs/>
-          <w:color w:val="404040" w:themeColor="text1" w:themeTint="BF"/>
-        </w:rPr>
-        <w:t xml:space="preserve">    command: "docker run -d --name {{ containerName }} -p {{ httpPort }}:{{ httpPort }} docker.io/{{ dockerImageTag }}"</w:t>
+          <w:rFonts w:ascii="Calibri" w:eastAsia="Calibri" w:hAnsi="Calibri" w:cs="Calibri"/>
+          <w:b/>
+          <w:bCs/>
+          <w:color w:val="404040" w:themeColor="text1" w:themeTint="BF"/>
+        </w:rPr>
+      </w:pPr>
+      <w:r>
+        <w:rPr>
+          <w:rFonts w:ascii="Calibri" w:eastAsia="Calibri" w:hAnsi="Calibri" w:cs="Calibri"/>
+          <w:b/>
+          <w:bCs/>
+          <w:color w:val="404040" w:themeColor="text1" w:themeTint="BF"/>
+        </w:rPr>
+        <w:t xml:space="preserve">    command: "docker run -d --name </w:t>
+      </w:r>
+      <w:proofErr w:type="gramStart"/>
+      <w:r>
+        <w:rPr>
+          <w:rFonts w:ascii="Calibri" w:eastAsia="Calibri" w:hAnsi="Calibri" w:cs="Calibri"/>
+          <w:b/>
+          <w:bCs/>
+          <w:color w:val="404040" w:themeColor="text1" w:themeTint="BF"/>
+        </w:rPr>
+        <w:t>{{ containerName</w:t>
+      </w:r>
+      <w:proofErr w:type="gramEnd"/>
+      <w:r>
+        <w:rPr>
+          <w:rFonts w:ascii="Calibri" w:eastAsia="Calibri" w:hAnsi="Calibri" w:cs="Calibri"/>
+          <w:b/>
+          <w:bCs/>
+          <w:color w:val="404040" w:themeColor="text1" w:themeTint="BF"/>
+        </w:rPr>
+        <w:t xml:space="preserve"> }} -p </w:t>
+      </w:r>
+      <w:proofErr w:type="gramStart"/>
+      <w:r>
+        <w:rPr>
+          <w:rFonts w:ascii="Calibri" w:eastAsia="Calibri" w:hAnsi="Calibri" w:cs="Calibri"/>
+          <w:b/>
+          <w:bCs/>
+          <w:color w:val="404040" w:themeColor="text1" w:themeTint="BF"/>
+        </w:rPr>
+        <w:t>{{ httpPort</w:t>
+      </w:r>
+      <w:proofErr w:type="gramEnd"/>
+      <w:r>
+        <w:rPr>
+          <w:rFonts w:ascii="Calibri" w:eastAsia="Calibri" w:hAnsi="Calibri" w:cs="Calibri"/>
+          <w:b/>
+          <w:bCs/>
+          <w:color w:val="404040" w:themeColor="text1" w:themeTint="BF"/>
+        </w:rPr>
+        <w:t xml:space="preserve"> }</w:t>
+      </w:r>
+      <w:proofErr w:type="gramStart"/>
+      <w:r>
+        <w:rPr>
+          <w:rFonts w:ascii="Calibri" w:eastAsia="Calibri" w:hAnsi="Calibri" w:cs="Calibri"/>
+          <w:b/>
+          <w:bCs/>
+          <w:color w:val="404040" w:themeColor="text1" w:themeTint="BF"/>
+        </w:rPr>
+        <w:t>}:{{ httpPort</w:t>
+      </w:r>
+      <w:proofErr w:type="gramEnd"/>
+      <w:r>
+        <w:rPr>
+          <w:rFonts w:ascii="Calibri" w:eastAsia="Calibri" w:hAnsi="Calibri" w:cs="Calibri"/>
+          <w:b/>
+          <w:bCs/>
+          <w:color w:val="404040" w:themeColor="text1" w:themeTint="BF"/>
+        </w:rPr>
+        <w:t xml:space="preserve"> }} docker.io</w:t>
+      </w:r>
+      <w:proofErr w:type="gramStart"/>
+      <w:r>
+        <w:rPr>
+          <w:rFonts w:ascii="Calibri" w:eastAsia="Calibri" w:hAnsi="Calibri" w:cs="Calibri"/>
+          <w:b/>
+          <w:bCs/>
+          <w:color w:val="404040" w:themeColor="text1" w:themeTint="BF"/>
+        </w:rPr>
+        <w:t>/{{ dockerImageTag</w:t>
+      </w:r>
+      <w:proofErr w:type="gramEnd"/>
+      <w:r>
+        <w:rPr>
+          <w:rFonts w:ascii="Calibri" w:eastAsia="Calibri" w:hAnsi="Calibri" w:cs="Calibri"/>
+          <w:b/>
+          <w:bCs/>
+          <w:color w:val="404040" w:themeColor="text1" w:themeTint="BF"/>
+        </w:rPr>
+        <w:t xml:space="preserve"> }}"</w:t>
       </w:r>
     </w:p>
     <w:p>
@@ -9585,7 +10605,7 @@
         <w:ind w:left="709" w:hanging="142"/>
         <w:textAlignment w:val="baseline"/>
         <w:rPr>
-          <w:rFonts w:ascii="Calibri" w:hAnsi="Calibri" w:eastAsia="Calibri" w:cs="Calibri"/>
+          <w:rFonts w:ascii="Calibri" w:eastAsia="Calibri" w:hAnsi="Calibri" w:cs="Calibri"/>
           <w:b/>
           <w:bCs/>
           <w:color w:val="404040" w:themeColor="text1" w:themeTint="BF"/>
@@ -9599,15 +10619,15 @@
         <w:ind w:left="709" w:hanging="142"/>
         <w:textAlignment w:val="baseline"/>
         <w:rPr>
-          <w:rFonts w:ascii="Calibri" w:hAnsi="Calibri" w:eastAsia="Calibri" w:cs="Calibri"/>
-          <w:b/>
-          <w:bCs/>
-          <w:color w:val="404040" w:themeColor="text1" w:themeTint="BF"/>
-        </w:rPr>
-      </w:pPr>
-      <w:r>
-        <w:rPr>
-          <w:rFonts w:ascii="Calibri" w:hAnsi="Calibri" w:eastAsia="Calibri" w:cs="Calibri"/>
+          <w:rFonts w:ascii="Calibri" w:eastAsia="Calibri" w:hAnsi="Calibri" w:cs="Calibri"/>
+          <w:b/>
+          <w:bCs/>
+          <w:color w:val="404040" w:themeColor="text1" w:themeTint="BF"/>
+        </w:rPr>
+      </w:pPr>
+      <w:r>
+        <w:rPr>
+          <w:rFonts w:ascii="Calibri" w:eastAsia="Calibri" w:hAnsi="Calibri" w:cs="Calibri"/>
           <w:b/>
           <w:bCs/>
           <w:color w:val="404040" w:themeColor="text1" w:themeTint="BF"/>
@@ -9622,15 +10642,15 @@
         <w:ind w:left="709" w:hanging="142"/>
         <w:textAlignment w:val="baseline"/>
         <w:rPr>
-          <w:rFonts w:ascii="Calibri" w:hAnsi="Calibri" w:eastAsia="Calibri" w:cs="Calibri"/>
-          <w:b/>
-          <w:bCs/>
-          <w:color w:val="404040" w:themeColor="text1" w:themeTint="BF"/>
-        </w:rPr>
-      </w:pPr>
-      <w:r>
-        <w:rPr>
-          <w:rFonts w:ascii="Calibri" w:hAnsi="Calibri" w:eastAsia="Calibri" w:cs="Calibri"/>
+          <w:rFonts w:ascii="Calibri" w:eastAsia="Calibri" w:hAnsi="Calibri" w:cs="Calibri"/>
+          <w:b/>
+          <w:bCs/>
+          <w:color w:val="404040" w:themeColor="text1" w:themeTint="BF"/>
+        </w:rPr>
+      </w:pPr>
+      <w:r>
+        <w:rPr>
+          <w:rFonts w:ascii="Calibri" w:eastAsia="Calibri" w:hAnsi="Calibri" w:cs="Calibri"/>
           <w:b/>
           <w:bCs/>
           <w:color w:val="404040" w:themeColor="text1" w:themeTint="BF"/>
@@ -9645,7 +10665,7 @@
         <w:ind w:left="709" w:hanging="142"/>
         <w:textAlignment w:val="baseline"/>
         <w:rPr>
-          <w:rFonts w:ascii="Calibri" w:hAnsi="Calibri" w:eastAsia="Calibri" w:cs="Calibri"/>
+          <w:rFonts w:ascii="Calibri" w:eastAsia="Calibri" w:hAnsi="Calibri" w:cs="Calibri"/>
           <w:b/>
           <w:bCs/>
           <w:color w:val="404040" w:themeColor="text1" w:themeTint="BF"/>
@@ -9659,15 +10679,15 @@
         <w:ind w:left="709" w:hanging="142"/>
         <w:textAlignment w:val="baseline"/>
         <w:rPr>
-          <w:rFonts w:ascii="Calibri" w:hAnsi="Calibri" w:eastAsia="Calibri" w:cs="Calibri"/>
-          <w:b/>
-          <w:bCs/>
-          <w:color w:val="404040" w:themeColor="text1" w:themeTint="BF"/>
-        </w:rPr>
-      </w:pPr>
-      <w:r>
-        <w:rPr>
-          <w:rFonts w:ascii="Calibri" w:hAnsi="Calibri" w:eastAsia="Calibri" w:cs="Calibri"/>
+          <w:rFonts w:ascii="Calibri" w:eastAsia="Calibri" w:hAnsi="Calibri" w:cs="Calibri"/>
+          <w:b/>
+          <w:bCs/>
+          <w:color w:val="404040" w:themeColor="text1" w:themeTint="BF"/>
+        </w:rPr>
+      </w:pPr>
+      <w:r>
+        <w:rPr>
+          <w:rFonts w:ascii="Calibri" w:eastAsia="Calibri" w:hAnsi="Calibri" w:cs="Calibri"/>
           <w:b/>
           <w:bCs/>
           <w:noProof/>
@@ -9689,7 +10709,7 @@
                     <pic:cNvPicPr/>
                   </pic:nvPicPr>
                   <pic:blipFill>
-                    <a:blip r:embed="rId48"/>
+                    <a:blip r:embed="rId47"/>
                     <a:stretch>
                       <a:fillRect/>
                     </a:stretch>
@@ -9717,7 +10737,7 @@
         <w:ind w:left="709" w:hanging="142"/>
         <w:textAlignment w:val="baseline"/>
         <w:rPr>
-          <w:rFonts w:ascii="Calibri" w:hAnsi="Calibri" w:eastAsia="Calibri" w:cs="Calibri"/>
+          <w:rFonts w:ascii="Calibri" w:eastAsia="Calibri" w:hAnsi="Calibri" w:cs="Calibri"/>
           <w:b/>
           <w:bCs/>
           <w:color w:val="404040" w:themeColor="text1" w:themeTint="BF"/>
@@ -9735,13 +10755,13 @@
         <w:ind w:left="567"/>
         <w:textAlignment w:val="baseline"/>
         <w:rPr>
-          <w:rFonts w:ascii="Calibri" w:hAnsi="Calibri" w:eastAsia="Calibri" w:cs="Calibri"/>
-          <w:color w:val="404040" w:themeColor="text1" w:themeTint="BF"/>
-        </w:rPr>
-      </w:pPr>
-      <w:r>
-        <w:rPr>
-          <w:rFonts w:ascii="Calibri" w:hAnsi="Calibri" w:eastAsia="Calibri" w:cs="Calibri"/>
+          <w:rFonts w:ascii="Calibri" w:eastAsia="Calibri" w:hAnsi="Calibri" w:cs="Calibri"/>
+          <w:color w:val="404040" w:themeColor="text1" w:themeTint="BF"/>
+        </w:rPr>
+      </w:pPr>
+      <w:r>
+        <w:rPr>
+          <w:rFonts w:ascii="Calibri" w:eastAsia="Calibri" w:hAnsi="Calibri" w:cs="Calibri"/>
           <w:color w:val="404040" w:themeColor="text1" w:themeTint="BF"/>
         </w:rPr>
         <w:t>Navigate to Jenkins job created and click on Build now to start running build for Jenkins job created</w:t>
@@ -9751,10 +10771,361 @@
       <w:pPr>
         <w:pStyle w:val="paragraph"/>
         <w:spacing w:before="0" w:beforeAutospacing="0" w:after="0" w:afterAutospacing="0"/>
+        <w:textAlignment w:val="baseline"/>
+        <w:rPr>
+          <w:rFonts w:ascii="Calibri" w:eastAsia="Calibri" w:hAnsi="Calibri" w:cs="Calibri"/>
+          <w:color w:val="404040" w:themeColor="text1" w:themeTint="BF"/>
+        </w:rPr>
+      </w:pPr>
+    </w:p>
+    <w:p>
+      <w:pPr>
+        <w:pStyle w:val="paragraph"/>
+        <w:spacing w:before="0" w:beforeAutospacing="0" w:after="0" w:afterAutospacing="0"/>
+        <w:textAlignment w:val="baseline"/>
+        <w:rPr>
+          <w:rFonts w:ascii="Calibri" w:eastAsia="Calibri" w:hAnsi="Calibri" w:cs="Calibri"/>
+          <w:color w:val="404040" w:themeColor="text1" w:themeTint="BF"/>
+        </w:rPr>
+      </w:pPr>
+      <w:r>
+        <w:rPr>
+          <w:rFonts w:ascii="Calibri" w:eastAsia="Calibri" w:hAnsi="Calibri" w:cs="Calibri"/>
+          <w:color w:val="404040" w:themeColor="text1" w:themeTint="BF"/>
+        </w:rPr>
+        <w:t>First run following commands</w:t>
+      </w:r>
+    </w:p>
+    <w:p>
+      <w:pPr>
+        <w:pStyle w:val="paragraph"/>
+        <w:spacing w:before="0" w:beforeAutospacing="0" w:after="0" w:afterAutospacing="0"/>
+        <w:textAlignment w:val="baseline"/>
+        <w:rPr>
+          <w:rFonts w:ascii="Calibri" w:eastAsia="Calibri" w:hAnsi="Calibri" w:cs="Calibri"/>
+          <w:color w:val="404040" w:themeColor="text1" w:themeTint="BF"/>
+        </w:rPr>
+      </w:pPr>
+    </w:p>
+    <w:p>
+      <w:pPr>
+        <w:pStyle w:val="paragraph"/>
+        <w:spacing w:before="0" w:beforeAutospacing="0" w:after="0" w:afterAutospacing="0"/>
+        <w:textAlignment w:val="baseline"/>
+        <w:rPr>
+          <w:rFonts w:ascii="Calibri" w:eastAsia="Calibri" w:hAnsi="Calibri" w:cs="Calibri"/>
+          <w:b/>
+          <w:bCs/>
+          <w:color w:val="404040" w:themeColor="text1" w:themeTint="BF"/>
+          <w:lang w:val="en"/>
+        </w:rPr>
+      </w:pPr>
+      <w:proofErr w:type="spellStart"/>
+      <w:r>
+        <w:rPr>
+          <w:rFonts w:ascii="Calibri" w:eastAsia="Calibri" w:hAnsi="Calibri" w:cs="Calibri"/>
+          <w:b/>
+          <w:bCs/>
+          <w:color w:val="404040" w:themeColor="text1" w:themeTint="BF"/>
+          <w:lang w:val="en"/>
+        </w:rPr>
+        <w:t>sudo</w:t>
+      </w:r>
+      <w:proofErr w:type="spellEnd"/>
+      <w:r>
+        <w:rPr>
+          <w:rFonts w:ascii="Calibri" w:eastAsia="Calibri" w:hAnsi="Calibri" w:cs="Calibri"/>
+          <w:b/>
+          <w:bCs/>
+          <w:color w:val="404040" w:themeColor="text1" w:themeTint="BF"/>
+          <w:lang w:val="en"/>
+        </w:rPr>
+        <w:t xml:space="preserve"> </w:t>
+      </w:r>
+      <w:proofErr w:type="spellStart"/>
+      <w:r>
+        <w:rPr>
+          <w:rFonts w:ascii="Calibri" w:eastAsia="Calibri" w:hAnsi="Calibri" w:cs="Calibri"/>
+          <w:b/>
+          <w:bCs/>
+          <w:color w:val="404040" w:themeColor="text1" w:themeTint="BF"/>
+          <w:lang w:val="en"/>
+        </w:rPr>
+        <w:t>usermod</w:t>
+      </w:r>
+      <w:proofErr w:type="spellEnd"/>
+      <w:r>
+        <w:rPr>
+          <w:rFonts w:ascii="Calibri" w:eastAsia="Calibri" w:hAnsi="Calibri" w:cs="Calibri"/>
+          <w:b/>
+          <w:bCs/>
+          <w:color w:val="404040" w:themeColor="text1" w:themeTint="BF"/>
+          <w:lang w:val="en"/>
+        </w:rPr>
+        <w:t xml:space="preserve"> -</w:t>
+      </w:r>
+      <w:proofErr w:type="spellStart"/>
+      <w:r>
+        <w:rPr>
+          <w:rFonts w:ascii="Calibri" w:eastAsia="Calibri" w:hAnsi="Calibri" w:cs="Calibri"/>
+          <w:b/>
+          <w:bCs/>
+          <w:color w:val="404040" w:themeColor="text1" w:themeTint="BF"/>
+          <w:lang w:val="en"/>
+        </w:rPr>
+        <w:t>aG</w:t>
+      </w:r>
+      <w:proofErr w:type="spellEnd"/>
+      <w:r>
+        <w:rPr>
+          <w:rFonts w:ascii="Calibri" w:eastAsia="Calibri" w:hAnsi="Calibri" w:cs="Calibri"/>
+          <w:b/>
+          <w:bCs/>
+          <w:color w:val="404040" w:themeColor="text1" w:themeTint="BF"/>
+          <w:lang w:val="en"/>
+        </w:rPr>
+        <w:t xml:space="preserve"> docker </w:t>
+      </w:r>
+      <w:proofErr w:type="spellStart"/>
+      <w:r>
+        <w:rPr>
+          <w:rFonts w:ascii="Calibri" w:eastAsia="Calibri" w:hAnsi="Calibri" w:cs="Calibri"/>
+          <w:b/>
+          <w:bCs/>
+          <w:color w:val="404040" w:themeColor="text1" w:themeTint="BF"/>
+          <w:lang w:val="en"/>
+        </w:rPr>
+        <w:t>jenkins</w:t>
+      </w:r>
+      <w:proofErr w:type="spellEnd"/>
+    </w:p>
+    <w:p>
+      <w:pPr>
+        <w:pStyle w:val="paragraph"/>
+        <w:spacing w:before="0" w:beforeAutospacing="0" w:after="0" w:afterAutospacing="0"/>
+        <w:textAlignment w:val="baseline"/>
+        <w:rPr>
+          <w:rFonts w:ascii="Calibri" w:eastAsia="Calibri" w:hAnsi="Calibri" w:cs="Calibri"/>
+          <w:b/>
+          <w:bCs/>
+          <w:color w:val="404040" w:themeColor="text1" w:themeTint="BF"/>
+          <w:lang w:val="en"/>
+        </w:rPr>
+      </w:pPr>
+    </w:p>
+    <w:p>
+      <w:pPr>
+        <w:pStyle w:val="paragraph"/>
+        <w:spacing w:before="0" w:beforeAutospacing="0" w:after="0" w:afterAutospacing="0"/>
+        <w:textAlignment w:val="baseline"/>
+        <w:rPr>
+          <w:rFonts w:ascii="Calibri" w:eastAsia="Calibri" w:hAnsi="Calibri" w:cs="Calibri"/>
+          <w:b/>
+          <w:bCs/>
+          <w:color w:val="404040" w:themeColor="text1" w:themeTint="BF"/>
+          <w:lang w:val="en"/>
+        </w:rPr>
+      </w:pPr>
+      <w:proofErr w:type="spellStart"/>
+      <w:r>
+        <w:rPr>
+          <w:rFonts w:ascii="Calibri" w:eastAsia="Calibri" w:hAnsi="Calibri" w:cs="Calibri"/>
+          <w:b/>
+          <w:bCs/>
+          <w:color w:val="404040" w:themeColor="text1" w:themeTint="BF"/>
+          <w:lang w:val="en"/>
+        </w:rPr>
+        <w:t>sudo</w:t>
+      </w:r>
+      <w:proofErr w:type="spellEnd"/>
+      <w:r>
+        <w:rPr>
+          <w:rFonts w:ascii="Calibri" w:eastAsia="Calibri" w:hAnsi="Calibri" w:cs="Calibri"/>
+          <w:b/>
+          <w:bCs/>
+          <w:color w:val="404040" w:themeColor="text1" w:themeTint="BF"/>
+          <w:lang w:val="en"/>
+        </w:rPr>
+        <w:t xml:space="preserve"> </w:t>
+      </w:r>
+      <w:proofErr w:type="spellStart"/>
+      <w:r>
+        <w:rPr>
+          <w:rFonts w:ascii="Calibri" w:eastAsia="Calibri" w:hAnsi="Calibri" w:cs="Calibri"/>
+          <w:b/>
+          <w:bCs/>
+          <w:color w:val="404040" w:themeColor="text1" w:themeTint="BF"/>
+          <w:lang w:val="en"/>
+        </w:rPr>
+        <w:t>systemctl</w:t>
+      </w:r>
+      <w:proofErr w:type="spellEnd"/>
+      <w:r>
+        <w:rPr>
+          <w:rFonts w:ascii="Calibri" w:eastAsia="Calibri" w:hAnsi="Calibri" w:cs="Calibri"/>
+          <w:b/>
+          <w:bCs/>
+          <w:color w:val="404040" w:themeColor="text1" w:themeTint="BF"/>
+          <w:lang w:val="en"/>
+        </w:rPr>
+        <w:t xml:space="preserve"> restart </w:t>
+      </w:r>
+      <w:proofErr w:type="spellStart"/>
+      <w:r>
+        <w:rPr>
+          <w:rFonts w:ascii="Calibri" w:eastAsia="Calibri" w:hAnsi="Calibri" w:cs="Calibri"/>
+          <w:b/>
+          <w:bCs/>
+          <w:color w:val="404040" w:themeColor="text1" w:themeTint="BF"/>
+          <w:lang w:val="en"/>
+        </w:rPr>
+        <w:t>jenkins</w:t>
+      </w:r>
+      <w:proofErr w:type="spellEnd"/>
+    </w:p>
+    <w:p>
+      <w:pPr>
+        <w:pStyle w:val="paragraph"/>
+        <w:spacing w:before="0" w:beforeAutospacing="0" w:after="0" w:afterAutospacing="0"/>
+        <w:textAlignment w:val="baseline"/>
+        <w:rPr>
+          <w:rFonts w:ascii="Calibri" w:eastAsia="Calibri" w:hAnsi="Calibri" w:cs="Calibri"/>
+          <w:b/>
+          <w:bCs/>
+          <w:color w:val="404040" w:themeColor="text1" w:themeTint="BF"/>
+          <w:lang w:val="en"/>
+        </w:rPr>
+      </w:pPr>
+    </w:p>
+    <w:p>
+      <w:pPr>
+        <w:pStyle w:val="paragraph"/>
+        <w:spacing w:before="0" w:beforeAutospacing="0" w:after="0" w:afterAutospacing="0"/>
+        <w:textAlignment w:val="baseline"/>
+        <w:rPr>
+          <w:rFonts w:ascii="Calibri" w:eastAsia="Calibri" w:hAnsi="Calibri" w:cs="Calibri"/>
+          <w:b/>
+          <w:bCs/>
+          <w:color w:val="404040" w:themeColor="text1" w:themeTint="BF"/>
+          <w:lang w:val="en"/>
+        </w:rPr>
+      </w:pPr>
+      <w:proofErr w:type="spellStart"/>
+      <w:r>
+        <w:rPr>
+          <w:rFonts w:ascii="Calibri" w:eastAsia="Calibri" w:hAnsi="Calibri" w:cs="Calibri"/>
+          <w:b/>
+          <w:bCs/>
+          <w:color w:val="404040" w:themeColor="text1" w:themeTint="BF"/>
+          <w:lang w:val="en"/>
+        </w:rPr>
+        <w:t>sudo</w:t>
+      </w:r>
+      <w:proofErr w:type="spellEnd"/>
+      <w:r>
+        <w:rPr>
+          <w:rFonts w:ascii="Calibri" w:eastAsia="Calibri" w:hAnsi="Calibri" w:cs="Calibri"/>
+          <w:b/>
+          <w:bCs/>
+          <w:color w:val="404040" w:themeColor="text1" w:themeTint="BF"/>
+          <w:lang w:val="en"/>
+        </w:rPr>
+        <w:t xml:space="preserve"> </w:t>
+      </w:r>
+      <w:proofErr w:type="spellStart"/>
+      <w:r>
+        <w:rPr>
+          <w:rFonts w:ascii="Calibri" w:eastAsia="Calibri" w:hAnsi="Calibri" w:cs="Calibri"/>
+          <w:b/>
+          <w:bCs/>
+          <w:color w:val="404040" w:themeColor="text1" w:themeTint="BF"/>
+          <w:lang w:val="en"/>
+        </w:rPr>
+        <w:t>systemctl</w:t>
+      </w:r>
+      <w:proofErr w:type="spellEnd"/>
+      <w:r>
+        <w:rPr>
+          <w:rFonts w:ascii="Calibri" w:eastAsia="Calibri" w:hAnsi="Calibri" w:cs="Calibri"/>
+          <w:b/>
+          <w:bCs/>
+          <w:color w:val="404040" w:themeColor="text1" w:themeTint="BF"/>
+          <w:lang w:val="en"/>
+        </w:rPr>
+        <w:t xml:space="preserve"> restart docker</w:t>
+      </w:r>
+    </w:p>
+    <w:p>
+      <w:pPr>
+        <w:pStyle w:val="paragraph"/>
+        <w:spacing w:before="0" w:beforeAutospacing="0" w:after="0" w:afterAutospacing="0"/>
+        <w:textAlignment w:val="baseline"/>
+        <w:rPr>
+          <w:rFonts w:ascii="Calibri" w:eastAsia="Calibri" w:hAnsi="Calibri" w:cs="Calibri"/>
+          <w:b/>
+          <w:bCs/>
+          <w:color w:val="404040" w:themeColor="text1" w:themeTint="BF"/>
+          <w:lang w:val="en"/>
+        </w:rPr>
+      </w:pPr>
+    </w:p>
+    <w:p>
+      <w:pPr>
+        <w:pStyle w:val="paragraph"/>
+        <w:spacing w:before="0" w:beforeAutospacing="0" w:after="0" w:afterAutospacing="0"/>
+        <w:textAlignment w:val="baseline"/>
+        <w:rPr>
+          <w:rFonts w:ascii="Calibri" w:eastAsia="Calibri" w:hAnsi="Calibri" w:cs="Calibri"/>
+          <w:b/>
+          <w:bCs/>
+          <w:color w:val="404040" w:themeColor="text1" w:themeTint="BF"/>
+          <w:lang w:val="en"/>
+        </w:rPr>
+      </w:pPr>
+      <w:r>
+        <w:rPr>
+          <w:rFonts w:ascii="Calibri" w:eastAsia="Calibri" w:hAnsi="Calibri" w:cs="Calibri"/>
+          <w:b/>
+          <w:bCs/>
+          <w:color w:val="404040" w:themeColor="text1" w:themeTint="BF"/>
+          <w:lang w:val="en"/>
+        </w:rPr>
+        <w:t xml:space="preserve">groups </w:t>
+      </w:r>
+      <w:proofErr w:type="spellStart"/>
+      <w:r>
+        <w:rPr>
+          <w:rFonts w:ascii="Calibri" w:eastAsia="Calibri" w:hAnsi="Calibri" w:cs="Calibri"/>
+          <w:b/>
+          <w:bCs/>
+          <w:color w:val="404040" w:themeColor="text1" w:themeTint="BF"/>
+          <w:lang w:val="en"/>
+        </w:rPr>
+        <w:t>jenkins</w:t>
+      </w:r>
+      <w:proofErr w:type="spellEnd"/>
+    </w:p>
+    <w:p>
+      <w:pPr>
+        <w:pStyle w:val="paragraph"/>
+        <w:spacing w:before="0" w:beforeAutospacing="0" w:after="0" w:afterAutospacing="0"/>
+        <w:textAlignment w:val="baseline"/>
+        <w:rPr>
+          <w:rFonts w:ascii="Calibri" w:eastAsia="Calibri" w:hAnsi="Calibri" w:cs="Calibri"/>
+          <w:b/>
+          <w:bCs/>
+          <w:color w:val="404040" w:themeColor="text1" w:themeTint="BF"/>
+        </w:rPr>
+      </w:pPr>
+    </w:p>
+    <w:p>
+      <w:pPr>
+        <w:pStyle w:val="paragraph"/>
+        <w:spacing w:before="0" w:beforeAutospacing="0" w:after="0" w:afterAutospacing="0"/>
         <w:ind w:left="567"/>
         <w:textAlignment w:val="baseline"/>
         <w:rPr>
-          <w:rFonts w:ascii="Calibri" w:hAnsi="Calibri" w:eastAsia="Calibri" w:cs="Calibri"/>
+          <w:rFonts w:ascii="Calibri" w:eastAsia="Calibri" w:hAnsi="Calibri" w:cs="Calibri"/>
           <w:color w:val="404040" w:themeColor="text1" w:themeTint="BF"/>
         </w:rPr>
       </w:pPr>
@@ -9764,7 +11135,7 @@
         <w:pStyle w:val="Normal0"/>
         <w:ind w:left="567"/>
         <w:rPr>
-          <w:rFonts w:ascii="Calibri" w:hAnsi="Calibri" w:eastAsia="Calibri" w:cs="Calibri"/>
+          <w:rFonts w:ascii="Calibri" w:eastAsia="Calibri" w:hAnsi="Calibri" w:cs="Calibri"/>
           <w:color w:val="404040"/>
           <w:sz w:val="24"/>
           <w:szCs w:val="24"/>
@@ -9772,12 +11143,13 @@
       </w:pPr>
       <w:r>
         <w:rPr>
-          <w:rFonts w:ascii="Calibri" w:hAnsi="Calibri" w:eastAsia="Calibri" w:cs="Calibri"/>
+          <w:rFonts w:ascii="Calibri" w:eastAsia="Calibri" w:hAnsi="Calibri" w:cs="Calibri"/>
           <w:noProof/>
           <w:color w:val="404040"/>
           <w:sz w:val="24"/>
           <w:szCs w:val="24"/>
         </w:rPr>
+        <w:lastRenderedPageBreak/>
         <w:drawing>
           <wp:inline distT="0" distB="0" distL="0" distR="0" wp14:anchorId="71C92225" wp14:editId="59D71913">
             <wp:extent cx="5943600" cy="2326005"/>
@@ -9794,7 +11166,7 @@
                     <pic:cNvPicPr/>
                   </pic:nvPicPr>
                   <pic:blipFill>
-                    <a:blip r:embed="rId49"/>
+                    <a:blip r:embed="rId48"/>
                     <a:stretch>
                       <a:fillRect/>
                     </a:stretch>
@@ -9828,7 +11200,7 @@
         <w:pStyle w:val="Normal0"/>
         <w:ind w:left="450"/>
         <w:rPr>
-          <w:rFonts w:ascii="Calibri" w:hAnsi="Calibri" w:eastAsia="Calibri" w:cs="Calibri"/>
+          <w:rFonts w:ascii="Calibri" w:eastAsia="Calibri" w:hAnsi="Calibri" w:cs="Calibri"/>
           <w:color w:val="404040"/>
           <w:sz w:val="24"/>
           <w:szCs w:val="24"/>
@@ -9840,7 +11212,7 @@
         <w:pStyle w:val="Normal0"/>
         <w:ind w:left="567"/>
         <w:rPr>
-          <w:rFonts w:ascii="Calibri" w:hAnsi="Calibri" w:eastAsia="Calibri" w:cs="Calibri"/>
+          <w:rFonts w:ascii="Calibri" w:eastAsia="Calibri" w:hAnsi="Calibri" w:cs="Calibri"/>
           <w:color w:val="404040"/>
           <w:sz w:val="24"/>
           <w:szCs w:val="24"/>
@@ -9848,7 +11220,7 @@
       </w:pPr>
       <w:r>
         <w:rPr>
-          <w:rFonts w:ascii="Calibri" w:hAnsi="Calibri" w:eastAsia="Calibri" w:cs="Calibri"/>
+          <w:rFonts w:ascii="Calibri" w:eastAsia="Calibri" w:hAnsi="Calibri" w:cs="Calibri"/>
           <w:noProof/>
           <w:color w:val="404040"/>
           <w:sz w:val="24"/>
@@ -9870,7 +11242,7 @@
                     <pic:cNvPicPr/>
                   </pic:nvPicPr>
                   <pic:blipFill rotWithShape="1">
-                    <a:blip r:embed="rId50"/>
+                    <a:blip r:embed="rId49"/>
                     <a:srcRect t="47947"/>
                     <a:stretch/>
                   </pic:blipFill>
@@ -9909,7 +11281,7 @@
         <w:spacing w:before="0" w:beforeAutospacing="0" w:after="0" w:afterAutospacing="0"/>
         <w:textAlignment w:val="baseline"/>
         <w:rPr>
-          <w:rFonts w:ascii="Calibri" w:hAnsi="Calibri" w:eastAsia="Calibri" w:cs="Calibri"/>
+          <w:rFonts w:ascii="Calibri" w:eastAsia="Calibri" w:hAnsi="Calibri" w:cs="Calibri"/>
           <w:color w:val="404040" w:themeColor="text1" w:themeTint="BF"/>
         </w:rPr>
       </w:pPr>
@@ -9925,13 +11297,13 @@
         <w:ind w:left="567"/>
         <w:textAlignment w:val="baseline"/>
         <w:rPr>
-          <w:rFonts w:ascii="Calibri" w:hAnsi="Calibri" w:eastAsia="Calibri" w:cs="Calibri"/>
-          <w:color w:val="404040" w:themeColor="text1" w:themeTint="BF"/>
-        </w:rPr>
-      </w:pPr>
-      <w:r>
-        <w:rPr>
-          <w:rFonts w:ascii="Calibri" w:hAnsi="Calibri" w:eastAsia="Calibri" w:cs="Calibri"/>
+          <w:rFonts w:ascii="Calibri" w:eastAsia="Calibri" w:hAnsi="Calibri" w:cs="Calibri"/>
+          <w:color w:val="404040" w:themeColor="text1" w:themeTint="BF"/>
+        </w:rPr>
+      </w:pPr>
+      <w:r>
+        <w:rPr>
+          <w:rFonts w:ascii="Calibri" w:eastAsia="Calibri" w:hAnsi="Calibri" w:cs="Calibri"/>
           <w:color w:val="404040" w:themeColor="text1" w:themeTint="BF"/>
         </w:rPr>
         <w:t>Navigate to Docker hub to validate if Docker image gets published or not</w:t>
@@ -9941,7 +11313,7 @@
       <w:pPr>
         <w:pStyle w:val="Normal0"/>
         <w:rPr>
-          <w:rFonts w:ascii="Calibri" w:hAnsi="Calibri" w:eastAsia="Calibri" w:cs="Calibri"/>
+          <w:rFonts w:ascii="Calibri" w:eastAsia="Calibri" w:hAnsi="Calibri" w:cs="Calibri"/>
           <w:color w:val="404040"/>
           <w:sz w:val="24"/>
           <w:szCs w:val="24"/>
@@ -9953,7 +11325,7 @@
         <w:pStyle w:val="Normal0"/>
         <w:ind w:left="567"/>
         <w:rPr>
-          <w:rFonts w:ascii="Calibri" w:hAnsi="Calibri" w:eastAsia="Calibri" w:cs="Calibri"/>
+          <w:rFonts w:ascii="Calibri" w:eastAsia="Calibri" w:hAnsi="Calibri" w:cs="Calibri"/>
           <w:color w:val="404040"/>
           <w:sz w:val="24"/>
           <w:szCs w:val="24"/>
@@ -9961,7 +11333,7 @@
       </w:pPr>
       <w:r>
         <w:rPr>
-          <w:rFonts w:ascii="Calibri" w:hAnsi="Calibri" w:eastAsia="Calibri" w:cs="Calibri"/>
+          <w:rFonts w:ascii="Calibri" w:eastAsia="Calibri" w:hAnsi="Calibri" w:cs="Calibri"/>
           <w:noProof/>
           <w:color w:val="404040"/>
           <w:sz w:val="24"/>
@@ -9983,7 +11355,7 @@
                     <pic:cNvPicPr/>
                   </pic:nvPicPr>
                   <pic:blipFill rotWithShape="1">
-                    <a:blip r:embed="rId51"/>
+                    <a:blip r:embed="rId50"/>
                     <a:srcRect t="39579"/>
                     <a:stretch/>
                   </pic:blipFill>
@@ -10040,7 +11412,7 @@
         <w:pStyle w:val="Normal0"/>
         <w:ind w:left="450"/>
         <w:rPr>
-          <w:rFonts w:ascii="Calibri" w:hAnsi="Calibri" w:eastAsia="Calibri" w:cs="Calibri"/>
+          <w:rFonts w:ascii="Calibri" w:eastAsia="Calibri" w:hAnsi="Calibri" w:cs="Calibri"/>
           <w:color w:val="404040"/>
           <w:sz w:val="24"/>
           <w:szCs w:val="24"/>
@@ -10052,7 +11424,7 @@
         <w:pStyle w:val="Normal0"/>
         <w:ind w:left="567"/>
         <w:rPr>
-          <w:rFonts w:ascii="Calibri" w:hAnsi="Calibri" w:eastAsia="Calibri" w:cs="Calibri"/>
+          <w:rFonts w:ascii="Calibri" w:eastAsia="Calibri" w:hAnsi="Calibri" w:cs="Calibri"/>
           <w:color w:val="404040"/>
           <w:sz w:val="24"/>
           <w:szCs w:val="24"/>
@@ -10060,7 +11432,7 @@
       </w:pPr>
       <w:r>
         <w:rPr>
-          <w:rFonts w:ascii="Calibri" w:hAnsi="Calibri" w:eastAsia="Calibri" w:cs="Calibri"/>
+          <w:rFonts w:ascii="Calibri" w:eastAsia="Calibri" w:hAnsi="Calibri" w:cs="Calibri"/>
           <w:noProof/>
           <w:color w:val="404040"/>
           <w:sz w:val="24"/>
@@ -10082,7 +11454,7 @@
                     <pic:cNvPicPr/>
                   </pic:nvPicPr>
                   <pic:blipFill rotWithShape="1">
-                    <a:blip r:embed="rId52"/>
+                    <a:blip r:embed="rId51"/>
                     <a:srcRect t="29717"/>
                     <a:stretch/>
                   </pic:blipFill>
@@ -10119,7 +11491,7 @@
       <w:pPr>
         <w:pStyle w:val="Normal0"/>
         <w:rPr>
-          <w:rFonts w:ascii="Calibri" w:hAnsi="Calibri" w:eastAsia="Calibri" w:cs="Calibri"/>
+          <w:rFonts w:ascii="Calibri" w:eastAsia="Calibri" w:hAnsi="Calibri" w:cs="Calibri"/>
           <w:color w:val="404040"/>
           <w:sz w:val="24"/>
           <w:szCs w:val="24"/>
@@ -10131,7 +11503,7 @@
         <w:pStyle w:val="Normal0"/>
         <w:ind w:left="567"/>
         <w:rPr>
-          <w:rFonts w:ascii="Calibri" w:hAnsi="Calibri" w:eastAsia="Calibri" w:cs="Calibri"/>
+          <w:rFonts w:ascii="Calibri" w:eastAsia="Calibri" w:hAnsi="Calibri" w:cs="Calibri"/>
           <w:color w:val="404040"/>
           <w:sz w:val="24"/>
           <w:szCs w:val="24"/>
@@ -10139,7 +11511,7 @@
       </w:pPr>
       <w:r>
         <w:rPr>
-          <w:rFonts w:ascii="Calibri" w:hAnsi="Calibri" w:eastAsia="Calibri" w:cs="Calibri"/>
+          <w:rFonts w:ascii="Calibri" w:eastAsia="Calibri" w:hAnsi="Calibri" w:cs="Calibri"/>
           <w:noProof/>
           <w:color w:val="404040"/>
           <w:sz w:val="24"/>
@@ -10161,7 +11533,7 @@
                     <pic:cNvPicPr/>
                   </pic:nvPicPr>
                   <pic:blipFill rotWithShape="1">
-                    <a:blip r:embed="rId53"/>
+                    <a:blip r:embed="rId52"/>
                     <a:srcRect t="35959"/>
                     <a:stretch/>
                   </pic:blipFill>
@@ -10199,7 +11571,7 @@
         <w:pStyle w:val="Normal0"/>
         <w:ind w:left="567"/>
         <w:rPr>
-          <w:rFonts w:ascii="Calibri" w:hAnsi="Calibri" w:eastAsia="Calibri" w:cs="Calibri"/>
+          <w:rFonts w:ascii="Calibri" w:eastAsia="Calibri" w:hAnsi="Calibri" w:cs="Calibri"/>
           <w:color w:val="404040"/>
           <w:sz w:val="24"/>
           <w:szCs w:val="24"/>
@@ -10210,16 +11582,16 @@
       <w:pPr>
         <w:pStyle w:val="Normal0"/>
         <w:pBdr>
-          <w:top w:val="single" w:color="auto" w:sz="4" w:space="1"/>
-          <w:left w:val="single" w:color="auto" w:sz="4" w:space="4"/>
-          <w:bottom w:val="single" w:color="auto" w:sz="4" w:space="1"/>
-          <w:right w:val="single" w:color="auto" w:sz="4" w:space="4"/>
-          <w:between w:val="single" w:color="auto" w:sz="4" w:space="1"/>
-          <w:bar w:val="single" w:color="auto" w:sz="4"/>
+          <w:top w:val="single" w:sz="4" w:space="1" w:color="auto"/>
+          <w:left w:val="single" w:sz="4" w:space="4" w:color="auto"/>
+          <w:bottom w:val="single" w:sz="4" w:space="1" w:color="auto"/>
+          <w:right w:val="single" w:sz="4" w:space="4" w:color="auto"/>
+          <w:between w:val="single" w:sz="4" w:space="1" w:color="auto"/>
+          <w:bar w:val="single" w:sz="4" w:color="auto"/>
         </w:pBdr>
         <w:ind w:left="450"/>
         <w:rPr>
-          <w:rFonts w:ascii="Calibri" w:hAnsi="Calibri" w:eastAsia="Calibri" w:cs="Calibri"/>
+          <w:rFonts w:ascii="Calibri" w:eastAsia="Calibri" w:hAnsi="Calibri" w:cs="Calibri"/>
           <w:color w:val="404040"/>
           <w:sz w:val="24"/>
           <w:szCs w:val="24"/>
@@ -10227,7 +11599,7 @@
       </w:pPr>
       <w:r>
         <w:rPr>
-          <w:rFonts w:ascii="Calibri" w:hAnsi="Calibri" w:eastAsia="Calibri" w:cs="Calibri"/>
+          <w:rFonts w:ascii="Calibri" w:eastAsia="Calibri" w:hAnsi="Calibri" w:cs="Calibri"/>
           <w:b/>
           <w:bCs/>
           <w:color w:val="404040"/>
@@ -10238,7 +11610,7 @@
       </w:r>
       <w:r>
         <w:rPr>
-          <w:rFonts w:ascii="Calibri" w:hAnsi="Calibri" w:eastAsia="Calibri" w:cs="Calibri"/>
+          <w:rFonts w:ascii="Calibri" w:eastAsia="Calibri" w:hAnsi="Calibri" w:cs="Calibri"/>
           <w:color w:val="404040"/>
           <w:sz w:val="24"/>
           <w:szCs w:val="24"/>
@@ -10252,7 +11624,7 @@
         <w:spacing w:before="0" w:beforeAutospacing="0" w:after="0" w:afterAutospacing="0"/>
         <w:textAlignment w:val="baseline"/>
         <w:rPr>
-          <w:rFonts w:ascii="Calibri" w:hAnsi="Calibri" w:eastAsia="Calibri" w:cs="Calibri"/>
+          <w:rFonts w:ascii="Calibri" w:eastAsia="Calibri" w:hAnsi="Calibri" w:cs="Calibri"/>
           <w:b/>
           <w:bCs/>
           <w:color w:val="404040" w:themeColor="text1" w:themeTint="BF"/>
@@ -10268,27 +11640,27 @@
         </w:numPr>
         <w:textAlignment w:val="baseline"/>
         <w:rPr>
-          <w:rFonts w:ascii="Calibri" w:hAnsi="Calibri" w:eastAsia="Calibri" w:cs="Calibri"/>
-          <w:color w:val="404040" w:themeColor="text1" w:themeTint="BF"/>
-        </w:rPr>
-      </w:pPr>
-      <w:r>
-        <w:rPr>
-          <w:rFonts w:ascii="Calibri" w:hAnsi="Calibri" w:eastAsia="Calibri" w:cs="Calibri"/>
+          <w:rFonts w:ascii="Calibri" w:eastAsia="Calibri" w:hAnsi="Calibri" w:cs="Calibri"/>
+          <w:color w:val="404040" w:themeColor="text1" w:themeTint="BF"/>
+        </w:rPr>
+      </w:pPr>
+      <w:r>
+        <w:rPr>
+          <w:rFonts w:ascii="Calibri" w:eastAsia="Calibri" w:hAnsi="Calibri" w:cs="Calibri"/>
           <w:color w:val="404040" w:themeColor="text1" w:themeTint="BF"/>
         </w:rPr>
         <w:t>Once Application container is deployed on Docker host you can manually validate if containers are really running or not</w:t>
       </w:r>
       <w:r>
         <w:rPr>
-          <w:rFonts w:ascii="Calibri" w:hAnsi="Calibri" w:eastAsia="Calibri" w:cs="Calibri"/>
+          <w:rFonts w:ascii="Calibri" w:eastAsia="Calibri" w:hAnsi="Calibri" w:cs="Calibri"/>
           <w:color w:val="404040" w:themeColor="text1" w:themeTint="BF"/>
         </w:rPr>
         <w:t>, c</w:t>
       </w:r>
       <w:r>
         <w:rPr>
-          <w:rFonts w:ascii="Calibri" w:hAnsi="Calibri" w:eastAsia="Calibri" w:cs="Calibri"/>
+          <w:rFonts w:ascii="Calibri" w:eastAsia="Calibri" w:hAnsi="Calibri" w:cs="Calibri"/>
           <w:color w:val="404040" w:themeColor="text1" w:themeTint="BF"/>
         </w:rPr>
         <w:t>onnect to AWS VM and running below command to validate</w:t>
@@ -10301,15 +11673,15 @@
         <w:ind w:left="709"/>
         <w:textAlignment w:val="baseline"/>
         <w:rPr>
-          <w:rFonts w:ascii="Calibri" w:hAnsi="Calibri" w:eastAsia="Calibri" w:cs="Calibri"/>
-          <w:b/>
-          <w:bCs/>
-          <w:color w:val="404040" w:themeColor="text1" w:themeTint="BF"/>
-        </w:rPr>
-      </w:pPr>
-      <w:r>
-        <w:rPr>
-          <w:rFonts w:ascii="Calibri" w:hAnsi="Calibri" w:eastAsia="Calibri" w:cs="Calibri"/>
+          <w:rFonts w:ascii="Calibri" w:eastAsia="Calibri" w:hAnsi="Calibri" w:cs="Calibri"/>
+          <w:b/>
+          <w:bCs/>
+          <w:color w:val="404040" w:themeColor="text1" w:themeTint="BF"/>
+        </w:rPr>
+      </w:pPr>
+      <w:r>
+        <w:rPr>
+          <w:rFonts w:ascii="Calibri" w:eastAsia="Calibri" w:hAnsi="Calibri" w:cs="Calibri"/>
           <w:noProof/>
           <w:color w:val="404040" w:themeColor="text1" w:themeTint="BF"/>
         </w:rPr>
@@ -10329,7 +11701,7 @@
                     <pic:cNvPicPr/>
                   </pic:nvPicPr>
                   <pic:blipFill>
-                    <a:blip r:embed="rId54"/>
+                    <a:blip r:embed="rId53"/>
                     <a:stretch>
                       <a:fillRect/>
                     </a:stretch>
@@ -10365,7 +11737,7 @@
         <w:ind w:left="567"/>
         <w:textAlignment w:val="baseline"/>
         <w:rPr>
-          <w:rFonts w:ascii="Calibri" w:hAnsi="Calibri" w:eastAsia="Calibri" w:cs="Calibri"/>
+          <w:rFonts w:ascii="Calibri" w:eastAsia="Calibri" w:hAnsi="Calibri" w:cs="Calibri"/>
           <w:b/>
           <w:bCs/>
           <w:color w:val="404040" w:themeColor="text1" w:themeTint="BF"/>
@@ -10381,34 +11753,34 @@
         </w:numPr>
         <w:textAlignment w:val="baseline"/>
         <w:rPr>
-          <w:rFonts w:ascii="Calibri" w:hAnsi="Calibri" w:eastAsia="Calibri" w:cs="Calibri"/>
-          <w:color w:val="404040" w:themeColor="text1" w:themeTint="BF"/>
-        </w:rPr>
-      </w:pPr>
-      <w:r>
-        <w:rPr>
-          <w:rFonts w:ascii="Calibri" w:hAnsi="Calibri" w:eastAsia="Calibri" w:cs="Calibri"/>
+          <w:rFonts w:ascii="Calibri" w:eastAsia="Calibri" w:hAnsi="Calibri" w:cs="Calibri"/>
+          <w:color w:val="404040" w:themeColor="text1" w:themeTint="BF"/>
+        </w:rPr>
+      </w:pPr>
+      <w:r>
+        <w:rPr>
+          <w:rFonts w:ascii="Calibri" w:eastAsia="Calibri" w:hAnsi="Calibri" w:cs="Calibri"/>
           <w:color w:val="404040" w:themeColor="text1" w:themeTint="BF"/>
         </w:rPr>
         <w:t>Navigate to Azure VM and validate in case Docker container is deployed there or not</w:t>
       </w:r>
       <w:r>
         <w:rPr>
-          <w:rFonts w:ascii="Calibri" w:hAnsi="Calibri" w:eastAsia="Calibri" w:cs="Calibri"/>
+          <w:rFonts w:ascii="Calibri" w:eastAsia="Calibri" w:hAnsi="Calibri" w:cs="Calibri"/>
           <w:color w:val="404040" w:themeColor="text1" w:themeTint="BF"/>
         </w:rPr>
         <w:t xml:space="preserve">, </w:t>
       </w:r>
       <w:r>
         <w:rPr>
-          <w:rFonts w:ascii="Calibri" w:hAnsi="Calibri" w:eastAsia="Calibri" w:cs="Calibri"/>
+          <w:rFonts w:ascii="Calibri" w:eastAsia="Calibri" w:hAnsi="Calibri" w:cs="Calibri"/>
           <w:color w:val="404040" w:themeColor="text1" w:themeTint="BF"/>
         </w:rPr>
         <w:t>use</w:t>
       </w:r>
       <w:r>
         <w:rPr>
-          <w:rFonts w:ascii="Calibri" w:hAnsi="Calibri" w:eastAsia="Calibri" w:cs="Calibri"/>
+          <w:rFonts w:ascii="Calibri" w:eastAsia="Calibri" w:hAnsi="Calibri" w:cs="Calibri"/>
           <w:color w:val="404040" w:themeColor="text1" w:themeTint="BF"/>
         </w:rPr>
         <w:t xml:space="preserve"> system default browser to access application deployed on Docker Host. We will be getting Swagger Interface using which you can validate your Rest APIs.</w:t>
@@ -10421,15 +11793,15 @@
         <w:ind w:left="360"/>
         <w:textAlignment w:val="baseline"/>
         <w:rPr>
-          <w:rFonts w:ascii="Calibri" w:hAnsi="Calibri" w:eastAsia="Calibri" w:cs="Calibri"/>
-          <w:b/>
-          <w:bCs/>
-          <w:color w:val="404040" w:themeColor="text1" w:themeTint="BF"/>
-        </w:rPr>
-      </w:pPr>
-      <w:r>
-        <w:rPr>
-          <w:rFonts w:ascii="Calibri" w:hAnsi="Calibri" w:eastAsia="Calibri" w:cs="Calibri"/>
+          <w:rFonts w:ascii="Calibri" w:eastAsia="Calibri" w:hAnsi="Calibri" w:cs="Calibri"/>
+          <w:b/>
+          <w:bCs/>
+          <w:color w:val="404040" w:themeColor="text1" w:themeTint="BF"/>
+        </w:rPr>
+      </w:pPr>
+      <w:r>
+        <w:rPr>
+          <w:rFonts w:ascii="Calibri" w:eastAsia="Calibri" w:hAnsi="Calibri" w:cs="Calibri"/>
           <w:b/>
           <w:bCs/>
           <w:color w:val="404040" w:themeColor="text1" w:themeTint="BF"/>
@@ -10438,13 +11810,24 @@
       </w:r>
       <w:r>
         <w:rPr>
-          <w:rFonts w:ascii="Calibri" w:hAnsi="Calibri" w:eastAsia="Calibri" w:cs="Calibri"/>
-          <w:b/>
-          <w:bCs/>
-          <w:color w:val="404040" w:themeColor="text1" w:themeTint="BF"/>
-        </w:rPr>
-        <w:t>http://&lt;SERVER-IP&gt;:8989/bank-api/swagger-ui.html</w:t>
-      </w:r>
+          <w:rFonts w:ascii="Calibri" w:eastAsia="Calibri" w:hAnsi="Calibri" w:cs="Calibri"/>
+          <w:b/>
+          <w:bCs/>
+          <w:color w:val="404040" w:themeColor="text1" w:themeTint="BF"/>
+        </w:rPr>
+        <w:t>http://&lt;SERVER-IP</w:t>
+      </w:r>
+      <w:proofErr w:type="gramStart"/>
+      <w:r>
+        <w:rPr>
+          <w:rFonts w:ascii="Calibri" w:eastAsia="Calibri" w:hAnsi="Calibri" w:cs="Calibri"/>
+          <w:b/>
+          <w:bCs/>
+          <w:color w:val="404040" w:themeColor="text1" w:themeTint="BF"/>
+        </w:rPr>
+        <w:t>&gt;:8989/bank-api/swagger-ui.html</w:t>
+      </w:r>
+      <w:proofErr w:type="gramEnd"/>
     </w:p>
     <w:p>
       <w:pPr>
@@ -10453,7 +11836,7 @@
         <w:ind w:left="567"/>
         <w:textAlignment w:val="baseline"/>
         <w:rPr>
-          <w:rFonts w:ascii="Calibri" w:hAnsi="Calibri" w:eastAsia="Calibri" w:cs="Calibri"/>
+          <w:rFonts w:ascii="Calibri" w:eastAsia="Calibri" w:hAnsi="Calibri" w:cs="Calibri"/>
           <w:b/>
           <w:bCs/>
           <w:color w:val="404040" w:themeColor="text1" w:themeTint="BF"/>
@@ -10467,16 +11850,17 @@
         <w:ind w:left="709"/>
         <w:textAlignment w:val="baseline"/>
         <w:rPr>
-          <w:rFonts w:ascii="Calibri" w:hAnsi="Calibri" w:eastAsia="Calibri" w:cs="Calibri"/>
-          <w:color w:val="404040" w:themeColor="text1" w:themeTint="BF"/>
-        </w:rPr>
-      </w:pPr>
-      <w:r>
-        <w:rPr>
-          <w:rFonts w:ascii="Calibri" w:hAnsi="Calibri" w:eastAsia="Calibri" w:cs="Calibri"/>
+          <w:rFonts w:ascii="Calibri" w:eastAsia="Calibri" w:hAnsi="Calibri" w:cs="Calibri"/>
+          <w:color w:val="404040" w:themeColor="text1" w:themeTint="BF"/>
+        </w:rPr>
+      </w:pPr>
+      <w:r>
+        <w:rPr>
+          <w:rFonts w:ascii="Calibri" w:eastAsia="Calibri" w:hAnsi="Calibri" w:cs="Calibri"/>
           <w:noProof/>
           <w:color w:val="404040" w:themeColor="text1" w:themeTint="BF"/>
         </w:rPr>
+        <w:lastRenderedPageBreak/>
         <w:drawing>
           <wp:inline distT="0" distB="0" distL="0" distR="0" wp14:anchorId="4224D50F" wp14:editId="4FEF4B5A">
             <wp:extent cx="5943600" cy="2866390"/>
@@ -10493,7 +11877,7 @@
                     <pic:cNvPicPr/>
                   </pic:nvPicPr>
                   <pic:blipFill>
-                    <a:blip r:embed="rId55"/>
+                    <a:blip r:embed="rId54"/>
                     <a:stretch>
                       <a:fillRect/>
                     </a:stretch>
@@ -10529,7 +11913,7 @@
         <w:ind w:left="709"/>
         <w:textAlignment w:val="baseline"/>
         <w:rPr>
-          <w:rFonts w:ascii="Calibri" w:hAnsi="Calibri" w:eastAsia="Calibri" w:cs="Calibri"/>
+          <w:rFonts w:ascii="Calibri" w:eastAsia="Calibri" w:hAnsi="Calibri" w:cs="Calibri"/>
           <w:color w:val="404040" w:themeColor="text1" w:themeTint="BF"/>
         </w:rPr>
       </w:pPr>
@@ -10541,13 +11925,13 @@
         <w:ind w:left="709"/>
         <w:textAlignment w:val="baseline"/>
         <w:rPr>
-          <w:rFonts w:ascii="Calibri" w:hAnsi="Calibri" w:eastAsia="Calibri" w:cs="Calibri"/>
-          <w:color w:val="404040" w:themeColor="text1" w:themeTint="BF"/>
-        </w:rPr>
-      </w:pPr>
-      <w:r>
-        <w:rPr>
-          <w:rFonts w:ascii="Calibri" w:hAnsi="Calibri" w:eastAsia="Calibri" w:cs="Calibri"/>
+          <w:rFonts w:ascii="Calibri" w:eastAsia="Calibri" w:hAnsi="Calibri" w:cs="Calibri"/>
+          <w:color w:val="404040" w:themeColor="text1" w:themeTint="BF"/>
+        </w:rPr>
+      </w:pPr>
+      <w:r>
+        <w:rPr>
+          <w:rFonts w:ascii="Calibri" w:eastAsia="Calibri" w:hAnsi="Calibri" w:cs="Calibri"/>
           <w:color w:val="404040" w:themeColor="text1" w:themeTint="BF"/>
         </w:rPr>
         <w:t>By following the above steps, you have successfully implemented a multi-cloud deployment pipeline using Jenkins, Ansible, and Docker, enabling seamless integration and automation for the Java application across AWS and Azure environments. This setup ensures efficient CI/CD processes, robust containerized deployments, and enhanced application availability, validated through Swagger API testing.</w:t>
@@ -10560,7 +11944,7 @@
         <w:ind w:left="567"/>
         <w:textAlignment w:val="baseline"/>
         <w:rPr>
-          <w:rFonts w:ascii="Calibri" w:hAnsi="Calibri" w:eastAsia="Calibri" w:cs="Calibri"/>
+          <w:rFonts w:ascii="Calibri" w:eastAsia="Calibri" w:hAnsi="Calibri" w:cs="Calibri"/>
           <w:color w:val="404040" w:themeColor="text1" w:themeTint="BF"/>
         </w:rPr>
       </w:pPr>
@@ -10572,13 +11956,13 @@
         <w:ind w:left="567"/>
         <w:textAlignment w:val="baseline"/>
         <w:rPr>
-          <w:rFonts w:ascii="Calibri" w:hAnsi="Calibri" w:eastAsia="Calibri" w:cs="Calibri"/>
+          <w:rFonts w:ascii="Calibri" w:eastAsia="Calibri" w:hAnsi="Calibri" w:cs="Calibri"/>
           <w:color w:val="404040" w:themeColor="text1" w:themeTint="BF"/>
         </w:rPr>
       </w:pPr>
     </w:p>
     <w:sectPr>
-      <w:pgSz w:w="12240" w:h="15840" w:orient="portrait"/>
+      <w:pgSz w:w="12240" w:h="15840"/>
       <w:pgMar w:top="1440" w:right="270" w:bottom="1440" w:left="1440" w:header="720" w:footer="720" w:gutter="0"/>
       <w:pgNumType w:start="1"/>
       <w:cols w:space="720"/>
@@ -10588,7 +11972,7 @@
 </file>
 
 <file path=word/endnotes.xml><?xml version="1.0" encoding="utf-8"?>
-<w:endnotes xmlns:wpc="http://schemas.microsoft.com/office/word/2010/wordprocessingCanvas" xmlns:cx="http://schemas.microsoft.com/office/drawing/2014/chartex" xmlns:cx1="http://schemas.microsoft.com/office/drawing/2015/9/8/chartex" xmlns:cx2="http://schemas.microsoft.com/office/drawing/2015/10/21/chartex" xmlns:cx3="http://schemas.microsoft.com/office/drawing/2016/5/9/chartex" xmlns:cx4="http://schemas.microsoft.com/office/drawing/2016/5/10/chartex" xmlns:cx5="http://schemas.microsoft.com/office/drawing/2016/5/11/chartex" xmlns:cx6="http://schemas.microsoft.com/office/drawing/2016/5/12/chartex" xmlns:cx7="http://schemas.microsoft.com/office/drawing/2016/5/13/chartex" xmlns:cx8="http://schemas.microsoft.com/office/drawing/2016/5/14/chartex" xmlns:mc="http://schemas.openxmlformats.org/markup-compatibility/2006" xmlns:aink="http://schemas.microsoft.com/office/drawing/2016/ink" xmlns:am3d="http://schemas.microsoft.com/office/drawing/2017/model3d" xmlns:o="urn:schemas-microsoft-com:office:office" xmlns:oel="http://schemas.microsoft.com/office/2019/extlst" xmlns:r="http://schemas.openxmlformats.org/officeDocument/2006/relationships" xmlns:m="http://schemas.openxmlformats.org/officeDocument/2006/math" xmlns:v="urn:schemas-microsoft-com:vml" xmlns:wp14="http://schemas.microsoft.com/office/word/2010/wordprocessingDrawing" xmlns:wp="http://schemas.openxmlformats.org/drawingml/2006/wordprocessingDrawing" xmlns:w10="urn:schemas-microsoft-com:office:word" xmlns:w="http://schemas.openxmlformats.org/wordprocessingml/2006/main" xmlns:w14="http://schemas.microsoft.com/office/word/2010/wordml" xmlns:w15="http://schemas.microsoft.com/office/word/2012/wordml" xmlns:w16cex="http://schemas.microsoft.com/office/word/2018/wordml/cex" xmlns:w16cid="http://schemas.microsoft.com/office/word/2016/wordml/cid" xmlns:w16="http://schemas.microsoft.com/office/word/2018/wordml" xmlns:w16du="http://schemas.microsoft.com/office/word/2023/wordml/word16du" xmlns:w16sdtdh="http://schemas.microsoft.com/office/word/2020/wordml/sdtdatahash" xmlns:w16se="http://schemas.microsoft.com/office/word/2015/wordml/symex" xmlns:wpg="http://schemas.microsoft.com/office/word/2010/wordprocessingGroup" xmlns:wpi="http://schemas.microsoft.com/office/word/2010/wordprocessingInk" xmlns:wne="http://schemas.microsoft.com/office/word/2006/wordml" xmlns:wps="http://schemas.microsoft.com/office/word/2010/wordprocessingShape" mc:Ignorable="w14 w15 w16se w16cid w16 w16cex w16sdtdh w16du wp14">
+<w:endnotes xmlns:wpc="http://schemas.microsoft.com/office/word/2010/wordprocessingCanvas" xmlns:cx="http://schemas.microsoft.com/office/drawing/2014/chartex" xmlns:cx1="http://schemas.microsoft.com/office/drawing/2015/9/8/chartex" xmlns:cx2="http://schemas.microsoft.com/office/drawing/2015/10/21/chartex" xmlns:cx3="http://schemas.microsoft.com/office/drawing/2016/5/9/chartex" xmlns:cx4="http://schemas.microsoft.com/office/drawing/2016/5/10/chartex" xmlns:cx5="http://schemas.microsoft.com/office/drawing/2016/5/11/chartex" xmlns:cx6="http://schemas.microsoft.com/office/drawing/2016/5/12/chartex" xmlns:cx7="http://schemas.microsoft.com/office/drawing/2016/5/13/chartex" xmlns:cx8="http://schemas.microsoft.com/office/drawing/2016/5/14/chartex" xmlns:mc="http://schemas.openxmlformats.org/markup-compatibility/2006" xmlns:aink="http://schemas.microsoft.com/office/drawing/2016/ink" xmlns:am3d="http://schemas.microsoft.com/office/drawing/2017/model3d" xmlns:o="urn:schemas-microsoft-com:office:office" xmlns:oel="http://schemas.microsoft.com/office/2019/extlst" xmlns:r="http://schemas.openxmlformats.org/officeDocument/2006/relationships" xmlns:m="http://schemas.openxmlformats.org/officeDocument/2006/math" xmlns:v="urn:schemas-microsoft-com:vml" xmlns:wp14="http://schemas.microsoft.com/office/word/2010/wordprocessingDrawing" xmlns:wp="http://schemas.openxmlformats.org/drawingml/2006/wordprocessingDrawing" xmlns:w10="urn:schemas-microsoft-com:office:word" xmlns:w="http://schemas.openxmlformats.org/wordprocessingml/2006/main" xmlns:w14="http://schemas.microsoft.com/office/word/2010/wordml" xmlns:w15="http://schemas.microsoft.com/office/word/2012/wordml" xmlns:w16cex="http://schemas.microsoft.com/office/word/2018/wordml/cex" xmlns:w16cid="http://schemas.microsoft.com/office/word/2016/wordml/cid" xmlns:w16="http://schemas.microsoft.com/office/word/2018/wordml" xmlns:w16du="http://schemas.microsoft.com/office/word/2023/wordml/word16du" xmlns:w16sdtdh="http://schemas.microsoft.com/office/word/2020/wordml/sdtdatahash" xmlns:w16sdtfl="http://schemas.microsoft.com/office/word/2024/wordml/sdtformatlock" xmlns:w16se="http://schemas.microsoft.com/office/word/2015/wordml/symex" xmlns:wpg="http://schemas.microsoft.com/office/word/2010/wordprocessingGroup" xmlns:wpi="http://schemas.microsoft.com/office/word/2010/wordprocessingInk" xmlns:wne="http://schemas.microsoft.com/office/word/2006/wordml" xmlns:wps="http://schemas.microsoft.com/office/word/2010/wordprocessingShape" mc:Ignorable="w14 w15 w16se w16cid w16 w16cex w16sdtdh w16sdtfl w16du wp14">
   <w:endnote w:type="separator" w:id="-1">
     <w:p>
       <w:pPr>
@@ -10620,7 +12004,7 @@
 </file>
 
 <file path=word/footnotes.xml><?xml version="1.0" encoding="utf-8"?>
-<w:footnotes xmlns:wpc="http://schemas.microsoft.com/office/word/2010/wordprocessingCanvas" xmlns:cx="http://schemas.microsoft.com/office/drawing/2014/chartex" xmlns:cx1="http://schemas.microsoft.com/office/drawing/2015/9/8/chartex" xmlns:cx2="http://schemas.microsoft.com/office/drawing/2015/10/21/chartex" xmlns:cx3="http://schemas.microsoft.com/office/drawing/2016/5/9/chartex" xmlns:cx4="http://schemas.microsoft.com/office/drawing/2016/5/10/chartex" xmlns:cx5="http://schemas.microsoft.com/office/drawing/2016/5/11/chartex" xmlns:cx6="http://schemas.microsoft.com/office/drawing/2016/5/12/chartex" xmlns:cx7="http://schemas.microsoft.com/office/drawing/2016/5/13/chartex" xmlns:cx8="http://schemas.microsoft.com/office/drawing/2016/5/14/chartex" xmlns:mc="http://schemas.openxmlformats.org/markup-compatibility/2006" xmlns:aink="http://schemas.microsoft.com/office/drawing/2016/ink" xmlns:am3d="http://schemas.microsoft.com/office/drawing/2017/model3d" xmlns:o="urn:schemas-microsoft-com:office:office" xmlns:oel="http://schemas.microsoft.com/office/2019/extlst" xmlns:r="http://schemas.openxmlformats.org/officeDocument/2006/relationships" xmlns:m="http://schemas.openxmlformats.org/officeDocument/2006/math" xmlns:v="urn:schemas-microsoft-com:vml" xmlns:wp14="http://schemas.microsoft.com/office/word/2010/wordprocessingDrawing" xmlns:wp="http://schemas.openxmlformats.org/drawingml/2006/wordprocessingDrawing" xmlns:w10="urn:schemas-microsoft-com:office:word" xmlns:w="http://schemas.openxmlformats.org/wordprocessingml/2006/main" xmlns:w14="http://schemas.microsoft.com/office/word/2010/wordml" xmlns:w15="http://schemas.microsoft.com/office/word/2012/wordml" xmlns:w16cex="http://schemas.microsoft.com/office/word/2018/wordml/cex" xmlns:w16cid="http://schemas.microsoft.com/office/word/2016/wordml/cid" xmlns:w16="http://schemas.microsoft.com/office/word/2018/wordml" xmlns:w16du="http://schemas.microsoft.com/office/word/2023/wordml/word16du" xmlns:w16sdtdh="http://schemas.microsoft.com/office/word/2020/wordml/sdtdatahash" xmlns:w16se="http://schemas.microsoft.com/office/word/2015/wordml/symex" xmlns:wpg="http://schemas.microsoft.com/office/word/2010/wordprocessingGroup" xmlns:wpi="http://schemas.microsoft.com/office/word/2010/wordprocessingInk" xmlns:wne="http://schemas.microsoft.com/office/word/2006/wordml" xmlns:wps="http://schemas.microsoft.com/office/word/2010/wordprocessingShape" mc:Ignorable="w14 w15 w16se w16cid w16 w16cex w16sdtdh w16du wp14">
+<w:footnotes xmlns:wpc="http://schemas.microsoft.com/office/word/2010/wordprocessingCanvas" xmlns:cx="http://schemas.microsoft.com/office/drawing/2014/chartex" xmlns:cx1="http://schemas.microsoft.com/office/drawing/2015/9/8/chartex" xmlns:cx2="http://schemas.microsoft.com/office/drawing/2015/10/21/chartex" xmlns:cx3="http://schemas.microsoft.com/office/drawing/2016/5/9/chartex" xmlns:cx4="http://schemas.microsoft.com/office/drawing/2016/5/10/chartex" xmlns:cx5="http://schemas.microsoft.com/office/drawing/2016/5/11/chartex" xmlns:cx6="http://schemas.microsoft.com/office/drawing/2016/5/12/chartex" xmlns:cx7="http://schemas.microsoft.com/office/drawing/2016/5/13/chartex" xmlns:cx8="http://schemas.microsoft.com/office/drawing/2016/5/14/chartex" xmlns:mc="http://schemas.openxmlformats.org/markup-compatibility/2006" xmlns:aink="http://schemas.microsoft.com/office/drawing/2016/ink" xmlns:am3d="http://schemas.microsoft.com/office/drawing/2017/model3d" xmlns:o="urn:schemas-microsoft-com:office:office" xmlns:oel="http://schemas.microsoft.com/office/2019/extlst" xmlns:r="http://schemas.openxmlformats.org/officeDocument/2006/relationships" xmlns:m="http://schemas.openxmlformats.org/officeDocument/2006/math" xmlns:v="urn:schemas-microsoft-com:vml" xmlns:wp14="http://schemas.microsoft.com/office/word/2010/wordprocessingDrawing" xmlns:wp="http://schemas.openxmlformats.org/drawingml/2006/wordprocessingDrawing" xmlns:w10="urn:schemas-microsoft-com:office:word" xmlns:w="http://schemas.openxmlformats.org/wordprocessingml/2006/main" xmlns:w14="http://schemas.microsoft.com/office/word/2010/wordml" xmlns:w15="http://schemas.microsoft.com/office/word/2012/wordml" xmlns:w16cex="http://schemas.microsoft.com/office/word/2018/wordml/cex" xmlns:w16cid="http://schemas.microsoft.com/office/word/2016/wordml/cid" xmlns:w16="http://schemas.microsoft.com/office/word/2018/wordml" xmlns:w16du="http://schemas.microsoft.com/office/word/2023/wordml/word16du" xmlns:w16sdtdh="http://schemas.microsoft.com/office/word/2020/wordml/sdtdatahash" xmlns:w16sdtfl="http://schemas.microsoft.com/office/word/2024/wordml/sdtformatlock" xmlns:w16se="http://schemas.microsoft.com/office/word/2015/wordml/symex" xmlns:wpg="http://schemas.microsoft.com/office/word/2010/wordprocessingGroup" xmlns:wpi="http://schemas.microsoft.com/office/word/2010/wordprocessingInk" xmlns:wne="http://schemas.microsoft.com/office/word/2006/wordml" xmlns:wps="http://schemas.microsoft.com/office/word/2010/wordprocessingShape" mc:Ignorable="w14 w15 w16se w16cid w16 w16cex w16sdtdh w16sdtfl w16du wp14">
   <w:footnote w:type="separator" w:id="-1">
     <w:p>
       <w:pPr>
@@ -10652,7 +12036,7 @@
 </file>
 
 <file path=word/numbering.xml><?xml version="1.0" encoding="utf-8"?>
-<w:numbering xmlns:wpc="http://schemas.microsoft.com/office/word/2010/wordprocessingCanvas" xmlns:cx="http://schemas.microsoft.com/office/drawing/2014/chartex" xmlns:cx1="http://schemas.microsoft.com/office/drawing/2015/9/8/chartex" xmlns:cx2="http://schemas.microsoft.com/office/drawing/2015/10/21/chartex" xmlns:cx3="http://schemas.microsoft.com/office/drawing/2016/5/9/chartex" xmlns:cx4="http://schemas.microsoft.com/office/drawing/2016/5/10/chartex" xmlns:cx5="http://schemas.microsoft.com/office/drawing/2016/5/11/chartex" xmlns:cx6="http://schemas.microsoft.com/office/drawing/2016/5/12/chartex" xmlns:cx7="http://schemas.microsoft.com/office/drawing/2016/5/13/chartex" xmlns:cx8="http://schemas.microsoft.com/office/drawing/2016/5/14/chartex" xmlns:mc="http://schemas.openxmlformats.org/markup-compatibility/2006" xmlns:aink="http://schemas.microsoft.com/office/drawing/2016/ink" xmlns:am3d="http://schemas.microsoft.com/office/drawing/2017/model3d" xmlns:o="urn:schemas-microsoft-com:office:office" xmlns:oel="http://schemas.microsoft.com/office/2019/extlst" xmlns:r="http://schemas.openxmlformats.org/officeDocument/2006/relationships" xmlns:m="http://schemas.openxmlformats.org/officeDocument/2006/math" xmlns:v="urn:schemas-microsoft-com:vml" xmlns:wp14="http://schemas.microsoft.com/office/word/2010/wordprocessingDrawing" xmlns:wp="http://schemas.openxmlformats.org/drawingml/2006/wordprocessingDrawing" xmlns:w10="urn:schemas-microsoft-com:office:word" xmlns:w="http://schemas.openxmlformats.org/wordprocessingml/2006/main" xmlns:w14="http://schemas.microsoft.com/office/word/2010/wordml" xmlns:w15="http://schemas.microsoft.com/office/word/2012/wordml" xmlns:w16cex="http://schemas.microsoft.com/office/word/2018/wordml/cex" xmlns:w16cid="http://schemas.microsoft.com/office/word/2016/wordml/cid" xmlns:w16="http://schemas.microsoft.com/office/word/2018/wordml" xmlns:w16du="http://schemas.microsoft.com/office/word/2023/wordml/word16du" xmlns:w16sdtdh="http://schemas.microsoft.com/office/word/2020/wordml/sdtdatahash" xmlns:w16se="http://schemas.microsoft.com/office/word/2015/wordml/symex" xmlns:wpg="http://schemas.microsoft.com/office/word/2010/wordprocessingGroup" xmlns:wpi="http://schemas.microsoft.com/office/word/2010/wordprocessingInk" xmlns:wne="http://schemas.microsoft.com/office/word/2006/wordml" xmlns:wps="http://schemas.microsoft.com/office/word/2010/wordprocessingShape" mc:Ignorable="w14 w15 w16se w16cid w16 w16cex w16sdtdh w16du wp14">
+<w:numbering xmlns:wpc="http://schemas.microsoft.com/office/word/2010/wordprocessingCanvas" xmlns:cx="http://schemas.microsoft.com/office/drawing/2014/chartex" xmlns:cx1="http://schemas.microsoft.com/office/drawing/2015/9/8/chartex" xmlns:cx2="http://schemas.microsoft.com/office/drawing/2015/10/21/chartex" xmlns:cx3="http://schemas.microsoft.com/office/drawing/2016/5/9/chartex" xmlns:cx4="http://schemas.microsoft.com/office/drawing/2016/5/10/chartex" xmlns:cx5="http://schemas.microsoft.com/office/drawing/2016/5/11/chartex" xmlns:cx6="http://schemas.microsoft.com/office/drawing/2016/5/12/chartex" xmlns:cx7="http://schemas.microsoft.com/office/drawing/2016/5/13/chartex" xmlns:cx8="http://schemas.microsoft.com/office/drawing/2016/5/14/chartex" xmlns:mc="http://schemas.openxmlformats.org/markup-compatibility/2006" xmlns:aink="http://schemas.microsoft.com/office/drawing/2016/ink" xmlns:am3d="http://schemas.microsoft.com/office/drawing/2017/model3d" xmlns:o="urn:schemas-microsoft-com:office:office" xmlns:oel="http://schemas.microsoft.com/office/2019/extlst" xmlns:r="http://schemas.openxmlformats.org/officeDocument/2006/relationships" xmlns:m="http://schemas.openxmlformats.org/officeDocument/2006/math" xmlns:v="urn:schemas-microsoft-com:vml" xmlns:wp14="http://schemas.microsoft.com/office/word/2010/wordprocessingDrawing" xmlns:wp="http://schemas.openxmlformats.org/drawingml/2006/wordprocessingDrawing" xmlns:w10="urn:schemas-microsoft-com:office:word" xmlns:w="http://schemas.openxmlformats.org/wordprocessingml/2006/main" xmlns:w14="http://schemas.microsoft.com/office/word/2010/wordml" xmlns:w15="http://schemas.microsoft.com/office/word/2012/wordml" xmlns:w16cex="http://schemas.microsoft.com/office/word/2018/wordml/cex" xmlns:w16cid="http://schemas.microsoft.com/office/word/2016/wordml/cid" xmlns:w16="http://schemas.microsoft.com/office/word/2018/wordml" xmlns:w16du="http://schemas.microsoft.com/office/word/2023/wordml/word16du" xmlns:w16sdtdh="http://schemas.microsoft.com/office/word/2020/wordml/sdtdatahash" xmlns:w16sdtfl="http://schemas.microsoft.com/office/word/2024/wordml/sdtformatlock" xmlns:w16se="http://schemas.microsoft.com/office/word/2015/wordml/symex" xmlns:wpg="http://schemas.microsoft.com/office/word/2010/wordprocessingGroup" xmlns:wpi="http://schemas.microsoft.com/office/word/2010/wordprocessingInk" xmlns:wne="http://schemas.microsoft.com/office/word/2006/wordml" xmlns:wps="http://schemas.microsoft.com/office/word/2010/wordprocessingShape" mc:Ignorable="w14 w15 w16se w16cid w16 w16cex w16sdtdh w16sdtfl w16du wp14">
   <w:abstractNum w:abstractNumId="0" w15:restartNumberingAfterBreak="0">
     <w:nsid w:val="EFFFFCAF"/>
     <w:multiLevelType w:val="singleLevel"/>
@@ -10681,7 +12065,7 @@
         <w:ind w:left="720" w:hanging="360"/>
       </w:pPr>
       <w:rPr>
-        <w:rFonts w:hint="default" w:ascii="Symbol" w:hAnsi="Symbol"/>
+        <w:rFonts w:ascii="Symbol" w:hAnsi="Symbol" w:hint="default"/>
         <w:sz w:val="20"/>
       </w:rPr>
     </w:lvl>
@@ -10697,7 +12081,7 @@
         <w:ind w:left="1440" w:hanging="360"/>
       </w:pPr>
       <w:rPr>
-        <w:rFonts w:hint="default" w:ascii="Courier New" w:hAnsi="Courier New"/>
+        <w:rFonts w:ascii="Courier New" w:hAnsi="Courier New" w:hint="default"/>
         <w:sz w:val="20"/>
       </w:rPr>
     </w:lvl>
@@ -10713,7 +12097,7 @@
         <w:ind w:left="2160" w:hanging="360"/>
       </w:pPr>
       <w:rPr>
-        <w:rFonts w:hint="default" w:ascii="Wingdings" w:hAnsi="Wingdings"/>
+        <w:rFonts w:ascii="Wingdings" w:hAnsi="Wingdings" w:hint="default"/>
         <w:sz w:val="20"/>
       </w:rPr>
     </w:lvl>
@@ -10729,7 +12113,7 @@
         <w:ind w:left="2880" w:hanging="360"/>
       </w:pPr>
       <w:rPr>
-        <w:rFonts w:hint="default" w:ascii="Wingdings" w:hAnsi="Wingdings"/>
+        <w:rFonts w:ascii="Wingdings" w:hAnsi="Wingdings" w:hint="default"/>
         <w:sz w:val="20"/>
       </w:rPr>
     </w:lvl>
@@ -10745,7 +12129,7 @@
         <w:ind w:left="3600" w:hanging="360"/>
       </w:pPr>
       <w:rPr>
-        <w:rFonts w:hint="default" w:ascii="Wingdings" w:hAnsi="Wingdings"/>
+        <w:rFonts w:ascii="Wingdings" w:hAnsi="Wingdings" w:hint="default"/>
         <w:sz w:val="20"/>
       </w:rPr>
     </w:lvl>
@@ -10761,7 +12145,7 @@
         <w:ind w:left="4320" w:hanging="360"/>
       </w:pPr>
       <w:rPr>
-        <w:rFonts w:hint="default" w:ascii="Wingdings" w:hAnsi="Wingdings"/>
+        <w:rFonts w:ascii="Wingdings" w:hAnsi="Wingdings" w:hint="default"/>
         <w:sz w:val="20"/>
       </w:rPr>
     </w:lvl>
@@ -10777,7 +12161,7 @@
         <w:ind w:left="5040" w:hanging="360"/>
       </w:pPr>
       <w:rPr>
-        <w:rFonts w:hint="default" w:ascii="Wingdings" w:hAnsi="Wingdings"/>
+        <w:rFonts w:ascii="Wingdings" w:hAnsi="Wingdings" w:hint="default"/>
         <w:sz w:val="20"/>
       </w:rPr>
     </w:lvl>
@@ -10793,7 +12177,7 @@
         <w:ind w:left="5760" w:hanging="360"/>
       </w:pPr>
       <w:rPr>
-        <w:rFonts w:hint="default" w:ascii="Wingdings" w:hAnsi="Wingdings"/>
+        <w:rFonts w:ascii="Wingdings" w:hAnsi="Wingdings" w:hint="default"/>
         <w:sz w:val="20"/>
       </w:rPr>
     </w:lvl>
@@ -10809,7 +12193,7 @@
         <w:ind w:left="6480" w:hanging="360"/>
       </w:pPr>
       <w:rPr>
-        <w:rFonts w:hint="default" w:ascii="Wingdings" w:hAnsi="Wingdings"/>
+        <w:rFonts w:ascii="Wingdings" w:hAnsi="Wingdings" w:hint="default"/>
         <w:sz w:val="20"/>
       </w:rPr>
     </w:lvl>
@@ -11146,7 +12530,7 @@
         <w:ind w:left="720" w:hanging="360"/>
       </w:pPr>
       <w:rPr>
-        <w:rFonts w:hint="default" w:ascii="Symbol" w:hAnsi="Symbol"/>
+        <w:rFonts w:ascii="Symbol" w:hAnsi="Symbol" w:hint="default"/>
       </w:rPr>
     </w:lvl>
     <w:lvl w:ilvl="1" w:tplc="04090003" w:tentative="1">
@@ -11158,7 +12542,7 @@
         <w:ind w:left="1440" w:hanging="360"/>
       </w:pPr>
       <w:rPr>
-        <w:rFonts w:hint="default" w:ascii="Courier New" w:hAnsi="Courier New" w:cs="Courier New"/>
+        <w:rFonts w:ascii="Courier New" w:hAnsi="Courier New" w:cs="Courier New" w:hint="default"/>
       </w:rPr>
     </w:lvl>
     <w:lvl w:ilvl="2" w:tplc="04090005" w:tentative="1">
@@ -11170,7 +12554,7 @@
         <w:ind w:left="2160" w:hanging="360"/>
       </w:pPr>
       <w:rPr>
-        <w:rFonts w:hint="default" w:ascii="Wingdings" w:hAnsi="Wingdings"/>
+        <w:rFonts w:ascii="Wingdings" w:hAnsi="Wingdings" w:hint="default"/>
       </w:rPr>
     </w:lvl>
     <w:lvl w:ilvl="3" w:tplc="04090001" w:tentative="1">
@@ -11182,7 +12566,7 @@
         <w:ind w:left="2880" w:hanging="360"/>
       </w:pPr>
       <w:rPr>
-        <w:rFonts w:hint="default" w:ascii="Symbol" w:hAnsi="Symbol"/>
+        <w:rFonts w:ascii="Symbol" w:hAnsi="Symbol" w:hint="default"/>
       </w:rPr>
     </w:lvl>
     <w:lvl w:ilvl="4" w:tplc="04090003" w:tentative="1">
@@ -11194,7 +12578,7 @@
         <w:ind w:left="3600" w:hanging="360"/>
       </w:pPr>
       <w:rPr>
-        <w:rFonts w:hint="default" w:ascii="Courier New" w:hAnsi="Courier New" w:cs="Courier New"/>
+        <w:rFonts w:ascii="Courier New" w:hAnsi="Courier New" w:cs="Courier New" w:hint="default"/>
       </w:rPr>
     </w:lvl>
     <w:lvl w:ilvl="5" w:tplc="04090005" w:tentative="1">
@@ -11206,7 +12590,7 @@
         <w:ind w:left="4320" w:hanging="360"/>
       </w:pPr>
       <w:rPr>
-        <w:rFonts w:hint="default" w:ascii="Wingdings" w:hAnsi="Wingdings"/>
+        <w:rFonts w:ascii="Wingdings" w:hAnsi="Wingdings" w:hint="default"/>
       </w:rPr>
     </w:lvl>
     <w:lvl w:ilvl="6" w:tplc="04090001" w:tentative="1">
@@ -11218,7 +12602,7 @@
         <w:ind w:left="5040" w:hanging="360"/>
       </w:pPr>
       <w:rPr>
-        <w:rFonts w:hint="default" w:ascii="Symbol" w:hAnsi="Symbol"/>
+        <w:rFonts w:ascii="Symbol" w:hAnsi="Symbol" w:hint="default"/>
       </w:rPr>
     </w:lvl>
     <w:lvl w:ilvl="7" w:tplc="04090003" w:tentative="1">
@@ -11230,7 +12614,7 @@
         <w:ind w:left="5760" w:hanging="360"/>
       </w:pPr>
       <w:rPr>
-        <w:rFonts w:hint="default" w:ascii="Courier New" w:hAnsi="Courier New" w:cs="Courier New"/>
+        <w:rFonts w:ascii="Courier New" w:hAnsi="Courier New" w:cs="Courier New" w:hint="default"/>
       </w:rPr>
     </w:lvl>
     <w:lvl w:ilvl="8" w:tplc="04090005" w:tentative="1">
@@ -11242,7 +12626,7 @@
         <w:ind w:left="6480" w:hanging="360"/>
       </w:pPr>
       <w:rPr>
-        <w:rFonts w:hint="default" w:ascii="Wingdings" w:hAnsi="Wingdings"/>
+        <w:rFonts w:ascii="Wingdings" w:hAnsi="Wingdings" w:hint="default"/>
       </w:rPr>
     </w:lvl>
   </w:abstractNum>
@@ -11791,7 +13175,7 @@
         <w:ind w:left="720" w:hanging="360"/>
       </w:pPr>
       <w:rPr>
-        <w:rFonts w:hint="default" w:ascii="Symbol" w:hAnsi="Symbol"/>
+        <w:rFonts w:ascii="Symbol" w:hAnsi="Symbol" w:hint="default"/>
         <w:sz w:val="20"/>
       </w:rPr>
     </w:lvl>
@@ -11807,7 +13191,7 @@
         <w:ind w:left="1440" w:hanging="360"/>
       </w:pPr>
       <w:rPr>
-        <w:rFonts w:hint="default" w:ascii="Courier New" w:hAnsi="Courier New"/>
+        <w:rFonts w:ascii="Courier New" w:hAnsi="Courier New" w:hint="default"/>
         <w:sz w:val="20"/>
       </w:rPr>
     </w:lvl>
@@ -11823,7 +13207,7 @@
         <w:ind w:left="2160" w:hanging="360"/>
       </w:pPr>
       <w:rPr>
-        <w:rFonts w:hint="default" w:ascii="Wingdings" w:hAnsi="Wingdings"/>
+        <w:rFonts w:ascii="Wingdings" w:hAnsi="Wingdings" w:hint="default"/>
         <w:sz w:val="20"/>
       </w:rPr>
     </w:lvl>
@@ -11839,7 +13223,7 @@
         <w:ind w:left="2880" w:hanging="360"/>
       </w:pPr>
       <w:rPr>
-        <w:rFonts w:hint="default" w:ascii="Wingdings" w:hAnsi="Wingdings"/>
+        <w:rFonts w:ascii="Wingdings" w:hAnsi="Wingdings" w:hint="default"/>
         <w:sz w:val="20"/>
       </w:rPr>
     </w:lvl>
@@ -11855,7 +13239,7 @@
         <w:ind w:left="3600" w:hanging="360"/>
       </w:pPr>
       <w:rPr>
-        <w:rFonts w:hint="default" w:ascii="Wingdings" w:hAnsi="Wingdings"/>
+        <w:rFonts w:ascii="Wingdings" w:hAnsi="Wingdings" w:hint="default"/>
         <w:sz w:val="20"/>
       </w:rPr>
     </w:lvl>
@@ -11871,7 +13255,7 @@
         <w:ind w:left="4320" w:hanging="360"/>
       </w:pPr>
       <w:rPr>
-        <w:rFonts w:hint="default" w:ascii="Wingdings" w:hAnsi="Wingdings"/>
+        <w:rFonts w:ascii="Wingdings" w:hAnsi="Wingdings" w:hint="default"/>
         <w:sz w:val="20"/>
       </w:rPr>
     </w:lvl>
@@ -11887,7 +13271,7 @@
         <w:ind w:left="5040" w:hanging="360"/>
       </w:pPr>
       <w:rPr>
-        <w:rFonts w:hint="default" w:ascii="Wingdings" w:hAnsi="Wingdings"/>
+        <w:rFonts w:ascii="Wingdings" w:hAnsi="Wingdings" w:hint="default"/>
         <w:sz w:val="20"/>
       </w:rPr>
     </w:lvl>
@@ -11903,7 +13287,7 @@
         <w:ind w:left="5760" w:hanging="360"/>
       </w:pPr>
       <w:rPr>
-        <w:rFonts w:hint="default" w:ascii="Wingdings" w:hAnsi="Wingdings"/>
+        <w:rFonts w:ascii="Wingdings" w:hAnsi="Wingdings" w:hint="default"/>
         <w:sz w:val="20"/>
       </w:rPr>
     </w:lvl>
@@ -11919,7 +13303,7 @@
         <w:ind w:left="6480" w:hanging="360"/>
       </w:pPr>
       <w:rPr>
-        <w:rFonts w:hint="default" w:ascii="Wingdings" w:hAnsi="Wingdings"/>
+        <w:rFonts w:ascii="Wingdings" w:hAnsi="Wingdings" w:hint="default"/>
         <w:sz w:val="20"/>
       </w:rPr>
     </w:lvl>
@@ -12475,7 +13859,7 @@
         <w:ind w:left="720" w:hanging="360"/>
       </w:pPr>
       <w:rPr>
-        <w:rFonts w:hint="default" w:ascii="Symbol" w:hAnsi="Symbol"/>
+        <w:rFonts w:ascii="Symbol" w:hAnsi="Symbol" w:hint="default"/>
         <w:sz w:val="20"/>
       </w:rPr>
     </w:lvl>
@@ -12491,7 +13875,7 @@
         <w:ind w:left="1440" w:hanging="360"/>
       </w:pPr>
       <w:rPr>
-        <w:rFonts w:hint="default" w:ascii="Courier New" w:hAnsi="Courier New"/>
+        <w:rFonts w:ascii="Courier New" w:hAnsi="Courier New" w:hint="default"/>
         <w:sz w:val="20"/>
       </w:rPr>
     </w:lvl>
@@ -12507,7 +13891,7 @@
         <w:ind w:left="2160" w:hanging="360"/>
       </w:pPr>
       <w:rPr>
-        <w:rFonts w:hint="default" w:ascii="Wingdings" w:hAnsi="Wingdings"/>
+        <w:rFonts w:ascii="Wingdings" w:hAnsi="Wingdings" w:hint="default"/>
         <w:sz w:val="20"/>
       </w:rPr>
     </w:lvl>
@@ -12523,7 +13907,7 @@
         <w:ind w:left="2880" w:hanging="360"/>
       </w:pPr>
       <w:rPr>
-        <w:rFonts w:hint="default" w:ascii="Wingdings" w:hAnsi="Wingdings"/>
+        <w:rFonts w:ascii="Wingdings" w:hAnsi="Wingdings" w:hint="default"/>
         <w:sz w:val="20"/>
       </w:rPr>
     </w:lvl>
@@ -12539,7 +13923,7 @@
         <w:ind w:left="3600" w:hanging="360"/>
       </w:pPr>
       <w:rPr>
-        <w:rFonts w:hint="default" w:ascii="Wingdings" w:hAnsi="Wingdings"/>
+        <w:rFonts w:ascii="Wingdings" w:hAnsi="Wingdings" w:hint="default"/>
         <w:sz w:val="20"/>
       </w:rPr>
     </w:lvl>
@@ -12555,7 +13939,7 @@
         <w:ind w:left="4320" w:hanging="360"/>
       </w:pPr>
       <w:rPr>
-        <w:rFonts w:hint="default" w:ascii="Wingdings" w:hAnsi="Wingdings"/>
+        <w:rFonts w:ascii="Wingdings" w:hAnsi="Wingdings" w:hint="default"/>
         <w:sz w:val="20"/>
       </w:rPr>
     </w:lvl>
@@ -12571,7 +13955,7 @@
         <w:ind w:left="5040" w:hanging="360"/>
       </w:pPr>
       <w:rPr>
-        <w:rFonts w:hint="default" w:ascii="Wingdings" w:hAnsi="Wingdings"/>
+        <w:rFonts w:ascii="Wingdings" w:hAnsi="Wingdings" w:hint="default"/>
         <w:sz w:val="20"/>
       </w:rPr>
     </w:lvl>
@@ -12587,7 +13971,7 @@
         <w:ind w:left="5760" w:hanging="360"/>
       </w:pPr>
       <w:rPr>
-        <w:rFonts w:hint="default" w:ascii="Wingdings" w:hAnsi="Wingdings"/>
+        <w:rFonts w:ascii="Wingdings" w:hAnsi="Wingdings" w:hint="default"/>
         <w:sz w:val="20"/>
       </w:rPr>
     </w:lvl>
@@ -12603,7 +13987,7 @@
         <w:ind w:left="6480" w:hanging="360"/>
       </w:pPr>
       <w:rPr>
-        <w:rFonts w:hint="default" w:ascii="Wingdings" w:hAnsi="Wingdings"/>
+        <w:rFonts w:ascii="Wingdings" w:hAnsi="Wingdings" w:hint="default"/>
         <w:sz w:val="20"/>
       </w:rPr>
     </w:lvl>
@@ -12709,7 +14093,7 @@
         <w:ind w:left="1080" w:hanging="360"/>
       </w:pPr>
       <w:rPr>
-        <w:rFonts w:hint="default" w:ascii="Calibri" w:hAnsi="Calibri" w:eastAsia="Calibri" w:cs="Calibri"/>
+        <w:rFonts w:ascii="Calibri" w:eastAsia="Calibri" w:hAnsi="Calibri" w:cs="Calibri" w:hint="default"/>
       </w:rPr>
     </w:lvl>
     <w:lvl w:ilvl="1" w:tplc="40090003" w:tentative="1">
@@ -12721,7 +14105,7 @@
         <w:ind w:left="1800" w:hanging="360"/>
       </w:pPr>
       <w:rPr>
-        <w:rFonts w:hint="default" w:ascii="Courier New" w:hAnsi="Courier New" w:cs="Courier New"/>
+        <w:rFonts w:ascii="Courier New" w:hAnsi="Courier New" w:cs="Courier New" w:hint="default"/>
       </w:rPr>
     </w:lvl>
     <w:lvl w:ilvl="2" w:tplc="40090005" w:tentative="1">
@@ -12733,7 +14117,7 @@
         <w:ind w:left="2520" w:hanging="360"/>
       </w:pPr>
       <w:rPr>
-        <w:rFonts w:hint="default" w:ascii="Wingdings" w:hAnsi="Wingdings"/>
+        <w:rFonts w:ascii="Wingdings" w:hAnsi="Wingdings" w:hint="default"/>
       </w:rPr>
     </w:lvl>
     <w:lvl w:ilvl="3" w:tplc="40090001" w:tentative="1">
@@ -12745,7 +14129,7 @@
         <w:ind w:left="3240" w:hanging="360"/>
       </w:pPr>
       <w:rPr>
-        <w:rFonts w:hint="default" w:ascii="Symbol" w:hAnsi="Symbol"/>
+        <w:rFonts w:ascii="Symbol" w:hAnsi="Symbol" w:hint="default"/>
       </w:rPr>
     </w:lvl>
     <w:lvl w:ilvl="4" w:tplc="40090003" w:tentative="1">
@@ -12757,7 +14141,7 @@
         <w:ind w:left="3960" w:hanging="360"/>
       </w:pPr>
       <w:rPr>
-        <w:rFonts w:hint="default" w:ascii="Courier New" w:hAnsi="Courier New" w:cs="Courier New"/>
+        <w:rFonts w:ascii="Courier New" w:hAnsi="Courier New" w:cs="Courier New" w:hint="default"/>
       </w:rPr>
     </w:lvl>
     <w:lvl w:ilvl="5" w:tplc="40090005" w:tentative="1">
@@ -12769,7 +14153,7 @@
         <w:ind w:left="4680" w:hanging="360"/>
       </w:pPr>
       <w:rPr>
-        <w:rFonts w:hint="default" w:ascii="Wingdings" w:hAnsi="Wingdings"/>
+        <w:rFonts w:ascii="Wingdings" w:hAnsi="Wingdings" w:hint="default"/>
       </w:rPr>
     </w:lvl>
     <w:lvl w:ilvl="6" w:tplc="40090001" w:tentative="1">
@@ -12781,7 +14165,7 @@
         <w:ind w:left="5400" w:hanging="360"/>
       </w:pPr>
       <w:rPr>
-        <w:rFonts w:hint="default" w:ascii="Symbol" w:hAnsi="Symbol"/>
+        <w:rFonts w:ascii="Symbol" w:hAnsi="Symbol" w:hint="default"/>
       </w:rPr>
     </w:lvl>
     <w:lvl w:ilvl="7" w:tplc="40090003" w:tentative="1">
@@ -12793,7 +14177,7 @@
         <w:ind w:left="6120" w:hanging="360"/>
       </w:pPr>
       <w:rPr>
-        <w:rFonts w:hint="default" w:ascii="Courier New" w:hAnsi="Courier New" w:cs="Courier New"/>
+        <w:rFonts w:ascii="Courier New" w:hAnsi="Courier New" w:cs="Courier New" w:hint="default"/>
       </w:rPr>
     </w:lvl>
     <w:lvl w:ilvl="8" w:tplc="40090005" w:tentative="1">
@@ -12805,7 +14189,7 @@
         <w:ind w:left="6840" w:hanging="360"/>
       </w:pPr>
       <w:rPr>
-        <w:rFonts w:hint="default" w:ascii="Wingdings" w:hAnsi="Wingdings"/>
+        <w:rFonts w:ascii="Wingdings" w:hAnsi="Wingdings" w:hint="default"/>
       </w:rPr>
     </w:lvl>
   </w:abstractNum>
@@ -13771,11 +15155,11 @@
 </file>
 
 <file path=word/styles.xml><?xml version="1.0" encoding="utf-8"?>
-<w:styles xmlns:wp14="http://schemas.microsoft.com/office/word/2010/wordprocessingDrawing" xmlns:mc="http://schemas.openxmlformats.org/markup-compatibility/2006" xmlns:r="http://schemas.openxmlformats.org/officeDocument/2006/relationships" xmlns:w="http://schemas.openxmlformats.org/wordprocessingml/2006/main" xmlns:w14="http://schemas.microsoft.com/office/word/2010/wordml" xmlns:w15="http://schemas.microsoft.com/office/word/2012/wordml" xmlns:w16cex="http://schemas.microsoft.com/office/word/2018/wordml/cex" xmlns:w16cid="http://schemas.microsoft.com/office/word/2016/wordml/cid" xmlns:w16="http://schemas.microsoft.com/office/word/2018/wordml" xmlns:w16du="http://schemas.microsoft.com/office/word/2023/wordml/word16du" xmlns:w16sdtdh="http://schemas.microsoft.com/office/word/2020/wordml/sdtdatahash" xmlns:w16se="http://schemas.microsoft.com/office/word/2015/wordml/symex" mc:Ignorable="w14 w15 w16se w16cid w16 w16cex w16sdtdh w16du wp14">
+<w:styles xmlns:mc="http://schemas.openxmlformats.org/markup-compatibility/2006" xmlns:r="http://schemas.openxmlformats.org/officeDocument/2006/relationships" xmlns:w="http://schemas.openxmlformats.org/wordprocessingml/2006/main" xmlns:w14="http://schemas.microsoft.com/office/word/2010/wordml" xmlns:w15="http://schemas.microsoft.com/office/word/2012/wordml" xmlns:w16cex="http://schemas.microsoft.com/office/word/2018/wordml/cex" xmlns:w16cid="http://schemas.microsoft.com/office/word/2016/wordml/cid" xmlns:w16="http://schemas.microsoft.com/office/word/2018/wordml" xmlns:w16du="http://schemas.microsoft.com/office/word/2023/wordml/word16du" xmlns:w16sdtdh="http://schemas.microsoft.com/office/word/2020/wordml/sdtdatahash" xmlns:w16sdtfl="http://schemas.microsoft.com/office/word/2024/wordml/sdtformatlock" xmlns:w16se="http://schemas.microsoft.com/office/word/2015/wordml/symex" mc:Ignorable="w14 w15 w16se w16cid w16 w16cex w16sdtdh w16sdtfl w16du">
   <w:docDefaults>
     <w:rPrDefault>
       <w:rPr>
-        <w:rFonts w:ascii="Arial" w:hAnsi="Arial" w:eastAsia="Arial" w:cs="Arial"/>
+        <w:rFonts w:ascii="Arial" w:eastAsia="Arial" w:hAnsi="Arial" w:cs="Arial"/>
         <w:sz w:val="22"/>
         <w:szCs w:val="22"/>
         <w:lang w:val="en" w:eastAsia="en-IN" w:bidi="ar-SA"/>
@@ -13790,14 +15174,14 @@
   <w:latentStyles w:defLockedState="0" w:defUIPriority="99" w:defSemiHidden="0" w:defUnhideWhenUsed="0" w:defQFormat="0" w:count="376">
     <w:lsdException w:name="Normal" w:uiPriority="0" w:qFormat="1"/>
     <w:lsdException w:name="heading 1" w:uiPriority="9" w:qFormat="1"/>
-    <w:lsdException w:name="heading 2" w:uiPriority="9" w:semiHidden="1" w:unhideWhenUsed="1" w:qFormat="1"/>
-    <w:lsdException w:name="heading 3" w:uiPriority="9" w:semiHidden="1" w:unhideWhenUsed="1" w:qFormat="1"/>
-    <w:lsdException w:name="heading 4" w:uiPriority="9" w:semiHidden="1" w:unhideWhenUsed="1" w:qFormat="1"/>
-    <w:lsdException w:name="heading 5" w:uiPriority="9" w:semiHidden="1" w:unhideWhenUsed="1" w:qFormat="1"/>
-    <w:lsdException w:name="heading 6" w:uiPriority="9" w:semiHidden="1" w:unhideWhenUsed="1" w:qFormat="1"/>
-    <w:lsdException w:name="heading 7" w:uiPriority="9" w:semiHidden="1" w:unhideWhenUsed="1" w:qFormat="1"/>
-    <w:lsdException w:name="heading 8" w:uiPriority="9" w:semiHidden="1" w:unhideWhenUsed="1" w:qFormat="1"/>
-    <w:lsdException w:name="heading 9" w:uiPriority="9" w:semiHidden="1" w:unhideWhenUsed="1" w:qFormat="1"/>
+    <w:lsdException w:name="heading 2" w:semiHidden="1" w:uiPriority="9" w:unhideWhenUsed="1" w:qFormat="1"/>
+    <w:lsdException w:name="heading 3" w:semiHidden="1" w:uiPriority="9" w:unhideWhenUsed="1" w:qFormat="1"/>
+    <w:lsdException w:name="heading 4" w:semiHidden="1" w:uiPriority="9" w:unhideWhenUsed="1" w:qFormat="1"/>
+    <w:lsdException w:name="heading 5" w:semiHidden="1" w:uiPriority="9" w:unhideWhenUsed="1" w:qFormat="1"/>
+    <w:lsdException w:name="heading 6" w:semiHidden="1" w:uiPriority="9" w:unhideWhenUsed="1" w:qFormat="1"/>
+    <w:lsdException w:name="heading 7" w:semiHidden="1" w:uiPriority="9" w:unhideWhenUsed="1" w:qFormat="1"/>
+    <w:lsdException w:name="heading 8" w:semiHidden="1" w:uiPriority="9" w:unhideWhenUsed="1" w:qFormat="1"/>
+    <w:lsdException w:name="heading 9" w:semiHidden="1" w:uiPriority="9" w:unhideWhenUsed="1" w:qFormat="1"/>
     <w:lsdException w:name="index 1" w:semiHidden="1" w:unhideWhenUsed="1"/>
     <w:lsdException w:name="index 2" w:semiHidden="1" w:unhideWhenUsed="1"/>
     <w:lsdException w:name="index 3" w:semiHidden="1" w:unhideWhenUsed="1"/>
@@ -13807,22 +15191,22 @@
     <w:lsdException w:name="index 7" w:semiHidden="1" w:unhideWhenUsed="1"/>
     <w:lsdException w:name="index 8" w:semiHidden="1" w:unhideWhenUsed="1"/>
     <w:lsdException w:name="index 9" w:semiHidden="1" w:unhideWhenUsed="1"/>
-    <w:lsdException w:name="toc 1" w:uiPriority="39" w:semiHidden="1" w:unhideWhenUsed="1"/>
-    <w:lsdException w:name="toc 2" w:uiPriority="39" w:semiHidden="1" w:unhideWhenUsed="1"/>
-    <w:lsdException w:name="toc 3" w:uiPriority="39" w:semiHidden="1" w:unhideWhenUsed="1"/>
-    <w:lsdException w:name="toc 4" w:uiPriority="39" w:semiHidden="1" w:unhideWhenUsed="1"/>
-    <w:lsdException w:name="toc 5" w:uiPriority="39" w:semiHidden="1" w:unhideWhenUsed="1"/>
-    <w:lsdException w:name="toc 6" w:uiPriority="39" w:semiHidden="1" w:unhideWhenUsed="1"/>
-    <w:lsdException w:name="toc 7" w:uiPriority="39" w:semiHidden="1" w:unhideWhenUsed="1"/>
-    <w:lsdException w:name="toc 8" w:uiPriority="39" w:semiHidden="1" w:unhideWhenUsed="1"/>
-    <w:lsdException w:name="toc 9" w:uiPriority="39" w:semiHidden="1" w:unhideWhenUsed="1"/>
+    <w:lsdException w:name="toc 1" w:semiHidden="1" w:uiPriority="39" w:unhideWhenUsed="1"/>
+    <w:lsdException w:name="toc 2" w:semiHidden="1" w:uiPriority="39" w:unhideWhenUsed="1"/>
+    <w:lsdException w:name="toc 3" w:semiHidden="1" w:uiPriority="39" w:unhideWhenUsed="1"/>
+    <w:lsdException w:name="toc 4" w:semiHidden="1" w:uiPriority="39" w:unhideWhenUsed="1"/>
+    <w:lsdException w:name="toc 5" w:semiHidden="1" w:uiPriority="39" w:unhideWhenUsed="1"/>
+    <w:lsdException w:name="toc 6" w:semiHidden="1" w:uiPriority="39" w:unhideWhenUsed="1"/>
+    <w:lsdException w:name="toc 7" w:semiHidden="1" w:uiPriority="39" w:unhideWhenUsed="1"/>
+    <w:lsdException w:name="toc 8" w:semiHidden="1" w:uiPriority="39" w:unhideWhenUsed="1"/>
+    <w:lsdException w:name="toc 9" w:semiHidden="1" w:uiPriority="39" w:unhideWhenUsed="1"/>
     <w:lsdException w:name="Normal Indent" w:semiHidden="1" w:unhideWhenUsed="1"/>
     <w:lsdException w:name="footnote text" w:semiHidden="1" w:unhideWhenUsed="1"/>
     <w:lsdException w:name="annotation text" w:semiHidden="1" w:unhideWhenUsed="1"/>
     <w:lsdException w:name="header" w:semiHidden="1" w:unhideWhenUsed="1"/>
     <w:lsdException w:name="footer" w:semiHidden="1" w:unhideWhenUsed="1"/>
     <w:lsdException w:name="index heading" w:semiHidden="1" w:unhideWhenUsed="1"/>
-    <w:lsdException w:name="caption" w:uiPriority="35" w:semiHidden="1" w:unhideWhenUsed="1" w:qFormat="1"/>
+    <w:lsdException w:name="caption" w:semiHidden="1" w:uiPriority="35" w:unhideWhenUsed="1" w:qFormat="1"/>
     <w:lsdException w:name="table of figures" w:semiHidden="1" w:unhideWhenUsed="1"/>
     <w:lsdException w:name="envelope address" w:semiHidden="1" w:unhideWhenUsed="1"/>
     <w:lsdException w:name="envelope return" w:semiHidden="1" w:unhideWhenUsed="1"/>
@@ -13853,7 +15237,7 @@
     <w:lsdException w:name="Title" w:uiPriority="10" w:qFormat="1"/>
     <w:lsdException w:name="Closing" w:semiHidden="1" w:unhideWhenUsed="1"/>
     <w:lsdException w:name="Signature" w:semiHidden="1" w:unhideWhenUsed="1"/>
-    <w:lsdException w:name="Default Paragraph Font" w:uiPriority="1" w:semiHidden="1" w:unhideWhenUsed="1"/>
+    <w:lsdException w:name="Default Paragraph Font" w:semiHidden="1" w:uiPriority="1" w:unhideWhenUsed="1"/>
     <w:lsdException w:name="Body Text" w:semiHidden="1" w:unhideWhenUsed="1"/>
     <w:lsdException w:name="Body Text Indent" w:semiHidden="1" w:unhideWhenUsed="1"/>
     <w:lsdException w:name="List Continue" w:semiHidden="1" w:unhideWhenUsed="1"/>
@@ -14053,8 +15437,8 @@
     <w:lsdException w:name="Subtle Reference" w:uiPriority="31" w:qFormat="1"/>
     <w:lsdException w:name="Intense Reference" w:uiPriority="32" w:qFormat="1"/>
     <w:lsdException w:name="Book Title" w:uiPriority="33" w:qFormat="1"/>
-    <w:lsdException w:name="Bibliography" w:uiPriority="37" w:semiHidden="1" w:unhideWhenUsed="1"/>
-    <w:lsdException w:name="TOC Heading" w:uiPriority="39" w:semiHidden="1" w:unhideWhenUsed="1" w:qFormat="1"/>
+    <w:lsdException w:name="Bibliography" w:semiHidden="1" w:uiPriority="37" w:unhideWhenUsed="1"/>
+    <w:lsdException w:name="TOC Heading" w:semiHidden="1" w:uiPriority="39" w:unhideWhenUsed="1" w:qFormat="1"/>
     <w:lsdException w:name="Plain Table 1" w:uiPriority="41"/>
     <w:lsdException w:name="Plain Table 2" w:uiPriority="42"/>
     <w:lsdException w:name="Plain Table 3" w:uiPriority="43"/>
@@ -14165,7 +15549,7 @@
     <w:lsdException w:name="Unresolved Mention" w:semiHidden="1" w:unhideWhenUsed="1"/>
     <w:lsdException w:name="Smart Link" w:semiHidden="1" w:unhideWhenUsed="1"/>
   </w:latentStyles>
-  <w:style w:type="paragraph" w:styleId="Normal" w:default="1">
+  <w:style w:type="paragraph" w:default="1" w:styleId="Normal">
     <w:name w:val="Normal"/>
     <w:qFormat/>
     <w:rsid w:val="00104716"/>
@@ -14285,13 +15669,12 @@
       <w:color w:val="666666"/>
     </w:rPr>
   </w:style>
-  <w:style w:type="character" w:styleId="DefaultParagraphFont" w:default="1">
+  <w:style w:type="character" w:default="1" w:styleId="DefaultParagraphFont">
     <w:name w:val="Default Paragraph Font"/>
     <w:uiPriority w:val="1"/>
-    <w:semiHidden/>
     <w:unhideWhenUsed/>
   </w:style>
-  <w:style w:type="table" w:styleId="TableNormal" w:default="1">
+  <w:style w:type="table" w:default="1" w:styleId="TableNormal">
     <w:name w:val="Normal Table"/>
     <w:uiPriority w:val="99"/>
     <w:semiHidden/>
@@ -14306,7 +15689,7 @@
       </w:tblCellMar>
     </w:tblPr>
   </w:style>
-  <w:style w:type="numbering" w:styleId="NoList" w:default="1">
+  <w:style w:type="numbering" w:default="1" w:styleId="NoList">
     <w:name w:val="No List"/>
     <w:uiPriority w:val="99"/>
     <w:semiHidden/>
@@ -14337,12 +15720,12 @@
     <w:qFormat/>
     <w:rsid w:val="00413F54"/>
     <w:rPr>
-      <w:rFonts w:ascii="Courier New" w:hAnsi="Courier New" w:eastAsia="Times New Roman" w:cs="Courier New"/>
+      <w:rFonts w:ascii="Courier New" w:eastAsia="Times New Roman" w:hAnsi="Courier New" w:cs="Courier New"/>
       <w:sz w:val="20"/>
       <w:szCs w:val="20"/>
     </w:rPr>
   </w:style>
-  <w:style w:type="character" w:styleId="HTMLPreformattedChar" w:customStyle="1">
+  <w:style w:type="character" w:customStyle="1" w:styleId="HTMLPreformattedChar">
     <w:name w:val="HTML Preformatted Char"/>
     <w:basedOn w:val="DefaultParagraphFont"/>
     <w:link w:val="HTMLPreformatted"/>
@@ -14350,13 +15733,13 @@
     <w:qFormat/>
     <w:rsid w:val="00D77909"/>
     <w:rPr>
-      <w:rFonts w:ascii="Courier New" w:hAnsi="Courier New" w:eastAsia="Times New Roman" w:cs="Courier New"/>
+      <w:rFonts w:ascii="Courier New" w:eastAsia="Times New Roman" w:hAnsi="Courier New" w:cs="Courier New"/>
       <w:sz w:val="20"/>
       <w:szCs w:val="20"/>
       <w:lang w:val="en-IN"/>
     </w:rPr>
   </w:style>
-  <w:style w:type="character" w:styleId="HeaderChar" w:customStyle="1">
+  <w:style w:type="character" w:customStyle="1" w:styleId="HeaderChar">
     <w:name w:val="Header Char"/>
     <w:basedOn w:val="DefaultParagraphFont"/>
     <w:link w:val="Header"/>
@@ -14364,7 +15747,7 @@
     <w:qFormat/>
     <w:rsid w:val="00D63D76"/>
   </w:style>
-  <w:style w:type="character" w:styleId="FooterChar" w:customStyle="1">
+  <w:style w:type="character" w:customStyle="1" w:styleId="FooterChar">
     <w:name w:val="Footer Char"/>
     <w:basedOn w:val="DefaultParagraphFont"/>
     <w:link w:val="Footer"/>
@@ -14372,42 +15755,42 @@
     <w:qFormat/>
     <w:rsid w:val="00D63D76"/>
   </w:style>
-  <w:style w:type="character" w:styleId="nb" w:customStyle="1">
+  <w:style w:type="character" w:customStyle="1" w:styleId="nb">
     <w:name w:val="nb"/>
     <w:basedOn w:val="DefaultParagraphFont"/>
     <w:qFormat/>
     <w:rsid w:val="006643AA"/>
   </w:style>
-  <w:style w:type="character" w:styleId="nt" w:customStyle="1">
+  <w:style w:type="character" w:customStyle="1" w:styleId="nt">
     <w:name w:val="nt"/>
     <w:basedOn w:val="DefaultParagraphFont"/>
     <w:qFormat/>
     <w:rsid w:val="006643AA"/>
   </w:style>
-  <w:style w:type="character" w:styleId="s2" w:customStyle="1">
+  <w:style w:type="character" w:customStyle="1" w:styleId="s2">
     <w:name w:val="s2"/>
     <w:basedOn w:val="DefaultParagraphFont"/>
     <w:qFormat/>
     <w:rsid w:val="006643AA"/>
   </w:style>
-  <w:style w:type="character" w:styleId="k" w:customStyle="1">
+  <w:style w:type="character" w:customStyle="1" w:styleId="k">
     <w:name w:val="k"/>
     <w:basedOn w:val="DefaultParagraphFont"/>
     <w:qFormat/>
     <w:rsid w:val="006643AA"/>
   </w:style>
-  <w:style w:type="character" w:styleId="Bullets" w:customStyle="1">
+  <w:style w:type="character" w:customStyle="1" w:styleId="Bullets">
     <w:name w:val="Bullets"/>
     <w:qFormat/>
     <w:rPr>
-      <w:rFonts w:ascii="OpenSymbol" w:hAnsi="OpenSymbol" w:eastAsia="OpenSymbol" w:cs="OpenSymbol"/>
+      <w:rFonts w:ascii="OpenSymbol" w:eastAsia="OpenSymbol" w:hAnsi="OpenSymbol" w:cs="OpenSymbol"/>
     </w:rPr>
   </w:style>
-  <w:style w:type="character" w:styleId="NumberingSymbols" w:customStyle="1">
+  <w:style w:type="character" w:customStyle="1" w:styleId="NumberingSymbols">
     <w:name w:val="Numbering Symbols"/>
     <w:qFormat/>
   </w:style>
-  <w:style w:type="paragraph" w:styleId="Heading" w:customStyle="1">
+  <w:style w:type="paragraph" w:customStyle="1" w:styleId="Heading">
     <w:name w:val="Heading"/>
     <w:basedOn w:val="Normal"/>
     <w:next w:val="BodyText"/>
@@ -14417,7 +15800,7 @@
       <w:spacing w:before="240" w:after="120"/>
     </w:pPr>
     <w:rPr>
-      <w:rFonts w:ascii="Liberation Sans" w:hAnsi="Liberation Sans" w:eastAsia="Microsoft YaHei"/>
+      <w:rFonts w:ascii="Liberation Sans" w:eastAsia="Microsoft YaHei" w:hAnsi="Liberation Sans"/>
       <w:sz w:val="28"/>
       <w:szCs w:val="28"/>
     </w:rPr>
@@ -14448,7 +15831,7 @@
       <w:szCs w:val="24"/>
     </w:rPr>
   </w:style>
-  <w:style w:type="paragraph" w:styleId="Index" w:customStyle="1">
+  <w:style w:type="paragraph" w:customStyle="1" w:styleId="Index">
     <w:name w:val="Index"/>
     <w:basedOn w:val="Normal"/>
     <w:qFormat/>
@@ -14503,7 +15886,7 @@
       <w:spacing w:line="240" w:lineRule="auto"/>
     </w:pPr>
     <w:rPr>
-      <w:rFonts w:ascii="Courier New" w:hAnsi="Courier New" w:eastAsia="Times New Roman" w:cs="Courier New"/>
+      <w:rFonts w:ascii="Courier New" w:eastAsia="Times New Roman" w:hAnsi="Courier New" w:cs="Courier New"/>
       <w:sz w:val="20"/>
       <w:szCs w:val="20"/>
       <w:lang w:val="en-IN"/>
@@ -14531,13 +15914,13 @@
       <w:spacing w:beforeAutospacing="1" w:afterAutospacing="1" w:line="240" w:lineRule="auto"/>
     </w:pPr>
     <w:rPr>
-      <w:rFonts w:ascii="Times New Roman" w:hAnsi="Times New Roman" w:eastAsia="Times New Roman" w:cs="Times New Roman"/>
+      <w:rFonts w:ascii="Times New Roman" w:eastAsia="Times New Roman" w:hAnsi="Times New Roman" w:cs="Times New Roman"/>
       <w:sz w:val="24"/>
       <w:szCs w:val="24"/>
       <w:lang w:val="en-IN"/>
     </w:rPr>
   </w:style>
-  <w:style w:type="paragraph" w:styleId="HeaderandFooter" w:customStyle="1">
+  <w:style w:type="paragraph" w:customStyle="1" w:styleId="HeaderandFooter">
     <w:name w:val="Header and Footer"/>
     <w:basedOn w:val="Normal"/>
     <w:qFormat/>
@@ -14572,7 +15955,7 @@
       <w:spacing w:line="240" w:lineRule="auto"/>
     </w:pPr>
   </w:style>
-  <w:style w:type="paragraph" w:styleId="LO-normal1" w:customStyle="1">
+  <w:style w:type="paragraph" w:customStyle="1" w:styleId="LO-normal1">
     <w:name w:val="LO-normal1"/>
     <w:qFormat/>
     <w:pPr>
@@ -14583,12 +15966,12 @@
       <w:lang w:val="en-IN"/>
     </w:rPr>
   </w:style>
-  <w:style w:type="character" w:styleId="normaltextrun" w:customStyle="1">
+  <w:style w:type="character" w:customStyle="1" w:styleId="normaltextrun">
     <w:name w:val="normaltextrun"/>
     <w:basedOn w:val="DefaultParagraphFont"/>
     <w:rsid w:val="00E520F7"/>
   </w:style>
-  <w:style w:type="character" w:styleId="eop" w:customStyle="1">
+  <w:style w:type="character" w:customStyle="1" w:styleId="eop">
     <w:name w:val="eop"/>
     <w:basedOn w:val="DefaultParagraphFont"/>
     <w:rsid w:val="00E520F7"/>
@@ -14603,12 +15986,12 @@
     </w:pPr>
     <w:tblPr>
       <w:tblBorders>
-        <w:top w:val="single" w:color="000000" w:themeColor="text1" w:sz="4" w:space="0"/>
-        <w:left w:val="single" w:color="000000" w:themeColor="text1" w:sz="4" w:space="0"/>
-        <w:bottom w:val="single" w:color="000000" w:themeColor="text1" w:sz="4" w:space="0"/>
-        <w:right w:val="single" w:color="000000" w:themeColor="text1" w:sz="4" w:space="0"/>
-        <w:insideH w:val="single" w:color="000000" w:themeColor="text1" w:sz="4" w:space="0"/>
-        <w:insideV w:val="single" w:color="000000" w:themeColor="text1" w:sz="4" w:space="0"/>
+        <w:top w:val="single" w:sz="4" w:space="0" w:color="000000" w:themeColor="text1"/>
+        <w:left w:val="single" w:sz="4" w:space="0" w:color="000000" w:themeColor="text1"/>
+        <w:bottom w:val="single" w:sz="4" w:space="0" w:color="000000" w:themeColor="text1"/>
+        <w:right w:val="single" w:sz="4" w:space="0" w:color="000000" w:themeColor="text1"/>
+        <w:insideH w:val="single" w:sz="4" w:space="0" w:color="000000" w:themeColor="text1"/>
+        <w:insideV w:val="single" w:sz="4" w:space="0" w:color="000000" w:themeColor="text1"/>
       </w:tblBorders>
     </w:tblPr>
   </w:style>
@@ -14623,7 +16006,7 @@
       <w:u w:val="single"/>
     </w:rPr>
   </w:style>
-  <w:style w:type="paragraph" w:styleId="paragraph" w:customStyle="1">
+  <w:style w:type="paragraph" w:customStyle="1" w:styleId="paragraph">
     <w:name w:val="paragraph"/>
     <w:basedOn w:val="Normal"/>
     <w:rsid w:val="006B604E"/>
@@ -14632,7 +16015,7 @@
       <w:spacing w:before="100" w:beforeAutospacing="1" w:after="100" w:afterAutospacing="1" w:line="240" w:lineRule="auto"/>
     </w:pPr>
     <w:rPr>
-      <w:rFonts w:ascii="Times New Roman" w:hAnsi="Times New Roman" w:eastAsia="Times New Roman" w:cs="Times New Roman"/>
+      <w:rFonts w:ascii="Times New Roman" w:eastAsia="Times New Roman" w:hAnsi="Times New Roman" w:cs="Times New Roman"/>
       <w:sz w:val="24"/>
       <w:szCs w:val="24"/>
       <w:lang w:val="en-US" w:eastAsia="en-US"/>
@@ -14662,7 +16045,7 @@
       <w:u w:val="single"/>
     </w:rPr>
   </w:style>
-  <w:style w:type="numbering" w:styleId="CurrentList1" w:customStyle="1">
+  <w:style w:type="numbering" w:customStyle="1" w:styleId="CurrentList1">
     <w:name w:val="Current List1"/>
     <w:uiPriority w:val="99"/>
     <w:rsid w:val="00794E49"/>
@@ -14672,7 +16055,7 @@
       </w:numPr>
     </w:pPr>
   </w:style>
-  <w:style w:type="paragraph" w:styleId="Normal0" w:customStyle="1">
+  <w:style w:type="paragraph" w:customStyle="1" w:styleId="Normal0">
     <w:name w:val="Normal0"/>
     <w:qFormat/>
     <w:rsid w:val="009E2334"/>
@@ -15001,6 +16384,29 @@
 </file>
 
 <file path=customXml/item1.xml><?xml version="1.0" encoding="utf-8"?>
+<go:gDocsCustomXmlDataStorage xmlns:go="http://customooxmlschemas.google.com/" xmlns:r="http://schemas.openxmlformats.org/officeDocument/2006/relationships">
+  <go:docsCustomData xmlns:go="http://customooxmlschemas.google.com/" roundtripDataSignature="AMtx7miImkDoD2vp/85t3UlSsPCe73hYfQ==">AMUW2mVxw+TRdIwmVE4rlwqSak9Sk1BOnvXDThy6Pn1gI848SNMrG9vT5H2jMAcJedTz40TngHln7PQPXrCTePwEanj5dYY730UTAFrtgNBTlc5+g3qCoDtWrExKApHm8x/seRAWaq+PZenpkOfI+gkhQUF02RTghw==</go:docsCustomData>
+</go:gDocsCustomXmlDataStorage>
+</file>
+
+<file path=customXml/item2.xml><?xml version="1.0" encoding="utf-8"?>
+<b:Sources xmlns:b="http://schemas.openxmlformats.org/officeDocument/2006/bibliography" xmlns="http://schemas.openxmlformats.org/officeDocument/2006/bibliography" SelectedStyle="\APASixthEditionOfficeOnline.xsl" StyleName="APA" Version="6"/>
+</file>
+
+<file path=customXml/item3.xml><?xml version="1.0" encoding="utf-8"?>
+<p:properties xmlns:p="http://schemas.microsoft.com/office/2006/metadata/properties" xmlns:xsi="http://www.w3.org/2001/XMLSchema-instance" xmlns:pc="http://schemas.microsoft.com/office/infopath/2007/PartnerControls">
+  <documentManagement>
+    <_Flow_SignoffStatus xmlns="461d6144-fa1a-4092-829f-c84f3e3efa94" xsi:nil="true"/>
+    <RelatedId xmlns="461d6144-fa1a-4092-829f-c84f3e3efa94" xsi:nil="true"/>
+    <lcf76f155ced4ddcb4097134ff3c332f xmlns="461d6144-fa1a-4092-829f-c84f3e3efa94">
+      <Terms xmlns="http://schemas.microsoft.com/office/infopath/2007/PartnerControls"/>
+    </lcf76f155ced4ddcb4097134ff3c332f>
+    <TaxCatchAll xmlns="236ee7c7-7e1f-44c3-af88-3b258280f106" xsi:nil="true"/>
+  </documentManagement>
+</p:properties>
+</file>
+
+<file path=customXml/item4.xml><?xml version="1.0" encoding="utf-8"?>
 <ct:contentTypeSchema xmlns:ct="http://schemas.microsoft.com/office/2006/metadata/contentType" xmlns:ma="http://schemas.microsoft.com/office/2006/metadata/properties/metaAttributes" ct:_="" ma:_="" ma:contentTypeName="Document" ma:contentTypeID="0x010100E37ED77BF1302443902AB0076FD5905A" ma:contentTypeVersion="20" ma:contentTypeDescription="Create a new document." ma:contentTypeScope="" ma:versionID="699c7d28d44cfd5f8e473877d2819393">
   <xsd:schema xmlns:xsd="http://www.w3.org/2001/XMLSchema" xmlns:xs="http://www.w3.org/2001/XMLSchema" xmlns:p="http://schemas.microsoft.com/office/2006/metadata/properties" xmlns:ns2="461d6144-fa1a-4092-829f-c84f3e3efa94" xmlns:ns3="236ee7c7-7e1f-44c3-af88-3b258280f106" targetNamespace="http://schemas.microsoft.com/office/2006/metadata/properties" ma:root="true" ma:fieldsID="f2a7211883085b086ebf453557c17dce" ns2:_="" ns3:_="">
     <xsd:import namespace="461d6144-fa1a-4092-829f-c84f3e3efa94"/>
@@ -15263,7 +16669,7 @@
 </ct:contentTypeSchema>
 </file>
 
-<file path=customXml/item2.xml><?xml version="1.0" encoding="utf-8"?>
+<file path=customXml/item5.xml><?xml version="1.0" encoding="utf-8"?>
 <?mso-contentType ?>
 <FormTemplates xmlns="http://schemas.microsoft.com/sharepoint/v3/contenttype/forms">
   <Display>DocumentLibraryForm</Display>
@@ -15272,30 +16678,35 @@
 </FormTemplates>
 </file>
 
-<file path=customXml/item3.xml><?xml version="1.0" encoding="utf-8"?>
-<p:properties xmlns:p="http://schemas.microsoft.com/office/2006/metadata/properties" xmlns:xsi="http://www.w3.org/2001/XMLSchema-instance" xmlns:pc="http://schemas.microsoft.com/office/infopath/2007/PartnerControls">
-  <documentManagement>
-    <_Flow_SignoffStatus xmlns="461d6144-fa1a-4092-829f-c84f3e3efa94" xsi:nil="true"/>
-    <RelatedId xmlns="461d6144-fa1a-4092-829f-c84f3e3efa94" xsi:nil="true"/>
-    <lcf76f155ced4ddcb4097134ff3c332f xmlns="461d6144-fa1a-4092-829f-c84f3e3efa94">
-      <Terms xmlns="http://schemas.microsoft.com/office/infopath/2007/PartnerControls"/>
-    </lcf76f155ced4ddcb4097134ff3c332f>
-    <TaxCatchAll xmlns="236ee7c7-7e1f-44c3-af88-3b258280f106" xsi:nil="true"/>
-  </documentManagement>
-</p:properties>
+<file path=customXml/itemProps1.xml><?xml version="1.0" encoding="utf-8"?>
+<ds:datastoreItem xmlns:ds="http://schemas.openxmlformats.org/officeDocument/2006/customXml" ds:itemID="{11111111-1234-1234-1234-123412341234}">
+  <ds:schemaRefs>
+    <ds:schemaRef ds:uri="http://customooxmlschemas.google.com/"/>
+    <ds:schemaRef ds:uri="http://schemas.openxmlformats.org/officeDocument/2006/relationships"/>
+  </ds:schemaRefs>
+</ds:datastoreItem>
 </file>
 
-<file path=customXml/item4.xml><?xml version="1.0" encoding="utf-8"?>
-<b:Sources xmlns:b="http://schemas.openxmlformats.org/officeDocument/2006/bibliography" xmlns="http://schemas.openxmlformats.org/officeDocument/2006/bibliography" SelectedStyle="\APASixthEditionOfficeOnline.xsl" StyleName="APA" Version="6"/>
+<file path=customXml/itemProps2.xml><?xml version="1.0" encoding="utf-8"?>
+<ds:datastoreItem xmlns:ds="http://schemas.openxmlformats.org/officeDocument/2006/customXml" ds:itemID="{073F33AD-4D4E-4EFF-AD54-903C7A7E986F}">
+  <ds:schemaRefs>
+    <ds:schemaRef ds:uri="http://schemas.openxmlformats.org/officeDocument/2006/bibliography"/>
+  </ds:schemaRefs>
+</ds:datastoreItem>
 </file>
 
-<file path=customXml/item5.xml><?xml version="1.0" encoding="utf-8"?>
-<go:gDocsCustomXmlDataStorage xmlns:go="http://customooxmlschemas.google.com/" xmlns:r="http://schemas.openxmlformats.org/officeDocument/2006/relationships">
-  <go:docsCustomData xmlns:go="http://customooxmlschemas.google.com/" roundtripDataSignature="AMtx7miImkDoD2vp/85t3UlSsPCe73hYfQ==">AMUW2mVxw+TRdIwmVE4rlwqSak9Sk1BOnvXDThy6Pn1gI848SNMrG9vT5H2jMAcJedTz40TngHln7PQPXrCTePwEanj5dYY730UTAFrtgNBTlc5+g3qCoDtWrExKApHm8x/seRAWaq+PZenpkOfI+gkhQUF02RTghw==</go:docsCustomData>
-</go:gDocsCustomXmlDataStorage>
+<file path=customXml/itemProps3.xml><?xml version="1.0" encoding="utf-8"?>
+<ds:datastoreItem xmlns:ds="http://schemas.openxmlformats.org/officeDocument/2006/customXml" ds:itemID="{AF072C81-5E2C-49E5-886B-DA08042F5690}">
+  <ds:schemaRefs>
+    <ds:schemaRef ds:uri="http://schemas.microsoft.com/office/2006/metadata/properties"/>
+    <ds:schemaRef ds:uri="http://schemas.microsoft.com/office/infopath/2007/PartnerControls"/>
+    <ds:schemaRef ds:uri="461d6144-fa1a-4092-829f-c84f3e3efa94"/>
+    <ds:schemaRef ds:uri="236ee7c7-7e1f-44c3-af88-3b258280f106"/>
+  </ds:schemaRefs>
+</ds:datastoreItem>
 </file>
 
-<file path=customXml/itemProps1.xml><?xml version="1.0" encoding="utf-8"?>
+<file path=customXml/itemProps4.xml><?xml version="1.0" encoding="utf-8"?>
 <ds:datastoreItem xmlns:ds="http://schemas.openxmlformats.org/officeDocument/2006/customXml" ds:itemID="{A6A72E66-BE13-4170-A287-BD2AD0EF3331}">
   <ds:schemaRefs>
     <ds:schemaRef ds:uri="http://schemas.microsoft.com/office/2006/metadata/contentType"/>
@@ -15314,44 +16725,10 @@
 </ds:datastoreItem>
 </file>
 
-<file path=customXml/itemProps2.xml><?xml version="1.0" encoding="utf-8"?>
+<file path=customXml/itemProps5.xml><?xml version="1.0" encoding="utf-8"?>
 <ds:datastoreItem xmlns:ds="http://schemas.openxmlformats.org/officeDocument/2006/customXml" ds:itemID="{F6A56A4D-B3E1-49C0-B6C3-13E7B4106044}">
   <ds:schemaRefs>
     <ds:schemaRef ds:uri="http://schemas.microsoft.com/sharepoint/v3/contenttype/forms"/>
   </ds:schemaRefs>
 </ds:datastoreItem>
-</file>
-
-<file path=customXml/itemProps3.xml><?xml version="1.0" encoding="utf-8"?>
-<ds:datastoreItem xmlns:ds="http://schemas.openxmlformats.org/officeDocument/2006/customXml" ds:itemID="{AF072C81-5E2C-49E5-886B-DA08042F5690}">
-  <ds:schemaRefs>
-    <ds:schemaRef ds:uri="http://purl.org/dc/elements/1.1/"/>
-    <ds:schemaRef ds:uri="461d6144-fa1a-4092-829f-c84f3e3efa94"/>
-    <ds:schemaRef ds:uri="http://purl.org/dc/dcmitype/"/>
-    <ds:schemaRef ds:uri="http://schemas.microsoft.com/office/2006/documentManagement/types"/>
-    <ds:schemaRef ds:uri="http://schemas.microsoft.com/office/infopath/2007/PartnerControls"/>
-    <ds:schemaRef ds:uri="http://www.w3.org/XML/1998/namespace"/>
-    <ds:schemaRef ds:uri="http://schemas.microsoft.com/office/2006/metadata/properties"/>
-    <ds:schemaRef ds:uri="http://schemas.openxmlformats.org/package/2006/metadata/core-properties"/>
-    <ds:schemaRef ds:uri="236ee7c7-7e1f-44c3-af88-3b258280f106"/>
-    <ds:schemaRef ds:uri="http://purl.org/dc/terms/"/>
-  </ds:schemaRefs>
-</ds:datastoreItem>
-</file>
-
-<file path=customXml/itemProps4.xml><?xml version="1.0" encoding="utf-8"?>
-<ds:datastoreItem xmlns:ds="http://schemas.openxmlformats.org/officeDocument/2006/customXml" ds:itemID="{073F33AD-4D4E-4EFF-AD54-903C7A7E986F}">
-  <ds:schemaRefs>
-    <ds:schemaRef ds:uri="http://schemas.openxmlformats.org/officeDocument/2006/bibliography"/>
-  </ds:schemaRefs>
-</ds:datastoreItem>
-</file>
-
-<file path=customXml/itemProps5.xml><?xml version="1.0" encoding="utf-8"?>
-<ds:datastoreItem xmlns:ds="http://schemas.openxmlformats.org/officeDocument/2006/customXml" ds:itemID="{11111111-1234-1234-1234-123412341234}">
-  <ds:schemaRefs>
-    <ds:schemaRef ds:uri="http://customooxmlschemas.google.com/"/>
-    <ds:schemaRef ds:uri="http://schemas.openxmlformats.org/officeDocument/2006/relationships"/>
-  </ds:schemaRefs>
-</ds:datastoreItem>
 </file>